--- a/vizsgaremek_doku_minta.docx
+++ b/vizsgaremek_doku_minta.docx
@@ -47,7 +47,7 @@
     </w:p>
     <w:p>
       <w:pPr>
-        <w:pStyle w:val="Title"/>
+        <w:pStyle w:val="Cm"/>
       </w:pPr>
       <w:r>
         <w:t>Vizsgaremek</w:t>
@@ -55,7 +55,7 @@
     </w:p>
     <w:p>
       <w:pPr>
-        <w:pStyle w:val="Subtitle"/>
+        <w:pStyle w:val="Alcm"/>
       </w:pPr>
       <w:proofErr w:type="spellStart"/>
       <w:r>
@@ -149,7 +149,7 @@
       <w:sdtContent>
         <w:p>
           <w:pPr>
-            <w:pStyle w:val="TOCHeading"/>
+            <w:pStyle w:val="Tartalomjegyzkcmsora"/>
           </w:pPr>
           <w:r>
             <w:t>Tartalom</w:t>
@@ -157,7 +157,7 @@
         </w:p>
         <w:p>
           <w:pPr>
-            <w:pStyle w:val="TOC1"/>
+            <w:pStyle w:val="TJ1"/>
             <w:tabs>
               <w:tab w:val="left" w:pos="880"/>
               <w:tab w:val="right" w:leader="dot" w:pos="8720"/>
@@ -178,7 +178,7 @@
           <w:hyperlink w:anchor="_Toc85723173" w:history="1">
             <w:r>
               <w:rPr>
-                <w:rStyle w:val="Hyperlink"/>
+                <w:rStyle w:val="Hiperhivatkozs"/>
                 <w:noProof/>
               </w:rPr>
               <w:t>1</w:t>
@@ -191,7 +191,7 @@
             </w:r>
             <w:r>
               <w:rPr>
-                <w:rStyle w:val="Hyperlink"/>
+                <w:rStyle w:val="Hiperhivatkozs"/>
                 <w:noProof/>
               </w:rPr>
               <w:t>Bevezetés</w:t>
@@ -248,7 +248,7 @@
         </w:p>
         <w:p>
           <w:pPr>
-            <w:pStyle w:val="TOC2"/>
+            <w:pStyle w:val="TJ2"/>
             <w:tabs>
               <w:tab w:val="left" w:pos="1100"/>
               <w:tab w:val="right" w:leader="dot" w:pos="8720"/>
@@ -260,7 +260,7 @@
           <w:hyperlink w:anchor="_Toc85723174" w:history="1">
             <w:r>
               <w:rPr>
-                <w:rStyle w:val="Hyperlink"/>
+                <w:rStyle w:val="Hiperhivatkozs"/>
                 <w:noProof/>
               </w:rPr>
               <w:t>1.1</w:t>
@@ -273,7 +273,7 @@
             </w:r>
             <w:r>
               <w:rPr>
-                <w:rStyle w:val="Hyperlink"/>
+                <w:rStyle w:val="Hiperhivatkozs"/>
                 <w:noProof/>
               </w:rPr>
               <w:t>Feladat leírás</w:t>
@@ -330,7 +330,7 @@
         </w:p>
         <w:p>
           <w:pPr>
-            <w:pStyle w:val="TOC2"/>
+            <w:pStyle w:val="TJ2"/>
             <w:tabs>
               <w:tab w:val="left" w:pos="1100"/>
               <w:tab w:val="right" w:leader="dot" w:pos="8720"/>
@@ -342,7 +342,7 @@
           <w:hyperlink w:anchor="_Toc85723175" w:history="1">
             <w:r>
               <w:rPr>
-                <w:rStyle w:val="Hyperlink"/>
+                <w:rStyle w:val="Hiperhivatkozs"/>
                 <w:noProof/>
               </w:rPr>
               <w:t>1.2</w:t>
@@ -355,7 +355,7 @@
             </w:r>
             <w:r>
               <w:rPr>
-                <w:rStyle w:val="Hyperlink"/>
+                <w:rStyle w:val="Hiperhivatkozs"/>
                 <w:noProof/>
               </w:rPr>
               <w:t>A felhasznált ismeretek</w:t>
@@ -412,7 +412,7 @@
         </w:p>
         <w:p>
           <w:pPr>
-            <w:pStyle w:val="TOC2"/>
+            <w:pStyle w:val="TJ2"/>
             <w:tabs>
               <w:tab w:val="left" w:pos="1100"/>
               <w:tab w:val="right" w:leader="dot" w:pos="8720"/>
@@ -424,7 +424,7 @@
           <w:hyperlink w:anchor="_Toc85723176" w:history="1">
             <w:r>
               <w:rPr>
-                <w:rStyle w:val="Hyperlink"/>
+                <w:rStyle w:val="Hiperhivatkozs"/>
                 <w:noProof/>
               </w:rPr>
               <w:t>1.3</w:t>
@@ -437,7 +437,7 @@
             </w:r>
             <w:r>
               <w:rPr>
-                <w:rStyle w:val="Hyperlink"/>
+                <w:rStyle w:val="Hiperhivatkozs"/>
                 <w:noProof/>
               </w:rPr>
               <w:t>A felhasznált szoftverek</w:t>
@@ -494,7 +494,7 @@
         </w:p>
         <w:p>
           <w:pPr>
-            <w:pStyle w:val="TOC1"/>
+            <w:pStyle w:val="TJ1"/>
             <w:tabs>
               <w:tab w:val="left" w:pos="880"/>
               <w:tab w:val="right" w:leader="dot" w:pos="8720"/>
@@ -506,7 +506,7 @@
           <w:hyperlink w:anchor="_Toc85723177" w:history="1">
             <w:r>
               <w:rPr>
-                <w:rStyle w:val="Hyperlink"/>
+                <w:rStyle w:val="Hiperhivatkozs"/>
                 <w:noProof/>
               </w:rPr>
               <w:t>2</w:t>
@@ -519,7 +519,7 @@
             </w:r>
             <w:r>
               <w:rPr>
-                <w:rStyle w:val="Hyperlink"/>
+                <w:rStyle w:val="Hiperhivatkozs"/>
                 <w:noProof/>
               </w:rPr>
               <w:t>Felhasználói dokumentáció</w:t>
@@ -576,7 +576,7 @@
         </w:p>
         <w:p>
           <w:pPr>
-            <w:pStyle w:val="TOC2"/>
+            <w:pStyle w:val="TJ2"/>
             <w:tabs>
               <w:tab w:val="left" w:pos="1100"/>
               <w:tab w:val="right" w:leader="dot" w:pos="8720"/>
@@ -588,7 +588,7 @@
           <w:hyperlink w:anchor="_Toc85723178" w:history="1">
             <w:r>
               <w:rPr>
-                <w:rStyle w:val="Hyperlink"/>
+                <w:rStyle w:val="Hiperhivatkozs"/>
                 <w:noProof/>
               </w:rPr>
               <w:t>2.1</w:t>
@@ -601,7 +601,7 @@
             </w:r>
             <w:r>
               <w:rPr>
-                <w:rStyle w:val="Hyperlink"/>
+                <w:rStyle w:val="Hiperhivatkozs"/>
                 <w:noProof/>
               </w:rPr>
               <w:t>A program általános specifikációja</w:t>
@@ -658,7 +658,7 @@
         </w:p>
         <w:p>
           <w:pPr>
-            <w:pStyle w:val="TOC2"/>
+            <w:pStyle w:val="TJ2"/>
             <w:tabs>
               <w:tab w:val="left" w:pos="1100"/>
               <w:tab w:val="right" w:leader="dot" w:pos="8720"/>
@@ -670,7 +670,7 @@
           <w:hyperlink w:anchor="_Toc85723179" w:history="1">
             <w:r>
               <w:rPr>
-                <w:rStyle w:val="Hyperlink"/>
+                <w:rStyle w:val="Hiperhivatkozs"/>
                 <w:noProof/>
               </w:rPr>
               <w:t>2.2</w:t>
@@ -683,7 +683,7 @@
             </w:r>
             <w:r>
               <w:rPr>
-                <w:rStyle w:val="Hyperlink"/>
+                <w:rStyle w:val="Hiperhivatkozs"/>
                 <w:noProof/>
               </w:rPr>
               <w:t>Rendszerkövetelmények</w:t>
@@ -740,7 +740,7 @@
         </w:p>
         <w:p>
           <w:pPr>
-            <w:pStyle w:val="TOC3"/>
+            <w:pStyle w:val="TJ3"/>
             <w:tabs>
               <w:tab w:val="left" w:pos="1540"/>
               <w:tab w:val="right" w:leader="dot" w:pos="8720"/>
@@ -752,7 +752,7 @@
           <w:hyperlink w:anchor="_Toc85723180" w:history="1">
             <w:r>
               <w:rPr>
-                <w:rStyle w:val="Hyperlink"/>
+                <w:rStyle w:val="Hiperhivatkozs"/>
                 <w:noProof/>
               </w:rPr>
               <w:t>2.2.1</w:t>
@@ -765,7 +765,7 @@
             </w:r>
             <w:r>
               <w:rPr>
-                <w:rStyle w:val="Hyperlink"/>
+                <w:rStyle w:val="Hiperhivatkozs"/>
                 <w:noProof/>
               </w:rPr>
               <w:t>Hardver követelmények</w:t>
@@ -822,7 +822,7 @@
         </w:p>
         <w:p>
           <w:pPr>
-            <w:pStyle w:val="TOC3"/>
+            <w:pStyle w:val="TJ3"/>
             <w:tabs>
               <w:tab w:val="left" w:pos="1540"/>
               <w:tab w:val="right" w:leader="dot" w:pos="8720"/>
@@ -834,7 +834,7 @@
           <w:hyperlink w:anchor="_Toc85723181" w:history="1">
             <w:r>
               <w:rPr>
-                <w:rStyle w:val="Hyperlink"/>
+                <w:rStyle w:val="Hiperhivatkozs"/>
                 <w:noProof/>
               </w:rPr>
               <w:t>2.2.2</w:t>
@@ -847,7 +847,7 @@
             </w:r>
             <w:r>
               <w:rPr>
-                <w:rStyle w:val="Hyperlink"/>
+                <w:rStyle w:val="Hiperhivatkozs"/>
                 <w:noProof/>
               </w:rPr>
               <w:t>Szoftver követelmények</w:t>
@@ -904,7 +904,7 @@
         </w:p>
         <w:p>
           <w:pPr>
-            <w:pStyle w:val="TOC2"/>
+            <w:pStyle w:val="TJ2"/>
             <w:tabs>
               <w:tab w:val="left" w:pos="1100"/>
               <w:tab w:val="right" w:leader="dot" w:pos="8720"/>
@@ -916,7 +916,7 @@
           <w:hyperlink w:anchor="_Toc85723182" w:history="1">
             <w:r>
               <w:rPr>
-                <w:rStyle w:val="Hyperlink"/>
+                <w:rStyle w:val="Hiperhivatkozs"/>
                 <w:noProof/>
               </w:rPr>
               <w:t>2.3</w:t>
@@ -929,7 +929,7 @@
             </w:r>
             <w:r>
               <w:rPr>
-                <w:rStyle w:val="Hyperlink"/>
+                <w:rStyle w:val="Hiperhivatkozs"/>
                 <w:noProof/>
               </w:rPr>
               <w:t>3. A program telepítése</w:t>
@@ -986,7 +986,7 @@
         </w:p>
         <w:p>
           <w:pPr>
-            <w:pStyle w:val="TOC2"/>
+            <w:pStyle w:val="TJ2"/>
             <w:tabs>
               <w:tab w:val="left" w:pos="1100"/>
               <w:tab w:val="right" w:leader="dot" w:pos="8720"/>
@@ -998,7 +998,7 @@
           <w:hyperlink w:anchor="_Toc85723183" w:history="1">
             <w:r>
               <w:rPr>
-                <w:rStyle w:val="Hyperlink"/>
+                <w:rStyle w:val="Hiperhivatkozs"/>
                 <w:noProof/>
               </w:rPr>
               <w:t>2.4</w:t>
@@ -1011,7 +1011,7 @@
             </w:r>
             <w:r>
               <w:rPr>
-                <w:rStyle w:val="Hyperlink"/>
+                <w:rStyle w:val="Hiperhivatkozs"/>
                 <w:noProof/>
               </w:rPr>
               <w:t>A program használatának a részletes leírása</w:t>
@@ -1068,7 +1068,7 @@
         </w:p>
         <w:p>
           <w:pPr>
-            <w:pStyle w:val="TOC1"/>
+            <w:pStyle w:val="TJ1"/>
             <w:tabs>
               <w:tab w:val="left" w:pos="880"/>
               <w:tab w:val="right" w:leader="dot" w:pos="8720"/>
@@ -1080,7 +1080,7 @@
           <w:hyperlink w:anchor="_Toc85723184" w:history="1">
             <w:r>
               <w:rPr>
-                <w:rStyle w:val="Hyperlink"/>
+                <w:rStyle w:val="Hiperhivatkozs"/>
                 <w:noProof/>
               </w:rPr>
               <w:t>3</w:t>
@@ -1093,7 +1093,7 @@
             </w:r>
             <w:r>
               <w:rPr>
-                <w:rStyle w:val="Hyperlink"/>
+                <w:rStyle w:val="Hiperhivatkozs"/>
                 <w:noProof/>
               </w:rPr>
               <w:t>Fejlesztői dokumentáció</w:t>
@@ -1150,7 +1150,7 @@
         </w:p>
         <w:p>
           <w:pPr>
-            <w:pStyle w:val="TOC2"/>
+            <w:pStyle w:val="TJ2"/>
             <w:tabs>
               <w:tab w:val="left" w:pos="1100"/>
               <w:tab w:val="right" w:leader="dot" w:pos="8720"/>
@@ -1162,7 +1162,7 @@
           <w:hyperlink w:anchor="_Toc85723185" w:history="1">
             <w:r>
               <w:rPr>
-                <w:rStyle w:val="Hyperlink"/>
+                <w:rStyle w:val="Hiperhivatkozs"/>
                 <w:noProof/>
               </w:rPr>
               <w:t>3.1</w:t>
@@ -1175,7 +1175,7 @@
             </w:r>
             <w:r>
               <w:rPr>
-                <w:rStyle w:val="Hyperlink"/>
+                <w:rStyle w:val="Hiperhivatkozs"/>
                 <w:noProof/>
               </w:rPr>
               <w:t>Az alkalmazott fejlesztői eszközök</w:t>
@@ -1232,7 +1232,7 @@
         </w:p>
         <w:p>
           <w:pPr>
-            <w:pStyle w:val="TOC2"/>
+            <w:pStyle w:val="TJ2"/>
             <w:tabs>
               <w:tab w:val="left" w:pos="1100"/>
               <w:tab w:val="right" w:leader="dot" w:pos="8720"/>
@@ -1244,7 +1244,7 @@
           <w:hyperlink w:anchor="_Toc85723186" w:history="1">
             <w:r>
               <w:rPr>
-                <w:rStyle w:val="Hyperlink"/>
+                <w:rStyle w:val="Hiperhivatkozs"/>
                 <w:noProof/>
               </w:rPr>
               <w:t>3.2</w:t>
@@ -1257,7 +1257,7 @@
             </w:r>
             <w:r>
               <w:rPr>
-                <w:rStyle w:val="Hyperlink"/>
+                <w:rStyle w:val="Hiperhivatkozs"/>
                 <w:noProof/>
               </w:rPr>
               <w:t>Adatmodell leírása</w:t>
@@ -1314,7 +1314,7 @@
         </w:p>
         <w:p>
           <w:pPr>
-            <w:pStyle w:val="TOC2"/>
+            <w:pStyle w:val="TJ2"/>
             <w:tabs>
               <w:tab w:val="left" w:pos="1100"/>
               <w:tab w:val="right" w:leader="dot" w:pos="8720"/>
@@ -1326,7 +1326,7 @@
           <w:hyperlink w:anchor="_Toc85723187" w:history="1">
             <w:r>
               <w:rPr>
-                <w:rStyle w:val="Hyperlink"/>
+                <w:rStyle w:val="Hiperhivatkozs"/>
                 <w:noProof/>
               </w:rPr>
               <w:t>3.3</w:t>
@@ -1339,7 +1339,7 @@
             </w:r>
             <w:r>
               <w:rPr>
-                <w:rStyle w:val="Hyperlink"/>
+                <w:rStyle w:val="Hiperhivatkozs"/>
                 <w:noProof/>
               </w:rPr>
               <w:t>Részletes feladatspecifikáció, algoritmusok</w:t>
@@ -1396,7 +1396,7 @@
         </w:p>
         <w:p>
           <w:pPr>
-            <w:pStyle w:val="TOC2"/>
+            <w:pStyle w:val="TJ2"/>
             <w:tabs>
               <w:tab w:val="left" w:pos="1100"/>
               <w:tab w:val="right" w:leader="dot" w:pos="8720"/>
@@ -1408,7 +1408,7 @@
           <w:hyperlink w:anchor="_Toc85723188" w:history="1">
             <w:r>
               <w:rPr>
-                <w:rStyle w:val="Hyperlink"/>
+                <w:rStyle w:val="Hiperhivatkozs"/>
                 <w:noProof/>
               </w:rPr>
               <w:t>3.4</w:t>
@@ -1421,7 +1421,7 @@
             </w:r>
             <w:r>
               <w:rPr>
-                <w:rStyle w:val="Hyperlink"/>
+                <w:rStyle w:val="Hiperhivatkozs"/>
                 <w:noProof/>
               </w:rPr>
               <w:t>Tesztelési dokumentáció</w:t>
@@ -1478,7 +1478,7 @@
         </w:p>
         <w:p>
           <w:pPr>
-            <w:pStyle w:val="TOC1"/>
+            <w:pStyle w:val="TJ1"/>
             <w:tabs>
               <w:tab w:val="left" w:pos="880"/>
               <w:tab w:val="right" w:leader="dot" w:pos="8720"/>
@@ -1490,7 +1490,7 @@
           <w:hyperlink w:anchor="_Toc85723189" w:history="1">
             <w:r>
               <w:rPr>
-                <w:rStyle w:val="Hyperlink"/>
+                <w:rStyle w:val="Hiperhivatkozs"/>
                 <w:noProof/>
               </w:rPr>
               <w:t>4</w:t>
@@ -1503,7 +1503,7 @@
             </w:r>
             <w:r>
               <w:rPr>
-                <w:rStyle w:val="Hyperlink"/>
+                <w:rStyle w:val="Hiperhivatkozs"/>
                 <w:noProof/>
               </w:rPr>
               <w:t>Összefoglalás</w:t>
@@ -1560,7 +1560,7 @@
         </w:p>
         <w:p>
           <w:pPr>
-            <w:pStyle w:val="TOC2"/>
+            <w:pStyle w:val="TJ2"/>
             <w:tabs>
               <w:tab w:val="left" w:pos="1100"/>
               <w:tab w:val="right" w:leader="dot" w:pos="8720"/>
@@ -1572,7 +1572,7 @@
           <w:hyperlink w:anchor="_Toc85723190" w:history="1">
             <w:r>
               <w:rPr>
-                <w:rStyle w:val="Hyperlink"/>
+                <w:rStyle w:val="Hiperhivatkozs"/>
                 <w:noProof/>
               </w:rPr>
               <w:t>4.1</w:t>
@@ -1585,7 +1585,7 @@
             </w:r>
             <w:r>
               <w:rPr>
-                <w:rStyle w:val="Hyperlink"/>
+                <w:rStyle w:val="Hiperhivatkozs"/>
                 <w:noProof/>
               </w:rPr>
               <w:t>Önértékelés</w:t>
@@ -1642,7 +1642,7 @@
         </w:p>
         <w:p>
           <w:pPr>
-            <w:pStyle w:val="TOC2"/>
+            <w:pStyle w:val="TJ2"/>
             <w:tabs>
               <w:tab w:val="left" w:pos="1100"/>
               <w:tab w:val="right" w:leader="dot" w:pos="8720"/>
@@ -1654,7 +1654,7 @@
           <w:hyperlink w:anchor="_Toc85723191" w:history="1">
             <w:r>
               <w:rPr>
-                <w:rStyle w:val="Hyperlink"/>
+                <w:rStyle w:val="Hiperhivatkozs"/>
                 <w:noProof/>
               </w:rPr>
               <w:t>4.2</w:t>
@@ -1667,7 +1667,7 @@
             </w:r>
             <w:r>
               <w:rPr>
-                <w:rStyle w:val="Hyperlink"/>
+                <w:rStyle w:val="Hiperhivatkozs"/>
                 <w:noProof/>
               </w:rPr>
               <w:t>Továbbfejlesztési lehetőségek</w:t>
@@ -1724,7 +1724,7 @@
         </w:p>
         <w:p>
           <w:pPr>
-            <w:pStyle w:val="TOC1"/>
+            <w:pStyle w:val="TJ1"/>
             <w:tabs>
               <w:tab w:val="left" w:pos="880"/>
               <w:tab w:val="right" w:leader="dot" w:pos="8720"/>
@@ -1736,7 +1736,7 @@
           <w:hyperlink w:anchor="_Toc85723192" w:history="1">
             <w:r>
               <w:rPr>
-                <w:rStyle w:val="Hyperlink"/>
+                <w:rStyle w:val="Hiperhivatkozs"/>
                 <w:noProof/>
               </w:rPr>
               <w:t>5</w:t>
@@ -1749,7 +1749,7 @@
             </w:r>
             <w:r>
               <w:rPr>
-                <w:rStyle w:val="Hyperlink"/>
+                <w:rStyle w:val="Hiperhivatkozs"/>
                 <w:noProof/>
               </w:rPr>
               <w:t>Felhasznált irodalom</w:t>
@@ -1806,7 +1806,7 @@
         </w:p>
         <w:p>
           <w:pPr>
-            <w:pStyle w:val="TOC1"/>
+            <w:pStyle w:val="TJ1"/>
             <w:tabs>
               <w:tab w:val="left" w:pos="880"/>
               <w:tab w:val="right" w:leader="dot" w:pos="8720"/>
@@ -1818,7 +1818,7 @@
           <w:hyperlink w:anchor="_Toc85723193" w:history="1">
             <w:r>
               <w:rPr>
-                <w:rStyle w:val="Hyperlink"/>
+                <w:rStyle w:val="Hiperhivatkozs"/>
                 <w:noProof/>
               </w:rPr>
               <w:t>6</w:t>
@@ -1831,7 +1831,7 @@
             </w:r>
             <w:r>
               <w:rPr>
-                <w:rStyle w:val="Hyperlink"/>
+                <w:rStyle w:val="Hiperhivatkozs"/>
                 <w:noProof/>
               </w:rPr>
               <w:t>Ábrajegyzék</w:t>
@@ -1904,7 +1904,7 @@
     </w:p>
     <w:p>
       <w:pPr>
-        <w:pStyle w:val="Heading1"/>
+        <w:pStyle w:val="Cmsor1"/>
       </w:pPr>
       <w:bookmarkStart w:id="0" w:name="_Toc473730742"/>
       <w:bookmarkStart w:id="1" w:name="_Toc85723173"/>
@@ -1917,7 +1917,7 @@
     </w:p>
     <w:p>
       <w:pPr>
-        <w:pStyle w:val="Heading2"/>
+        <w:pStyle w:val="Cmsor2"/>
       </w:pPr>
       <w:r>
         <w:t>Téma megfogalmazása</w:t>
@@ -1930,7 +1930,7 @@
       <w:proofErr w:type="spellStart"/>
       <w:r>
         <w:rPr>
-          <w:rStyle w:val="Strong"/>
+          <w:rStyle w:val="Kiemels2"/>
           <w:rFonts w:eastAsiaTheme="majorEastAsia"/>
         </w:rPr>
         <w:t>SkillBuddies</w:t>
@@ -1975,7 +1975,7 @@
     <w:p/>
     <w:p>
       <w:pPr>
-        <w:pStyle w:val="Heading2"/>
+        <w:pStyle w:val="Cmsor2"/>
       </w:pPr>
       <w:bookmarkStart w:id="2" w:name="_Toc473730745"/>
       <w:bookmarkStart w:id="3" w:name="_Toc85723175"/>
@@ -1987,7 +1987,7 @@
     </w:p>
     <w:p>
       <w:pPr>
-        <w:pStyle w:val="NormalWeb"/>
+        <w:pStyle w:val="NormlWeb"/>
         <w:rPr>
           <w:lang w:val="hu-HU"/>
         </w:rPr>
@@ -2014,7 +2014,7 @@
     </w:p>
     <w:p>
       <w:pPr>
-        <w:pStyle w:val="NormalWeb"/>
+        <w:pStyle w:val="NormlWeb"/>
         <w:rPr>
           <w:lang w:val="hu-HU"/>
         </w:rPr>
@@ -2042,7 +2042,7 @@
     </w:p>
     <w:p>
       <w:pPr>
-        <w:pStyle w:val="NormalWeb"/>
+        <w:pStyle w:val="NormlWeb"/>
         <w:rPr>
           <w:lang w:val="hu-HU"/>
         </w:rPr>
@@ -2070,7 +2070,7 @@
     </w:p>
     <w:p>
       <w:pPr>
-        <w:pStyle w:val="NormalWeb"/>
+        <w:pStyle w:val="NormlWeb"/>
         <w:rPr>
           <w:lang w:val="hu-HU"/>
         </w:rPr>
@@ -2084,7 +2084,7 @@
     </w:p>
     <w:p>
       <w:pPr>
-        <w:pStyle w:val="NormalWeb"/>
+        <w:pStyle w:val="NormlWeb"/>
         <w:rPr>
           <w:lang w:val="hu-HU"/>
         </w:rPr>
@@ -2099,7 +2099,7 @@
     <w:p/>
     <w:p>
       <w:pPr>
-        <w:pStyle w:val="Heading2"/>
+        <w:pStyle w:val="Cmsor2"/>
       </w:pPr>
       <w:bookmarkStart w:id="4" w:name="_Toc85723176"/>
       <w:r>
@@ -2340,7 +2340,7 @@
     </w:p>
     <w:p>
       <w:pPr>
-        <w:pStyle w:val="Heading1"/>
+        <w:pStyle w:val="Cmsor1"/>
       </w:pPr>
       <w:bookmarkStart w:id="5" w:name="_Toc473730746"/>
       <w:bookmarkStart w:id="6" w:name="_Toc85723177"/>
@@ -2532,7 +2532,7 @@
     </w:p>
     <w:p>
       <w:pPr>
-        <w:pStyle w:val="Heading2"/>
+        <w:pStyle w:val="Cmsor2"/>
       </w:pPr>
       <w:bookmarkStart w:id="7" w:name="_Toc473730747"/>
       <w:bookmarkStart w:id="8" w:name="_Toc85723179"/>
@@ -2544,7 +2544,7 @@
     </w:p>
     <w:p>
       <w:pPr>
-        <w:pStyle w:val="Heading3"/>
+        <w:pStyle w:val="Cmsor3"/>
       </w:pPr>
       <w:bookmarkStart w:id="9" w:name="_Toc85723180"/>
       <w:r>
@@ -3864,7 +3864,7 @@
     <w:p/>
     <w:p>
       <w:pPr>
-        <w:pStyle w:val="Heading3"/>
+        <w:pStyle w:val="Cmsor3"/>
       </w:pPr>
       <w:bookmarkStart w:id="10" w:name="_Toc85723181"/>
       <w:r>
@@ -5778,7 +5778,7 @@
     <w:p/>
     <w:p>
       <w:pPr>
-        <w:pStyle w:val="Heading2"/>
+        <w:pStyle w:val="Cmsor2"/>
       </w:pPr>
       <w:bookmarkStart w:id="11" w:name="_Toc85723182"/>
       <w:r>
@@ -5791,81 +5791,60 @@
     </w:p>
     <w:p>
       <w:pPr>
+        <w:ind w:firstLine="0"/>
+        <w:rPr>
+          <w:color w:val="FFFFFF" w:themeColor="background1"/>
+        </w:rPr>
+      </w:pPr>
+      <w:r>
+        <w:t xml:space="preserve">Az </w:t>
+      </w:r>
+      <w:proofErr w:type="spellStart"/>
+      <w:r>
+        <w:t>Admin</w:t>
+      </w:r>
+      <w:proofErr w:type="spellEnd"/>
+      <w:r>
+        <w:t xml:space="preserve"> Panel alkalmazás a weboldalunkról érhető el. Az alkalmazást kizárólag olyan felhasználók számára készítettük, akik </w:t>
+      </w:r>
+      <w:proofErr w:type="spellStart"/>
+      <w:r>
+        <w:t>Admin</w:t>
+      </w:r>
+      <w:proofErr w:type="spellEnd"/>
+      <w:r>
+        <w:t xml:space="preserve"> vagy annál magasabb (</w:t>
+      </w:r>
+      <w:proofErr w:type="spellStart"/>
+      <w:r>
+        <w:t>Owner</w:t>
+      </w:r>
+      <w:proofErr w:type="spellEnd"/>
+      <w:r>
+        <w:t>) jogosultsággal rendelkeznek. A letöltéshez és használathoz szükséges, hogy egy ilyen jogosultságú felhasználói fiókkal jelentkezzünk be.</w:t>
+      </w:r>
+      <w:r>
+        <w:rPr>
+          <w:color w:val="FFFFFF" w:themeColor="background1"/>
+        </w:rPr>
+        <w:tab/>
+      </w:r>
+    </w:p>
+    <w:p>
+      <w:pPr>
         <w:rPr>
           <w:color w:val="FF0000"/>
         </w:rPr>
       </w:pPr>
       <w:r>
         <w:rPr>
-          <w:color w:val="FF0000"/>
-        </w:rPr>
-        <w:t xml:space="preserve">Képekkel illusztrált, részletes leírás a program telepítésének a menetéről. </w:t>
-      </w:r>
-    </w:p>
-    <w:p>
-      <w:pPr>
-        <w:pStyle w:val="ListParagraph"/>
-        <w:numPr>
-          <w:ilvl w:val="0"/>
-          <w:numId w:val="5"/>
-        </w:numPr>
-        <w:rPr>
-          <w:color w:val="FF0000"/>
-        </w:rPr>
-      </w:pPr>
-      <w:r>
-        <w:rPr>
-          <w:color w:val="FF0000"/>
-        </w:rPr>
-        <w:t>A leírás alapján a felhasználónak hiba nélkül telepíteni kell tudni a programot. A leírásnak ki kell térnie a telepítés során kiválasztható opciókra is.</w:t>
-      </w:r>
-    </w:p>
-    <w:p>
-      <w:pPr>
-        <w:pStyle w:val="ListParagraph"/>
-        <w:numPr>
-          <w:ilvl w:val="0"/>
-          <w:numId w:val="5"/>
-        </w:numPr>
-        <w:rPr>
-          <w:color w:val="FF0000"/>
-        </w:rPr>
-      </w:pPr>
-      <w:r>
-        <w:rPr>
-          <w:color w:val="FF0000"/>
-        </w:rPr>
-        <w:t xml:space="preserve">Ha esetleg nincs telepítőprogram, akkor kellő részletességgel le kell írni, hogy mely fájlokat, pontosan hova kell felmásolni, és hogy lehet a programot futtatni. </w:t>
-      </w:r>
-      <w:r>
-        <w:rPr>
-          <w:color w:val="FF0000"/>
-        </w:rPr>
-        <w:t>Módosító ablak(1. kép)</w:t>
-      </w:r>
-    </w:p>
-    <w:p>
-      <w:pPr>
-        <w:pStyle w:val="ListParagraph"/>
-        <w:numPr>
-          <w:ilvl w:val="0"/>
-          <w:numId w:val="5"/>
-        </w:numPr>
-        <w:rPr>
-          <w:color w:val="FF0000"/>
-        </w:rPr>
-      </w:pPr>
-      <w:r>
-        <w:rPr>
           <w:noProof/>
-          <w:color w:val="FF0000"/>
-          <w:lang w:eastAsia="hu-HU"/>
         </w:rPr>
         <w:drawing>
-          <wp:inline distT="0" distB="0" distL="0" distR="0" wp14:anchorId="4BC4312B" wp14:editId="409F0B46">
-            <wp:extent cx="2771775" cy="2857500"/>
-            <wp:effectExtent l="0" t="0" r="9525" b="0"/>
-            <wp:docPr id="1" name="Kép 1"/>
+          <wp:inline distT="0" distB="0" distL="0" distR="0" wp14:anchorId="34F2AC17" wp14:editId="2EB17EF1">
+            <wp:extent cx="3438525" cy="1909110"/>
+            <wp:effectExtent l="0" t="0" r="0" b="0"/>
+            <wp:docPr id="647448377" name="Kép 1"/>
             <wp:cNvGraphicFramePr>
               <a:graphicFrameLocks xmlns:a="http://schemas.openxmlformats.org/drawingml/2006/main" noChangeAspect="1"/>
             </wp:cNvGraphicFramePr>
@@ -5873,23 +5852,36 @@
               <a:graphicData uri="http://schemas.openxmlformats.org/drawingml/2006/picture">
                 <pic:pic xmlns:pic="http://schemas.openxmlformats.org/drawingml/2006/picture">
                   <pic:nvPicPr>
-                    <pic:cNvPr id="1" name=""/>
-                    <pic:cNvPicPr/>
+                    <pic:cNvPr id="0" name="Picture 1"/>
+                    <pic:cNvPicPr>
+                      <a:picLocks noChangeAspect="1" noChangeArrowheads="1"/>
+                    </pic:cNvPicPr>
                   </pic:nvPicPr>
                   <pic:blipFill>
-                    <a:blip r:embed="rId11"/>
+                    <a:blip r:embed="rId11" cstate="print">
+                      <a:extLst>
+                        <a:ext uri="{28A0092B-C50C-407E-A947-70E740481C1C}">
+                          <a14:useLocalDpi xmlns:a14="http://schemas.microsoft.com/office/drawing/2010/main" val="0"/>
+                        </a:ext>
+                      </a:extLst>
+                    </a:blip>
+                    <a:srcRect/>
                     <a:stretch>
                       <a:fillRect/>
                     </a:stretch>
                   </pic:blipFill>
-                  <pic:spPr>
+                  <pic:spPr bwMode="auto">
                     <a:xfrm>
                       <a:off x="0" y="0"/>
-                      <a:ext cx="2771775" cy="2857500"/>
+                      <a:ext cx="3449820" cy="1915381"/>
                     </a:xfrm>
                     <a:prstGeom prst="rect">
                       <a:avLst/>
                     </a:prstGeom>
+                    <a:noFill/>
+                    <a:ln>
+                      <a:noFill/>
+                    </a:ln>
                   </pic:spPr>
                 </pic:pic>
               </a:graphicData>
@@ -5899,9 +5891,774 @@
       </w:r>
     </w:p>
     <w:p>
-      <w:pPr>
-        <w:pStyle w:val="Caption"/>
-        <w:jc w:val="center"/>
+      <w:r>
+        <w:rPr>
+          <w:noProof/>
+        </w:rPr>
+        <w:drawing>
+          <wp:inline distT="0" distB="0" distL="0" distR="0" wp14:anchorId="153A2B41" wp14:editId="09F24799">
+            <wp:extent cx="3448050" cy="1940466"/>
+            <wp:effectExtent l="0" t="0" r="0" b="3175"/>
+            <wp:docPr id="796502728" name="Kép 2"/>
+            <wp:cNvGraphicFramePr>
+              <a:graphicFrameLocks xmlns:a="http://schemas.openxmlformats.org/drawingml/2006/main" noChangeAspect="1"/>
+            </wp:cNvGraphicFramePr>
+            <a:graphic xmlns:a="http://schemas.openxmlformats.org/drawingml/2006/main">
+              <a:graphicData uri="http://schemas.openxmlformats.org/drawingml/2006/picture">
+                <pic:pic xmlns:pic="http://schemas.openxmlformats.org/drawingml/2006/picture">
+                  <pic:nvPicPr>
+                    <pic:cNvPr id="0" name="Picture 3"/>
+                    <pic:cNvPicPr>
+                      <a:picLocks noChangeAspect="1" noChangeArrowheads="1"/>
+                    </pic:cNvPicPr>
+                  </pic:nvPicPr>
+                  <pic:blipFill>
+                    <a:blip r:embed="rId12" cstate="print">
+                      <a:extLst>
+                        <a:ext uri="{28A0092B-C50C-407E-A947-70E740481C1C}">
+                          <a14:useLocalDpi xmlns:a14="http://schemas.microsoft.com/office/drawing/2010/main" val="0"/>
+                        </a:ext>
+                      </a:extLst>
+                    </a:blip>
+                    <a:srcRect/>
+                    <a:stretch>
+                      <a:fillRect/>
+                    </a:stretch>
+                  </pic:blipFill>
+                  <pic:spPr bwMode="auto">
+                    <a:xfrm>
+                      <a:off x="0" y="0"/>
+                      <a:ext cx="3469457" cy="1952513"/>
+                    </a:xfrm>
+                    <a:prstGeom prst="rect">
+                      <a:avLst/>
+                    </a:prstGeom>
+                    <a:noFill/>
+                    <a:ln>
+                      <a:noFill/>
+                    </a:ln>
+                  </pic:spPr>
+                </pic:pic>
+              </a:graphicData>
+            </a:graphic>
+          </wp:inline>
+        </w:drawing>
+      </w:r>
+    </w:p>
+    <w:p>
+      <w:r>
+        <w:rPr>
+          <w:noProof/>
+        </w:rPr>
+        <w:lastRenderedPageBreak/>
+        <w:drawing>
+          <wp:inline distT="0" distB="0" distL="0" distR="0" wp14:anchorId="470FEBB7" wp14:editId="511767B4">
+            <wp:extent cx="4810125" cy="2688270"/>
+            <wp:effectExtent l="0" t="0" r="0" b="0"/>
+            <wp:docPr id="1814857331" name="Kép 3"/>
+            <wp:cNvGraphicFramePr>
+              <a:graphicFrameLocks xmlns:a="http://schemas.openxmlformats.org/drawingml/2006/main" noChangeAspect="1"/>
+            </wp:cNvGraphicFramePr>
+            <a:graphic xmlns:a="http://schemas.openxmlformats.org/drawingml/2006/main">
+              <a:graphicData uri="http://schemas.openxmlformats.org/drawingml/2006/picture">
+                <pic:pic xmlns:pic="http://schemas.openxmlformats.org/drawingml/2006/picture">
+                  <pic:nvPicPr>
+                    <pic:cNvPr id="0" name="Picture 5"/>
+                    <pic:cNvPicPr>
+                      <a:picLocks noChangeAspect="1" noChangeArrowheads="1"/>
+                    </pic:cNvPicPr>
+                  </pic:nvPicPr>
+                  <pic:blipFill>
+                    <a:blip r:embed="rId13" cstate="print">
+                      <a:extLst>
+                        <a:ext uri="{28A0092B-C50C-407E-A947-70E740481C1C}">
+                          <a14:useLocalDpi xmlns:a14="http://schemas.microsoft.com/office/drawing/2010/main" val="0"/>
+                        </a:ext>
+                      </a:extLst>
+                    </a:blip>
+                    <a:srcRect/>
+                    <a:stretch>
+                      <a:fillRect/>
+                    </a:stretch>
+                  </pic:blipFill>
+                  <pic:spPr bwMode="auto">
+                    <a:xfrm>
+                      <a:off x="0" y="0"/>
+                      <a:ext cx="4830482" cy="2699647"/>
+                    </a:xfrm>
+                    <a:prstGeom prst="rect">
+                      <a:avLst/>
+                    </a:prstGeom>
+                    <a:noFill/>
+                    <a:ln>
+                      <a:noFill/>
+                    </a:ln>
+                  </pic:spPr>
+                </pic:pic>
+              </a:graphicData>
+            </a:graphic>
+          </wp:inline>
+        </w:drawing>
+      </w:r>
+    </w:p>
+    <w:p>
+      <w:r>
+        <w:t xml:space="preserve">A </w:t>
+      </w:r>
+      <w:proofErr w:type="spellStart"/>
+      <w:r>
+        <w:t>fö</w:t>
+      </w:r>
+      <w:proofErr w:type="spellEnd"/>
+      <w:r>
+        <w:t xml:space="preserve"> oldalon találunk egy lenyíló menüt (</w:t>
+      </w:r>
+      <w:proofErr w:type="spellStart"/>
+      <w:r>
+        <w:t>Navbar</w:t>
+      </w:r>
+      <w:proofErr w:type="spellEnd"/>
+      <w:r>
+        <w:t>) ahol megjelenik egy „</w:t>
+      </w:r>
+      <w:proofErr w:type="spellStart"/>
+      <w:r>
+        <w:t>Admin</w:t>
+      </w:r>
+      <w:proofErr w:type="spellEnd"/>
+      <w:r>
+        <w:t xml:space="preserve"> panel” felirat. Miután rákattintunk ez átnavigál minket egy másik oldalra.</w:t>
+      </w:r>
+    </w:p>
+    <w:p>
+      <w:r>
+        <w:rPr>
+          <w:noProof/>
+        </w:rPr>
+        <w:drawing>
+          <wp:inline distT="0" distB="0" distL="0" distR="0" wp14:anchorId="61BCD4D9" wp14:editId="6839314B">
+            <wp:extent cx="5543550" cy="3108325"/>
+            <wp:effectExtent l="0" t="0" r="0" b="0"/>
+            <wp:docPr id="31292701" name="Kép 4"/>
+            <wp:cNvGraphicFramePr>
+              <a:graphicFrameLocks xmlns:a="http://schemas.openxmlformats.org/drawingml/2006/main" noChangeAspect="1"/>
+            </wp:cNvGraphicFramePr>
+            <a:graphic xmlns:a="http://schemas.openxmlformats.org/drawingml/2006/main">
+              <a:graphicData uri="http://schemas.openxmlformats.org/drawingml/2006/picture">
+                <pic:pic xmlns:pic="http://schemas.openxmlformats.org/drawingml/2006/picture">
+                  <pic:nvPicPr>
+                    <pic:cNvPr id="0" name="Picture 7"/>
+                    <pic:cNvPicPr>
+                      <a:picLocks noChangeAspect="1" noChangeArrowheads="1"/>
+                    </pic:cNvPicPr>
+                  </pic:nvPicPr>
+                  <pic:blipFill>
+                    <a:blip r:embed="rId14" cstate="print">
+                      <a:extLst>
+                        <a:ext uri="{28A0092B-C50C-407E-A947-70E740481C1C}">
+                          <a14:useLocalDpi xmlns:a14="http://schemas.microsoft.com/office/drawing/2010/main" val="0"/>
+                        </a:ext>
+                      </a:extLst>
+                    </a:blip>
+                    <a:srcRect/>
+                    <a:stretch>
+                      <a:fillRect/>
+                    </a:stretch>
+                  </pic:blipFill>
+                  <pic:spPr bwMode="auto">
+                    <a:xfrm>
+                      <a:off x="0" y="0"/>
+                      <a:ext cx="5543550" cy="3108325"/>
+                    </a:xfrm>
+                    <a:prstGeom prst="rect">
+                      <a:avLst/>
+                    </a:prstGeom>
+                    <a:noFill/>
+                    <a:ln>
+                      <a:noFill/>
+                    </a:ln>
+                  </pic:spPr>
+                </pic:pic>
+              </a:graphicData>
+            </a:graphic>
+          </wp:inline>
+        </w:drawing>
+      </w:r>
+    </w:p>
+    <w:p>
+      <w:pPr>
+        <w:ind w:left="340" w:firstLine="0"/>
+      </w:pPr>
+      <w:r>
+        <w:t xml:space="preserve">Az oldalunk Angolul lett elkészítve így itt egy angol </w:t>
+      </w:r>
+      <w:proofErr w:type="spellStart"/>
+      <w:r>
+        <w:t>nyelvü</w:t>
+      </w:r>
+      <w:proofErr w:type="spellEnd"/>
+      <w:r>
+        <w:t xml:space="preserve"> instrukciót látunk. Az is fel van </w:t>
+      </w:r>
+      <w:proofErr w:type="gramStart"/>
+      <w:r>
+        <w:t>tüntetve</w:t>
+      </w:r>
+      <w:proofErr w:type="gramEnd"/>
+      <w:r>
+        <w:t xml:space="preserve"> ha probléma lenne mit érdemes megcsinálni és egy két próba adat a teszteléshez.</w:t>
+      </w:r>
+      <w:r>
+        <w:t xml:space="preserve"> Nyomjunk rá a „</w:t>
+      </w:r>
+      <w:proofErr w:type="spellStart"/>
+      <w:r>
+        <w:t>Download</w:t>
+      </w:r>
+      <w:proofErr w:type="spellEnd"/>
+      <w:r>
+        <w:t xml:space="preserve"> </w:t>
+      </w:r>
+      <w:proofErr w:type="spellStart"/>
+      <w:r>
+        <w:t>Admin</w:t>
+      </w:r>
+      <w:proofErr w:type="spellEnd"/>
+      <w:r>
+        <w:t xml:space="preserve"> Panel (ZIP)” gombra.</w:t>
+      </w:r>
+    </w:p>
+    <w:p>
+      <w:r>
+        <w:rPr>
+          <w:noProof/>
+        </w:rPr>
+        <w:lastRenderedPageBreak/>
+        <w:drawing>
+          <wp:inline distT="0" distB="0" distL="0" distR="0" wp14:anchorId="1BBA36F4" wp14:editId="49B83941">
+            <wp:extent cx="5543550" cy="2957195"/>
+            <wp:effectExtent l="0" t="0" r="0" b="0"/>
+            <wp:docPr id="770005738" name="Kép 5"/>
+            <wp:cNvGraphicFramePr>
+              <a:graphicFrameLocks xmlns:a="http://schemas.openxmlformats.org/drawingml/2006/main" noChangeAspect="1"/>
+            </wp:cNvGraphicFramePr>
+            <a:graphic xmlns:a="http://schemas.openxmlformats.org/drawingml/2006/main">
+              <a:graphicData uri="http://schemas.openxmlformats.org/drawingml/2006/picture">
+                <pic:pic xmlns:pic="http://schemas.openxmlformats.org/drawingml/2006/picture">
+                  <pic:nvPicPr>
+                    <pic:cNvPr id="0" name="Picture 9"/>
+                    <pic:cNvPicPr>
+                      <a:picLocks noChangeAspect="1" noChangeArrowheads="1"/>
+                    </pic:cNvPicPr>
+                  </pic:nvPicPr>
+                  <pic:blipFill>
+                    <a:blip r:embed="rId15">
+                      <a:extLst>
+                        <a:ext uri="{28A0092B-C50C-407E-A947-70E740481C1C}">
+                          <a14:useLocalDpi xmlns:a14="http://schemas.microsoft.com/office/drawing/2010/main" val="0"/>
+                        </a:ext>
+                      </a:extLst>
+                    </a:blip>
+                    <a:srcRect/>
+                    <a:stretch>
+                      <a:fillRect/>
+                    </a:stretch>
+                  </pic:blipFill>
+                  <pic:spPr bwMode="auto">
+                    <a:xfrm>
+                      <a:off x="0" y="0"/>
+                      <a:ext cx="5543550" cy="2957195"/>
+                    </a:xfrm>
+                    <a:prstGeom prst="rect">
+                      <a:avLst/>
+                    </a:prstGeom>
+                    <a:noFill/>
+                    <a:ln>
+                      <a:noFill/>
+                    </a:ln>
+                  </pic:spPr>
+                </pic:pic>
+              </a:graphicData>
+            </a:graphic>
+          </wp:inline>
+        </w:drawing>
+      </w:r>
+    </w:p>
+    <w:p>
+      <w:r>
+        <w:t xml:space="preserve">Ezután valahová </w:t>
+      </w:r>
+      <w:proofErr w:type="gramStart"/>
+      <w:r>
+        <w:t>elmentjük</w:t>
+      </w:r>
+      <w:proofErr w:type="gramEnd"/>
+      <w:r>
+        <w:t xml:space="preserve"> ahol számunkra kényelmes.</w:t>
+      </w:r>
+    </w:p>
+    <w:p>
+      <w:pPr>
+        <w:ind w:firstLine="0"/>
+      </w:pPr>
+      <w:r>
+        <w:rPr>
+          <w:noProof/>
+        </w:rPr>
+        <w:drawing>
+          <wp:anchor distT="0" distB="0" distL="114300" distR="114300" simplePos="0" relativeHeight="251658240" behindDoc="0" locked="0" layoutInCell="1" allowOverlap="1" wp14:anchorId="66346981" wp14:editId="7A8C05FF">
+            <wp:simplePos x="1333500" y="904875"/>
+            <wp:positionH relativeFrom="column">
+              <wp:align>left</wp:align>
+            </wp:positionH>
+            <wp:positionV relativeFrom="paragraph">
+              <wp:align>top</wp:align>
+            </wp:positionV>
+            <wp:extent cx="2345947" cy="2009775"/>
+            <wp:effectExtent l="0" t="0" r="0" b="0"/>
+            <wp:wrapSquare wrapText="bothSides"/>
+            <wp:docPr id="1953558185" name="Kép 6"/>
+            <wp:cNvGraphicFramePr>
+              <a:graphicFrameLocks xmlns:a="http://schemas.openxmlformats.org/drawingml/2006/main" noChangeAspect="1"/>
+            </wp:cNvGraphicFramePr>
+            <a:graphic xmlns:a="http://schemas.openxmlformats.org/drawingml/2006/main">
+              <a:graphicData uri="http://schemas.openxmlformats.org/drawingml/2006/picture">
+                <pic:pic xmlns:pic="http://schemas.openxmlformats.org/drawingml/2006/picture">
+                  <pic:nvPicPr>
+                    <pic:cNvPr id="0" name="Picture 11"/>
+                    <pic:cNvPicPr>
+                      <a:picLocks noChangeAspect="1" noChangeArrowheads="1"/>
+                    </pic:cNvPicPr>
+                  </pic:nvPicPr>
+                  <pic:blipFill>
+                    <a:blip r:embed="rId16" cstate="print">
+                      <a:extLst>
+                        <a:ext uri="{28A0092B-C50C-407E-A947-70E740481C1C}">
+                          <a14:useLocalDpi xmlns:a14="http://schemas.microsoft.com/office/drawing/2010/main" val="0"/>
+                        </a:ext>
+                      </a:extLst>
+                    </a:blip>
+                    <a:srcRect/>
+                    <a:stretch>
+                      <a:fillRect/>
+                    </a:stretch>
+                  </pic:blipFill>
+                  <pic:spPr bwMode="auto">
+                    <a:xfrm>
+                      <a:off x="0" y="0"/>
+                      <a:ext cx="2345947" cy="2009775"/>
+                    </a:xfrm>
+                    <a:prstGeom prst="rect">
+                      <a:avLst/>
+                    </a:prstGeom>
+                    <a:noFill/>
+                    <a:ln>
+                      <a:noFill/>
+                    </a:ln>
+                  </pic:spPr>
+                </pic:pic>
+              </a:graphicData>
+            </a:graphic>
+          </wp:anchor>
+        </w:drawing>
+      </w:r>
+      <w:r>
+        <w:t xml:space="preserve">Miután kicsomagoltuk a </w:t>
+      </w:r>
+      <w:proofErr w:type="spellStart"/>
+      <w:r>
+        <w:t>zip-filet</w:t>
+      </w:r>
+      <w:proofErr w:type="spellEnd"/>
+      <w:r>
+        <w:t xml:space="preserve"> azután belépünk a „</w:t>
+      </w:r>
+      <w:proofErr w:type="spellStart"/>
+      <w:r>
+        <w:t>FullAdminPanel</w:t>
+      </w:r>
+      <w:proofErr w:type="spellEnd"/>
+      <w:r>
+        <w:t>” mappába és elindítjuk az „</w:t>
+      </w:r>
+      <w:proofErr w:type="spellStart"/>
+      <w:r>
+        <w:t>adminPanel</w:t>
+      </w:r>
+      <w:proofErr w:type="spellEnd"/>
+      <w:r>
+        <w:t xml:space="preserve">” programot. </w:t>
+      </w:r>
+      <w:proofErr w:type="gramStart"/>
+      <w:r>
+        <w:t>Hagyjuk</w:t>
+      </w:r>
+      <w:proofErr w:type="gramEnd"/>
+      <w:r>
+        <w:t xml:space="preserve"> hogy végig fusson és miután ez készen van használhatjuk is az </w:t>
+      </w:r>
+      <w:proofErr w:type="spellStart"/>
+      <w:r>
+        <w:t>Admin</w:t>
+      </w:r>
+      <w:proofErr w:type="spellEnd"/>
+      <w:r>
+        <w:t xml:space="preserve"> Panel-</w:t>
+      </w:r>
+      <w:proofErr w:type="spellStart"/>
+      <w:r>
+        <w:t>ünket</w:t>
+      </w:r>
+      <w:proofErr w:type="spellEnd"/>
+      <w:r>
+        <w:t xml:space="preserve">. Amikor </w:t>
+      </w:r>
+      <w:proofErr w:type="spellStart"/>
+      <w:r>
+        <w:t>szükseg</w:t>
+      </w:r>
+      <w:proofErr w:type="spellEnd"/>
+      <w:r>
+        <w:t xml:space="preserve"> van rá csak keressen rá a </w:t>
+      </w:r>
+      <w:proofErr w:type="spellStart"/>
+      <w:r>
+        <w:t>windows</w:t>
+      </w:r>
+      <w:proofErr w:type="spellEnd"/>
+      <w:r>
+        <w:t xml:space="preserve"> </w:t>
+      </w:r>
+      <w:proofErr w:type="spellStart"/>
+      <w:proofErr w:type="gramStart"/>
+      <w:r>
+        <w:t>keresöben</w:t>
+      </w:r>
+      <w:proofErr w:type="spellEnd"/>
+      <w:proofErr w:type="gramEnd"/>
+      <w:r>
+        <w:t xml:space="preserve"> hogy „</w:t>
+      </w:r>
+      <w:proofErr w:type="spellStart"/>
+      <w:r>
+        <w:t>adminPanel</w:t>
+      </w:r>
+      <w:proofErr w:type="spellEnd"/>
+      <w:r>
+        <w:t>” és máris újra használhatja.</w:t>
+      </w:r>
+      <w:r>
+        <w:br w:type="textWrapping" w:clear="all"/>
+      </w:r>
+      <w:r>
+        <w:rPr>
+          <w:noProof/>
+        </w:rPr>
+        <w:drawing>
+          <wp:inline distT="0" distB="0" distL="0" distR="0" wp14:anchorId="787060AA" wp14:editId="0BEECF2A">
+            <wp:extent cx="5543550" cy="1811020"/>
+            <wp:effectExtent l="0" t="0" r="0" b="0"/>
+            <wp:docPr id="1928637359" name="Kép 7"/>
+            <wp:cNvGraphicFramePr>
+              <a:graphicFrameLocks xmlns:a="http://schemas.openxmlformats.org/drawingml/2006/main" noChangeAspect="1"/>
+            </wp:cNvGraphicFramePr>
+            <a:graphic xmlns:a="http://schemas.openxmlformats.org/drawingml/2006/main">
+              <a:graphicData uri="http://schemas.openxmlformats.org/drawingml/2006/picture">
+                <pic:pic xmlns:pic="http://schemas.openxmlformats.org/drawingml/2006/picture">
+                  <pic:nvPicPr>
+                    <pic:cNvPr id="0" name="Picture 13"/>
+                    <pic:cNvPicPr>
+                      <a:picLocks noChangeAspect="1" noChangeArrowheads="1"/>
+                    </pic:cNvPicPr>
+                  </pic:nvPicPr>
+                  <pic:blipFill>
+                    <a:blip r:embed="rId17">
+                      <a:extLst>
+                        <a:ext uri="{28A0092B-C50C-407E-A947-70E740481C1C}">
+                          <a14:useLocalDpi xmlns:a14="http://schemas.microsoft.com/office/drawing/2010/main" val="0"/>
+                        </a:ext>
+                      </a:extLst>
+                    </a:blip>
+                    <a:srcRect/>
+                    <a:stretch>
+                      <a:fillRect/>
+                    </a:stretch>
+                  </pic:blipFill>
+                  <pic:spPr bwMode="auto">
+                    <a:xfrm>
+                      <a:off x="0" y="0"/>
+                      <a:ext cx="5543550" cy="1811020"/>
+                    </a:xfrm>
+                    <a:prstGeom prst="rect">
+                      <a:avLst/>
+                    </a:prstGeom>
+                    <a:noFill/>
+                    <a:ln>
+                      <a:noFill/>
+                    </a:ln>
+                  </pic:spPr>
+                </pic:pic>
+              </a:graphicData>
+            </a:graphic>
+          </wp:inline>
+        </w:drawing>
+      </w:r>
+    </w:p>
+    <w:p>
+      <w:pPr>
+        <w:ind w:firstLine="0"/>
+      </w:pPr>
+      <w:r>
+        <w:t>További képek:</w:t>
+      </w:r>
+    </w:p>
+    <w:p>
+      <w:pPr>
+        <w:ind w:firstLine="0"/>
+      </w:pPr>
+      <w:r>
+        <w:rPr>
+          <w:noProof/>
+        </w:rPr>
+        <w:lastRenderedPageBreak/>
+        <w:drawing>
+          <wp:inline distT="0" distB="0" distL="0" distR="0" wp14:anchorId="5DD36DF8" wp14:editId="7033DD10">
+            <wp:extent cx="4086225" cy="1447800"/>
+            <wp:effectExtent l="0" t="0" r="9525" b="0"/>
+            <wp:docPr id="289398142" name="Kép 8"/>
+            <wp:cNvGraphicFramePr>
+              <a:graphicFrameLocks xmlns:a="http://schemas.openxmlformats.org/drawingml/2006/main" noChangeAspect="1"/>
+            </wp:cNvGraphicFramePr>
+            <a:graphic xmlns:a="http://schemas.openxmlformats.org/drawingml/2006/main">
+              <a:graphicData uri="http://schemas.openxmlformats.org/drawingml/2006/picture">
+                <pic:pic xmlns:pic="http://schemas.openxmlformats.org/drawingml/2006/picture">
+                  <pic:nvPicPr>
+                    <pic:cNvPr id="0" name="Picture 15"/>
+                    <pic:cNvPicPr>
+                      <a:picLocks noChangeAspect="1" noChangeArrowheads="1"/>
+                    </pic:cNvPicPr>
+                  </pic:nvPicPr>
+                  <pic:blipFill>
+                    <a:blip r:embed="rId18">
+                      <a:extLst>
+                        <a:ext uri="{28A0092B-C50C-407E-A947-70E740481C1C}">
+                          <a14:useLocalDpi xmlns:a14="http://schemas.microsoft.com/office/drawing/2010/main" val="0"/>
+                        </a:ext>
+                      </a:extLst>
+                    </a:blip>
+                    <a:srcRect/>
+                    <a:stretch>
+                      <a:fillRect/>
+                    </a:stretch>
+                  </pic:blipFill>
+                  <pic:spPr bwMode="auto">
+                    <a:xfrm>
+                      <a:off x="0" y="0"/>
+                      <a:ext cx="4086225" cy="1447800"/>
+                    </a:xfrm>
+                    <a:prstGeom prst="rect">
+                      <a:avLst/>
+                    </a:prstGeom>
+                    <a:noFill/>
+                    <a:ln>
+                      <a:noFill/>
+                    </a:ln>
+                  </pic:spPr>
+                </pic:pic>
+              </a:graphicData>
+            </a:graphic>
+          </wp:inline>
+        </w:drawing>
+      </w:r>
+    </w:p>
+    <w:p>
+      <w:pPr>
+        <w:ind w:firstLine="0"/>
+      </w:pPr>
+      <w:r>
+        <w:rPr>
+          <w:noProof/>
+        </w:rPr>
+        <w:drawing>
+          <wp:inline distT="0" distB="0" distL="0" distR="0" wp14:anchorId="6C12EEF4" wp14:editId="45EB7206">
+            <wp:extent cx="4086225" cy="2410077"/>
+            <wp:effectExtent l="0" t="0" r="0" b="9525"/>
+            <wp:docPr id="854702353" name="Kép 9"/>
+            <wp:cNvGraphicFramePr>
+              <a:graphicFrameLocks xmlns:a="http://schemas.openxmlformats.org/drawingml/2006/main" noChangeAspect="1"/>
+            </wp:cNvGraphicFramePr>
+            <a:graphic xmlns:a="http://schemas.openxmlformats.org/drawingml/2006/main">
+              <a:graphicData uri="http://schemas.openxmlformats.org/drawingml/2006/picture">
+                <pic:pic xmlns:pic="http://schemas.openxmlformats.org/drawingml/2006/picture">
+                  <pic:nvPicPr>
+                    <pic:cNvPr id="0" name="Picture 17"/>
+                    <pic:cNvPicPr>
+                      <a:picLocks noChangeAspect="1" noChangeArrowheads="1"/>
+                    </pic:cNvPicPr>
+                  </pic:nvPicPr>
+                  <pic:blipFill>
+                    <a:blip r:embed="rId19">
+                      <a:extLst>
+                        <a:ext uri="{28A0092B-C50C-407E-A947-70E740481C1C}">
+                          <a14:useLocalDpi xmlns:a14="http://schemas.microsoft.com/office/drawing/2010/main" val="0"/>
+                        </a:ext>
+                      </a:extLst>
+                    </a:blip>
+                    <a:srcRect/>
+                    <a:stretch>
+                      <a:fillRect/>
+                    </a:stretch>
+                  </pic:blipFill>
+                  <pic:spPr bwMode="auto">
+                    <a:xfrm>
+                      <a:off x="0" y="0"/>
+                      <a:ext cx="4096182" cy="2415950"/>
+                    </a:xfrm>
+                    <a:prstGeom prst="rect">
+                      <a:avLst/>
+                    </a:prstGeom>
+                    <a:noFill/>
+                    <a:ln>
+                      <a:noFill/>
+                    </a:ln>
+                  </pic:spPr>
+                </pic:pic>
+              </a:graphicData>
+            </a:graphic>
+          </wp:inline>
+        </w:drawing>
+      </w:r>
+    </w:p>
+    <w:p>
+      <w:pPr>
+        <w:ind w:firstLine="0"/>
+      </w:pPr>
+      <w:r>
+        <w:rPr>
+          <w:noProof/>
+        </w:rPr>
+        <w:drawing>
+          <wp:inline distT="0" distB="0" distL="0" distR="0" wp14:anchorId="55EA1B41" wp14:editId="52DAF0F9">
+            <wp:extent cx="4095750" cy="2287615"/>
+            <wp:effectExtent l="0" t="0" r="0" b="0"/>
+            <wp:docPr id="121569583" name="Kép 12"/>
+            <wp:cNvGraphicFramePr>
+              <a:graphicFrameLocks xmlns:a="http://schemas.openxmlformats.org/drawingml/2006/main" noChangeAspect="1"/>
+            </wp:cNvGraphicFramePr>
+            <a:graphic xmlns:a="http://schemas.openxmlformats.org/drawingml/2006/main">
+              <a:graphicData uri="http://schemas.openxmlformats.org/drawingml/2006/picture">
+                <pic:pic xmlns:pic="http://schemas.openxmlformats.org/drawingml/2006/picture">
+                  <pic:nvPicPr>
+                    <pic:cNvPr id="0" name="Picture 23"/>
+                    <pic:cNvPicPr>
+                      <a:picLocks noChangeAspect="1" noChangeArrowheads="1"/>
+                    </pic:cNvPicPr>
+                  </pic:nvPicPr>
+                  <pic:blipFill>
+                    <a:blip r:embed="rId20" cstate="print">
+                      <a:extLst>
+                        <a:ext uri="{28A0092B-C50C-407E-A947-70E740481C1C}">
+                          <a14:useLocalDpi xmlns:a14="http://schemas.microsoft.com/office/drawing/2010/main" val="0"/>
+                        </a:ext>
+                      </a:extLst>
+                    </a:blip>
+                    <a:srcRect/>
+                    <a:stretch>
+                      <a:fillRect/>
+                    </a:stretch>
+                  </pic:blipFill>
+                  <pic:spPr bwMode="auto">
+                    <a:xfrm>
+                      <a:off x="0" y="0"/>
+                      <a:ext cx="4104693" cy="2292610"/>
+                    </a:xfrm>
+                    <a:prstGeom prst="rect">
+                      <a:avLst/>
+                    </a:prstGeom>
+                    <a:noFill/>
+                    <a:ln>
+                      <a:noFill/>
+                    </a:ln>
+                  </pic:spPr>
+                </pic:pic>
+              </a:graphicData>
+            </a:graphic>
+          </wp:inline>
+        </w:drawing>
+      </w:r>
+    </w:p>
+    <w:p>
+      <w:pPr>
+        <w:ind w:firstLine="0"/>
+      </w:pPr>
+      <w:r>
+        <w:rPr>
+          <w:noProof/>
+        </w:rPr>
+        <w:drawing>
+          <wp:inline distT="0" distB="0" distL="0" distR="0" wp14:anchorId="2507CC03" wp14:editId="13AF9B06">
+            <wp:extent cx="2108726" cy="2200275"/>
+            <wp:effectExtent l="0" t="0" r="6350" b="0"/>
+            <wp:docPr id="87353003" name="Kép 11"/>
+            <wp:cNvGraphicFramePr>
+              <a:graphicFrameLocks xmlns:a="http://schemas.openxmlformats.org/drawingml/2006/main" noChangeAspect="1"/>
+            </wp:cNvGraphicFramePr>
+            <a:graphic xmlns:a="http://schemas.openxmlformats.org/drawingml/2006/main">
+              <a:graphicData uri="http://schemas.openxmlformats.org/drawingml/2006/picture">
+                <pic:pic xmlns:pic="http://schemas.openxmlformats.org/drawingml/2006/picture">
+                  <pic:nvPicPr>
+                    <pic:cNvPr id="0" name="Picture 21"/>
+                    <pic:cNvPicPr>
+                      <a:picLocks noChangeAspect="1" noChangeArrowheads="1"/>
+                    </pic:cNvPicPr>
+                  </pic:nvPicPr>
+                  <pic:blipFill>
+                    <a:blip r:embed="rId21" cstate="print">
+                      <a:extLst>
+                        <a:ext uri="{28A0092B-C50C-407E-A947-70E740481C1C}">
+                          <a14:useLocalDpi xmlns:a14="http://schemas.microsoft.com/office/drawing/2010/main" val="0"/>
+                        </a:ext>
+                      </a:extLst>
+                    </a:blip>
+                    <a:srcRect/>
+                    <a:stretch>
+                      <a:fillRect/>
+                    </a:stretch>
+                  </pic:blipFill>
+                  <pic:spPr bwMode="auto">
+                    <a:xfrm>
+                      <a:off x="0" y="0"/>
+                      <a:ext cx="2108726" cy="2200275"/>
+                    </a:xfrm>
+                    <a:prstGeom prst="rect">
+                      <a:avLst/>
+                    </a:prstGeom>
+                    <a:noFill/>
+                    <a:ln>
+                      <a:noFill/>
+                    </a:ln>
+                  </pic:spPr>
+                </pic:pic>
+              </a:graphicData>
+            </a:graphic>
+          </wp:inline>
+        </w:drawing>
+      </w:r>
+    </w:p>
+    <w:p/>
+    <w:p/>
+    <w:p>
+      <w:pPr>
+        <w:pStyle w:val="Cmsor2"/>
+      </w:pPr>
+      <w:bookmarkStart w:id="12" w:name="_Toc85723183"/>
+      <w:r>
+        <w:t>A program használatának a részletes leírása</w:t>
+      </w:r>
+      <w:bookmarkEnd w:id="12"/>
+    </w:p>
+    <w:p>
+      <w:pPr>
         <w:rPr>
           <w:color w:val="FF0000"/>
         </w:rPr>
@@ -5910,100 +6667,12 @@
         <w:rPr>
           <w:color w:val="FF0000"/>
         </w:rPr>
-        <w:fldChar w:fldCharType="begin"/>
-      </w:r>
-      <w:r>
-        <w:rPr>
-          <w:color w:val="FF0000"/>
-        </w:rPr>
-        <w:instrText xml:space="preserve"> SEQ kép \* ARABIC </w:instrText>
-      </w:r>
-      <w:r>
-        <w:rPr>
-          <w:color w:val="FF0000"/>
-        </w:rPr>
-        <w:fldChar w:fldCharType="separate"/>
-      </w:r>
-      <w:bookmarkStart w:id="12" w:name="_Toc63249969"/>
-      <w:bookmarkStart w:id="13" w:name="_Toc63250394"/>
-      <w:r>
-        <w:rPr>
-          <w:noProof/>
-          <w:color w:val="FF0000"/>
-        </w:rPr>
-        <w:t>1</w:t>
-      </w:r>
-      <w:r>
-        <w:rPr>
-          <w:noProof/>
-          <w:color w:val="FF0000"/>
-        </w:rPr>
-        <w:fldChar w:fldCharType="end"/>
-      </w:r>
-      <w:r>
-        <w:rPr>
-          <w:color w:val="FF0000"/>
-        </w:rPr>
-        <w:t xml:space="preserve">. kép </w:t>
-      </w:r>
-      <w:r>
-        <w:rPr>
-          <w:color w:val="FF0000"/>
-        </w:rPr>
-        <w:t>Ez a módosító ablak</w:t>
-      </w:r>
-      <w:bookmarkEnd w:id="12"/>
-      <w:r>
-        <w:rPr>
-          <w:color w:val="FF0000"/>
-        </w:rPr>
-        <w:t xml:space="preserve"> a programban</w:t>
-      </w:r>
-      <w:bookmarkEnd w:id="13"/>
-    </w:p>
-    <w:p>
-      <w:pPr>
-        <w:ind w:left="700" w:firstLine="0"/>
-        <w:jc w:val="center"/>
-        <w:rPr>
-          <w:color w:val="FF0000"/>
-        </w:rPr>
-      </w:pPr>
-    </w:p>
-    <w:p>
-      <w:r>
-        <w:rPr>
-          <w:color w:val="FF0000"/>
-        </w:rPr>
-        <w:t>Ajánlott terjedelem: 2 -4 oldal, ábrákkal együtt.</w:t>
-      </w:r>
-    </w:p>
-    <w:p>
-      <w:pPr>
-        <w:pStyle w:val="Heading2"/>
-      </w:pPr>
-      <w:bookmarkStart w:id="14" w:name="_Toc85723183"/>
-      <w:r>
-        <w:t>A program használatának a részletes leírása</w:t>
-      </w:r>
-      <w:bookmarkEnd w:id="14"/>
-    </w:p>
-    <w:p>
-      <w:pPr>
-        <w:rPr>
-          <w:color w:val="FF0000"/>
-        </w:rPr>
-      </w:pPr>
-      <w:r>
-        <w:rPr>
-          <w:color w:val="FF0000"/>
-        </w:rPr>
         <w:t>Mindenre kiterjedő, részletes leírás a program használatáról.  Alapszabályok:</w:t>
       </w:r>
     </w:p>
     <w:p>
       <w:pPr>
-        <w:pStyle w:val="ListParagraph"/>
+        <w:pStyle w:val="Listaszerbekezds"/>
         <w:numPr>
           <w:ilvl w:val="0"/>
           <w:numId w:val="6"/>
@@ -6021,7 +6690,7 @@
     </w:p>
     <w:p>
       <w:pPr>
-        <w:pStyle w:val="ListParagraph"/>
+        <w:pStyle w:val="Listaszerbekezds"/>
         <w:numPr>
           <w:ilvl w:val="0"/>
           <w:numId w:val="6"/>
@@ -6034,13 +6703,12 @@
         <w:rPr>
           <w:color w:val="FF0000"/>
         </w:rPr>
-        <w:lastRenderedPageBreak/>
         <w:t>Minden pontosan, „szájbarágósan” legyen leírva. A dokumentáció alapján a teljesen kezdő, vagy laikus felhasználóknak is használniuk kell tudni a programot.</w:t>
       </w:r>
     </w:p>
     <w:p>
       <w:pPr>
-        <w:pStyle w:val="ListParagraph"/>
+        <w:pStyle w:val="Listaszerbekezds"/>
         <w:numPr>
           <w:ilvl w:val="0"/>
           <w:numId w:val="6"/>
@@ -6058,7 +6726,7 @@
     </w:p>
     <w:p>
       <w:pPr>
-        <w:pStyle w:val="ListParagraph"/>
+        <w:pStyle w:val="Listaszerbekezds"/>
         <w:numPr>
           <w:ilvl w:val="0"/>
           <w:numId w:val="6"/>
@@ -6090,7 +6758,7 @@
     </w:p>
     <w:p>
       <w:pPr>
-        <w:pStyle w:val="ListParagraph"/>
+        <w:pStyle w:val="Listaszerbekezds"/>
         <w:numPr>
           <w:ilvl w:val="0"/>
           <w:numId w:val="6"/>
@@ -6110,41 +6778,78 @@
         <w:rPr>
           <w:color w:val="FF0000"/>
         </w:rPr>
-        <w:t>screenshot-okat</w:t>
-      </w:r>
-      <w:proofErr w:type="spellEnd"/>
+        <w:t>screenshot-</w:t>
+      </w:r>
+      <w:proofErr w:type="gramStart"/>
       <w:r>
         <w:rPr>
           <w:color w:val="FF0000"/>
         </w:rPr>
-        <w:t xml:space="preserve"> , de a ne legyen túlzott a képek aránya a szöveghez képest. Kb. 2-3 oldalanként egy ábra megfelelő. </w:t>
-      </w:r>
-    </w:p>
-    <w:p>
-      <w:pPr>
+        <w:t>okat</w:t>
+      </w:r>
+      <w:proofErr w:type="spellEnd"/>
+      <w:r>
         <w:rPr>
           <w:color w:val="FF0000"/>
         </w:rPr>
-      </w:pPr>
+        <w:t xml:space="preserve"> ,</w:t>
+      </w:r>
+      <w:proofErr w:type="gramEnd"/>
       <w:r>
         <w:rPr>
           <w:color w:val="FF0000"/>
         </w:rPr>
+        <w:t xml:space="preserve"> de a ne legyen túlzott a képek aránya a szöveghez képest. Kb. 2-3 oldalanként egy ábra megfelelő. </w:t>
+      </w:r>
+    </w:p>
+    <w:p>
+      <w:pPr>
+        <w:rPr>
+          <w:color w:val="FF0000"/>
+        </w:rPr>
+      </w:pPr>
+      <w:r>
+        <w:rPr>
+          <w:color w:val="FF0000"/>
+        </w:rPr>
         <w:t>Ajánlott terjedelem: 10-15 oldal, ábrákkal együtt.</w:t>
       </w:r>
     </w:p>
     <w:p>
       <w:pPr>
-        <w:pStyle w:val="Heading1"/>
-      </w:pPr>
-      <w:bookmarkStart w:id="15" w:name="_Toc473730749"/>
-      <w:bookmarkStart w:id="16" w:name="_Toc85723184"/>
+        <w:pStyle w:val="Cmsor1"/>
+      </w:pPr>
+      <w:bookmarkStart w:id="13" w:name="_Toc473730749"/>
+      <w:bookmarkStart w:id="14" w:name="_Toc85723184"/>
       <w:r>
         <w:lastRenderedPageBreak/>
         <w:t>Fejlesztői dokumentáció</w:t>
       </w:r>
+      <w:bookmarkEnd w:id="13"/>
+      <w:bookmarkEnd w:id="14"/>
+    </w:p>
+    <w:p>
+      <w:pPr>
+        <w:rPr>
+          <w:color w:val="EE0000"/>
+        </w:rPr>
+      </w:pPr>
+      <w:r>
+        <w:rPr>
+          <w:color w:val="EE0000"/>
+        </w:rPr>
+        <w:t>A fejlesztői dokumentáció célja, hogy a segítse program logikájának, illetve a program kódjának a megértését, illetve a program továbbfejlesztését.  Szakemberek számára készül, elvárás tehát a pontosság és a szakmai jellegű stílus.</w:t>
+      </w:r>
+    </w:p>
+    <w:p>
+      <w:pPr>
+        <w:pStyle w:val="Cmsor2"/>
+      </w:pPr>
+      <w:bookmarkStart w:id="15" w:name="_Toc85723185"/>
+      <w:r>
+        <w:t>Az alkalmazott fejlesztői eszközök</w:t>
+      </w:r>
       <w:bookmarkEnd w:id="15"/>
-      <w:bookmarkEnd w:id="16"/>
     </w:p>
     <w:p>
       <w:pPr>
@@ -6156,35 +6861,26 @@
         <w:rPr>
           <w:color w:val="EE0000"/>
         </w:rPr>
-        <w:t>A fejlesztői dokumentáció célja, hogy a segítse program logikájának, illetve a program kódjának a megértését, illetve a program továbbfejlesztését.  Szakemberek számára készül, elvárás tehát a pontosság és a szakmai jellegű stílus.</w:t>
-      </w:r>
-    </w:p>
-    <w:p>
-      <w:pPr>
-        <w:pStyle w:val="Heading2"/>
-      </w:pPr>
-      <w:bookmarkStart w:id="17" w:name="_Toc85723185"/>
-      <w:r>
-        <w:t>Az alkalmazott fejlesztői eszközök</w:t>
-      </w:r>
-      <w:bookmarkEnd w:id="17"/>
-    </w:p>
-    <w:p>
-      <w:pPr>
+        <w:t xml:space="preserve">Fel kell sorolnod az összes olyan szoftver </w:t>
+      </w:r>
+      <w:proofErr w:type="gramStart"/>
+      <w:r>
         <w:rPr>
           <w:color w:val="EE0000"/>
         </w:rPr>
-      </w:pPr>
+        <w:t>eszközt</w:t>
+      </w:r>
+      <w:proofErr w:type="gramEnd"/>
       <w:r>
         <w:rPr>
           <w:color w:val="EE0000"/>
         </w:rPr>
-        <w:t>Fel kell sorolnod az összes olyan szoftver eszközt amelyet a program fejlesztéséhez, illetve a dokumentáció készítéséhez felhasználtál. (Pl. programozási nyelv, fejlesztői környezet, adatbázis-kezelő rendszer, kép-, szöveg-, zeneszerkesztő program stb.)</w:t>
-      </w:r>
-    </w:p>
-    <w:p>
-      <w:pPr>
-        <w:pStyle w:val="ListParagraph"/>
+        <w:t xml:space="preserve"> amelyet a program fejlesztéséhez, illetve a dokumentáció készítéséhez felhasználtál. (Pl. programozási nyelv, fejlesztői környezet, adatbázis-kezelő rendszer, kép-, szöveg-, zeneszerkesztő program stb.)</w:t>
+      </w:r>
+    </w:p>
+    <w:p>
+      <w:pPr>
+        <w:pStyle w:val="Listaszerbekezds"/>
         <w:numPr>
           <w:ilvl w:val="0"/>
           <w:numId w:val="7"/>
@@ -6202,7 +6898,7 @@
     </w:p>
     <w:p>
       <w:pPr>
-        <w:pStyle w:val="ListParagraph"/>
+        <w:pStyle w:val="Listaszerbekezds"/>
         <w:numPr>
           <w:ilvl w:val="0"/>
           <w:numId w:val="7"/>
@@ -6233,13 +6929,13 @@
     </w:p>
     <w:p>
       <w:pPr>
-        <w:pStyle w:val="Heading2"/>
-      </w:pPr>
-      <w:bookmarkStart w:id="18" w:name="_Toc85723186"/>
+        <w:pStyle w:val="Cmsor2"/>
+      </w:pPr>
+      <w:bookmarkStart w:id="16" w:name="_Toc85723186"/>
       <w:r>
         <w:t>Adatmodell leírása</w:t>
       </w:r>
-      <w:bookmarkEnd w:id="18"/>
+      <w:bookmarkEnd w:id="16"/>
     </w:p>
     <w:p>
       <w:r>
@@ -6399,7 +7095,11 @@
       </w:r>
       <w:proofErr w:type="spellEnd"/>
       <w:r>
-        <w:t>” kötő táblába került egy “</w:t>
+        <w:t xml:space="preserve">” kötő táblába került egy </w:t>
+      </w:r>
+      <w:proofErr w:type="gramStart"/>
+      <w:r>
+        <w:t>“</w:t>
       </w:r>
       <w:proofErr w:type="spellStart"/>
       <w:r>
@@ -6407,7 +7107,11 @@
       </w:r>
       <w:proofErr w:type="spellEnd"/>
       <w:r>
-        <w:t xml:space="preserve">” ami </w:t>
+        <w:t>”</w:t>
+      </w:r>
+      <w:proofErr w:type="gramEnd"/>
+      <w:r>
+        <w:t xml:space="preserve"> ami </w:t>
       </w:r>
       <w:proofErr w:type="spellStart"/>
       <w:r>
@@ -6426,12 +7130,17 @@
         <w:t xml:space="preserve"> táblába a “</w:t>
       </w:r>
       <w:proofErr w:type="spellStart"/>
+      <w:proofErr w:type="gramStart"/>
       <w:r>
         <w:t>MsgID</w:t>
       </w:r>
       <w:proofErr w:type="spellEnd"/>
       <w:r>
-        <w:t>”-re referálva</w:t>
+        <w:t>”-</w:t>
+      </w:r>
+      <w:proofErr w:type="gramEnd"/>
+      <w:r>
+        <w:t>re referálva</w:t>
       </w:r>
     </w:p>
     <w:p>
@@ -6535,7 +7244,7 @@
                     <pic:cNvPicPr/>
                   </pic:nvPicPr>
                   <pic:blipFill>
-                    <a:blip r:embed="rId12"/>
+                    <a:blip r:embed="rId22"/>
                     <a:stretch>
                       <a:fillRect/>
                     </a:stretch>
@@ -6580,7 +7289,15 @@
       </w:r>
       <w:proofErr w:type="spellEnd"/>
       <w:r>
-        <w:t xml:space="preserve"> INT(11)</w:t>
+        <w:t xml:space="preserve"> </w:t>
+      </w:r>
+      <w:proofErr w:type="gramStart"/>
+      <w:r>
+        <w:t>INT(</w:t>
+      </w:r>
+      <w:proofErr w:type="gramEnd"/>
+      <w:r>
+        <w:t>11)</w:t>
       </w:r>
     </w:p>
     <w:p>
@@ -6616,7 +7333,15 @@
       </w:r>
       <w:proofErr w:type="spellEnd"/>
       <w:r>
-        <w:t xml:space="preserve"> VARCHAR(45)</w:t>
+        <w:t xml:space="preserve"> </w:t>
+      </w:r>
+      <w:proofErr w:type="gramStart"/>
+      <w:r>
+        <w:t>VARCHAR(</w:t>
+      </w:r>
+      <w:proofErr w:type="gramEnd"/>
+      <w:r>
+        <w:t>45)</w:t>
       </w:r>
     </w:p>
     <w:p>
@@ -6649,7 +7374,15 @@
       </w:r>
       <w:proofErr w:type="spellEnd"/>
       <w:r>
-        <w:t xml:space="preserve"> VARCHAR(45)</w:t>
+        <w:t xml:space="preserve"> </w:t>
+      </w:r>
+      <w:proofErr w:type="gramStart"/>
+      <w:r>
+        <w:t>VARCHAR(</w:t>
+      </w:r>
+      <w:proofErr w:type="gramEnd"/>
+      <w:r>
+        <w:t>45)</w:t>
       </w:r>
     </w:p>
     <w:p>
@@ -6708,18 +7441,22 @@
         <w:tab/>
       </w:r>
       <w:proofErr w:type="spellStart"/>
+      <w:proofErr w:type="gramStart"/>
       <w:r>
         <w:t>chats.ChatID</w:t>
       </w:r>
       <w:proofErr w:type="spellEnd"/>
+      <w:proofErr w:type="gramEnd"/>
       <w:r>
         <w:t xml:space="preserve"> kapcsolódik </w:t>
       </w:r>
       <w:proofErr w:type="spellStart"/>
+      <w:proofErr w:type="gramStart"/>
       <w:r>
         <w:t>msgs.ChatID</w:t>
       </w:r>
       <w:proofErr w:type="spellEnd"/>
+      <w:proofErr w:type="gramEnd"/>
       <w:r>
         <w:t xml:space="preserve"> mezőhöz, egy chathez több üzenet tartozhat</w:t>
       </w:r>
@@ -6729,18 +7466,22 @@
         <w:tab/>
       </w:r>
       <w:proofErr w:type="spellStart"/>
+      <w:proofErr w:type="gramStart"/>
       <w:r>
         <w:t>chats.ChatID</w:t>
       </w:r>
       <w:proofErr w:type="spellEnd"/>
+      <w:proofErr w:type="gramEnd"/>
       <w:r>
         <w:t xml:space="preserve"> kapcsolódik </w:t>
       </w:r>
       <w:proofErr w:type="spellStart"/>
+      <w:proofErr w:type="gramStart"/>
       <w:r>
         <w:t>uac.ChatID</w:t>
       </w:r>
       <w:proofErr w:type="spellEnd"/>
+      <w:proofErr w:type="gramEnd"/>
       <w:r>
         <w:t xml:space="preserve"> mezőhöz, egy chatben több felhasználó lehet</w:t>
       </w:r>
@@ -6770,7 +7511,15 @@
       </w:r>
       <w:proofErr w:type="spellEnd"/>
       <w:r>
-        <w:t xml:space="preserve"> INT(11)</w:t>
+        <w:t xml:space="preserve"> </w:t>
+      </w:r>
+      <w:proofErr w:type="gramStart"/>
+      <w:r>
+        <w:t>INT(</w:t>
+      </w:r>
+      <w:proofErr w:type="gramEnd"/>
+      <w:r>
+        <w:t>11)</w:t>
       </w:r>
     </w:p>
     <w:p>
@@ -6802,7 +7551,15 @@
       </w:r>
       <w:proofErr w:type="spellEnd"/>
       <w:r>
-        <w:t xml:space="preserve"> INT(11)</w:t>
+        <w:t xml:space="preserve"> </w:t>
+      </w:r>
+      <w:proofErr w:type="gramStart"/>
+      <w:r>
+        <w:t>INT(</w:t>
+      </w:r>
+      <w:proofErr w:type="gramEnd"/>
+      <w:r>
+        <w:t>11)</w:t>
       </w:r>
     </w:p>
     <w:p>
@@ -6829,10 +7586,12 @@
         <w:t xml:space="preserve">Kapcsolódik </w:t>
       </w:r>
       <w:proofErr w:type="spellStart"/>
+      <w:proofErr w:type="gramStart"/>
       <w:r>
         <w:t>users.UserID</w:t>
       </w:r>
       <w:proofErr w:type="spellEnd"/>
+      <w:proofErr w:type="gramEnd"/>
       <w:r>
         <w:t xml:space="preserve"> mezőhöz</w:t>
       </w:r>
@@ -6849,7 +7608,15 @@
       </w:r>
       <w:proofErr w:type="spellEnd"/>
       <w:r>
-        <w:t xml:space="preserve"> INT(11)</w:t>
+        <w:t xml:space="preserve"> </w:t>
+      </w:r>
+      <w:proofErr w:type="gramStart"/>
+      <w:r>
+        <w:t>INT(</w:t>
+      </w:r>
+      <w:proofErr w:type="gramEnd"/>
+      <w:r>
+        <w:t>11)</w:t>
       </w:r>
     </w:p>
     <w:p>
@@ -6876,10 +7643,12 @@
         <w:t xml:space="preserve">Kapcsolódik </w:t>
       </w:r>
       <w:proofErr w:type="spellStart"/>
+      <w:proofErr w:type="gramStart"/>
       <w:r>
         <w:t>chats.ChatID</w:t>
       </w:r>
       <w:proofErr w:type="spellEnd"/>
+      <w:proofErr w:type="gramEnd"/>
       <w:r>
         <w:t xml:space="preserve"> mezőhöz</w:t>
       </w:r>
@@ -6948,18 +7717,22 @@
         <w:tab/>
       </w:r>
       <w:proofErr w:type="spellStart"/>
+      <w:proofErr w:type="gramStart"/>
       <w:r>
         <w:t>msgs.ChatID</w:t>
       </w:r>
       <w:proofErr w:type="spellEnd"/>
+      <w:proofErr w:type="gramEnd"/>
       <w:r>
         <w:t xml:space="preserve"> kapcsolódik </w:t>
       </w:r>
       <w:proofErr w:type="spellStart"/>
+      <w:proofErr w:type="gramStart"/>
       <w:r>
         <w:t>chats.ChatID</w:t>
       </w:r>
       <w:proofErr w:type="spellEnd"/>
+      <w:proofErr w:type="gramEnd"/>
       <w:r>
         <w:t xml:space="preserve"> mezőhöz</w:t>
       </w:r>
@@ -6969,18 +7742,22 @@
         <w:tab/>
       </w:r>
       <w:proofErr w:type="spellStart"/>
+      <w:proofErr w:type="gramStart"/>
       <w:r>
         <w:t>msgs.UserID</w:t>
       </w:r>
       <w:proofErr w:type="spellEnd"/>
+      <w:proofErr w:type="gramEnd"/>
       <w:r>
         <w:t xml:space="preserve"> kapcsolódik </w:t>
       </w:r>
       <w:proofErr w:type="spellStart"/>
+      <w:proofErr w:type="gramStart"/>
       <w:r>
         <w:t>users.UserID</w:t>
       </w:r>
       <w:proofErr w:type="spellEnd"/>
+      <w:proofErr w:type="gramEnd"/>
       <w:r>
         <w:t xml:space="preserve"> mezőhöz</w:t>
       </w:r>
@@ -7010,7 +7787,15 @@
       </w:r>
       <w:proofErr w:type="spellEnd"/>
       <w:r>
-        <w:t xml:space="preserve"> INT(11)</w:t>
+        <w:t xml:space="preserve"> </w:t>
+      </w:r>
+      <w:proofErr w:type="gramStart"/>
+      <w:r>
+        <w:t>INT(</w:t>
+      </w:r>
+      <w:proofErr w:type="gramEnd"/>
+      <w:r>
+        <w:t>11)</w:t>
       </w:r>
     </w:p>
     <w:p>
@@ -7037,10 +7822,12 @@
         <w:t xml:space="preserve">Kapcsolódik </w:t>
       </w:r>
       <w:proofErr w:type="spellStart"/>
+      <w:proofErr w:type="gramStart"/>
       <w:r>
         <w:t>users.UserID</w:t>
       </w:r>
       <w:proofErr w:type="spellEnd"/>
+      <w:proofErr w:type="gramEnd"/>
       <w:r>
         <w:t xml:space="preserve"> mezőhöz</w:t>
       </w:r>
@@ -7057,7 +7844,15 @@
       </w:r>
       <w:proofErr w:type="spellEnd"/>
       <w:r>
-        <w:t xml:space="preserve"> INT(11)</w:t>
+        <w:t xml:space="preserve"> </w:t>
+      </w:r>
+      <w:proofErr w:type="gramStart"/>
+      <w:r>
+        <w:t>INT(</w:t>
+      </w:r>
+      <w:proofErr w:type="gramEnd"/>
+      <w:r>
+        <w:t>11)</w:t>
       </w:r>
     </w:p>
     <w:p>
@@ -7084,10 +7879,12 @@
         <w:t xml:space="preserve">Kapcsolódik </w:t>
       </w:r>
       <w:proofErr w:type="spellStart"/>
+      <w:proofErr w:type="gramStart"/>
       <w:r>
         <w:t>chats.ChatID</w:t>
       </w:r>
       <w:proofErr w:type="spellEnd"/>
+      <w:proofErr w:type="gramEnd"/>
       <w:r>
         <w:t xml:space="preserve"> mezőhöz</w:t>
       </w:r>
@@ -7103,7 +7900,15 @@
       </w:r>
       <w:proofErr w:type="spellEnd"/>
       <w:r>
-        <w:t xml:space="preserve"> TINYINT(1)</w:t>
+        <w:t xml:space="preserve"> </w:t>
+      </w:r>
+      <w:proofErr w:type="gramStart"/>
+      <w:r>
+        <w:t>TINYINT(</w:t>
+      </w:r>
+      <w:proofErr w:type="gramEnd"/>
+      <w:r>
+        <w:t>1)</w:t>
       </w:r>
     </w:p>
     <w:p>
@@ -7702,7 +8507,15 @@
       </w:r>
       <w:proofErr w:type="spellEnd"/>
       <w:r>
-        <w:t xml:space="preserve"> – integer(11)</w:t>
+        <w:t xml:space="preserve"> – </w:t>
+      </w:r>
+      <w:proofErr w:type="gramStart"/>
+      <w:r>
+        <w:t>integer(</w:t>
+      </w:r>
+      <w:proofErr w:type="gramEnd"/>
+      <w:r>
+        <w:t>11)</w:t>
       </w:r>
       <w:r>
         <w:br/>
@@ -7728,12 +8541,17 @@
         <w:t xml:space="preserve"> – </w:t>
       </w:r>
       <w:proofErr w:type="spellStart"/>
+      <w:proofErr w:type="gramStart"/>
       <w:r>
         <w:t>varchar</w:t>
       </w:r>
       <w:proofErr w:type="spellEnd"/>
       <w:r>
-        <w:t>(45)</w:t>
+        <w:t>(</w:t>
+      </w:r>
+      <w:proofErr w:type="gramEnd"/>
+      <w:r>
+        <w:t>45)</w:t>
       </w:r>
       <w:r>
         <w:br/>
@@ -7749,7 +8567,14 @@
       </w:r>
       <w:r>
         <w:br/>
-        <w:t>Összekötések : </w:t>
+      </w:r>
+      <w:proofErr w:type="gramStart"/>
+      <w:r>
+        <w:t>Összekötések :</w:t>
+      </w:r>
+      <w:proofErr w:type="gramEnd"/>
+      <w:r>
+        <w:t> </w:t>
       </w:r>
       <w:r>
         <w:br/>
@@ -7763,10 +8588,12 @@
         <w:t xml:space="preserve"> -&gt; </w:t>
       </w:r>
       <w:proofErr w:type="spellStart"/>
+      <w:proofErr w:type="gramStart"/>
       <w:r>
         <w:t>neededskills.SkillID</w:t>
       </w:r>
       <w:proofErr w:type="spellEnd"/>
+      <w:proofErr w:type="gramEnd"/>
     </w:p>
     <w:p>
       <w:r>
@@ -7787,7 +8614,15 @@
       </w:r>
       <w:proofErr w:type="spellEnd"/>
       <w:r>
-        <w:t xml:space="preserve"> – integer(11)</w:t>
+        <w:t xml:space="preserve"> – </w:t>
+      </w:r>
+      <w:proofErr w:type="gramStart"/>
+      <w:r>
+        <w:t>integer(</w:t>
+      </w:r>
+      <w:proofErr w:type="gramEnd"/>
+      <w:r>
+        <w:t>11)</w:t>
       </w:r>
       <w:r>
         <w:br/>
@@ -7802,7 +8637,15 @@
       </w:r>
       <w:proofErr w:type="spellEnd"/>
       <w:r>
-        <w:t xml:space="preserve"> – integer(11)</w:t>
+        <w:t xml:space="preserve"> – </w:t>
+      </w:r>
+      <w:proofErr w:type="gramStart"/>
+      <w:r>
+        <w:t>integer(</w:t>
+      </w:r>
+      <w:proofErr w:type="gramEnd"/>
+      <w:r>
+        <w:t>11)</w:t>
       </w:r>
       <w:r>
         <w:br/>
@@ -7832,10 +8675,12 @@
         <w:t xml:space="preserve"> -&gt; </w:t>
       </w:r>
       <w:proofErr w:type="spellStart"/>
+      <w:proofErr w:type="gramStart"/>
       <w:r>
         <w:t>chenges.UserID</w:t>
       </w:r>
       <w:proofErr w:type="spellEnd"/>
+      <w:proofErr w:type="gramEnd"/>
       <w:r>
         <w:br/>
       </w:r>
@@ -7848,10 +8693,12 @@
         <w:t xml:space="preserve"> -&gt; </w:t>
       </w:r>
       <w:proofErr w:type="spellStart"/>
+      <w:proofErr w:type="gramStart"/>
       <w:r>
         <w:t>skills.SkillID</w:t>
       </w:r>
       <w:proofErr w:type="spellEnd"/>
+      <w:proofErr w:type="gramEnd"/>
     </w:p>
     <w:p>
       <w:r>
@@ -7876,7 +8723,15 @@
       </w:r>
       <w:proofErr w:type="spellEnd"/>
       <w:r>
-        <w:t xml:space="preserve"> – integer(11)</w:t>
+        <w:t xml:space="preserve"> – </w:t>
+      </w:r>
+      <w:proofErr w:type="gramStart"/>
+      <w:r>
+        <w:t>integer(</w:t>
+      </w:r>
+      <w:proofErr w:type="gramEnd"/>
+      <w:r>
+        <w:t>11)</w:t>
       </w:r>
       <w:r>
         <w:br/>
@@ -7891,7 +8746,15 @@
       </w:r>
       <w:proofErr w:type="spellEnd"/>
       <w:r>
-        <w:t xml:space="preserve"> – integer(11)</w:t>
+        <w:t xml:space="preserve"> – </w:t>
+      </w:r>
+      <w:proofErr w:type="gramStart"/>
+      <w:r>
+        <w:t>integer(</w:t>
+      </w:r>
+      <w:proofErr w:type="gramEnd"/>
+      <w:r>
+        <w:t>11)</w:t>
       </w:r>
       <w:r>
         <w:br/>
@@ -7921,10 +8784,12 @@
         <w:t xml:space="preserve"> -&gt; </w:t>
       </w:r>
       <w:proofErr w:type="spellStart"/>
+      <w:proofErr w:type="gramStart"/>
       <w:r>
         <w:t>chtas.ChatID</w:t>
       </w:r>
       <w:proofErr w:type="spellEnd"/>
+      <w:proofErr w:type="gramEnd"/>
       <w:r>
         <w:br/>
       </w:r>
@@ -7937,21 +8802,23 @@
         <w:t xml:space="preserve"> -&gt; </w:t>
       </w:r>
       <w:proofErr w:type="spellStart"/>
+      <w:proofErr w:type="gramStart"/>
       <w:r>
         <w:t>skills.SkillID</w:t>
       </w:r>
       <w:proofErr w:type="spellEnd"/>
+      <w:proofErr w:type="gramEnd"/>
     </w:p>
     <w:p/>
     <w:p>
       <w:pPr>
-        <w:pStyle w:val="Heading2"/>
-      </w:pPr>
-      <w:bookmarkStart w:id="19" w:name="_Toc85723187"/>
+        <w:pStyle w:val="Cmsor2"/>
+      </w:pPr>
+      <w:bookmarkStart w:id="17" w:name="_Toc85723187"/>
       <w:r>
         <w:t>Részletes feladatspecifikáció, algoritmusok</w:t>
       </w:r>
-      <w:bookmarkEnd w:id="19"/>
+      <w:bookmarkEnd w:id="17"/>
     </w:p>
     <w:p>
       <w:pPr>
@@ -7972,6 +8839,7 @@
         <w:t> Az algoritmizálható részek leírása valamilyen algoritmus-leíró eszközzel (</w:t>
       </w:r>
       <w:proofErr w:type="spellStart"/>
+      <w:proofErr w:type="gramStart"/>
       <w:r>
         <w:rPr>
           <w:color w:val="EE0000"/>
@@ -7993,6 +8861,7 @@
         <w:t>pszeudo</w:t>
       </w:r>
       <w:proofErr w:type="spellEnd"/>
+      <w:proofErr w:type="gramEnd"/>
       <w:r>
         <w:rPr>
           <w:color w:val="EE0000"/>
@@ -8196,17 +9065,17 @@
     </w:p>
     <w:p>
       <w:pPr>
-        <w:pStyle w:val="Heading2"/>
-      </w:pPr>
-      <w:bookmarkStart w:id="20" w:name="_Toc85723188"/>
+        <w:pStyle w:val="Cmsor2"/>
+      </w:pPr>
+      <w:bookmarkStart w:id="18" w:name="_Toc85723188"/>
       <w:r>
         <w:t>Tesztelési dokumentáció</w:t>
       </w:r>
-      <w:bookmarkEnd w:id="20"/>
-    </w:p>
-    <w:p>
-      <w:pPr>
-        <w:pStyle w:val="ListParagraph"/>
+      <w:bookmarkEnd w:id="18"/>
+    </w:p>
+    <w:p>
+      <w:pPr>
+        <w:pStyle w:val="Listaszerbekezds"/>
         <w:numPr>
           <w:ilvl w:val="0"/>
           <w:numId w:val="10"/>
@@ -8231,7 +9100,7 @@
     </w:p>
     <w:p>
       <w:pPr>
-        <w:pStyle w:val="ListParagraph"/>
+        <w:pStyle w:val="Listaszerbekezds"/>
         <w:numPr>
           <w:ilvl w:val="0"/>
           <w:numId w:val="9"/>
@@ -8256,7 +9125,7 @@
     </w:p>
     <w:p>
       <w:pPr>
-        <w:pStyle w:val="ListParagraph"/>
+        <w:pStyle w:val="Listaszerbekezds"/>
         <w:numPr>
           <w:ilvl w:val="0"/>
           <w:numId w:val="9"/>
@@ -8275,7 +9144,7 @@
     </w:p>
     <w:p>
       <w:pPr>
-        <w:pStyle w:val="ListParagraph"/>
+        <w:pStyle w:val="Listaszerbekezds"/>
         <w:numPr>
           <w:ilvl w:val="0"/>
           <w:numId w:val="9"/>
@@ -8294,7 +9163,7 @@
     </w:p>
     <w:p>
       <w:pPr>
-        <w:pStyle w:val="ListParagraph"/>
+        <w:pStyle w:val="Listaszerbekezds"/>
         <w:numPr>
           <w:ilvl w:val="0"/>
           <w:numId w:val="10"/>
@@ -8319,7 +9188,7 @@
     </w:p>
     <w:p>
       <w:pPr>
-        <w:pStyle w:val="ListParagraph"/>
+        <w:pStyle w:val="Listaszerbekezds"/>
         <w:numPr>
           <w:ilvl w:val="0"/>
           <w:numId w:val="10"/>
@@ -8358,77 +9227,77 @@
     </w:p>
     <w:p>
       <w:pPr>
-        <w:pStyle w:val="Heading1"/>
-      </w:pPr>
-      <w:bookmarkStart w:id="21" w:name="_Toc85723189"/>
+        <w:pStyle w:val="Cmsor1"/>
+      </w:pPr>
+      <w:bookmarkStart w:id="19" w:name="_Toc85723189"/>
       <w:r>
         <w:lastRenderedPageBreak/>
         <w:t>Összefoglalás</w:t>
       </w:r>
+      <w:bookmarkEnd w:id="19"/>
+    </w:p>
+    <w:p>
+      <w:pPr>
+        <w:pStyle w:val="Cmsor2"/>
+      </w:pPr>
+      <w:bookmarkStart w:id="20" w:name="_Toc85723190"/>
+      <w:r>
+        <w:t>Önértékelés</w:t>
+      </w:r>
+      <w:bookmarkEnd w:id="20"/>
+    </w:p>
+    <w:p>
+      <w:pPr>
+        <w:rPr>
+          <w:color w:val="EE0000"/>
+        </w:rPr>
+      </w:pPr>
+      <w:r>
+        <w:rPr>
+          <w:color w:val="EE0000"/>
+        </w:rPr>
+        <w:t>A kitűzött célok elérése, a felmerült problémák és megoldásuk felsorolása.</w:t>
+      </w:r>
+    </w:p>
+    <w:p>
+      <w:pPr>
+        <w:rPr>
+          <w:color w:val="EE0000"/>
+        </w:rPr>
+      </w:pPr>
+      <w:r>
+        <w:rPr>
+          <w:color w:val="EE0000"/>
+        </w:rPr>
+        <w:t>A saját fejlődés bemutatása (mit tanult meg, hogyan alkalmazta…)</w:t>
+      </w:r>
+    </w:p>
+    <w:p>
+      <w:pPr>
+        <w:rPr>
+          <w:color w:val="EE0000"/>
+        </w:rPr>
+      </w:pPr>
+      <w:r>
+        <w:rPr>
+          <w:color w:val="EE0000"/>
+        </w:rPr>
+        <w:t>Ajánlott terjedelem: 0,5-1 oldal</w:t>
+      </w:r>
+    </w:p>
+    <w:p>
+      <w:pPr>
+        <w:pStyle w:val="Cmsor2"/>
+      </w:pPr>
+      <w:bookmarkStart w:id="21" w:name="_Toc85723191"/>
+      <w:r>
+        <w:t>Továbbfejlesztési lehetőségek</w:t>
+      </w:r>
       <w:bookmarkEnd w:id="21"/>
     </w:p>
     <w:p>
       <w:pPr>
-        <w:pStyle w:val="Heading2"/>
-      </w:pPr>
-      <w:bookmarkStart w:id="22" w:name="_Toc85723190"/>
-      <w:r>
-        <w:t>Önértékelés</w:t>
-      </w:r>
-      <w:bookmarkEnd w:id="22"/>
-    </w:p>
-    <w:p>
-      <w:pPr>
-        <w:rPr>
-          <w:color w:val="EE0000"/>
-        </w:rPr>
-      </w:pPr>
-      <w:r>
-        <w:rPr>
-          <w:color w:val="EE0000"/>
-        </w:rPr>
-        <w:t>A kitűzött célok elérése, a felmerült problémák és megoldásuk felsorolása.</w:t>
-      </w:r>
-    </w:p>
-    <w:p>
-      <w:pPr>
-        <w:rPr>
-          <w:color w:val="EE0000"/>
-        </w:rPr>
-      </w:pPr>
-      <w:r>
-        <w:rPr>
-          <w:color w:val="EE0000"/>
-        </w:rPr>
-        <w:t>A saját fejlődés bemutatása (mit tanult meg, hogyan alkalmazta…)</w:t>
-      </w:r>
-    </w:p>
-    <w:p>
-      <w:pPr>
-        <w:rPr>
-          <w:color w:val="EE0000"/>
-        </w:rPr>
-      </w:pPr>
-      <w:r>
-        <w:rPr>
-          <w:color w:val="EE0000"/>
-        </w:rPr>
-        <w:t>Ajánlott terjedelem: 0,5-1 oldal</w:t>
-      </w:r>
-    </w:p>
-    <w:p>
-      <w:pPr>
-        <w:pStyle w:val="Heading2"/>
-      </w:pPr>
-      <w:bookmarkStart w:id="23" w:name="_Toc85723191"/>
-      <w:r>
-        <w:t>Továbbfejlesztési lehetőségek</w:t>
-      </w:r>
-      <w:bookmarkEnd w:id="23"/>
-    </w:p>
-    <w:p>
-      <w:pPr>
-        <w:pStyle w:val="ListParagraph"/>
+        <w:pStyle w:val="Listaszerbekezds"/>
         <w:numPr>
           <w:ilvl w:val="0"/>
           <w:numId w:val="11"/>
@@ -8452,7 +9321,7 @@
     </w:p>
     <w:p>
       <w:pPr>
-        <w:pStyle w:val="ListParagraph"/>
+        <w:pStyle w:val="Listaszerbekezds"/>
         <w:numPr>
           <w:ilvl w:val="0"/>
           <w:numId w:val="11"/>
@@ -8495,16 +9364,16 @@
     </w:p>
     <w:p>
       <w:pPr>
-        <w:pStyle w:val="Heading1"/>
-      </w:pPr>
-      <w:bookmarkStart w:id="24" w:name="_Toc473730753"/>
-      <w:bookmarkStart w:id="25" w:name="_Toc85723192"/>
+        <w:pStyle w:val="Cmsor1"/>
+      </w:pPr>
+      <w:bookmarkStart w:id="22" w:name="_Toc473730753"/>
+      <w:bookmarkStart w:id="23" w:name="_Toc85723192"/>
       <w:r>
         <w:lastRenderedPageBreak/>
         <w:t>Felhasznált irodalom</w:t>
       </w:r>
-      <w:bookmarkEnd w:id="24"/>
-      <w:bookmarkEnd w:id="25"/>
+      <w:bookmarkEnd w:id="22"/>
+      <w:bookmarkEnd w:id="23"/>
     </w:p>
     <w:p>
       <w:pPr>
@@ -8641,18 +9510,18 @@
     </w:p>
     <w:p>
       <w:pPr>
-        <w:pStyle w:val="Heading1"/>
-      </w:pPr>
-      <w:bookmarkStart w:id="26" w:name="_Toc85723193"/>
+        <w:pStyle w:val="Cmsor1"/>
+      </w:pPr>
+      <w:bookmarkStart w:id="24" w:name="_Toc85723193"/>
       <w:r>
         <w:lastRenderedPageBreak/>
         <w:t>Ábrajegyzék</w:t>
       </w:r>
-      <w:bookmarkEnd w:id="26"/>
-    </w:p>
-    <w:p>
-      <w:pPr>
-        <w:pStyle w:val="TableofFigures"/>
+      <w:bookmarkEnd w:id="24"/>
+    </w:p>
+    <w:p>
+      <w:pPr>
+        <w:pStyle w:val="brajegyzk"/>
         <w:tabs>
           <w:tab w:val="right" w:leader="dot" w:pos="8720"/>
         </w:tabs>
@@ -8685,7 +9554,7 @@
       <w:hyperlink w:anchor="_Toc63250394" w:history="1">
         <w:r>
           <w:rPr>
-            <w:rStyle w:val="Hyperlink"/>
+            <w:rStyle w:val="Hiperhivatkozs"/>
             <w:noProof/>
             <w:color w:val="EE0000"/>
           </w:rPr>
@@ -8749,16 +9618,633 @@
       </w:hyperlink>
     </w:p>
     <w:p>
-      <w:r>
+      <w:pPr>
         <w:rPr>
           <w:color w:val="EE0000"/>
         </w:rPr>
+      </w:pPr>
+      <w:r>
+        <w:rPr>
+          <w:color w:val="EE0000"/>
+        </w:rPr>
         <w:fldChar w:fldCharType="end"/>
       </w:r>
     </w:p>
+    <w:p>
+      <w:pPr>
+        <w:rPr>
+          <w:color w:val="EE0000"/>
+        </w:rPr>
+      </w:pPr>
+    </w:p>
+    <w:p>
+      <w:pPr>
+        <w:pStyle w:val="Cmsor1"/>
+      </w:pPr>
+      <w:r>
+        <w:lastRenderedPageBreak/>
+        <w:t>Fejlesztői napló</w:t>
+      </w:r>
+    </w:p>
+    <w:p>
+      <w:r>
+        <w:t>Novák Eszter:</w:t>
+      </w:r>
+    </w:p>
+    <w:p>
+      <w:r>
+        <w:t>Frontend fejlesztési napló</w:t>
+      </w:r>
+    </w:p>
+    <w:p/>
+    <w:p>
+      <w:r>
+        <w:t>2025.09</w:t>
+      </w:r>
+    </w:p>
+    <w:p>
+      <w:pPr>
+        <w:ind w:left="340" w:firstLine="0"/>
+      </w:pPr>
+      <w:r>
+        <w:t xml:space="preserve">Projekt tervezés, név kiválasztása és a rendszer designjának megtervezése </w:t>
+      </w:r>
+      <w:proofErr w:type="spellStart"/>
+      <w:r>
+        <w:t>Figma</w:t>
+      </w:r>
+      <w:proofErr w:type="spellEnd"/>
+      <w:r>
+        <w:t xml:space="preserve"> segítségével.</w:t>
+      </w:r>
+    </w:p>
+    <w:p/>
+    <w:p>
+      <w:r>
+        <w:t>2025.10</w:t>
+      </w:r>
+    </w:p>
+    <w:p>
+      <w:r>
+        <w:t>A design véglegesítése és az alap oldalak létrehozása a frontend alkalmazásban.</w:t>
+      </w:r>
+    </w:p>
+    <w:p/>
+    <w:p>
+      <w:r>
+        <w:t>2025.11</w:t>
+      </w:r>
+    </w:p>
+    <w:p>
+      <w:r>
+        <w:t>A főoldal (</w:t>
+      </w:r>
+      <w:proofErr w:type="spellStart"/>
+      <w:r>
+        <w:t>HomePage</w:t>
+      </w:r>
+      <w:proofErr w:type="spellEnd"/>
+      <w:r>
+        <w:t>) és a navigációs sáv (</w:t>
+      </w:r>
+      <w:proofErr w:type="spellStart"/>
+      <w:r>
+        <w:t>Navbar</w:t>
+      </w:r>
+      <w:proofErr w:type="spellEnd"/>
+      <w:r>
+        <w:t>) elkészítése.</w:t>
+      </w:r>
+    </w:p>
+    <w:p>
+      <w:proofErr w:type="spellStart"/>
+      <w:r>
+        <w:t>UserSetting</w:t>
+      </w:r>
+      <w:proofErr w:type="spellEnd"/>
+      <w:r>
+        <w:t xml:space="preserve"> oldal implementálása.</w:t>
+      </w:r>
+    </w:p>
+    <w:p/>
+    <w:p>
+      <w:r>
+        <w:t>2025.12</w:t>
+      </w:r>
+    </w:p>
+    <w:p>
+      <w:proofErr w:type="spellStart"/>
+      <w:r>
+        <w:t>GroupCreator</w:t>
+      </w:r>
+      <w:proofErr w:type="spellEnd"/>
+      <w:r>
+        <w:t xml:space="preserve"> oldal elkészítése.</w:t>
+      </w:r>
+    </w:p>
+    <w:p>
+      <w:r>
+        <w:t>A főoldalon található kereső és szűrő funkció fejlesztése.</w:t>
+      </w:r>
+    </w:p>
+    <w:p/>
+    <w:p>
+      <w:r>
+        <w:t>2026.01</w:t>
+      </w:r>
+    </w:p>
+    <w:p>
+      <w:proofErr w:type="spellStart"/>
+      <w:r>
+        <w:t>GroupFinder</w:t>
+      </w:r>
+      <w:proofErr w:type="spellEnd"/>
+      <w:r>
+        <w:t xml:space="preserve"> oldal elkészítése.</w:t>
+      </w:r>
+    </w:p>
+    <w:p>
+      <w:r>
+        <w:t>Direkt címes csatlakozás megvalósítása.</w:t>
+      </w:r>
+    </w:p>
+    <w:p/>
+    <w:p>
+      <w:r>
+        <w:t>2026.02</w:t>
+      </w:r>
+    </w:p>
+    <w:p>
+      <w:r>
+        <w:t>Profil oldal elkészítése.</w:t>
+      </w:r>
+    </w:p>
+    <w:p>
+      <w:r>
+        <w:t>Felhasználói értékelési rendszer (</w:t>
+      </w:r>
+      <w:proofErr w:type="spellStart"/>
+      <w:r>
+        <w:t>rating</w:t>
+      </w:r>
+      <w:proofErr w:type="spellEnd"/>
+      <w:r>
+        <w:t>) implementálása.</w:t>
+      </w:r>
+    </w:p>
+    <w:p>
+      <w:r>
+        <w:lastRenderedPageBreak/>
+        <w:t>Profilképek generálása AI segítségével.</w:t>
+      </w:r>
+    </w:p>
+    <w:p>
+      <w:r>
+        <w:t>A chat oldal javítása és funkcióinak véglegesítése.</w:t>
+      </w:r>
+    </w:p>
+    <w:p/>
+    <w:p>
+      <w:r>
+        <w:t>2026.03</w:t>
+      </w:r>
+    </w:p>
+    <w:p>
+      <w:r>
+        <w:t>Dokumentáció elkészítése.</w:t>
+      </w:r>
+    </w:p>
+    <w:p>
+      <w:r>
+        <w:t>Prezentáció (PPT) készítése.</w:t>
+      </w:r>
+    </w:p>
+    <w:p>
+      <w:r>
+        <w:t>Hibakeresés és javítás.</w:t>
+      </w:r>
+    </w:p>
+    <w:p>
+      <w:proofErr w:type="spellStart"/>
+      <w:r>
+        <w:t>Admin</w:t>
+      </w:r>
+      <w:proofErr w:type="spellEnd"/>
+      <w:r>
+        <w:t xml:space="preserve"> oldal fejlesztése és javítása.</w:t>
+      </w:r>
+    </w:p>
+    <w:p/>
+    <w:p>
+      <w:r>
+        <w:t>Szabó Hubertusz:</w:t>
+      </w:r>
+    </w:p>
+    <w:p>
+      <w:r>
+        <w:t>2025.10.09</w:t>
+      </w:r>
+    </w:p>
+    <w:p>
+      <w:r>
+        <w:t>- Logó szerkesztése mesterséges intelligencia (AI) segítségével.</w:t>
+      </w:r>
+    </w:p>
+    <w:p>
+      <w:pPr>
+        <w:ind w:left="340" w:firstLine="0"/>
+      </w:pPr>
+      <w:r>
+        <w:t xml:space="preserve">- A projekt </w:t>
+      </w:r>
+      <w:proofErr w:type="spellStart"/>
+      <w:r>
+        <w:t>arculatához</w:t>
+      </w:r>
+      <w:proofErr w:type="spellEnd"/>
+      <w:r>
+        <w:t xml:space="preserve"> szükséges logó elkészítése és finomítása AI-alapú eszközökkel, hogy modern és letisztult megjelenést biztosítson.</w:t>
+      </w:r>
+    </w:p>
+    <w:p>
+      <w:pPr>
+        <w:ind w:left="340" w:firstLine="0"/>
+      </w:pPr>
+    </w:p>
+    <w:p>
+      <w:r>
+        <w:t>2025.10.29</w:t>
+      </w:r>
+    </w:p>
+    <w:p>
+      <w:r>
+        <w:t>- Létrehozott képek szerkesztése és körbevágása profilképekhez.</w:t>
+      </w:r>
+    </w:p>
+    <w:p>
+      <w:pPr>
+        <w:ind w:left="340" w:firstLine="0"/>
+      </w:pPr>
+      <w:r>
+        <w:t>- A korábban generált képek optimalizálása, méretre vágása és kör alakú formázása, hogy megfeleljenek a felhasználói profilképek követelményeinek</w:t>
+      </w:r>
+      <w:r>
+        <w:t>.</w:t>
+      </w:r>
+    </w:p>
+    <w:p>
+      <w:pPr>
+        <w:ind w:left="340" w:firstLine="0"/>
+      </w:pPr>
+    </w:p>
+    <w:p>
+      <w:r>
+        <w:t>2025.11.04</w:t>
+      </w:r>
+    </w:p>
+    <w:p>
+      <w:r>
+        <w:t xml:space="preserve">- </w:t>
+      </w:r>
+      <w:r>
+        <w:t xml:space="preserve"> </w:t>
+      </w:r>
+      <w:proofErr w:type="spellStart"/>
+      <w:r>
+        <w:t>LoginPage</w:t>
+      </w:r>
+      <w:proofErr w:type="spellEnd"/>
+      <w:r>
+        <w:t xml:space="preserve"> alapok elkészítése a mintadokumentáció alapján.</w:t>
+      </w:r>
+    </w:p>
+    <w:p>
+      <w:pPr>
+        <w:ind w:left="340" w:firstLine="0"/>
+      </w:pPr>
+      <w:r>
+        <w:t>-</w:t>
+      </w:r>
+      <w:r>
+        <w:tab/>
+      </w:r>
+      <w:r>
+        <w:t>LoginPage.css létrehozása a dokumentációban meghatározott színpaletta felhasználásával.</w:t>
+      </w:r>
+    </w:p>
+    <w:p>
+      <w:pPr>
+        <w:ind w:left="340" w:firstLine="0"/>
+      </w:pPr>
+      <w:r>
+        <w:t>Az oldal vizuális és funkcionális alapjainak kialakítása, valamint a stíluslap elkészítése a konzisztens megjelenés érdekében.</w:t>
+      </w:r>
+    </w:p>
+    <w:p/>
+    <w:p/>
+    <w:p>
+      <w:r>
+        <w:t>2025.11.04</w:t>
+      </w:r>
+    </w:p>
+    <w:p>
+      <w:r>
+        <w:t xml:space="preserve">· Regisztrációs felület létrehozása és összekapcsolása a </w:t>
+      </w:r>
+      <w:proofErr w:type="spellStart"/>
+      <w:r>
+        <w:t>LoginPage</w:t>
+      </w:r>
+      <w:proofErr w:type="spellEnd"/>
+      <w:r>
+        <w:t>-el.</w:t>
+      </w:r>
+    </w:p>
+    <w:p>
+      <w:pPr>
+        <w:ind w:left="340" w:firstLine="0"/>
+      </w:pPr>
+      <w:r>
+        <w:t>A felhasználói regisztrációhoz szükséges űrlap és logikai összekötés megvalósítása, hogy a két oldal együttműködő rendszert alkosson.</w:t>
+      </w:r>
+    </w:p>
+    <w:p>
+      <w:pPr>
+        <w:ind w:left="340" w:firstLine="0"/>
+      </w:pPr>
+    </w:p>
+    <w:p>
+      <w:r>
+        <w:t>2025.11.05</w:t>
+      </w:r>
+    </w:p>
+    <w:p>
+      <w:r>
+        <w:t xml:space="preserve">· </w:t>
+      </w:r>
+      <w:proofErr w:type="spellStart"/>
+      <w:r>
+        <w:t>AboutPage</w:t>
+      </w:r>
+      <w:proofErr w:type="spellEnd"/>
+      <w:r>
+        <w:t xml:space="preserve"> oldal létrehozása.</w:t>
+      </w:r>
+    </w:p>
+    <w:p>
+      <w:r>
+        <w:t>· About.css elkészítése és az oldalhoz való összekapcsolása.</w:t>
+      </w:r>
+    </w:p>
+    <w:p>
+      <w:pPr>
+        <w:ind w:left="340" w:firstLine="0"/>
+      </w:pPr>
+      <w:r>
+        <w:t>Az információs oldal kialakítása, amely bemutatja a projektet, valamint a hozzá tartozó stíluslap integrálása.</w:t>
+      </w:r>
+    </w:p>
+    <w:p>
+      <w:pPr>
+        <w:ind w:left="340" w:firstLine="0"/>
+      </w:pPr>
+    </w:p>
+    <w:p>
+      <w:r>
+        <w:t>2025.11.10</w:t>
+      </w:r>
+    </w:p>
+    <w:p>
+      <w:r>
+        <w:t xml:space="preserve">· </w:t>
+      </w:r>
+      <w:proofErr w:type="spellStart"/>
+      <w:r>
+        <w:t>Reset</w:t>
+      </w:r>
+      <w:proofErr w:type="spellEnd"/>
+      <w:r>
+        <w:t xml:space="preserve"> </w:t>
+      </w:r>
+      <w:proofErr w:type="spellStart"/>
+      <w:r>
+        <w:t>Password</w:t>
+      </w:r>
+      <w:proofErr w:type="spellEnd"/>
+      <w:r>
+        <w:t xml:space="preserve"> oldal létrehozása és összekapcsolása a </w:t>
+      </w:r>
+      <w:proofErr w:type="spellStart"/>
+      <w:r>
+        <w:t>LoginPage</w:t>
+      </w:r>
+      <w:proofErr w:type="spellEnd"/>
+      <w:r>
+        <w:t>-el.</w:t>
+      </w:r>
+    </w:p>
+    <w:p>
+      <w:pPr>
+        <w:ind w:left="340" w:firstLine="0"/>
+      </w:pPr>
+      <w:r>
+        <w:t>A jelszó-visszaállítási funkció megvalósítása, amely biztonságos és felhasználóbarát módon integrálódik a bejelentkezési rendszerbe.</w:t>
+      </w:r>
+    </w:p>
+    <w:p/>
+    <w:p>
+      <w:r>
+        <w:t>2025.11.13</w:t>
+      </w:r>
+    </w:p>
+    <w:p>
+      <w:r>
+        <w:t xml:space="preserve">· A </w:t>
+      </w:r>
+      <w:proofErr w:type="spellStart"/>
+      <w:r>
+        <w:t>LoginPage</w:t>
+      </w:r>
+      <w:proofErr w:type="spellEnd"/>
+      <w:r>
+        <w:t xml:space="preserve">, </w:t>
+      </w:r>
+      <w:proofErr w:type="spellStart"/>
+      <w:r>
+        <w:t>RegisterPage</w:t>
+      </w:r>
+      <w:proofErr w:type="spellEnd"/>
+      <w:r>
+        <w:t xml:space="preserve"> és </w:t>
+      </w:r>
+      <w:proofErr w:type="spellStart"/>
+      <w:r>
+        <w:t>ResetPassword</w:t>
+      </w:r>
+      <w:proofErr w:type="spellEnd"/>
+      <w:r>
+        <w:t xml:space="preserve"> oldalak reszponzívvá tétele.</w:t>
+      </w:r>
+    </w:p>
+    <w:p>
+      <w:pPr>
+        <w:ind w:left="340" w:firstLine="0"/>
+      </w:pPr>
+      <w:r>
+        <w:t>Az oldalak mobil- és asztali nézetre való optimalizálása, hogy minden eszközön megfelelő felhasználói élményt nyújtsanak.</w:t>
+      </w:r>
+    </w:p>
+    <w:p/>
+    <w:p>
+      <w:r>
+        <w:t>2025.11.20</w:t>
+      </w:r>
+    </w:p>
+    <w:p>
+      <w:r>
+        <w:t xml:space="preserve">· Háttér elcsúszások javítása a </w:t>
+      </w:r>
+      <w:proofErr w:type="spellStart"/>
+      <w:r>
+        <w:t>reszponzivitás</w:t>
+      </w:r>
+      <w:proofErr w:type="spellEnd"/>
+      <w:r>
+        <w:t xml:space="preserve"> érdekében.</w:t>
+      </w:r>
+    </w:p>
+    <w:p>
+      <w:pPr>
+        <w:ind w:left="340" w:firstLine="0"/>
+      </w:pPr>
+      <w:r>
+        <w:t>A vizuális hibák korrigálása, amelyek a különböző képernyőméreteken jelentkeztek, így biztosítva az egységes megjelenést.</w:t>
+      </w:r>
+    </w:p>
+    <w:p/>
+    <w:p/>
+    <w:p>
+      <w:r>
+        <w:t>2025.11.24</w:t>
+      </w:r>
+    </w:p>
+    <w:p>
+      <w:r>
+        <w:t xml:space="preserve">· </w:t>
+      </w:r>
+      <w:proofErr w:type="spellStart"/>
+      <w:r>
+        <w:t>AboutPage</w:t>
+      </w:r>
+      <w:proofErr w:type="spellEnd"/>
+      <w:r>
+        <w:t xml:space="preserve"> reszponzívvá tétele és a logó hozzáadása.</w:t>
+      </w:r>
+    </w:p>
+    <w:p>
+      <w:pPr>
+        <w:ind w:left="340" w:firstLine="0"/>
+      </w:pPr>
+      <w:r>
+        <w:t xml:space="preserve">Az információs oldal teljes </w:t>
+      </w:r>
+      <w:proofErr w:type="spellStart"/>
+      <w:r>
+        <w:t>reszponzivitásának</w:t>
+      </w:r>
+      <w:proofErr w:type="spellEnd"/>
+      <w:r>
+        <w:t xml:space="preserve"> biztosítása, valamint a projekt logójának integrálása az arculat erősítése érdekében.</w:t>
+      </w:r>
+    </w:p>
+    <w:p/>
+    <w:p>
+      <w:r>
+        <w:t>2026.01.22</w:t>
+      </w:r>
+    </w:p>
+    <w:p>
+      <w:r>
+        <w:t>· A chat felület alapjainak elkészítése</w:t>
+      </w:r>
+    </w:p>
+    <w:p>
+      <w:r>
+        <w:t xml:space="preserve">· A felhasználói </w:t>
+      </w:r>
+      <w:proofErr w:type="spellStart"/>
+      <w:r>
+        <w:t>skillek</w:t>
+      </w:r>
+      <w:proofErr w:type="spellEnd"/>
+      <w:r>
+        <w:t xml:space="preserve"> megjelenítésének implementálása</w:t>
+      </w:r>
+    </w:p>
+    <w:p/>
+    <w:p>
+      <w:r>
+        <w:t>2026.02.10</w:t>
+      </w:r>
+    </w:p>
+    <w:p>
+      <w:r>
+        <w:t>· A „</w:t>
+      </w:r>
+      <w:proofErr w:type="spellStart"/>
+      <w:r>
+        <w:t>Leave</w:t>
+      </w:r>
+      <w:proofErr w:type="spellEnd"/>
+      <w:r>
+        <w:t>” gomb működésének beállítása a csoportchatben</w:t>
+      </w:r>
+    </w:p>
+    <w:p>
+      <w:r>
+        <w:t>· A csoportban tartózkodó emberek listázásának megvalósítása</w:t>
+      </w:r>
+    </w:p>
+    <w:p>
+      <w:r>
+        <w:t xml:space="preserve">· Az üzenetek </w:t>
+      </w:r>
+      <w:proofErr w:type="spellStart"/>
+      <w:r>
+        <w:t>duplikációjának</w:t>
+      </w:r>
+      <w:proofErr w:type="spellEnd"/>
+      <w:r>
+        <w:t xml:space="preserve"> megszüntetése</w:t>
+      </w:r>
+    </w:p>
+    <w:p/>
+    <w:p/>
+    <w:p>
+      <w:pPr>
+        <w:rPr>
+          <w:color w:val="EE0000"/>
+        </w:rPr>
+      </w:pPr>
+    </w:p>
+    <w:p>
+      <w:pPr>
+        <w:rPr>
+          <w:color w:val="EE0000"/>
+        </w:rPr>
+      </w:pPr>
+    </w:p>
+    <w:p>
+      <w:pPr>
+        <w:rPr>
+          <w:color w:val="EE0000"/>
+        </w:rPr>
+      </w:pPr>
+    </w:p>
+    <w:p/>
     <w:sectPr>
-      <w:headerReference w:type="default" r:id="rId13"/>
-      <w:footerReference w:type="default" r:id="rId14"/>
+      <w:headerReference w:type="default" r:id="rId23"/>
+      <w:footerReference w:type="default" r:id="rId24"/>
       <w:pgSz w:w="11906" w:h="16838"/>
       <w:pgMar w:top="1418" w:right="1418" w:bottom="1418" w:left="1418" w:header="709" w:footer="709" w:gutter="340"/>
       <w:cols w:space="708"/>
@@ -8798,35 +10284,16 @@
 <w:ftr xmlns:wpc="http://schemas.microsoft.com/office/word/2010/wordprocessingCanvas" xmlns:cx="http://schemas.microsoft.com/office/drawing/2014/chartex" xmlns:cx1="http://schemas.microsoft.com/office/drawing/2015/9/8/chartex" xmlns:cx2="http://schemas.microsoft.com/office/drawing/2015/10/21/chartex" xmlns:cx3="http://schemas.microsoft.com/office/drawing/2016/5/9/chartex" xmlns:cx4="http://schemas.microsoft.com/office/drawing/2016/5/10/chartex" xmlns:cx5="http://schemas.microsoft.com/office/drawing/2016/5/11/chartex" xmlns:cx6="http://schemas.microsoft.com/office/drawing/2016/5/12/chartex" xmlns:cx7="http://schemas.microsoft.com/office/drawing/2016/5/13/chartex" xmlns:cx8="http://schemas.microsoft.com/office/drawing/2016/5/14/chartex" xmlns:mc="http://schemas.openxmlformats.org/markup-compatibility/2006" xmlns:aink="http://schemas.microsoft.com/office/drawing/2016/ink" xmlns:am3d="http://schemas.microsoft.com/office/drawing/2017/model3d" xmlns:o="urn:schemas-microsoft-com:office:office" xmlns:oel="http://schemas.microsoft.com/office/2019/extlst" xmlns:r="http://schemas.openxmlformats.org/officeDocument/2006/relationships" xmlns:m="http://schemas.openxmlformats.org/officeDocument/2006/math" xmlns:v="urn:schemas-microsoft-com:vml" xmlns:wp14="http://schemas.microsoft.com/office/word/2010/wordprocessingDrawing" xmlns:wp="http://schemas.openxmlformats.org/drawingml/2006/wordprocessingDrawing" xmlns:w10="urn:schemas-microsoft-com:office:word" xmlns:w="http://schemas.openxmlformats.org/wordprocessingml/2006/main" xmlns:w14="http://schemas.microsoft.com/office/word/2010/wordml" xmlns:w15="http://schemas.microsoft.com/office/word/2012/wordml" xmlns:w16cex="http://schemas.microsoft.com/office/word/2018/wordml/cex" xmlns:w16cid="http://schemas.microsoft.com/office/word/2016/wordml/cid" xmlns:w16="http://schemas.microsoft.com/office/word/2018/wordml" xmlns:w16du="http://schemas.microsoft.com/office/word/2023/wordml/word16du" xmlns:w16sdtdh="http://schemas.microsoft.com/office/word/2020/wordml/sdtdatahash" xmlns:w16sdtfl="http://schemas.microsoft.com/office/word/2024/wordml/sdtformatlock" xmlns:w16se="http://schemas.microsoft.com/office/word/2015/wordml/symex" xmlns:wpg="http://schemas.microsoft.com/office/word/2010/wordprocessingGroup" xmlns:wpi="http://schemas.microsoft.com/office/word/2010/wordprocessingInk" xmlns:wne="http://schemas.microsoft.com/office/word/2006/wordml" xmlns:wps="http://schemas.microsoft.com/office/word/2010/wordprocessingShape" mc:Ignorable="w14 w15 w16se w16cid w16 w16cex w16sdtdh w16sdtfl w16du wp14">
   <w:p>
     <w:pPr>
-      <w:pStyle w:val="Footer"/>
+      <w:pStyle w:val="llb"/>
     </w:pPr>
-    <w:r>
-      <w:fldChar w:fldCharType="begin"/>
-    </w:r>
-    <w:r>
-      <w:instrText>DATE   \* MERGEFORMAT</w:instrText>
-    </w:r>
-    <w:r>
-      <w:fldChar w:fldCharType="separate"/>
-    </w:r>
-    <w:r>
-      <w:rPr>
-        <w:noProof/>
-      </w:rPr>
-      <w:t xml:space="preserve">2026. 02. </w:t>
-    </w:r>
-    <w:r>
-      <w:rPr>
-        <w:noProof/>
-      </w:rPr>
-      <w:t>17.</w:t>
-    </w:r>
-    <w:r>
-      <w:rPr>
-        <w:noProof/>
-      </w:rPr>
-      <w:fldChar w:fldCharType="end"/>
-    </w:r>
+    <w:fldSimple w:instr="DATE   \* MERGEFORMAT">
+      <w:r>
+        <w:rPr>
+          <w:noProof/>
+        </w:rPr>
+        <w:t>2026. 03. 12.</w:t>
+      </w:r>
+    </w:fldSimple>
     <w:r>
       <w:tab/>
     </w:r>
@@ -8881,7 +10348,7 @@
 <w:hdr xmlns:wpc="http://schemas.microsoft.com/office/word/2010/wordprocessingCanvas" xmlns:cx="http://schemas.microsoft.com/office/drawing/2014/chartex" xmlns:cx1="http://schemas.microsoft.com/office/drawing/2015/9/8/chartex" xmlns:cx2="http://schemas.microsoft.com/office/drawing/2015/10/21/chartex" xmlns:cx3="http://schemas.microsoft.com/office/drawing/2016/5/9/chartex" xmlns:cx4="http://schemas.microsoft.com/office/drawing/2016/5/10/chartex" xmlns:cx5="http://schemas.microsoft.com/office/drawing/2016/5/11/chartex" xmlns:cx6="http://schemas.microsoft.com/office/drawing/2016/5/12/chartex" xmlns:cx7="http://schemas.microsoft.com/office/drawing/2016/5/13/chartex" xmlns:cx8="http://schemas.microsoft.com/office/drawing/2016/5/14/chartex" xmlns:mc="http://schemas.openxmlformats.org/markup-compatibility/2006" xmlns:aink="http://schemas.microsoft.com/office/drawing/2016/ink" xmlns:am3d="http://schemas.microsoft.com/office/drawing/2017/model3d" xmlns:o="urn:schemas-microsoft-com:office:office" xmlns:oel="http://schemas.microsoft.com/office/2019/extlst" xmlns:r="http://schemas.openxmlformats.org/officeDocument/2006/relationships" xmlns:m="http://schemas.openxmlformats.org/officeDocument/2006/math" xmlns:v="urn:schemas-microsoft-com:vml" xmlns:wp14="http://schemas.microsoft.com/office/word/2010/wordprocessingDrawing" xmlns:wp="http://schemas.openxmlformats.org/drawingml/2006/wordprocessingDrawing" xmlns:w10="urn:schemas-microsoft-com:office:word" xmlns:w="http://schemas.openxmlformats.org/wordprocessingml/2006/main" xmlns:w14="http://schemas.microsoft.com/office/word/2010/wordml" xmlns:w15="http://schemas.microsoft.com/office/word/2012/wordml" xmlns:w16cex="http://schemas.microsoft.com/office/word/2018/wordml/cex" xmlns:w16cid="http://schemas.microsoft.com/office/word/2016/wordml/cid" xmlns:w16="http://schemas.microsoft.com/office/word/2018/wordml" xmlns:w16du="http://schemas.microsoft.com/office/word/2023/wordml/word16du" xmlns:w16sdtdh="http://schemas.microsoft.com/office/word/2020/wordml/sdtdatahash" xmlns:w16sdtfl="http://schemas.microsoft.com/office/word/2024/wordml/sdtformatlock" xmlns:w16se="http://schemas.microsoft.com/office/word/2015/wordml/symex" xmlns:wpg="http://schemas.microsoft.com/office/word/2010/wordprocessingGroup" xmlns:wpi="http://schemas.microsoft.com/office/word/2010/wordprocessingInk" xmlns:wne="http://schemas.microsoft.com/office/word/2006/wordml" xmlns:wps="http://schemas.microsoft.com/office/word/2010/wordprocessingShape" mc:Ignorable="w14 w15 w16se w16cid w16 w16cex w16sdtdh w16sdtfl w16du wp14">
   <w:p>
     <w:pPr>
-      <w:pStyle w:val="Header"/>
+      <w:pStyle w:val="lfej"/>
       <w:tabs>
         <w:tab w:val="clear" w:pos="4536"/>
         <w:tab w:val="clear" w:pos="9072"/>
@@ -10583,7 +12050,7 @@
     <w:lvl w:ilvl="0">
       <w:start w:val="1"/>
       <w:numFmt w:val="decimal"/>
-      <w:pStyle w:val="Heading1"/>
+      <w:pStyle w:val="Cmsor1"/>
       <w:lvlText w:val="%1"/>
       <w:lvlJc w:val="left"/>
       <w:pPr>
@@ -10593,7 +12060,7 @@
     <w:lvl w:ilvl="1">
       <w:start w:val="1"/>
       <w:numFmt w:val="decimal"/>
-      <w:pStyle w:val="Heading2"/>
+      <w:pStyle w:val="Cmsor2"/>
       <w:lvlText w:val="%1.%2"/>
       <w:lvlJc w:val="left"/>
       <w:pPr>
@@ -10603,7 +12070,7 @@
     <w:lvl w:ilvl="2">
       <w:start w:val="1"/>
       <w:numFmt w:val="decimal"/>
-      <w:pStyle w:val="Heading3"/>
+      <w:pStyle w:val="Cmsor3"/>
       <w:lvlText w:val="%1.%2.%3"/>
       <w:lvlJc w:val="left"/>
       <w:pPr>
@@ -10613,7 +12080,7 @@
     <w:lvl w:ilvl="3">
       <w:start w:val="1"/>
       <w:numFmt w:val="decimal"/>
-      <w:pStyle w:val="Heading4"/>
+      <w:pStyle w:val="Cmsor4"/>
       <w:lvlText w:val="%1.%2.%3.%4"/>
       <w:lvlJc w:val="left"/>
       <w:pPr>
@@ -10623,7 +12090,7 @@
     <w:lvl w:ilvl="4">
       <w:start w:val="1"/>
       <w:numFmt w:val="decimal"/>
-      <w:pStyle w:val="Heading5"/>
+      <w:pStyle w:val="Cmsor5"/>
       <w:lvlText w:val="%1.%2.%3.%4.%5"/>
       <w:lvlJc w:val="left"/>
       <w:pPr>
@@ -10633,7 +12100,7 @@
     <w:lvl w:ilvl="5">
       <w:start w:val="1"/>
       <w:numFmt w:val="decimal"/>
-      <w:pStyle w:val="Heading6"/>
+      <w:pStyle w:val="Cmsor6"/>
       <w:lvlText w:val="%1.%2.%3.%4.%5.%6"/>
       <w:lvlJc w:val="left"/>
       <w:pPr>
@@ -10643,7 +12110,7 @@
     <w:lvl w:ilvl="6">
       <w:start w:val="1"/>
       <w:numFmt w:val="decimal"/>
-      <w:pStyle w:val="Heading7"/>
+      <w:pStyle w:val="Cmsor7"/>
       <w:lvlText w:val="%1.%2.%3.%4.%5.%6.%7"/>
       <w:lvlJc w:val="left"/>
       <w:pPr>
@@ -10653,7 +12120,7 @@
     <w:lvl w:ilvl="7">
       <w:start w:val="1"/>
       <w:numFmt w:val="decimal"/>
-      <w:pStyle w:val="Heading8"/>
+      <w:pStyle w:val="Cmsor8"/>
       <w:lvlText w:val="%1.%2.%3.%4.%5.%6.%7.%8"/>
       <w:lvlJc w:val="left"/>
       <w:pPr>
@@ -10663,7 +12130,7 @@
     <w:lvl w:ilvl="8">
       <w:start w:val="1"/>
       <w:numFmt w:val="decimal"/>
-      <w:pStyle w:val="Heading9"/>
+      <w:pStyle w:val="Cmsor9"/>
       <w:lvlText w:val="%1.%2.%3.%4.%5.%6.%7.%8.%9"/>
       <w:lvlJc w:val="left"/>
       <w:pPr>
@@ -11497,7 +12964,7 @@
     <w:lsdException w:name="Unresolved Mention" w:semiHidden="1" w:unhideWhenUsed="1"/>
     <w:lsdException w:name="Smart Link" w:semiHidden="1" w:unhideWhenUsed="1"/>
   </w:latentStyles>
-  <w:style w:type="paragraph" w:default="1" w:styleId="Normal">
+  <w:style w:type="paragraph" w:default="1" w:styleId="Norml">
     <w:name w:val="Normal"/>
     <w:qFormat/>
     <w:rsid w:val="00712EC3"/>
@@ -11507,11 +12974,11 @@
       <w:jc w:val="both"/>
     </w:pPr>
   </w:style>
-  <w:style w:type="paragraph" w:styleId="Heading1">
+  <w:style w:type="paragraph" w:styleId="Cmsor1">
     <w:name w:val="heading 1"/>
-    <w:basedOn w:val="Normal"/>
-    <w:next w:val="Normal"/>
-    <w:link w:val="Heading1Char"/>
+    <w:basedOn w:val="Norml"/>
+    <w:next w:val="Norml"/>
+    <w:link w:val="Cmsor1Char"/>
     <w:autoRedefine/>
     <w:uiPriority w:val="9"/>
     <w:qFormat/>
@@ -11535,11 +13002,11 @@
       <w:szCs w:val="28"/>
     </w:rPr>
   </w:style>
-  <w:style w:type="paragraph" w:styleId="Heading2">
+  <w:style w:type="paragraph" w:styleId="Cmsor2">
     <w:name w:val="heading 2"/>
-    <w:basedOn w:val="Normal"/>
-    <w:next w:val="Normal"/>
-    <w:link w:val="Heading2Char"/>
+    <w:basedOn w:val="Norml"/>
+    <w:next w:val="Norml"/>
+    <w:link w:val="Cmsor2Char"/>
     <w:autoRedefine/>
     <w:uiPriority w:val="9"/>
     <w:unhideWhenUsed/>
@@ -11564,11 +13031,11 @@
       <w:szCs w:val="26"/>
     </w:rPr>
   </w:style>
-  <w:style w:type="paragraph" w:styleId="Heading3">
+  <w:style w:type="paragraph" w:styleId="Cmsor3">
     <w:name w:val="heading 3"/>
-    <w:basedOn w:val="Normal"/>
-    <w:next w:val="Normal"/>
-    <w:link w:val="Heading3Char"/>
+    <w:basedOn w:val="Norml"/>
+    <w:next w:val="Norml"/>
+    <w:link w:val="Cmsor3Char"/>
     <w:uiPriority w:val="9"/>
     <w:unhideWhenUsed/>
     <w:qFormat/>
@@ -11590,11 +13057,11 @@
       <w:color w:val="4F6228" w:themeColor="accent3" w:themeShade="80"/>
     </w:rPr>
   </w:style>
-  <w:style w:type="paragraph" w:styleId="Heading4">
+  <w:style w:type="paragraph" w:styleId="Cmsor4">
     <w:name w:val="heading 4"/>
-    <w:basedOn w:val="Normal"/>
-    <w:next w:val="Normal"/>
-    <w:link w:val="Heading4Char"/>
+    <w:basedOn w:val="Norml"/>
+    <w:next w:val="Norml"/>
+    <w:link w:val="Cmsor4Char"/>
     <w:uiPriority w:val="9"/>
     <w:semiHidden/>
     <w:unhideWhenUsed/>
@@ -11617,11 +13084,11 @@
       <w:color w:val="365F91" w:themeColor="accent1" w:themeShade="BF"/>
     </w:rPr>
   </w:style>
-  <w:style w:type="paragraph" w:styleId="Heading5">
+  <w:style w:type="paragraph" w:styleId="Cmsor5">
     <w:name w:val="heading 5"/>
-    <w:basedOn w:val="Normal"/>
-    <w:next w:val="Normal"/>
-    <w:link w:val="Heading5Char"/>
+    <w:basedOn w:val="Norml"/>
+    <w:next w:val="Norml"/>
+    <w:link w:val="Cmsor5Char"/>
     <w:uiPriority w:val="9"/>
     <w:semiHidden/>
     <w:unhideWhenUsed/>
@@ -11642,11 +13109,11 @@
       <w:color w:val="365F91" w:themeColor="accent1" w:themeShade="BF"/>
     </w:rPr>
   </w:style>
-  <w:style w:type="paragraph" w:styleId="Heading6">
+  <w:style w:type="paragraph" w:styleId="Cmsor6">
     <w:name w:val="heading 6"/>
-    <w:basedOn w:val="Normal"/>
-    <w:next w:val="Normal"/>
-    <w:link w:val="Heading6Char"/>
+    <w:basedOn w:val="Norml"/>
+    <w:next w:val="Norml"/>
+    <w:link w:val="Cmsor6Char"/>
     <w:uiPriority w:val="9"/>
     <w:semiHidden/>
     <w:unhideWhenUsed/>
@@ -11667,11 +13134,11 @@
       <w:color w:val="243F60" w:themeColor="accent1" w:themeShade="7F"/>
     </w:rPr>
   </w:style>
-  <w:style w:type="paragraph" w:styleId="Heading7">
+  <w:style w:type="paragraph" w:styleId="Cmsor7">
     <w:name w:val="heading 7"/>
-    <w:basedOn w:val="Normal"/>
-    <w:next w:val="Normal"/>
-    <w:link w:val="Heading7Char"/>
+    <w:basedOn w:val="Norml"/>
+    <w:next w:val="Norml"/>
+    <w:link w:val="Cmsor7Char"/>
     <w:uiPriority w:val="9"/>
     <w:semiHidden/>
     <w:unhideWhenUsed/>
@@ -11694,11 +13161,11 @@
       <w:color w:val="243F60" w:themeColor="accent1" w:themeShade="7F"/>
     </w:rPr>
   </w:style>
-  <w:style w:type="paragraph" w:styleId="Heading8">
+  <w:style w:type="paragraph" w:styleId="Cmsor8">
     <w:name w:val="heading 8"/>
-    <w:basedOn w:val="Normal"/>
-    <w:next w:val="Normal"/>
-    <w:link w:val="Heading8Char"/>
+    <w:basedOn w:val="Norml"/>
+    <w:next w:val="Norml"/>
+    <w:link w:val="Cmsor8Char"/>
     <w:uiPriority w:val="9"/>
     <w:semiHidden/>
     <w:unhideWhenUsed/>
@@ -11721,11 +13188,11 @@
       <w:szCs w:val="21"/>
     </w:rPr>
   </w:style>
-  <w:style w:type="paragraph" w:styleId="Heading9">
+  <w:style w:type="paragraph" w:styleId="Cmsor9">
     <w:name w:val="heading 9"/>
-    <w:basedOn w:val="Normal"/>
-    <w:next w:val="Normal"/>
-    <w:link w:val="Heading9Char"/>
+    <w:basedOn w:val="Norml"/>
+    <w:next w:val="Norml"/>
+    <w:link w:val="Cmsor9Char"/>
     <w:uiPriority w:val="9"/>
     <w:semiHidden/>
     <w:unhideWhenUsed/>
@@ -11750,12 +13217,12 @@
       <w:szCs w:val="21"/>
     </w:rPr>
   </w:style>
-  <w:style w:type="character" w:default="1" w:styleId="DefaultParagraphFont">
+  <w:style w:type="character" w:default="1" w:styleId="Bekezdsalapbettpusa">
     <w:name w:val="Default Paragraph Font"/>
     <w:uiPriority w:val="1"/>
     <w:unhideWhenUsed/>
   </w:style>
-  <w:style w:type="table" w:default="1" w:styleId="TableNormal">
+  <w:style w:type="table" w:default="1" w:styleId="Normltblzat">
     <w:name w:val="Normal Table"/>
     <w:uiPriority w:val="99"/>
     <w:semiHidden/>
@@ -11770,17 +13237,17 @@
       </w:tblCellMar>
     </w:tblPr>
   </w:style>
-  <w:style w:type="numbering" w:default="1" w:styleId="NoList">
+  <w:style w:type="numbering" w:default="1" w:styleId="Nemlista">
     <w:name w:val="No List"/>
     <w:uiPriority w:val="99"/>
     <w:semiHidden/>
     <w:unhideWhenUsed/>
   </w:style>
-  <w:style w:type="paragraph" w:styleId="Title">
+  <w:style w:type="paragraph" w:styleId="Cm">
     <w:name w:val="Title"/>
-    <w:basedOn w:val="Normal"/>
-    <w:next w:val="Normal"/>
-    <w:link w:val="TitleChar"/>
+    <w:basedOn w:val="Norml"/>
+    <w:next w:val="Norml"/>
+    <w:link w:val="CmChar"/>
     <w:autoRedefine/>
     <w:uiPriority w:val="10"/>
     <w:qFormat/>
@@ -11801,10 +13268,10 @@
       <w:szCs w:val="96"/>
     </w:rPr>
   </w:style>
-  <w:style w:type="character" w:customStyle="1" w:styleId="TitleChar">
-    <w:name w:val="Title Char"/>
-    <w:basedOn w:val="DefaultParagraphFont"/>
-    <w:link w:val="Title"/>
+  <w:style w:type="character" w:customStyle="1" w:styleId="CmChar">
+    <w:name w:val="Cím Char"/>
+    <w:basedOn w:val="Bekezdsalapbettpusa"/>
+    <w:link w:val="Cm"/>
     <w:uiPriority w:val="10"/>
     <w:rsid w:val="005B208E"/>
     <w:rPr>
@@ -11817,10 +13284,10 @@
       <w:szCs w:val="96"/>
     </w:rPr>
   </w:style>
-  <w:style w:type="character" w:customStyle="1" w:styleId="Heading1Char">
-    <w:name w:val="Heading 1 Char"/>
-    <w:basedOn w:val="DefaultParagraphFont"/>
-    <w:link w:val="Heading1"/>
+  <w:style w:type="character" w:customStyle="1" w:styleId="Cmsor1Char">
+    <w:name w:val="Címsor 1 Char"/>
+    <w:basedOn w:val="Bekezdsalapbettpusa"/>
+    <w:link w:val="Cmsor1"/>
     <w:uiPriority w:val="9"/>
     <w:rsid w:val="009E2EEA"/>
     <w:rPr>
@@ -11832,10 +13299,10 @@
       <w:szCs w:val="28"/>
     </w:rPr>
   </w:style>
-  <w:style w:type="character" w:customStyle="1" w:styleId="Heading2Char">
-    <w:name w:val="Heading 2 Char"/>
-    <w:basedOn w:val="DefaultParagraphFont"/>
-    <w:link w:val="Heading2"/>
+  <w:style w:type="character" w:customStyle="1" w:styleId="Cmsor2Char">
+    <w:name w:val="Címsor 2 Char"/>
+    <w:basedOn w:val="Bekezdsalapbettpusa"/>
+    <w:link w:val="Cmsor2"/>
     <w:uiPriority w:val="9"/>
     <w:rsid w:val="00AC7CA9"/>
     <w:rPr>
@@ -11847,10 +13314,10 @@
       <w:szCs w:val="26"/>
     </w:rPr>
   </w:style>
-  <w:style w:type="character" w:customStyle="1" w:styleId="Heading3Char">
-    <w:name w:val="Heading 3 Char"/>
-    <w:basedOn w:val="DefaultParagraphFont"/>
-    <w:link w:val="Heading3"/>
+  <w:style w:type="character" w:customStyle="1" w:styleId="Cmsor3Char">
+    <w:name w:val="Címsor 3 Char"/>
+    <w:basedOn w:val="Bekezdsalapbettpusa"/>
+    <w:link w:val="Cmsor3"/>
     <w:uiPriority w:val="9"/>
     <w:rsid w:val="00AC7CA9"/>
     <w:rPr>
@@ -11860,10 +13327,10 @@
       <w:color w:val="4F6228" w:themeColor="accent3" w:themeShade="80"/>
     </w:rPr>
   </w:style>
-  <w:style w:type="paragraph" w:styleId="TOCHeading">
+  <w:style w:type="paragraph" w:styleId="Tartalomjegyzkcmsora">
     <w:name w:val="TOC Heading"/>
-    <w:basedOn w:val="Heading1"/>
-    <w:next w:val="Normal"/>
+    <w:basedOn w:val="Cmsor1"/>
+    <w:next w:val="Norml"/>
     <w:uiPriority w:val="39"/>
     <w:unhideWhenUsed/>
     <w:qFormat/>
@@ -11881,10 +13348,10 @@
       <w:lang w:eastAsia="hu-HU"/>
     </w:rPr>
   </w:style>
-  <w:style w:type="paragraph" w:styleId="TOC2">
+  <w:style w:type="paragraph" w:styleId="TJ2">
     <w:name w:val="toc 2"/>
-    <w:basedOn w:val="Normal"/>
-    <w:next w:val="Normal"/>
+    <w:basedOn w:val="Norml"/>
+    <w:next w:val="Norml"/>
     <w:autoRedefine/>
     <w:uiPriority w:val="39"/>
     <w:unhideWhenUsed/>
@@ -11900,10 +13367,10 @@
       <w:lang w:eastAsia="hu-HU"/>
     </w:rPr>
   </w:style>
-  <w:style w:type="paragraph" w:styleId="TOC1">
+  <w:style w:type="paragraph" w:styleId="TJ1">
     <w:name w:val="toc 1"/>
-    <w:basedOn w:val="Normal"/>
-    <w:next w:val="Normal"/>
+    <w:basedOn w:val="Norml"/>
+    <w:next w:val="Norml"/>
     <w:autoRedefine/>
     <w:uiPriority w:val="39"/>
     <w:unhideWhenUsed/>
@@ -11918,10 +13385,10 @@
       <w:lang w:eastAsia="hu-HU"/>
     </w:rPr>
   </w:style>
-  <w:style w:type="paragraph" w:styleId="TOC3">
+  <w:style w:type="paragraph" w:styleId="TJ3">
     <w:name w:val="toc 3"/>
-    <w:basedOn w:val="Normal"/>
-    <w:next w:val="Normal"/>
+    <w:basedOn w:val="Norml"/>
+    <w:next w:val="Norml"/>
     <w:autoRedefine/>
     <w:uiPriority w:val="39"/>
     <w:unhideWhenUsed/>
@@ -11937,10 +13404,10 @@
       <w:lang w:eastAsia="hu-HU"/>
     </w:rPr>
   </w:style>
-  <w:style w:type="paragraph" w:styleId="BalloonText">
+  <w:style w:type="paragraph" w:styleId="Buborkszveg">
     <w:name w:val="Balloon Text"/>
-    <w:basedOn w:val="Normal"/>
-    <w:link w:val="BalloonTextChar"/>
+    <w:basedOn w:val="Norml"/>
+    <w:link w:val="BuborkszvegChar"/>
     <w:uiPriority w:val="99"/>
     <w:semiHidden/>
     <w:unhideWhenUsed/>
@@ -11951,10 +13418,10 @@
       <w:szCs w:val="16"/>
     </w:rPr>
   </w:style>
-  <w:style w:type="character" w:customStyle="1" w:styleId="BalloonTextChar">
-    <w:name w:val="Balloon Text Char"/>
-    <w:basedOn w:val="DefaultParagraphFont"/>
-    <w:link w:val="BalloonText"/>
+  <w:style w:type="character" w:customStyle="1" w:styleId="BuborkszvegChar">
+    <w:name w:val="Buborékszöveg Char"/>
+    <w:basedOn w:val="Bekezdsalapbettpusa"/>
+    <w:link w:val="Buborkszveg"/>
     <w:uiPriority w:val="99"/>
     <w:semiHidden/>
     <w:rsid w:val="00571013"/>
@@ -11964,9 +13431,9 @@
       <w:szCs w:val="16"/>
     </w:rPr>
   </w:style>
-  <w:style w:type="character" w:styleId="Hyperlink">
+  <w:style w:type="character" w:styleId="Hiperhivatkozs">
     <w:name w:val="Hyperlink"/>
-    <w:basedOn w:val="DefaultParagraphFont"/>
+    <w:basedOn w:val="Bekezdsalapbettpusa"/>
     <w:uiPriority w:val="99"/>
     <w:unhideWhenUsed/>
     <w:rsid w:val="001737EE"/>
@@ -11975,11 +13442,11 @@
       <w:u w:val="single"/>
     </w:rPr>
   </w:style>
-  <w:style w:type="paragraph" w:styleId="Subtitle">
+  <w:style w:type="paragraph" w:styleId="Alcm">
     <w:name w:val="Subtitle"/>
-    <w:basedOn w:val="Normal"/>
-    <w:next w:val="Normal"/>
-    <w:link w:val="SubtitleChar"/>
+    <w:basedOn w:val="Norml"/>
+    <w:next w:val="Norml"/>
+    <w:link w:val="AlcmChar"/>
     <w:autoRedefine/>
     <w:uiPriority w:val="11"/>
     <w:qFormat/>
@@ -12003,10 +13470,10 @@
       <w:szCs w:val="56"/>
     </w:rPr>
   </w:style>
-  <w:style w:type="character" w:customStyle="1" w:styleId="SubtitleChar">
-    <w:name w:val="Subtitle Char"/>
-    <w:basedOn w:val="DefaultParagraphFont"/>
-    <w:link w:val="Subtitle"/>
+  <w:style w:type="character" w:customStyle="1" w:styleId="AlcmChar">
+    <w:name w:val="Alcím Char"/>
+    <w:basedOn w:val="Bekezdsalapbettpusa"/>
+    <w:link w:val="Alcm"/>
     <w:uiPriority w:val="11"/>
     <w:rsid w:val="00BE3602"/>
     <w:rPr>
@@ -12020,10 +13487,10 @@
       <w:szCs w:val="56"/>
     </w:rPr>
   </w:style>
-  <w:style w:type="character" w:customStyle="1" w:styleId="Heading4Char">
-    <w:name w:val="Heading 4 Char"/>
-    <w:basedOn w:val="DefaultParagraphFont"/>
-    <w:link w:val="Heading4"/>
+  <w:style w:type="character" w:customStyle="1" w:styleId="Cmsor4Char">
+    <w:name w:val="Címsor 4 Char"/>
+    <w:basedOn w:val="Bekezdsalapbettpusa"/>
+    <w:link w:val="Cmsor4"/>
     <w:uiPriority w:val="9"/>
     <w:semiHidden/>
     <w:rsid w:val="00AC7CA9"/>
@@ -12034,10 +13501,10 @@
       <w:color w:val="365F91" w:themeColor="accent1" w:themeShade="BF"/>
     </w:rPr>
   </w:style>
-  <w:style w:type="character" w:customStyle="1" w:styleId="Heading5Char">
-    <w:name w:val="Heading 5 Char"/>
-    <w:basedOn w:val="DefaultParagraphFont"/>
-    <w:link w:val="Heading5"/>
+  <w:style w:type="character" w:customStyle="1" w:styleId="Cmsor5Char">
+    <w:name w:val="Címsor 5 Char"/>
+    <w:basedOn w:val="Bekezdsalapbettpusa"/>
+    <w:link w:val="Cmsor5"/>
     <w:uiPriority w:val="9"/>
     <w:semiHidden/>
     <w:rsid w:val="00AC7CA9"/>
@@ -12046,10 +13513,10 @@
       <w:color w:val="365F91" w:themeColor="accent1" w:themeShade="BF"/>
     </w:rPr>
   </w:style>
-  <w:style w:type="character" w:customStyle="1" w:styleId="Heading6Char">
-    <w:name w:val="Heading 6 Char"/>
-    <w:basedOn w:val="DefaultParagraphFont"/>
-    <w:link w:val="Heading6"/>
+  <w:style w:type="character" w:customStyle="1" w:styleId="Cmsor6Char">
+    <w:name w:val="Címsor 6 Char"/>
+    <w:basedOn w:val="Bekezdsalapbettpusa"/>
+    <w:link w:val="Cmsor6"/>
     <w:uiPriority w:val="9"/>
     <w:semiHidden/>
     <w:rsid w:val="00AC7CA9"/>
@@ -12058,10 +13525,10 @@
       <w:color w:val="243F60" w:themeColor="accent1" w:themeShade="7F"/>
     </w:rPr>
   </w:style>
-  <w:style w:type="character" w:customStyle="1" w:styleId="Heading7Char">
-    <w:name w:val="Heading 7 Char"/>
-    <w:basedOn w:val="DefaultParagraphFont"/>
-    <w:link w:val="Heading7"/>
+  <w:style w:type="character" w:customStyle="1" w:styleId="Cmsor7Char">
+    <w:name w:val="Címsor 7 Char"/>
+    <w:basedOn w:val="Bekezdsalapbettpusa"/>
+    <w:link w:val="Cmsor7"/>
     <w:uiPriority w:val="9"/>
     <w:semiHidden/>
     <w:rsid w:val="00AC7CA9"/>
@@ -12072,10 +13539,10 @@
       <w:color w:val="243F60" w:themeColor="accent1" w:themeShade="7F"/>
     </w:rPr>
   </w:style>
-  <w:style w:type="character" w:customStyle="1" w:styleId="Heading8Char">
-    <w:name w:val="Heading 8 Char"/>
-    <w:basedOn w:val="DefaultParagraphFont"/>
-    <w:link w:val="Heading8"/>
+  <w:style w:type="character" w:customStyle="1" w:styleId="Cmsor8Char">
+    <w:name w:val="Címsor 8 Char"/>
+    <w:basedOn w:val="Bekezdsalapbettpusa"/>
+    <w:link w:val="Cmsor8"/>
     <w:uiPriority w:val="9"/>
     <w:semiHidden/>
     <w:rsid w:val="00AC7CA9"/>
@@ -12086,10 +13553,10 @@
       <w:szCs w:val="21"/>
     </w:rPr>
   </w:style>
-  <w:style w:type="character" w:customStyle="1" w:styleId="Heading9Char">
-    <w:name w:val="Heading 9 Char"/>
-    <w:basedOn w:val="DefaultParagraphFont"/>
-    <w:link w:val="Heading9"/>
+  <w:style w:type="character" w:customStyle="1" w:styleId="Cmsor9Char">
+    <w:name w:val="Címsor 9 Char"/>
+    <w:basedOn w:val="Bekezdsalapbettpusa"/>
+    <w:link w:val="Cmsor9"/>
     <w:uiPriority w:val="9"/>
     <w:semiHidden/>
     <w:rsid w:val="00AC7CA9"/>
@@ -12102,9 +13569,9 @@
       <w:szCs w:val="21"/>
     </w:rPr>
   </w:style>
-  <w:style w:type="paragraph" w:styleId="ListParagraph">
+  <w:style w:type="paragraph" w:styleId="Listaszerbekezds">
     <w:name w:val="List Paragraph"/>
-    <w:basedOn w:val="Normal"/>
+    <w:basedOn w:val="Norml"/>
     <w:uiPriority w:val="34"/>
     <w:qFormat/>
     <w:rsid w:val="00AC7CA9"/>
@@ -12113,10 +13580,10 @@
       <w:contextualSpacing/>
     </w:pPr>
   </w:style>
-  <w:style w:type="paragraph" w:styleId="Caption">
+  <w:style w:type="paragraph" w:styleId="Kpalrs">
     <w:name w:val="caption"/>
-    <w:basedOn w:val="Normal"/>
-    <w:next w:val="Normal"/>
+    <w:basedOn w:val="Norml"/>
+    <w:next w:val="Norml"/>
     <w:uiPriority w:val="35"/>
     <w:unhideWhenUsed/>
     <w:qFormat/>
@@ -12132,9 +13599,9 @@
       <w:szCs w:val="18"/>
     </w:rPr>
   </w:style>
-  <w:style w:type="character" w:styleId="CommentReference">
+  <w:style w:type="character" w:styleId="Jegyzethivatkozs">
     <w:name w:val="annotation reference"/>
-    <w:basedOn w:val="DefaultParagraphFont"/>
+    <w:basedOn w:val="Bekezdsalapbettpusa"/>
     <w:uiPriority w:val="99"/>
     <w:semiHidden/>
     <w:unhideWhenUsed/>
@@ -12144,10 +13611,10 @@
       <w:szCs w:val="16"/>
     </w:rPr>
   </w:style>
-  <w:style w:type="paragraph" w:styleId="CommentText">
+  <w:style w:type="paragraph" w:styleId="Jegyzetszveg">
     <w:name w:val="annotation text"/>
-    <w:basedOn w:val="Normal"/>
-    <w:link w:val="CommentTextChar"/>
+    <w:basedOn w:val="Norml"/>
+    <w:link w:val="JegyzetszvegChar"/>
     <w:uiPriority w:val="99"/>
     <w:semiHidden/>
     <w:unhideWhenUsed/>
@@ -12160,10 +13627,10 @@
       <w:szCs w:val="20"/>
     </w:rPr>
   </w:style>
-  <w:style w:type="character" w:customStyle="1" w:styleId="CommentTextChar">
-    <w:name w:val="Comment Text Char"/>
-    <w:basedOn w:val="DefaultParagraphFont"/>
-    <w:link w:val="CommentText"/>
+  <w:style w:type="character" w:customStyle="1" w:styleId="JegyzetszvegChar">
+    <w:name w:val="Jegyzetszöveg Char"/>
+    <w:basedOn w:val="Bekezdsalapbettpusa"/>
+    <w:link w:val="Jegyzetszveg"/>
     <w:uiPriority w:val="99"/>
     <w:semiHidden/>
     <w:rsid w:val="00AB69BD"/>
@@ -12172,11 +13639,11 @@
       <w:szCs w:val="20"/>
     </w:rPr>
   </w:style>
-  <w:style w:type="paragraph" w:styleId="CommentSubject">
+  <w:style w:type="paragraph" w:styleId="Megjegyzstrgya">
     <w:name w:val="annotation subject"/>
-    <w:basedOn w:val="CommentText"/>
-    <w:next w:val="CommentText"/>
-    <w:link w:val="CommentSubjectChar"/>
+    <w:basedOn w:val="Jegyzetszveg"/>
+    <w:next w:val="Jegyzetszveg"/>
+    <w:link w:val="MegjegyzstrgyaChar"/>
     <w:uiPriority w:val="99"/>
     <w:semiHidden/>
     <w:unhideWhenUsed/>
@@ -12186,10 +13653,10 @@
       <w:bCs/>
     </w:rPr>
   </w:style>
-  <w:style w:type="character" w:customStyle="1" w:styleId="CommentSubjectChar">
-    <w:name w:val="Comment Subject Char"/>
-    <w:basedOn w:val="CommentTextChar"/>
-    <w:link w:val="CommentSubject"/>
+  <w:style w:type="character" w:customStyle="1" w:styleId="MegjegyzstrgyaChar">
+    <w:name w:val="Megjegyzés tárgya Char"/>
+    <w:basedOn w:val="JegyzetszvegChar"/>
+    <w:link w:val="Megjegyzstrgya"/>
     <w:uiPriority w:val="99"/>
     <w:semiHidden/>
     <w:rsid w:val="00AB69BD"/>
@@ -12200,10 +13667,10 @@
       <w:szCs w:val="20"/>
     </w:rPr>
   </w:style>
-  <w:style w:type="paragraph" w:styleId="TableofFigures">
+  <w:style w:type="paragraph" w:styleId="brajegyzk">
     <w:name w:val="table of figures"/>
-    <w:basedOn w:val="Normal"/>
-    <w:next w:val="Normal"/>
+    <w:basedOn w:val="Norml"/>
+    <w:next w:val="Norml"/>
     <w:uiPriority w:val="99"/>
     <w:unhideWhenUsed/>
     <w:rsid w:val="00780708"/>
@@ -12211,10 +13678,10 @@
       <w:spacing w:after="0"/>
     </w:pPr>
   </w:style>
-  <w:style w:type="paragraph" w:styleId="Header">
+  <w:style w:type="paragraph" w:styleId="lfej">
     <w:name w:val="header"/>
-    <w:basedOn w:val="Normal"/>
-    <w:link w:val="HeaderChar"/>
+    <w:basedOn w:val="Norml"/>
+    <w:link w:val="lfejChar"/>
     <w:uiPriority w:val="99"/>
     <w:unhideWhenUsed/>
     <w:rsid w:val="00FA1810"/>
@@ -12226,17 +13693,17 @@
       <w:spacing w:after="0" w:line="240" w:lineRule="auto"/>
     </w:pPr>
   </w:style>
-  <w:style w:type="character" w:customStyle="1" w:styleId="HeaderChar">
-    <w:name w:val="Header Char"/>
-    <w:basedOn w:val="DefaultParagraphFont"/>
-    <w:link w:val="Header"/>
+  <w:style w:type="character" w:customStyle="1" w:styleId="lfejChar">
+    <w:name w:val="Élőfej Char"/>
+    <w:basedOn w:val="Bekezdsalapbettpusa"/>
+    <w:link w:val="lfej"/>
     <w:uiPriority w:val="99"/>
     <w:rsid w:val="00FA1810"/>
   </w:style>
-  <w:style w:type="paragraph" w:styleId="Footer">
+  <w:style w:type="paragraph" w:styleId="llb">
     <w:name w:val="footer"/>
-    <w:basedOn w:val="Normal"/>
-    <w:link w:val="FooterChar"/>
+    <w:basedOn w:val="Norml"/>
+    <w:link w:val="llbChar"/>
     <w:uiPriority w:val="99"/>
     <w:unhideWhenUsed/>
     <w:rsid w:val="00FA1810"/>
@@ -12248,16 +13715,16 @@
       <w:spacing w:after="0" w:line="240" w:lineRule="auto"/>
     </w:pPr>
   </w:style>
-  <w:style w:type="character" w:customStyle="1" w:styleId="FooterChar">
-    <w:name w:val="Footer Char"/>
-    <w:basedOn w:val="DefaultParagraphFont"/>
-    <w:link w:val="Footer"/>
+  <w:style w:type="character" w:customStyle="1" w:styleId="llbChar">
+    <w:name w:val="Élőláb Char"/>
+    <w:basedOn w:val="Bekezdsalapbettpusa"/>
+    <w:link w:val="llb"/>
     <w:uiPriority w:val="99"/>
     <w:rsid w:val="00FA1810"/>
   </w:style>
-  <w:style w:type="paragraph" w:styleId="NormalWeb">
+  <w:style w:type="paragraph" w:styleId="NormlWeb">
     <w:name w:val="Normal (Web)"/>
-    <w:basedOn w:val="Normal"/>
+    <w:basedOn w:val="Norml"/>
     <w:uiPriority w:val="99"/>
     <w:semiHidden/>
     <w:unhideWhenUsed/>
@@ -12272,9 +13739,9 @@
       <w:lang w:val="en-US"/>
     </w:rPr>
   </w:style>
-  <w:style w:type="character" w:styleId="Strong">
+  <w:style w:type="character" w:styleId="Kiemels2">
     <w:name w:val="Strong"/>
-    <w:basedOn w:val="DefaultParagraphFont"/>
+    <w:basedOn w:val="Bekezdsalapbettpusa"/>
     <w:uiPriority w:val="22"/>
     <w:qFormat/>
     <w:rsid w:val="005B101D"/>

--- a/vizsgaremek_doku_minta.docx
+++ b/vizsgaremek_doku_minta.docx
@@ -4308,6 +4308,7 @@
       <w:r>
         <w:rPr>
           <w:rFonts w:eastAsia="Times New Roman" w:cs="Times New Roman"/>
+          <w:noProof/>
           <w:szCs w:val="24"/>
           <w:lang w:eastAsia="hu-HU"/>
         </w:rPr>
@@ -4604,6 +4605,7 @@
       <w:r>
         <w:rPr>
           <w:rFonts w:eastAsia="Times New Roman" w:cs="Times New Roman"/>
+          <w:noProof/>
           <w:szCs w:val="24"/>
           <w:lang w:eastAsia="hu-HU"/>
         </w:rPr>
@@ -4735,6 +4737,7 @@
       <w:r>
         <w:rPr>
           <w:rFonts w:eastAsia="Times New Roman" w:cs="Times New Roman"/>
+          <w:noProof/>
           <w:szCs w:val="24"/>
           <w:lang w:eastAsia="hu-HU"/>
         </w:rPr>
@@ -6278,6 +6281,21 @@
       <w:bookmarkEnd w:id="20"/>
     </w:p>
     <w:p>
+      <w:r>
+        <w:t>A projekt során kitűzött célunk egy olyan webes alkalmazás létrehozása volt, amely lehetővé teszi a felhasználók számára, hogy készségeiket megosszák, valamint más felhasználóktól tanuljanak. A fejlesztés eredményeként egy működőképes rendszer jött létre, amely támogatja a felhasználói profilok kezelését, a készségek megadását és a felhasználók közötti kapcsolatfelvételt.</w:t>
+      </w:r>
+    </w:p>
+    <w:p>
+      <w:r>
+        <w:t>A fejlesztés során több kihívással is szembesültem. Nehézséget jelentett a frontend és a backend közötti kommunikáció megértése és helyes megvalósítása, valamint a React alapú felület felépítése. Ezeket a problémákat gyakorlással és a hibák elemzésével sikerült megoldani.</w:t>
+      </w:r>
+    </w:p>
+    <w:p>
+      <w:r>
+        <w:t>A projekt során jelentős fejlődést értem el. A JavaScript használatában magabiztosabbá váltam, különösen a backend fejlesztés területén, amelyet kifejezetten élvezetesnek találtam. Emellett a React használatában is sokat fejlődtem, és jobban átlátom az alkalmazások felépítését és működését. A projekt hozzájárult ahhoz, hogy magabiztosabban mozogjak a webfejlesztés területén.</w:t>
+      </w:r>
+    </w:p>
+    <w:p>
       <w:pPr>
         <w:rPr>
           <w:color w:val="EE0000"/>
@@ -6405,31 +6423,7 @@
           <w:rPr>
             <w:rStyle w:val="Hiperhivatkozs"/>
           </w:rPr>
-          <w:t>https://chatg</w:t>
-        </w:r>
-        <w:r>
-          <w:rPr>
-            <w:rStyle w:val="Hiperhivatkozs"/>
-          </w:rPr>
-          <w:t>p</w:t>
-        </w:r>
-        <w:r>
-          <w:rPr>
-            <w:rStyle w:val="Hiperhivatkozs"/>
-          </w:rPr>
-          <w:t>t.</w:t>
-        </w:r>
-        <w:r>
-          <w:rPr>
-            <w:rStyle w:val="Hiperhivatkozs"/>
-          </w:rPr>
-          <w:t>c</w:t>
-        </w:r>
-        <w:r>
-          <w:rPr>
-            <w:rStyle w:val="Hiperhivatkozs"/>
-          </w:rPr>
-          <w:t>om</w:t>
+          <w:t>https://chatgpt.com</w:t>
         </w:r>
       </w:hyperlink>
     </w:p>
@@ -10360,6 +10354,7 @@
   <w:style w:type="character" w:default="1" w:styleId="Bekezdsalapbettpusa">
     <w:name w:val="Default Paragraph Font"/>
     <w:uiPriority w:val="1"/>
+    <w:semiHidden/>
     <w:unhideWhenUsed/>
   </w:style>
   <w:style w:type="table" w:default="1" w:styleId="Normltblzat">
@@ -11203,6 +11198,10 @@
 </file>
 
 <file path=customXml/item1.xml><?xml version="1.0" encoding="utf-8"?>
+<b:Sources xmlns:b="http://schemas.openxmlformats.org/officeDocument/2006/bibliography" xmlns="http://schemas.openxmlformats.org/officeDocument/2006/bibliography" SelectedStyle="\APA.XSL" StyleName="APA"/>
+</file>
+
+<file path=customXml/item2.xml><?xml version="1.0" encoding="utf-8"?>
 <ct:contentTypeSchema xmlns:ct="http://schemas.microsoft.com/office/2006/metadata/contentType" xmlns:ma="http://schemas.microsoft.com/office/2006/metadata/properties/metaAttributes" ct:_="" ma:_="" ma:contentTypeName="Dokumentum" ma:contentTypeID="0x010100A68ACE93D0DEBA4D8A5EE55AD7C8D291" ma:contentTypeVersion="3" ma:contentTypeDescription="Új dokumentum létrehozása." ma:contentTypeScope="" ma:versionID="306e3e948f7c6538380991c7913d797e">
   <xsd:schema xmlns:xsd="http://www.w3.org/2001/XMLSchema" xmlns:xs="http://www.w3.org/2001/XMLSchema" xmlns:p="http://schemas.microsoft.com/office/2006/metadata/properties" xmlns:ns2="a844e43c-7e76-4acb-9af9-f15a5b731b5e" targetNamespace="http://schemas.microsoft.com/office/2006/metadata/properties" ma:root="true" ma:fieldsID="a3373e347bfa58f57c9cdc15c562ff66" ns2:_="">
     <xsd:import namespace="a844e43c-7e76-4acb-9af9-f15a5b731b5e"/>
@@ -11340,17 +11339,7 @@
 </ct:contentTypeSchema>
 </file>
 
-<file path=customXml/item2.xml><?xml version="1.0" encoding="utf-8"?>
-<b:Sources xmlns:b="http://schemas.openxmlformats.org/officeDocument/2006/bibliography" xmlns="http://schemas.openxmlformats.org/officeDocument/2006/bibliography" SelectedStyle="\APA.XSL" StyleName="APA"/>
-</file>
-
 <file path=customXml/item3.xml><?xml version="1.0" encoding="utf-8"?>
-<p:properties xmlns:p="http://schemas.microsoft.com/office/2006/metadata/properties" xmlns:xsi="http://www.w3.org/2001/XMLSchema-instance" xmlns:pc="http://schemas.microsoft.com/office/infopath/2007/PartnerControls">
-  <documentManagement/>
-</p:properties>
-</file>
-
-<file path=customXml/item4.xml><?xml version="1.0" encoding="utf-8"?>
 <?mso-contentType ?>
 <FormTemplates xmlns="http://schemas.microsoft.com/sharepoint/v3/contenttype/forms">
   <Display>DocumentLibraryForm</Display>
@@ -11359,7 +11348,21 @@
 </FormTemplates>
 </file>
 
+<file path=customXml/item4.xml><?xml version="1.0" encoding="utf-8"?>
+<p:properties xmlns:p="http://schemas.microsoft.com/office/2006/metadata/properties" xmlns:xsi="http://www.w3.org/2001/XMLSchema-instance" xmlns:pc="http://schemas.microsoft.com/office/infopath/2007/PartnerControls">
+  <documentManagement/>
+</p:properties>
+</file>
+
 <file path=customXml/itemProps1.xml><?xml version="1.0" encoding="utf-8"?>
+<ds:datastoreItem xmlns:ds="http://schemas.openxmlformats.org/officeDocument/2006/customXml" ds:itemID="{31D8A198-B5FD-41D1-8F98-20D226CAF475}">
+  <ds:schemaRefs>
+    <ds:schemaRef ds:uri="http://schemas.openxmlformats.org/officeDocument/2006/bibliography"/>
+  </ds:schemaRefs>
+</ds:datastoreItem>
+</file>
+
+<file path=customXml/itemProps2.xml><?xml version="1.0" encoding="utf-8"?>
 <ds:datastoreItem xmlns:ds="http://schemas.openxmlformats.org/officeDocument/2006/customXml" ds:itemID="{0E404F72-D640-4AE1-9959-EF8B47D93A94}">
   <ds:schemaRefs>
     <ds:schemaRef ds:uri="http://schemas.microsoft.com/office/2006/metadata/contentType"/>
@@ -11377,27 +11380,19 @@
 </ds:datastoreItem>
 </file>
 
-<file path=customXml/itemProps2.xml><?xml version="1.0" encoding="utf-8"?>
-<ds:datastoreItem xmlns:ds="http://schemas.openxmlformats.org/officeDocument/2006/customXml" ds:itemID="{31D8A198-B5FD-41D1-8F98-20D226CAF475}">
+<file path=customXml/itemProps3.xml><?xml version="1.0" encoding="utf-8"?>
+<ds:datastoreItem xmlns:ds="http://schemas.openxmlformats.org/officeDocument/2006/customXml" ds:itemID="{49E9CE2F-4863-430F-A73B-CD3063AB172E}">
   <ds:schemaRefs>
-    <ds:schemaRef ds:uri="http://schemas.openxmlformats.org/officeDocument/2006/bibliography"/>
+    <ds:schemaRef ds:uri="http://schemas.microsoft.com/sharepoint/v3/contenttype/forms"/>
   </ds:schemaRefs>
 </ds:datastoreItem>
 </file>
 
-<file path=customXml/itemProps3.xml><?xml version="1.0" encoding="utf-8"?>
+<file path=customXml/itemProps4.xml><?xml version="1.0" encoding="utf-8"?>
 <ds:datastoreItem xmlns:ds="http://schemas.openxmlformats.org/officeDocument/2006/customXml" ds:itemID="{4683CF39-CBC1-469A-88EA-F31417A0D119}">
   <ds:schemaRefs>
     <ds:schemaRef ds:uri="http://schemas.microsoft.com/office/2006/metadata/properties"/>
     <ds:schemaRef ds:uri="http://schemas.microsoft.com/office/infopath/2007/PartnerControls"/>
   </ds:schemaRefs>
 </ds:datastoreItem>
-</file>
-
-<file path=customXml/itemProps4.xml><?xml version="1.0" encoding="utf-8"?>
-<ds:datastoreItem xmlns:ds="http://schemas.openxmlformats.org/officeDocument/2006/customXml" ds:itemID="{49E9CE2F-4863-430F-A73B-CD3063AB172E}">
-  <ds:schemaRefs>
-    <ds:schemaRef ds:uri="http://schemas.microsoft.com/sharepoint/v3/contenttype/forms"/>
-  </ds:schemaRefs>
-</ds:datastoreItem>
 </file>
--- a/vizsgaremek_doku_minta.docx
+++ b/vizsgaremek_doku_minta.docx
@@ -3,9 +3,6 @@
 <w:document xmlns:wpc="http://schemas.microsoft.com/office/word/2010/wordprocessingCanvas" xmlns:cx="http://schemas.microsoft.com/office/drawing/2014/chartex" xmlns:cx1="http://schemas.microsoft.com/office/drawing/2015/9/8/chartex" xmlns:cx2="http://schemas.microsoft.com/office/drawing/2015/10/21/chartex" xmlns:cx3="http://schemas.microsoft.com/office/drawing/2016/5/9/chartex" xmlns:cx4="http://schemas.microsoft.com/office/drawing/2016/5/10/chartex" xmlns:cx5="http://schemas.microsoft.com/office/drawing/2016/5/11/chartex" xmlns:cx6="http://schemas.microsoft.com/office/drawing/2016/5/12/chartex" xmlns:cx7="http://schemas.microsoft.com/office/drawing/2016/5/13/chartex" xmlns:cx8="http://schemas.microsoft.com/office/drawing/2016/5/14/chartex" xmlns:mc="http://schemas.openxmlformats.org/markup-compatibility/2006" xmlns:aink="http://schemas.microsoft.com/office/drawing/2016/ink" xmlns:am3d="http://schemas.microsoft.com/office/drawing/2017/model3d" xmlns:o="urn:schemas-microsoft-com:office:office" xmlns:r="http://schemas.openxmlformats.org/officeDocument/2006/relationships" xmlns:m="http://schemas.openxmlformats.org/officeDocument/2006/math" xmlns:v="urn:schemas-microsoft-com:vml" xmlns:wp14="http://schemas.microsoft.com/office/word/2010/wordprocessingDrawing" xmlns:wp="http://schemas.openxmlformats.org/drawingml/2006/wordprocessingDrawing" xmlns:w10="urn:schemas-microsoft-com:office:word" xmlns:w="http://schemas.openxmlformats.org/wordprocessingml/2006/main" xmlns:w14="http://schemas.microsoft.com/office/word/2010/wordml" xmlns:w15="http://schemas.microsoft.com/office/word/2012/wordml" xmlns:w16cex="http://schemas.microsoft.com/office/word/2018/wordml/cex" xmlns:w16cid="http://schemas.microsoft.com/office/word/2016/wordml/cid" xmlns:w16="http://schemas.microsoft.com/office/word/2018/wordml" xmlns:w16sdtdh="http://schemas.microsoft.com/office/word/2020/wordml/sdtdatahash" xmlns:w16se="http://schemas.microsoft.com/office/word/2015/wordml/symex" xmlns:wpg="http://schemas.microsoft.com/office/word/2010/wordprocessingGroup" xmlns:wpi="http://schemas.microsoft.com/office/word/2010/wordprocessingInk" xmlns:wne="http://schemas.microsoft.com/office/word/2006/wordml" xmlns:wps="http://schemas.microsoft.com/office/word/2010/wordprocessingShape" mc:Ignorable="w14 w15 w16se w16cid w16 w16cex w16sdtdh wp14">
   <w:body>
     <w:p>
-      <w:pPr>
-        <w:jc w:val="center"/>
-      </w:pPr>
       <w:r>
         <w:t>B</w:t>
       </w:r>
@@ -38,9 +35,6 @@
       </w:r>
     </w:p>
     <w:p>
-      <w:pPr>
-        <w:jc w:val="center"/>
-      </w:pPr>
       <w:r>
         <w:t>1184 Budapest Hengersor 34.</w:t>
       </w:r>
@@ -48,6 +42,7 @@
     <w:p>
       <w:pPr>
         <w:pStyle w:val="Cm"/>
+        <w:jc w:val="both"/>
       </w:pPr>
       <w:r>
         <w:t>Vizsgaremek</w:t>
@@ -56,6 +51,7 @@
     <w:p>
       <w:pPr>
         <w:pStyle w:val="Alcm"/>
+        <w:jc w:val="both"/>
       </w:pPr>
       <w:proofErr w:type="spellStart"/>
       <w:r>
@@ -176,7 +172,7 @@
           <w:r>
             <w:fldChar w:fldCharType="separate"/>
           </w:r>
-          <w:hyperlink w:anchor="_Toc85723173" w:history="1">
+          <w:hyperlink w:anchor="_Toc227137637" w:history="1">
             <w:r>
               <w:rPr>
                 <w:rStyle w:val="Hiperhivatkozs"/>
@@ -216,7 +212,7 @@
                 <w:noProof/>
                 <w:webHidden/>
               </w:rPr>
-              <w:instrText xml:space="preserve"> PAGEREF _Toc85723173 \h </w:instrText>
+              <w:instrText xml:space="preserve"> PAGEREF _Toc227137637 \h </w:instrText>
             </w:r>
             <w:r>
               <w:rPr>
@@ -236,7 +232,7 @@
                 <w:noProof/>
                 <w:webHidden/>
               </w:rPr>
-              <w:t>3</w:t>
+              <w:t>5</w:t>
             </w:r>
             <w:r>
               <w:rPr>
@@ -258,7 +254,7 @@
               <w:noProof/>
             </w:rPr>
           </w:pPr>
-          <w:hyperlink w:anchor="_Toc85723174" w:history="1">
+          <w:hyperlink w:anchor="_Toc227137638" w:history="1">
             <w:r>
               <w:rPr>
                 <w:rStyle w:val="Hiperhivatkozs"/>
@@ -277,7 +273,7 @@
                 <w:rStyle w:val="Hiperhivatkozs"/>
                 <w:noProof/>
               </w:rPr>
-              <w:t>Feladat leírás</w:t>
+              <w:t>Téma megfogalmazása</w:t>
             </w:r>
             <w:r>
               <w:rPr>
@@ -298,7 +294,7 @@
                 <w:noProof/>
                 <w:webHidden/>
               </w:rPr>
-              <w:instrText xml:space="preserve"> PAGEREF _Toc85723174 \h </w:instrText>
+              <w:instrText xml:space="preserve"> PAGEREF _Toc227137638 \h </w:instrText>
             </w:r>
             <w:r>
               <w:rPr>
@@ -318,7 +314,7 @@
                 <w:noProof/>
                 <w:webHidden/>
               </w:rPr>
-              <w:t>3</w:t>
+              <w:t>5</w:t>
             </w:r>
             <w:r>
               <w:rPr>
@@ -340,7 +336,7 @@
               <w:noProof/>
             </w:rPr>
           </w:pPr>
-          <w:hyperlink w:anchor="_Toc85723175" w:history="1">
+          <w:hyperlink w:anchor="_Toc227137639" w:history="1">
             <w:r>
               <w:rPr>
                 <w:rStyle w:val="Hiperhivatkozs"/>
@@ -380,7 +376,7 @@
                 <w:noProof/>
                 <w:webHidden/>
               </w:rPr>
-              <w:instrText xml:space="preserve"> PAGEREF _Toc85723175 \h </w:instrText>
+              <w:instrText xml:space="preserve"> PAGEREF _Toc227137639 \h </w:instrText>
             </w:r>
             <w:r>
               <w:rPr>
@@ -400,7 +396,7 @@
                 <w:noProof/>
                 <w:webHidden/>
               </w:rPr>
-              <w:t>3</w:t>
+              <w:t>5</w:t>
             </w:r>
             <w:r>
               <w:rPr>
@@ -422,7 +418,7 @@
               <w:noProof/>
             </w:rPr>
           </w:pPr>
-          <w:hyperlink w:anchor="_Toc85723176" w:history="1">
+          <w:hyperlink w:anchor="_Toc227137640" w:history="1">
             <w:r>
               <w:rPr>
                 <w:rStyle w:val="Hiperhivatkozs"/>
@@ -462,7 +458,7 @@
                 <w:noProof/>
                 <w:webHidden/>
               </w:rPr>
-              <w:instrText xml:space="preserve"> PAGEREF _Toc85723176 \h </w:instrText>
+              <w:instrText xml:space="preserve"> PAGEREF _Toc227137640 \h </w:instrText>
             </w:r>
             <w:r>
               <w:rPr>
@@ -482,7 +478,7 @@
                 <w:noProof/>
                 <w:webHidden/>
               </w:rPr>
-              <w:t>3</w:t>
+              <w:t>6</w:t>
             </w:r>
             <w:r>
               <w:rPr>
@@ -504,7 +500,7 @@
               <w:noProof/>
             </w:rPr>
           </w:pPr>
-          <w:hyperlink w:anchor="_Toc85723177" w:history="1">
+          <w:hyperlink w:anchor="_Toc227137641" w:history="1">
             <w:r>
               <w:rPr>
                 <w:rStyle w:val="Hiperhivatkozs"/>
@@ -544,7 +540,7 @@
                 <w:noProof/>
                 <w:webHidden/>
               </w:rPr>
-              <w:instrText xml:space="preserve"> PAGEREF _Toc85723177 \h </w:instrText>
+              <w:instrText xml:space="preserve"> PAGEREF _Toc227137641 \h </w:instrText>
             </w:r>
             <w:r>
               <w:rPr>
@@ -564,7 +560,7 @@
                 <w:noProof/>
                 <w:webHidden/>
               </w:rPr>
-              <w:t>4</w:t>
+              <w:t>7</w:t>
             </w:r>
             <w:r>
               <w:rPr>
@@ -586,7 +582,7 @@
               <w:noProof/>
             </w:rPr>
           </w:pPr>
-          <w:hyperlink w:anchor="_Toc85723178" w:history="1">
+          <w:hyperlink w:anchor="_Toc227137642" w:history="1">
             <w:r>
               <w:rPr>
                 <w:rStyle w:val="Hiperhivatkozs"/>
@@ -605,7 +601,7 @@
                 <w:rStyle w:val="Hiperhivatkozs"/>
                 <w:noProof/>
               </w:rPr>
-              <w:t>A program általános specifikációja</w:t>
+              <w:t>Rendszerkövetelmények</w:t>
             </w:r>
             <w:r>
               <w:rPr>
@@ -626,7 +622,7 @@
                 <w:noProof/>
                 <w:webHidden/>
               </w:rPr>
-              <w:instrText xml:space="preserve"> PAGEREF _Toc85723178 \h </w:instrText>
+              <w:instrText xml:space="preserve"> PAGEREF _Toc227137642 \h </w:instrText>
             </w:r>
             <w:r>
               <w:rPr>
@@ -646,7 +642,171 @@
                 <w:noProof/>
                 <w:webHidden/>
               </w:rPr>
-              <w:t>4</w:t>
+              <w:t>7</w:t>
+            </w:r>
+            <w:r>
+              <w:rPr>
+                <w:noProof/>
+                <w:webHidden/>
+              </w:rPr>
+              <w:fldChar w:fldCharType="end"/>
+            </w:r>
+          </w:hyperlink>
+        </w:p>
+        <w:p>
+          <w:pPr>
+            <w:pStyle w:val="TJ3"/>
+            <w:tabs>
+              <w:tab w:val="left" w:pos="1540"/>
+              <w:tab w:val="right" w:leader="dot" w:pos="8720"/>
+            </w:tabs>
+            <w:rPr>
+              <w:noProof/>
+            </w:rPr>
+          </w:pPr>
+          <w:hyperlink w:anchor="_Toc227137643" w:history="1">
+            <w:r>
+              <w:rPr>
+                <w:rStyle w:val="Hiperhivatkozs"/>
+                <w:noProof/>
+              </w:rPr>
+              <w:t>2.1.1</w:t>
+            </w:r>
+            <w:r>
+              <w:rPr>
+                <w:noProof/>
+              </w:rPr>
+              <w:tab/>
+            </w:r>
+            <w:r>
+              <w:rPr>
+                <w:rStyle w:val="Hiperhivatkozs"/>
+                <w:noProof/>
+              </w:rPr>
+              <w:t>Hardver követelmények</w:t>
+            </w:r>
+            <w:r>
+              <w:rPr>
+                <w:noProof/>
+                <w:webHidden/>
+              </w:rPr>
+              <w:tab/>
+            </w:r>
+            <w:r>
+              <w:rPr>
+                <w:noProof/>
+                <w:webHidden/>
+              </w:rPr>
+              <w:fldChar w:fldCharType="begin"/>
+            </w:r>
+            <w:r>
+              <w:rPr>
+                <w:noProof/>
+                <w:webHidden/>
+              </w:rPr>
+              <w:instrText xml:space="preserve"> PAGEREF _Toc227137643 \h </w:instrText>
+            </w:r>
+            <w:r>
+              <w:rPr>
+                <w:noProof/>
+                <w:webHidden/>
+              </w:rPr>
+            </w:r>
+            <w:r>
+              <w:rPr>
+                <w:noProof/>
+                <w:webHidden/>
+              </w:rPr>
+              <w:fldChar w:fldCharType="separate"/>
+            </w:r>
+            <w:r>
+              <w:rPr>
+                <w:noProof/>
+                <w:webHidden/>
+              </w:rPr>
+              <w:t>7</w:t>
+            </w:r>
+            <w:r>
+              <w:rPr>
+                <w:noProof/>
+                <w:webHidden/>
+              </w:rPr>
+              <w:fldChar w:fldCharType="end"/>
+            </w:r>
+          </w:hyperlink>
+        </w:p>
+        <w:p>
+          <w:pPr>
+            <w:pStyle w:val="TJ3"/>
+            <w:tabs>
+              <w:tab w:val="left" w:pos="1540"/>
+              <w:tab w:val="right" w:leader="dot" w:pos="8720"/>
+            </w:tabs>
+            <w:rPr>
+              <w:noProof/>
+            </w:rPr>
+          </w:pPr>
+          <w:hyperlink w:anchor="_Toc227137644" w:history="1">
+            <w:r>
+              <w:rPr>
+                <w:rStyle w:val="Hiperhivatkozs"/>
+                <w:noProof/>
+              </w:rPr>
+              <w:t>2.1.2</w:t>
+            </w:r>
+            <w:r>
+              <w:rPr>
+                <w:noProof/>
+              </w:rPr>
+              <w:tab/>
+            </w:r>
+            <w:r>
+              <w:rPr>
+                <w:rStyle w:val="Hiperhivatkozs"/>
+                <w:noProof/>
+              </w:rPr>
+              <w:t>Szoftver követelmények</w:t>
+            </w:r>
+            <w:r>
+              <w:rPr>
+                <w:noProof/>
+                <w:webHidden/>
+              </w:rPr>
+              <w:tab/>
+            </w:r>
+            <w:r>
+              <w:rPr>
+                <w:noProof/>
+                <w:webHidden/>
+              </w:rPr>
+              <w:fldChar w:fldCharType="begin"/>
+            </w:r>
+            <w:r>
+              <w:rPr>
+                <w:noProof/>
+                <w:webHidden/>
+              </w:rPr>
+              <w:instrText xml:space="preserve"> PAGEREF _Toc227137644 \h </w:instrText>
+            </w:r>
+            <w:r>
+              <w:rPr>
+                <w:noProof/>
+                <w:webHidden/>
+              </w:rPr>
+            </w:r>
+            <w:r>
+              <w:rPr>
+                <w:noProof/>
+                <w:webHidden/>
+              </w:rPr>
+              <w:fldChar w:fldCharType="separate"/>
+            </w:r>
+            <w:r>
+              <w:rPr>
+                <w:noProof/>
+                <w:webHidden/>
+              </w:rPr>
+              <w:t>8</w:t>
             </w:r>
             <w:r>
               <w:rPr>
@@ -668,7 +828,7 @@
               <w:noProof/>
             </w:rPr>
           </w:pPr>
-          <w:hyperlink w:anchor="_Toc85723179" w:history="1">
+          <w:hyperlink w:anchor="_Toc227137645" w:history="1">
             <w:r>
               <w:rPr>
                 <w:rStyle w:val="Hiperhivatkozs"/>
@@ -687,7 +847,7 @@
                 <w:rStyle w:val="Hiperhivatkozs"/>
                 <w:noProof/>
               </w:rPr>
-              <w:t>Rendszerkövetelmények</w:t>
+              <w:t>3. A program telepítése</w:t>
             </w:r>
             <w:r>
               <w:rPr>
@@ -708,7 +868,7 @@
                 <w:noProof/>
                 <w:webHidden/>
               </w:rPr>
-              <w:instrText xml:space="preserve"> PAGEREF _Toc85723179 \h </w:instrText>
+              <w:instrText xml:space="preserve"> PAGEREF _Toc227137645 \h </w:instrText>
             </w:r>
             <w:r>
               <w:rPr>
@@ -728,7 +888,499 @@
                 <w:noProof/>
                 <w:webHidden/>
               </w:rPr>
-              <w:t>4</w:t>
+              <w:t>10</w:t>
+            </w:r>
+            <w:r>
+              <w:rPr>
+                <w:noProof/>
+                <w:webHidden/>
+              </w:rPr>
+              <w:fldChar w:fldCharType="end"/>
+            </w:r>
+          </w:hyperlink>
+        </w:p>
+        <w:p>
+          <w:pPr>
+            <w:pStyle w:val="TJ2"/>
+            <w:tabs>
+              <w:tab w:val="left" w:pos="1100"/>
+              <w:tab w:val="right" w:leader="dot" w:pos="8720"/>
+            </w:tabs>
+            <w:rPr>
+              <w:noProof/>
+            </w:rPr>
+          </w:pPr>
+          <w:hyperlink w:anchor="_Toc227137646" w:history="1">
+            <w:r>
+              <w:rPr>
+                <w:rStyle w:val="Hiperhivatkozs"/>
+                <w:noProof/>
+              </w:rPr>
+              <w:t>2.3</w:t>
+            </w:r>
+            <w:r>
+              <w:rPr>
+                <w:noProof/>
+              </w:rPr>
+              <w:tab/>
+            </w:r>
+            <w:r>
+              <w:rPr>
+                <w:rStyle w:val="Hiperhivatkozs"/>
+                <w:noProof/>
+              </w:rPr>
+              <w:t>A program használatának a részletes leírása</w:t>
+            </w:r>
+            <w:r>
+              <w:rPr>
+                <w:noProof/>
+                <w:webHidden/>
+              </w:rPr>
+              <w:tab/>
+            </w:r>
+            <w:r>
+              <w:rPr>
+                <w:noProof/>
+                <w:webHidden/>
+              </w:rPr>
+              <w:fldChar w:fldCharType="begin"/>
+            </w:r>
+            <w:r>
+              <w:rPr>
+                <w:noProof/>
+                <w:webHidden/>
+              </w:rPr>
+              <w:instrText xml:space="preserve"> PAGEREF _Toc227137646 \h </w:instrText>
+            </w:r>
+            <w:r>
+              <w:rPr>
+                <w:noProof/>
+                <w:webHidden/>
+              </w:rPr>
+            </w:r>
+            <w:r>
+              <w:rPr>
+                <w:noProof/>
+                <w:webHidden/>
+              </w:rPr>
+              <w:fldChar w:fldCharType="separate"/>
+            </w:r>
+            <w:r>
+              <w:rPr>
+                <w:noProof/>
+                <w:webHidden/>
+              </w:rPr>
+              <w:t>14</w:t>
+            </w:r>
+            <w:r>
+              <w:rPr>
+                <w:noProof/>
+                <w:webHidden/>
+              </w:rPr>
+              <w:fldChar w:fldCharType="end"/>
+            </w:r>
+          </w:hyperlink>
+        </w:p>
+        <w:p>
+          <w:pPr>
+            <w:pStyle w:val="TJ1"/>
+            <w:tabs>
+              <w:tab w:val="left" w:pos="880"/>
+              <w:tab w:val="right" w:leader="dot" w:pos="8720"/>
+            </w:tabs>
+            <w:rPr>
+              <w:noProof/>
+            </w:rPr>
+          </w:pPr>
+          <w:hyperlink w:anchor="_Toc227137647" w:history="1">
+            <w:r>
+              <w:rPr>
+                <w:rStyle w:val="Hiperhivatkozs"/>
+                <w:noProof/>
+              </w:rPr>
+              <w:t>3</w:t>
+            </w:r>
+            <w:r>
+              <w:rPr>
+                <w:noProof/>
+              </w:rPr>
+              <w:tab/>
+            </w:r>
+            <w:r>
+              <w:rPr>
+                <w:rStyle w:val="Hiperhivatkozs"/>
+                <w:noProof/>
+              </w:rPr>
+              <w:t>Fejlesztői dokumentáció</w:t>
+            </w:r>
+            <w:r>
+              <w:rPr>
+                <w:noProof/>
+                <w:webHidden/>
+              </w:rPr>
+              <w:tab/>
+            </w:r>
+            <w:r>
+              <w:rPr>
+                <w:noProof/>
+                <w:webHidden/>
+              </w:rPr>
+              <w:fldChar w:fldCharType="begin"/>
+            </w:r>
+            <w:r>
+              <w:rPr>
+                <w:noProof/>
+                <w:webHidden/>
+              </w:rPr>
+              <w:instrText xml:space="preserve"> PAGEREF _Toc227137647 \h </w:instrText>
+            </w:r>
+            <w:r>
+              <w:rPr>
+                <w:noProof/>
+                <w:webHidden/>
+              </w:rPr>
+            </w:r>
+            <w:r>
+              <w:rPr>
+                <w:noProof/>
+                <w:webHidden/>
+              </w:rPr>
+              <w:fldChar w:fldCharType="separate"/>
+            </w:r>
+            <w:r>
+              <w:rPr>
+                <w:noProof/>
+                <w:webHidden/>
+              </w:rPr>
+              <w:t>17</w:t>
+            </w:r>
+            <w:r>
+              <w:rPr>
+                <w:noProof/>
+                <w:webHidden/>
+              </w:rPr>
+              <w:fldChar w:fldCharType="end"/>
+            </w:r>
+          </w:hyperlink>
+        </w:p>
+        <w:p>
+          <w:pPr>
+            <w:pStyle w:val="TJ2"/>
+            <w:tabs>
+              <w:tab w:val="left" w:pos="1100"/>
+              <w:tab w:val="right" w:leader="dot" w:pos="8720"/>
+            </w:tabs>
+            <w:rPr>
+              <w:noProof/>
+            </w:rPr>
+          </w:pPr>
+          <w:hyperlink w:anchor="_Toc227137648" w:history="1">
+            <w:r>
+              <w:rPr>
+                <w:rStyle w:val="Hiperhivatkozs"/>
+                <w:noProof/>
+              </w:rPr>
+              <w:t>3.1</w:t>
+            </w:r>
+            <w:r>
+              <w:rPr>
+                <w:noProof/>
+              </w:rPr>
+              <w:tab/>
+            </w:r>
+            <w:r>
+              <w:rPr>
+                <w:rStyle w:val="Hiperhivatkozs"/>
+                <w:noProof/>
+              </w:rPr>
+              <w:t>Az alkalmazott fejlesztői eszközök</w:t>
+            </w:r>
+            <w:r>
+              <w:rPr>
+                <w:noProof/>
+                <w:webHidden/>
+              </w:rPr>
+              <w:tab/>
+            </w:r>
+            <w:r>
+              <w:rPr>
+                <w:noProof/>
+                <w:webHidden/>
+              </w:rPr>
+              <w:fldChar w:fldCharType="begin"/>
+            </w:r>
+            <w:r>
+              <w:rPr>
+                <w:noProof/>
+                <w:webHidden/>
+              </w:rPr>
+              <w:instrText xml:space="preserve"> PAGEREF _Toc227137648 \h </w:instrText>
+            </w:r>
+            <w:r>
+              <w:rPr>
+                <w:noProof/>
+                <w:webHidden/>
+              </w:rPr>
+            </w:r>
+            <w:r>
+              <w:rPr>
+                <w:noProof/>
+                <w:webHidden/>
+              </w:rPr>
+              <w:fldChar w:fldCharType="separate"/>
+            </w:r>
+            <w:r>
+              <w:rPr>
+                <w:noProof/>
+                <w:webHidden/>
+              </w:rPr>
+              <w:t>17</w:t>
+            </w:r>
+            <w:r>
+              <w:rPr>
+                <w:noProof/>
+                <w:webHidden/>
+              </w:rPr>
+              <w:fldChar w:fldCharType="end"/>
+            </w:r>
+          </w:hyperlink>
+        </w:p>
+        <w:p>
+          <w:pPr>
+            <w:pStyle w:val="TJ2"/>
+            <w:tabs>
+              <w:tab w:val="left" w:pos="1100"/>
+              <w:tab w:val="right" w:leader="dot" w:pos="8720"/>
+            </w:tabs>
+            <w:rPr>
+              <w:noProof/>
+            </w:rPr>
+          </w:pPr>
+          <w:hyperlink w:anchor="_Toc227137649" w:history="1">
+            <w:r>
+              <w:rPr>
+                <w:rStyle w:val="Hiperhivatkozs"/>
+                <w:noProof/>
+              </w:rPr>
+              <w:t>3.2</w:t>
+            </w:r>
+            <w:r>
+              <w:rPr>
+                <w:noProof/>
+              </w:rPr>
+              <w:tab/>
+            </w:r>
+            <w:r>
+              <w:rPr>
+                <w:rStyle w:val="Hiperhivatkozs"/>
+                <w:noProof/>
+              </w:rPr>
+              <w:t>Adatmodell leírása</w:t>
+            </w:r>
+            <w:r>
+              <w:rPr>
+                <w:noProof/>
+                <w:webHidden/>
+              </w:rPr>
+              <w:tab/>
+            </w:r>
+            <w:r>
+              <w:rPr>
+                <w:noProof/>
+                <w:webHidden/>
+              </w:rPr>
+              <w:fldChar w:fldCharType="begin"/>
+            </w:r>
+            <w:r>
+              <w:rPr>
+                <w:noProof/>
+                <w:webHidden/>
+              </w:rPr>
+              <w:instrText xml:space="preserve"> PAGEREF _Toc227137649 \h </w:instrText>
+            </w:r>
+            <w:r>
+              <w:rPr>
+                <w:noProof/>
+                <w:webHidden/>
+              </w:rPr>
+            </w:r>
+            <w:r>
+              <w:rPr>
+                <w:noProof/>
+                <w:webHidden/>
+              </w:rPr>
+              <w:fldChar w:fldCharType="separate"/>
+            </w:r>
+            <w:r>
+              <w:rPr>
+                <w:noProof/>
+                <w:webHidden/>
+              </w:rPr>
+              <w:t>18</w:t>
+            </w:r>
+            <w:r>
+              <w:rPr>
+                <w:noProof/>
+                <w:webHidden/>
+              </w:rPr>
+              <w:fldChar w:fldCharType="end"/>
+            </w:r>
+          </w:hyperlink>
+        </w:p>
+        <w:p>
+          <w:pPr>
+            <w:pStyle w:val="TJ2"/>
+            <w:tabs>
+              <w:tab w:val="left" w:pos="1100"/>
+              <w:tab w:val="right" w:leader="dot" w:pos="8720"/>
+            </w:tabs>
+            <w:rPr>
+              <w:noProof/>
+            </w:rPr>
+          </w:pPr>
+          <w:hyperlink w:anchor="_Toc227137650" w:history="1">
+            <w:r>
+              <w:rPr>
+                <w:rStyle w:val="Hiperhivatkozs"/>
+                <w:noProof/>
+              </w:rPr>
+              <w:t>3.3</w:t>
+            </w:r>
+            <w:r>
+              <w:rPr>
+                <w:noProof/>
+              </w:rPr>
+              <w:tab/>
+            </w:r>
+            <w:r>
+              <w:rPr>
+                <w:rStyle w:val="Hiperhivatkozs"/>
+                <w:noProof/>
+              </w:rPr>
+              <w:t>Részletes feladatspecifikáció, algoritmusok</w:t>
+            </w:r>
+            <w:r>
+              <w:rPr>
+                <w:noProof/>
+                <w:webHidden/>
+              </w:rPr>
+              <w:tab/>
+            </w:r>
+            <w:r>
+              <w:rPr>
+                <w:noProof/>
+                <w:webHidden/>
+              </w:rPr>
+              <w:fldChar w:fldCharType="begin"/>
+            </w:r>
+            <w:r>
+              <w:rPr>
+                <w:noProof/>
+                <w:webHidden/>
+              </w:rPr>
+              <w:instrText xml:space="preserve"> PAGEREF _Toc227137650 \h </w:instrText>
+            </w:r>
+            <w:r>
+              <w:rPr>
+                <w:noProof/>
+                <w:webHidden/>
+              </w:rPr>
+            </w:r>
+            <w:r>
+              <w:rPr>
+                <w:noProof/>
+                <w:webHidden/>
+              </w:rPr>
+              <w:fldChar w:fldCharType="separate"/>
+            </w:r>
+            <w:r>
+              <w:rPr>
+                <w:noProof/>
+                <w:webHidden/>
+              </w:rPr>
+              <w:t>23</w:t>
+            </w:r>
+            <w:r>
+              <w:rPr>
+                <w:noProof/>
+                <w:webHidden/>
+              </w:rPr>
+              <w:fldChar w:fldCharType="end"/>
+            </w:r>
+          </w:hyperlink>
+        </w:p>
+        <w:p>
+          <w:pPr>
+            <w:pStyle w:val="TJ2"/>
+            <w:tabs>
+              <w:tab w:val="left" w:pos="1100"/>
+              <w:tab w:val="right" w:leader="dot" w:pos="8720"/>
+            </w:tabs>
+            <w:rPr>
+              <w:noProof/>
+            </w:rPr>
+          </w:pPr>
+          <w:hyperlink w:anchor="_Toc227137651" w:history="1">
+            <w:r>
+              <w:rPr>
+                <w:rStyle w:val="Hiperhivatkozs"/>
+                <w:noProof/>
+              </w:rPr>
+              <w:t>3.4</w:t>
+            </w:r>
+            <w:r>
+              <w:rPr>
+                <w:noProof/>
+              </w:rPr>
+              <w:tab/>
+            </w:r>
+            <w:r>
+              <w:rPr>
+                <w:rStyle w:val="Hiperhivatkozs"/>
+                <w:noProof/>
+              </w:rPr>
+              <w:t>Tesztelési dokumentáció</w:t>
+            </w:r>
+            <w:r>
+              <w:rPr>
+                <w:noProof/>
+                <w:webHidden/>
+              </w:rPr>
+              <w:tab/>
+            </w:r>
+            <w:r>
+              <w:rPr>
+                <w:noProof/>
+                <w:webHidden/>
+              </w:rPr>
+              <w:fldChar w:fldCharType="begin"/>
+            </w:r>
+            <w:r>
+              <w:rPr>
+                <w:noProof/>
+                <w:webHidden/>
+              </w:rPr>
+              <w:instrText xml:space="preserve"> PAGEREF _Toc227137651 \h </w:instrText>
+            </w:r>
+            <w:r>
+              <w:rPr>
+                <w:noProof/>
+                <w:webHidden/>
+              </w:rPr>
+            </w:r>
+            <w:r>
+              <w:rPr>
+                <w:noProof/>
+                <w:webHidden/>
+              </w:rPr>
+              <w:fldChar w:fldCharType="separate"/>
+            </w:r>
+            <w:r>
+              <w:rPr>
+                <w:noProof/>
+                <w:webHidden/>
+              </w:rPr>
+              <w:t>24</w:t>
             </w:r>
             <w:r>
               <w:rPr>
@@ -750,13 +1402,13 @@
               <w:noProof/>
             </w:rPr>
           </w:pPr>
-          <w:hyperlink w:anchor="_Toc85723180" w:history="1">
+          <w:hyperlink w:anchor="_Toc227137652" w:history="1">
             <w:r>
               <w:rPr>
                 <w:rStyle w:val="Hiperhivatkozs"/>
                 <w:noProof/>
               </w:rPr>
-              <w:t>2.2.1</w:t>
+              <w:t>3.4.1</w:t>
             </w:r>
             <w:r>
               <w:rPr>
@@ -769,7 +1421,7 @@
                 <w:rStyle w:val="Hiperhivatkozs"/>
                 <w:noProof/>
               </w:rPr>
-              <w:t>Hardver követelmények</w:t>
+              <w:t>Email validáció tesztelés</w:t>
             </w:r>
             <w:r>
               <w:rPr>
@@ -790,7 +1442,7 @@
                 <w:noProof/>
                 <w:webHidden/>
               </w:rPr>
-              <w:instrText xml:space="preserve"> PAGEREF _Toc85723180 \h </w:instrText>
+              <w:instrText xml:space="preserve"> PAGEREF _Toc227137652 \h </w:instrText>
             </w:r>
             <w:r>
               <w:rPr>
@@ -810,7 +1462,7 @@
                 <w:noProof/>
                 <w:webHidden/>
               </w:rPr>
-              <w:t>4</w:t>
+              <w:t>24</w:t>
             </w:r>
             <w:r>
               <w:rPr>
@@ -832,13 +1484,13 @@
               <w:noProof/>
             </w:rPr>
           </w:pPr>
-          <w:hyperlink w:anchor="_Toc85723181" w:history="1">
+          <w:hyperlink w:anchor="_Toc227137653" w:history="1">
             <w:r>
               <w:rPr>
                 <w:rStyle w:val="Hiperhivatkozs"/>
                 <w:noProof/>
               </w:rPr>
-              <w:t>2.2.2</w:t>
+              <w:t>3.4.2</w:t>
             </w:r>
             <w:r>
               <w:rPr>
@@ -849,9 +1501,10 @@
             <w:r>
               <w:rPr>
                 <w:rStyle w:val="Hiperhivatkozs"/>
-                <w:noProof/>
-              </w:rPr>
-              <w:t>Szoftver követelmények</w:t>
+                <w:rFonts w:ascii="Segoe UI" w:hAnsi="Segoe UI" w:cs="Segoe UI"/>
+                <w:noProof/>
+              </w:rPr>
+              <w:t>Hiányos email cím elutasítása</w:t>
             </w:r>
             <w:r>
               <w:rPr>
@@ -872,7 +1525,7 @@
                 <w:noProof/>
                 <w:webHidden/>
               </w:rPr>
-              <w:instrText xml:space="preserve"> PAGEREF _Toc85723181 \h </w:instrText>
+              <w:instrText xml:space="preserve"> PAGEREF _Toc227137653 \h </w:instrText>
             </w:r>
             <w:r>
               <w:rPr>
@@ -892,7 +1545,1334 @@
                 <w:noProof/>
                 <w:webHidden/>
               </w:rPr>
+              <w:t>26</w:t>
+            </w:r>
+            <w:r>
+              <w:rPr>
+                <w:noProof/>
+                <w:webHidden/>
+              </w:rPr>
+              <w:fldChar w:fldCharType="end"/>
+            </w:r>
+          </w:hyperlink>
+        </w:p>
+        <w:p>
+          <w:pPr>
+            <w:pStyle w:val="TJ3"/>
+            <w:tabs>
+              <w:tab w:val="left" w:pos="1540"/>
+              <w:tab w:val="right" w:leader="dot" w:pos="8720"/>
+            </w:tabs>
+            <w:rPr>
+              <w:noProof/>
+            </w:rPr>
+          </w:pPr>
+          <w:hyperlink w:anchor="_Toc227137654" w:history="1">
+            <w:r>
+              <w:rPr>
+                <w:rStyle w:val="Hiperhivatkozs"/>
+                <w:noProof/>
+              </w:rPr>
+              <w:t>3.4.3</w:t>
+            </w:r>
+            <w:r>
+              <w:rPr>
+                <w:noProof/>
+              </w:rPr>
+              <w:tab/>
+            </w:r>
+            <w:r>
+              <w:rPr>
+                <w:rStyle w:val="Hiperhivatkozs"/>
+                <w:rFonts w:ascii="Segoe UI" w:hAnsi="Segoe UI" w:cs="Segoe UI"/>
+                <w:noProof/>
+              </w:rPr>
+              <w:t>Extrém hibás email („bolondbiztos” teszteset)</w:t>
+            </w:r>
+            <w:r>
+              <w:rPr>
+                <w:noProof/>
+                <w:webHidden/>
+              </w:rPr>
+              <w:tab/>
+            </w:r>
+            <w:r>
+              <w:rPr>
+                <w:noProof/>
+                <w:webHidden/>
+              </w:rPr>
+              <w:fldChar w:fldCharType="begin"/>
+            </w:r>
+            <w:r>
+              <w:rPr>
+                <w:noProof/>
+                <w:webHidden/>
+              </w:rPr>
+              <w:instrText xml:space="preserve"> PAGEREF _Toc227137654 \h </w:instrText>
+            </w:r>
+            <w:r>
+              <w:rPr>
+                <w:noProof/>
+                <w:webHidden/>
+              </w:rPr>
+            </w:r>
+            <w:r>
+              <w:rPr>
+                <w:noProof/>
+                <w:webHidden/>
+              </w:rPr>
+              <w:fldChar w:fldCharType="separate"/>
+            </w:r>
+            <w:r>
+              <w:rPr>
+                <w:noProof/>
+                <w:webHidden/>
+              </w:rPr>
+              <w:t>26</w:t>
+            </w:r>
+            <w:r>
+              <w:rPr>
+                <w:noProof/>
+                <w:webHidden/>
+              </w:rPr>
+              <w:fldChar w:fldCharType="end"/>
+            </w:r>
+          </w:hyperlink>
+        </w:p>
+        <w:p>
+          <w:pPr>
+            <w:pStyle w:val="TJ3"/>
+            <w:tabs>
+              <w:tab w:val="left" w:pos="1540"/>
+              <w:tab w:val="right" w:leader="dot" w:pos="8720"/>
+            </w:tabs>
+            <w:rPr>
+              <w:noProof/>
+            </w:rPr>
+          </w:pPr>
+          <w:hyperlink w:anchor="_Toc227137655" w:history="1">
+            <w:r>
+              <w:rPr>
+                <w:rStyle w:val="Hiperhivatkozs"/>
+                <w:noProof/>
+              </w:rPr>
+              <w:t>3.4.4</w:t>
+            </w:r>
+            <w:r>
+              <w:rPr>
+                <w:noProof/>
+              </w:rPr>
+              <w:tab/>
+            </w:r>
+            <w:r>
+              <w:rPr>
+                <w:rStyle w:val="Hiperhivatkozs"/>
+                <w:rFonts w:ascii="Segoe UI" w:hAnsi="Segoe UI" w:cs="Segoe UI"/>
+                <w:noProof/>
+              </w:rPr>
+              <w:t>Normál és extrém tesztesetek összefoglalása</w:t>
+            </w:r>
+            <w:r>
+              <w:rPr>
+                <w:noProof/>
+                <w:webHidden/>
+              </w:rPr>
+              <w:tab/>
+            </w:r>
+            <w:r>
+              <w:rPr>
+                <w:noProof/>
+                <w:webHidden/>
+              </w:rPr>
+              <w:fldChar w:fldCharType="begin"/>
+            </w:r>
+            <w:r>
+              <w:rPr>
+                <w:noProof/>
+                <w:webHidden/>
+              </w:rPr>
+              <w:instrText xml:space="preserve"> PAGEREF _Toc227137655 \h </w:instrText>
+            </w:r>
+            <w:r>
+              <w:rPr>
+                <w:noProof/>
+                <w:webHidden/>
+              </w:rPr>
+            </w:r>
+            <w:r>
+              <w:rPr>
+                <w:noProof/>
+                <w:webHidden/>
+              </w:rPr>
+              <w:fldChar w:fldCharType="separate"/>
+            </w:r>
+            <w:r>
+              <w:rPr>
+                <w:noProof/>
+                <w:webHidden/>
+              </w:rPr>
+              <w:t>27</w:t>
+            </w:r>
+            <w:r>
+              <w:rPr>
+                <w:noProof/>
+                <w:webHidden/>
+              </w:rPr>
+              <w:fldChar w:fldCharType="end"/>
+            </w:r>
+          </w:hyperlink>
+        </w:p>
+        <w:p>
+          <w:pPr>
+            <w:pStyle w:val="TJ3"/>
+            <w:tabs>
+              <w:tab w:val="left" w:pos="1540"/>
+              <w:tab w:val="right" w:leader="dot" w:pos="8720"/>
+            </w:tabs>
+            <w:rPr>
+              <w:noProof/>
+            </w:rPr>
+          </w:pPr>
+          <w:hyperlink w:anchor="_Toc227137656" w:history="1">
+            <w:r>
+              <w:rPr>
+                <w:rStyle w:val="Hiperhivatkozs"/>
+                <w:noProof/>
+              </w:rPr>
+              <w:t>3.4.5</w:t>
+            </w:r>
+            <w:r>
+              <w:rPr>
+                <w:noProof/>
+              </w:rPr>
+              <w:tab/>
+            </w:r>
+            <w:r>
+              <w:rPr>
+                <w:rStyle w:val="Hiperhivatkozs"/>
+                <w:rFonts w:ascii="Segoe UI" w:hAnsi="Segoe UI" w:cs="Segoe UI"/>
+                <w:noProof/>
+              </w:rPr>
+              <w:t>Feltárt hibák, hiányosságok</w:t>
+            </w:r>
+            <w:r>
+              <w:rPr>
+                <w:noProof/>
+                <w:webHidden/>
+              </w:rPr>
+              <w:tab/>
+            </w:r>
+            <w:r>
+              <w:rPr>
+                <w:noProof/>
+                <w:webHidden/>
+              </w:rPr>
+              <w:fldChar w:fldCharType="begin"/>
+            </w:r>
+            <w:r>
+              <w:rPr>
+                <w:noProof/>
+                <w:webHidden/>
+              </w:rPr>
+              <w:instrText xml:space="preserve"> PAGEREF _Toc227137656 \h </w:instrText>
+            </w:r>
+            <w:r>
+              <w:rPr>
+                <w:noProof/>
+                <w:webHidden/>
+              </w:rPr>
+            </w:r>
+            <w:r>
+              <w:rPr>
+                <w:noProof/>
+                <w:webHidden/>
+              </w:rPr>
+              <w:fldChar w:fldCharType="separate"/>
+            </w:r>
+            <w:r>
+              <w:rPr>
+                <w:noProof/>
+                <w:webHidden/>
+              </w:rPr>
+              <w:t>27</w:t>
+            </w:r>
+            <w:r>
+              <w:rPr>
+                <w:noProof/>
+                <w:webHidden/>
+              </w:rPr>
+              <w:fldChar w:fldCharType="end"/>
+            </w:r>
+          </w:hyperlink>
+        </w:p>
+        <w:p>
+          <w:pPr>
+            <w:pStyle w:val="TJ3"/>
+            <w:tabs>
+              <w:tab w:val="left" w:pos="1540"/>
+              <w:tab w:val="right" w:leader="dot" w:pos="8720"/>
+            </w:tabs>
+            <w:rPr>
+              <w:noProof/>
+            </w:rPr>
+          </w:pPr>
+          <w:hyperlink w:anchor="_Toc227137657" w:history="1">
+            <w:r>
+              <w:rPr>
+                <w:rStyle w:val="Hiperhivatkozs"/>
+                <w:noProof/>
+              </w:rPr>
+              <w:t>3.4.6</w:t>
+            </w:r>
+            <w:r>
+              <w:rPr>
+                <w:noProof/>
+              </w:rPr>
+              <w:tab/>
+            </w:r>
+            <w:r>
+              <w:rPr>
+                <w:rStyle w:val="Hiperhivatkozs"/>
+                <w:rFonts w:ascii="Segoe UI" w:hAnsi="Segoe UI" w:cs="Segoe UI"/>
+                <w:noProof/>
+              </w:rPr>
+              <w:t>MESSAGE VALIDÁCIÓ TESZTELÉSE</w:t>
+            </w:r>
+            <w:r>
+              <w:rPr>
+                <w:noProof/>
+                <w:webHidden/>
+              </w:rPr>
+              <w:tab/>
+            </w:r>
+            <w:r>
+              <w:rPr>
+                <w:noProof/>
+                <w:webHidden/>
+              </w:rPr>
+              <w:fldChar w:fldCharType="begin"/>
+            </w:r>
+            <w:r>
+              <w:rPr>
+                <w:noProof/>
+                <w:webHidden/>
+              </w:rPr>
+              <w:instrText xml:space="preserve"> PAGEREF _Toc227137657 \h </w:instrText>
+            </w:r>
+            <w:r>
+              <w:rPr>
+                <w:noProof/>
+                <w:webHidden/>
+              </w:rPr>
+            </w:r>
+            <w:r>
+              <w:rPr>
+                <w:noProof/>
+                <w:webHidden/>
+              </w:rPr>
+              <w:fldChar w:fldCharType="separate"/>
+            </w:r>
+            <w:r>
+              <w:rPr>
+                <w:noProof/>
+                <w:webHidden/>
+              </w:rPr>
+              <w:t>28</w:t>
+            </w:r>
+            <w:r>
+              <w:rPr>
+                <w:noProof/>
+                <w:webHidden/>
+              </w:rPr>
+              <w:fldChar w:fldCharType="end"/>
+            </w:r>
+          </w:hyperlink>
+        </w:p>
+        <w:p>
+          <w:pPr>
+            <w:pStyle w:val="TJ3"/>
+            <w:tabs>
+              <w:tab w:val="left" w:pos="1540"/>
+              <w:tab w:val="right" w:leader="dot" w:pos="8720"/>
+            </w:tabs>
+            <w:rPr>
+              <w:noProof/>
+            </w:rPr>
+          </w:pPr>
+          <w:hyperlink w:anchor="_Toc227137658" w:history="1">
+            <w:r>
+              <w:rPr>
+                <w:rStyle w:val="Hiperhivatkozs"/>
+                <w:noProof/>
+              </w:rPr>
+              <w:t>3.4.7</w:t>
+            </w:r>
+            <w:r>
+              <w:rPr>
+                <w:noProof/>
+              </w:rPr>
+              <w:tab/>
+            </w:r>
+            <w:r>
+              <w:rPr>
+                <w:rStyle w:val="Hiperhivatkozs"/>
+                <w:rFonts w:ascii="Segoe UI" w:hAnsi="Segoe UI" w:cs="Segoe UI"/>
+                <w:noProof/>
+              </w:rPr>
+              <w:t>Részletes tesztesetek</w:t>
+            </w:r>
+            <w:r>
+              <w:rPr>
+                <w:noProof/>
+                <w:webHidden/>
+              </w:rPr>
+              <w:tab/>
+            </w:r>
+            <w:r>
+              <w:rPr>
+                <w:noProof/>
+                <w:webHidden/>
+              </w:rPr>
+              <w:fldChar w:fldCharType="begin"/>
+            </w:r>
+            <w:r>
+              <w:rPr>
+                <w:noProof/>
+                <w:webHidden/>
+              </w:rPr>
+              <w:instrText xml:space="preserve"> PAGEREF _Toc227137658 \h </w:instrText>
+            </w:r>
+            <w:r>
+              <w:rPr>
+                <w:noProof/>
+                <w:webHidden/>
+              </w:rPr>
+            </w:r>
+            <w:r>
+              <w:rPr>
+                <w:noProof/>
+                <w:webHidden/>
+              </w:rPr>
+              <w:fldChar w:fldCharType="separate"/>
+            </w:r>
+            <w:r>
+              <w:rPr>
+                <w:noProof/>
+                <w:webHidden/>
+              </w:rPr>
+              <w:t>29</w:t>
+            </w:r>
+            <w:r>
+              <w:rPr>
+                <w:noProof/>
+                <w:webHidden/>
+              </w:rPr>
+              <w:fldChar w:fldCharType="end"/>
+            </w:r>
+          </w:hyperlink>
+        </w:p>
+        <w:p>
+          <w:pPr>
+            <w:pStyle w:val="TJ3"/>
+            <w:tabs>
+              <w:tab w:val="left" w:pos="1540"/>
+              <w:tab w:val="right" w:leader="dot" w:pos="8720"/>
+            </w:tabs>
+            <w:rPr>
+              <w:noProof/>
+            </w:rPr>
+          </w:pPr>
+          <w:hyperlink w:anchor="_Toc227137659" w:history="1">
+            <w:r>
+              <w:rPr>
+                <w:rStyle w:val="Hiperhivatkozs"/>
+                <w:noProof/>
+              </w:rPr>
+              <w:t>3.4.8</w:t>
+            </w:r>
+            <w:r>
+              <w:rPr>
+                <w:noProof/>
+              </w:rPr>
+              <w:tab/>
+            </w:r>
+            <w:r>
+              <w:rPr>
+                <w:rStyle w:val="Hiperhivatkozs"/>
+                <w:rFonts w:ascii="Segoe UI" w:hAnsi="Segoe UI" w:cs="Segoe UI"/>
+                <w:noProof/>
+              </w:rPr>
+              <w:t>Üres vagy szóközös üzenet elutasítása</w:t>
+            </w:r>
+            <w:r>
+              <w:rPr>
+                <w:noProof/>
+                <w:webHidden/>
+              </w:rPr>
+              <w:tab/>
+            </w:r>
+            <w:r>
+              <w:rPr>
+                <w:noProof/>
+                <w:webHidden/>
+              </w:rPr>
+              <w:fldChar w:fldCharType="begin"/>
+            </w:r>
+            <w:r>
+              <w:rPr>
+                <w:noProof/>
+                <w:webHidden/>
+              </w:rPr>
+              <w:instrText xml:space="preserve"> PAGEREF _Toc227137659 \h </w:instrText>
+            </w:r>
+            <w:r>
+              <w:rPr>
+                <w:noProof/>
+                <w:webHidden/>
+              </w:rPr>
+            </w:r>
+            <w:r>
+              <w:rPr>
+                <w:noProof/>
+                <w:webHidden/>
+              </w:rPr>
+              <w:fldChar w:fldCharType="separate"/>
+            </w:r>
+            <w:r>
+              <w:rPr>
+                <w:noProof/>
+                <w:webHidden/>
+              </w:rPr>
+              <w:t>29</w:t>
+            </w:r>
+            <w:r>
+              <w:rPr>
+                <w:noProof/>
+                <w:webHidden/>
+              </w:rPr>
+              <w:fldChar w:fldCharType="end"/>
+            </w:r>
+          </w:hyperlink>
+        </w:p>
+        <w:p>
+          <w:pPr>
+            <w:pStyle w:val="TJ3"/>
+            <w:tabs>
+              <w:tab w:val="left" w:pos="1540"/>
+              <w:tab w:val="right" w:leader="dot" w:pos="8720"/>
+            </w:tabs>
+            <w:rPr>
+              <w:noProof/>
+            </w:rPr>
+          </w:pPr>
+          <w:hyperlink w:anchor="_Toc227137660" w:history="1">
+            <w:r>
+              <w:rPr>
+                <w:rStyle w:val="Hiperhivatkozs"/>
+                <w:noProof/>
+              </w:rPr>
+              <w:t>3.4.9</w:t>
+            </w:r>
+            <w:r>
+              <w:rPr>
+                <w:noProof/>
+              </w:rPr>
+              <w:tab/>
+            </w:r>
+            <w:r>
+              <w:rPr>
+                <w:rStyle w:val="Hiperhivatkozs"/>
+                <w:rFonts w:ascii="Segoe UI" w:hAnsi="Segoe UI" w:cs="Segoe UI"/>
+                <w:noProof/>
+              </w:rPr>
+              <w:t>Extrém hosszú üzenet (500+ karakter)</w:t>
+            </w:r>
+            <w:r>
+              <w:rPr>
+                <w:noProof/>
+                <w:webHidden/>
+              </w:rPr>
+              <w:tab/>
+            </w:r>
+            <w:r>
+              <w:rPr>
+                <w:noProof/>
+                <w:webHidden/>
+              </w:rPr>
+              <w:fldChar w:fldCharType="begin"/>
+            </w:r>
+            <w:r>
+              <w:rPr>
+                <w:noProof/>
+                <w:webHidden/>
+              </w:rPr>
+              <w:instrText xml:space="preserve"> PAGEREF _Toc227137660 \h </w:instrText>
+            </w:r>
+            <w:r>
+              <w:rPr>
+                <w:noProof/>
+                <w:webHidden/>
+              </w:rPr>
+            </w:r>
+            <w:r>
+              <w:rPr>
+                <w:noProof/>
+                <w:webHidden/>
+              </w:rPr>
+              <w:fldChar w:fldCharType="separate"/>
+            </w:r>
+            <w:r>
+              <w:rPr>
+                <w:noProof/>
+                <w:webHidden/>
+              </w:rPr>
+              <w:t>30</w:t>
+            </w:r>
+            <w:r>
+              <w:rPr>
+                <w:noProof/>
+                <w:webHidden/>
+              </w:rPr>
+              <w:fldChar w:fldCharType="end"/>
+            </w:r>
+          </w:hyperlink>
+        </w:p>
+        <w:p>
+          <w:pPr>
+            <w:pStyle w:val="TJ3"/>
+            <w:tabs>
+              <w:tab w:val="left" w:pos="1760"/>
+              <w:tab w:val="right" w:leader="dot" w:pos="8720"/>
+            </w:tabs>
+            <w:rPr>
+              <w:noProof/>
+            </w:rPr>
+          </w:pPr>
+          <w:hyperlink w:anchor="_Toc227137661" w:history="1">
+            <w:r>
+              <w:rPr>
+                <w:rStyle w:val="Hiperhivatkozs"/>
+                <w:noProof/>
+              </w:rPr>
+              <w:t>3.4.10</w:t>
+            </w:r>
+            <w:r>
+              <w:rPr>
+                <w:noProof/>
+              </w:rPr>
+              <w:tab/>
+            </w:r>
+            <w:r>
+              <w:rPr>
+                <w:rStyle w:val="Hiperhivatkozs"/>
+                <w:rFonts w:ascii="Segoe UI" w:hAnsi="Segoe UI" w:cs="Segoe UI"/>
+                <w:noProof/>
+              </w:rPr>
+              <w:t>Hibás típus (null vagy szám)</w:t>
+            </w:r>
+            <w:r>
+              <w:rPr>
+                <w:noProof/>
+                <w:webHidden/>
+              </w:rPr>
+              <w:tab/>
+            </w:r>
+            <w:r>
+              <w:rPr>
+                <w:noProof/>
+                <w:webHidden/>
+              </w:rPr>
+              <w:fldChar w:fldCharType="begin"/>
+            </w:r>
+            <w:r>
+              <w:rPr>
+                <w:noProof/>
+                <w:webHidden/>
+              </w:rPr>
+              <w:instrText xml:space="preserve"> PAGEREF _Toc227137661 \h </w:instrText>
+            </w:r>
+            <w:r>
+              <w:rPr>
+                <w:noProof/>
+                <w:webHidden/>
+              </w:rPr>
+            </w:r>
+            <w:r>
+              <w:rPr>
+                <w:noProof/>
+                <w:webHidden/>
+              </w:rPr>
+              <w:fldChar w:fldCharType="separate"/>
+            </w:r>
+            <w:r>
+              <w:rPr>
+                <w:noProof/>
+                <w:webHidden/>
+              </w:rPr>
+              <w:t>30</w:t>
+            </w:r>
+            <w:r>
+              <w:rPr>
+                <w:noProof/>
+                <w:webHidden/>
+              </w:rPr>
+              <w:fldChar w:fldCharType="end"/>
+            </w:r>
+          </w:hyperlink>
+        </w:p>
+        <w:p>
+          <w:pPr>
+            <w:pStyle w:val="TJ3"/>
+            <w:tabs>
+              <w:tab w:val="left" w:pos="1760"/>
+              <w:tab w:val="right" w:leader="dot" w:pos="8720"/>
+            </w:tabs>
+            <w:rPr>
+              <w:noProof/>
+            </w:rPr>
+          </w:pPr>
+          <w:hyperlink w:anchor="_Toc227137662" w:history="1">
+            <w:r>
+              <w:rPr>
+                <w:rStyle w:val="Hiperhivatkozs"/>
+                <w:noProof/>
+              </w:rPr>
+              <w:t>3.4.11</w:t>
+            </w:r>
+            <w:r>
+              <w:rPr>
+                <w:noProof/>
+              </w:rPr>
+              <w:tab/>
+            </w:r>
+            <w:r>
+              <w:rPr>
+                <w:rStyle w:val="Hiperhivatkozs"/>
+                <w:rFonts w:ascii="Segoe UI" w:hAnsi="Segoe UI" w:cs="Segoe UI"/>
+                <w:noProof/>
+              </w:rPr>
+              <w:t>Normál és extrém tesztesetek táblázata</w:t>
+            </w:r>
+            <w:r>
+              <w:rPr>
+                <w:noProof/>
+                <w:webHidden/>
+              </w:rPr>
+              <w:tab/>
+            </w:r>
+            <w:r>
+              <w:rPr>
+                <w:noProof/>
+                <w:webHidden/>
+              </w:rPr>
+              <w:fldChar w:fldCharType="begin"/>
+            </w:r>
+            <w:r>
+              <w:rPr>
+                <w:noProof/>
+                <w:webHidden/>
+              </w:rPr>
+              <w:instrText xml:space="preserve"> PAGEREF _Toc227137662 \h </w:instrText>
+            </w:r>
+            <w:r>
+              <w:rPr>
+                <w:noProof/>
+                <w:webHidden/>
+              </w:rPr>
+            </w:r>
+            <w:r>
+              <w:rPr>
+                <w:noProof/>
+                <w:webHidden/>
+              </w:rPr>
+              <w:fldChar w:fldCharType="separate"/>
+            </w:r>
+            <w:r>
+              <w:rPr>
+                <w:noProof/>
+                <w:webHidden/>
+              </w:rPr>
+              <w:t>31</w:t>
+            </w:r>
+            <w:r>
+              <w:rPr>
+                <w:noProof/>
+                <w:webHidden/>
+              </w:rPr>
+              <w:fldChar w:fldCharType="end"/>
+            </w:r>
+          </w:hyperlink>
+        </w:p>
+        <w:p>
+          <w:pPr>
+            <w:pStyle w:val="TJ3"/>
+            <w:tabs>
+              <w:tab w:val="left" w:pos="1760"/>
+              <w:tab w:val="right" w:leader="dot" w:pos="8720"/>
+            </w:tabs>
+            <w:rPr>
+              <w:noProof/>
+            </w:rPr>
+          </w:pPr>
+          <w:hyperlink w:anchor="_Toc227137663" w:history="1">
+            <w:r>
+              <w:rPr>
+                <w:rStyle w:val="Hiperhivatkozs"/>
+                <w:noProof/>
+              </w:rPr>
+              <w:t>3.4.12</w:t>
+            </w:r>
+            <w:r>
+              <w:rPr>
+                <w:noProof/>
+              </w:rPr>
+              <w:tab/>
+            </w:r>
+            <w:r>
+              <w:rPr>
+                <w:rStyle w:val="Hiperhivatkozs"/>
+                <w:rFonts w:ascii="Segoe UI" w:hAnsi="Segoe UI" w:cs="Segoe UI"/>
+                <w:noProof/>
+              </w:rPr>
+              <w:t>Tesztelési módszerek</w:t>
+            </w:r>
+            <w:r>
+              <w:rPr>
+                <w:noProof/>
+                <w:webHidden/>
+              </w:rPr>
+              <w:tab/>
+            </w:r>
+            <w:r>
+              <w:rPr>
+                <w:noProof/>
+                <w:webHidden/>
+              </w:rPr>
+              <w:fldChar w:fldCharType="begin"/>
+            </w:r>
+            <w:r>
+              <w:rPr>
+                <w:noProof/>
+                <w:webHidden/>
+              </w:rPr>
+              <w:instrText xml:space="preserve"> PAGEREF _Toc227137663 \h </w:instrText>
+            </w:r>
+            <w:r>
+              <w:rPr>
+                <w:noProof/>
+                <w:webHidden/>
+              </w:rPr>
+            </w:r>
+            <w:r>
+              <w:rPr>
+                <w:noProof/>
+                <w:webHidden/>
+              </w:rPr>
+              <w:fldChar w:fldCharType="separate"/>
+            </w:r>
+            <w:r>
+              <w:rPr>
+                <w:noProof/>
+                <w:webHidden/>
+              </w:rPr>
+              <w:t>31</w:t>
+            </w:r>
+            <w:r>
+              <w:rPr>
+                <w:noProof/>
+                <w:webHidden/>
+              </w:rPr>
+              <w:fldChar w:fldCharType="end"/>
+            </w:r>
+          </w:hyperlink>
+        </w:p>
+        <w:p>
+          <w:pPr>
+            <w:pStyle w:val="TJ3"/>
+            <w:tabs>
+              <w:tab w:val="left" w:pos="1760"/>
+              <w:tab w:val="right" w:leader="dot" w:pos="8720"/>
+            </w:tabs>
+            <w:rPr>
+              <w:noProof/>
+            </w:rPr>
+          </w:pPr>
+          <w:hyperlink w:anchor="_Toc227137664" w:history="1">
+            <w:r>
+              <w:rPr>
+                <w:rStyle w:val="Hiperhivatkozs"/>
+                <w:noProof/>
+              </w:rPr>
+              <w:t>3.4.13</w:t>
+            </w:r>
+            <w:r>
+              <w:rPr>
+                <w:noProof/>
+              </w:rPr>
+              <w:tab/>
+            </w:r>
+            <w:r>
+              <w:rPr>
+                <w:rStyle w:val="Hiperhivatkozs"/>
+                <w:rFonts w:ascii="Segoe UI" w:hAnsi="Segoe UI" w:cs="Segoe UI"/>
+                <w:noProof/>
+              </w:rPr>
+              <w:t>Részletes integrációs tesztesetek</w:t>
+            </w:r>
+            <w:r>
+              <w:rPr>
+                <w:noProof/>
+                <w:webHidden/>
+              </w:rPr>
+              <w:tab/>
+            </w:r>
+            <w:r>
+              <w:rPr>
+                <w:noProof/>
+                <w:webHidden/>
+              </w:rPr>
+              <w:fldChar w:fldCharType="begin"/>
+            </w:r>
+            <w:r>
+              <w:rPr>
+                <w:noProof/>
+                <w:webHidden/>
+              </w:rPr>
+              <w:instrText xml:space="preserve"> PAGEREF _Toc227137664 \h </w:instrText>
+            </w:r>
+            <w:r>
+              <w:rPr>
+                <w:noProof/>
+                <w:webHidden/>
+              </w:rPr>
+            </w:r>
+            <w:r>
+              <w:rPr>
+                <w:noProof/>
+                <w:webHidden/>
+              </w:rPr>
+              <w:fldChar w:fldCharType="separate"/>
+            </w:r>
+            <w:r>
+              <w:rPr>
+                <w:noProof/>
+                <w:webHidden/>
+              </w:rPr>
+              <w:t>33</w:t>
+            </w:r>
+            <w:r>
+              <w:rPr>
+                <w:noProof/>
+                <w:webHidden/>
+              </w:rPr>
+              <w:fldChar w:fldCharType="end"/>
+            </w:r>
+          </w:hyperlink>
+        </w:p>
+        <w:p>
+          <w:pPr>
+            <w:pStyle w:val="TJ3"/>
+            <w:tabs>
+              <w:tab w:val="left" w:pos="1760"/>
+              <w:tab w:val="right" w:leader="dot" w:pos="8720"/>
+            </w:tabs>
+            <w:rPr>
+              <w:noProof/>
+            </w:rPr>
+          </w:pPr>
+          <w:hyperlink w:anchor="_Toc227137665" w:history="1">
+            <w:r>
+              <w:rPr>
+                <w:rStyle w:val="Hiperhivatkozs"/>
+                <w:noProof/>
+              </w:rPr>
+              <w:t>3.4.14</w:t>
+            </w:r>
+            <w:r>
+              <w:rPr>
+                <w:noProof/>
+              </w:rPr>
+              <w:tab/>
+            </w:r>
+            <w:r>
+              <w:rPr>
+                <w:rStyle w:val="Hiperhivatkozs"/>
+                <w:rFonts w:ascii="Segoe UI" w:hAnsi="Segoe UI" w:cs="Segoe UI"/>
+                <w:noProof/>
+              </w:rPr>
+              <w:t>Az összes skill lekérdezése</w:t>
+            </w:r>
+            <w:r>
+              <w:rPr>
+                <w:noProof/>
+                <w:webHidden/>
+              </w:rPr>
+              <w:tab/>
+            </w:r>
+            <w:r>
+              <w:rPr>
+                <w:noProof/>
+                <w:webHidden/>
+              </w:rPr>
+              <w:fldChar w:fldCharType="begin"/>
+            </w:r>
+            <w:r>
+              <w:rPr>
+                <w:noProof/>
+                <w:webHidden/>
+              </w:rPr>
+              <w:instrText xml:space="preserve"> PAGEREF _Toc227137665 \h </w:instrText>
+            </w:r>
+            <w:r>
+              <w:rPr>
+                <w:noProof/>
+                <w:webHidden/>
+              </w:rPr>
+            </w:r>
+            <w:r>
+              <w:rPr>
+                <w:noProof/>
+                <w:webHidden/>
+              </w:rPr>
+              <w:fldChar w:fldCharType="separate"/>
+            </w:r>
+            <w:r>
+              <w:rPr>
+                <w:noProof/>
+                <w:webHidden/>
+              </w:rPr>
+              <w:t>33</w:t>
+            </w:r>
+            <w:r>
+              <w:rPr>
+                <w:noProof/>
+                <w:webHidden/>
+              </w:rPr>
+              <w:fldChar w:fldCharType="end"/>
+            </w:r>
+          </w:hyperlink>
+        </w:p>
+        <w:p>
+          <w:pPr>
+            <w:pStyle w:val="TJ3"/>
+            <w:tabs>
+              <w:tab w:val="left" w:pos="1760"/>
+              <w:tab w:val="right" w:leader="dot" w:pos="8720"/>
+            </w:tabs>
+            <w:rPr>
+              <w:noProof/>
+            </w:rPr>
+          </w:pPr>
+          <w:hyperlink w:anchor="_Toc227137666" w:history="1">
+            <w:r>
+              <w:rPr>
+                <w:rStyle w:val="Hiperhivatkozs"/>
+                <w:noProof/>
+              </w:rPr>
+              <w:t>3.4.15</w:t>
+            </w:r>
+            <w:r>
+              <w:rPr>
+                <w:noProof/>
+              </w:rPr>
+              <w:tab/>
+            </w:r>
+            <w:r>
+              <w:rPr>
+                <w:rStyle w:val="Hiperhivatkozs"/>
+                <w:rFonts w:ascii="Segoe UI" w:hAnsi="Segoe UI" w:cs="Segoe UI"/>
+                <w:noProof/>
+              </w:rPr>
+              <w:t>Felhasználók listájának lekérdezése + kiválasztott felhasználó skilljei</w:t>
+            </w:r>
+            <w:r>
+              <w:rPr>
+                <w:noProof/>
+                <w:webHidden/>
+              </w:rPr>
+              <w:tab/>
+            </w:r>
+            <w:r>
+              <w:rPr>
+                <w:noProof/>
+                <w:webHidden/>
+              </w:rPr>
+              <w:fldChar w:fldCharType="begin"/>
+            </w:r>
+            <w:r>
+              <w:rPr>
+                <w:noProof/>
+                <w:webHidden/>
+              </w:rPr>
+              <w:instrText xml:space="preserve"> PAGEREF _Toc227137666 \h </w:instrText>
+            </w:r>
+            <w:r>
+              <w:rPr>
+                <w:noProof/>
+                <w:webHidden/>
+              </w:rPr>
+            </w:r>
+            <w:r>
+              <w:rPr>
+                <w:noProof/>
+                <w:webHidden/>
+              </w:rPr>
+              <w:fldChar w:fldCharType="separate"/>
+            </w:r>
+            <w:r>
+              <w:rPr>
+                <w:noProof/>
+                <w:webHidden/>
+              </w:rPr>
+              <w:t>34</w:t>
+            </w:r>
+            <w:r>
+              <w:rPr>
+                <w:noProof/>
+                <w:webHidden/>
+              </w:rPr>
+              <w:fldChar w:fldCharType="end"/>
+            </w:r>
+          </w:hyperlink>
+        </w:p>
+        <w:p>
+          <w:pPr>
+            <w:pStyle w:val="TJ3"/>
+            <w:tabs>
+              <w:tab w:val="left" w:pos="1760"/>
+              <w:tab w:val="right" w:leader="dot" w:pos="8720"/>
+            </w:tabs>
+            <w:rPr>
+              <w:noProof/>
+            </w:rPr>
+          </w:pPr>
+          <w:hyperlink w:anchor="_Toc227137667" w:history="1">
+            <w:r>
+              <w:rPr>
+                <w:rStyle w:val="Hiperhivatkozs"/>
+                <w:noProof/>
+              </w:rPr>
+              <w:t>3.4.16</w:t>
+            </w:r>
+            <w:r>
+              <w:rPr>
+                <w:noProof/>
+              </w:rPr>
+              <w:tab/>
+            </w:r>
+            <w:r>
+              <w:rPr>
+                <w:rStyle w:val="Hiperhivatkozs"/>
+                <w:rFonts w:ascii="Segoe UI" w:hAnsi="Segoe UI" w:cs="Segoe UI"/>
+                <w:noProof/>
+              </w:rPr>
+              <w:t>Integrációs teszt — normál és extrém tesztesetek</w:t>
+            </w:r>
+            <w:r>
+              <w:rPr>
+                <w:noProof/>
+                <w:webHidden/>
+              </w:rPr>
+              <w:tab/>
+            </w:r>
+            <w:r>
+              <w:rPr>
+                <w:noProof/>
+                <w:webHidden/>
+              </w:rPr>
+              <w:fldChar w:fldCharType="begin"/>
+            </w:r>
+            <w:r>
+              <w:rPr>
+                <w:noProof/>
+                <w:webHidden/>
+              </w:rPr>
+              <w:instrText xml:space="preserve"> PAGEREF _Toc227137667 \h </w:instrText>
+            </w:r>
+            <w:r>
+              <w:rPr>
+                <w:noProof/>
+                <w:webHidden/>
+              </w:rPr>
+            </w:r>
+            <w:r>
+              <w:rPr>
+                <w:noProof/>
+                <w:webHidden/>
+              </w:rPr>
+              <w:fldChar w:fldCharType="separate"/>
+            </w:r>
+            <w:r>
+              <w:rPr>
+                <w:noProof/>
+                <w:webHidden/>
+              </w:rPr>
+              <w:t>35</w:t>
+            </w:r>
+            <w:r>
+              <w:rPr>
+                <w:noProof/>
+                <w:webHidden/>
+              </w:rPr>
+              <w:fldChar w:fldCharType="end"/>
+            </w:r>
+          </w:hyperlink>
+        </w:p>
+        <w:p>
+          <w:pPr>
+            <w:pStyle w:val="TJ3"/>
+            <w:tabs>
+              <w:tab w:val="left" w:pos="1760"/>
+              <w:tab w:val="right" w:leader="dot" w:pos="8720"/>
+            </w:tabs>
+            <w:rPr>
+              <w:noProof/>
+            </w:rPr>
+          </w:pPr>
+          <w:hyperlink w:anchor="_Toc227137668" w:history="1">
+            <w:r>
+              <w:rPr>
+                <w:rStyle w:val="Hiperhivatkozs"/>
+                <w:noProof/>
+              </w:rPr>
+              <w:t>3.4.17</w:t>
+            </w:r>
+            <w:r>
+              <w:rPr>
+                <w:noProof/>
+              </w:rPr>
+              <w:tab/>
+            </w:r>
+            <w:r>
+              <w:rPr>
+                <w:rStyle w:val="Hiperhivatkozs"/>
+                <w:rFonts w:ascii="Segoe UI" w:hAnsi="Segoe UI" w:cs="Segoe UI"/>
+                <w:noProof/>
+              </w:rPr>
+              <w:t>Tesztelési módszerek</w:t>
+            </w:r>
+            <w:r>
+              <w:rPr>
+                <w:noProof/>
+                <w:webHidden/>
+              </w:rPr>
+              <w:tab/>
+            </w:r>
+            <w:r>
+              <w:rPr>
+                <w:noProof/>
+                <w:webHidden/>
+              </w:rPr>
+              <w:fldChar w:fldCharType="begin"/>
+            </w:r>
+            <w:r>
+              <w:rPr>
+                <w:noProof/>
+                <w:webHidden/>
+              </w:rPr>
+              <w:instrText xml:space="preserve"> PAGEREF _Toc227137668 \h </w:instrText>
+            </w:r>
+            <w:r>
+              <w:rPr>
+                <w:noProof/>
+                <w:webHidden/>
+              </w:rPr>
+            </w:r>
+            <w:r>
+              <w:rPr>
+                <w:noProof/>
+                <w:webHidden/>
+              </w:rPr>
+              <w:fldChar w:fldCharType="separate"/>
+            </w:r>
+            <w:r>
+              <w:rPr>
+                <w:noProof/>
+                <w:webHidden/>
+              </w:rPr>
+              <w:t>36</w:t>
+            </w:r>
+            <w:r>
+              <w:rPr>
+                <w:noProof/>
+                <w:webHidden/>
+              </w:rPr>
+              <w:fldChar w:fldCharType="end"/>
+            </w:r>
+          </w:hyperlink>
+        </w:p>
+        <w:p>
+          <w:pPr>
+            <w:pStyle w:val="TJ1"/>
+            <w:tabs>
+              <w:tab w:val="left" w:pos="880"/>
+              <w:tab w:val="right" w:leader="dot" w:pos="8720"/>
+            </w:tabs>
+            <w:rPr>
+              <w:noProof/>
+            </w:rPr>
+          </w:pPr>
+          <w:hyperlink w:anchor="_Toc227137669" w:history="1">
+            <w:r>
+              <w:rPr>
+                <w:rStyle w:val="Hiperhivatkozs"/>
+                <w:noProof/>
+              </w:rPr>
               <w:t>4</w:t>
+            </w:r>
+            <w:r>
+              <w:rPr>
+                <w:noProof/>
+              </w:rPr>
+              <w:tab/>
+            </w:r>
+            <w:r>
+              <w:rPr>
+                <w:rStyle w:val="Hiperhivatkozs"/>
+                <w:noProof/>
+              </w:rPr>
+              <w:t>Összefoglalás</w:t>
+            </w:r>
+            <w:r>
+              <w:rPr>
+                <w:noProof/>
+                <w:webHidden/>
+              </w:rPr>
+              <w:tab/>
+            </w:r>
+            <w:r>
+              <w:rPr>
+                <w:noProof/>
+                <w:webHidden/>
+              </w:rPr>
+              <w:fldChar w:fldCharType="begin"/>
+            </w:r>
+            <w:r>
+              <w:rPr>
+                <w:noProof/>
+                <w:webHidden/>
+              </w:rPr>
+              <w:instrText xml:space="preserve"> PAGEREF _Toc227137669 \h </w:instrText>
+            </w:r>
+            <w:r>
+              <w:rPr>
+                <w:noProof/>
+                <w:webHidden/>
+              </w:rPr>
+            </w:r>
+            <w:r>
+              <w:rPr>
+                <w:noProof/>
+                <w:webHidden/>
+              </w:rPr>
+              <w:fldChar w:fldCharType="separate"/>
+            </w:r>
+            <w:r>
+              <w:rPr>
+                <w:noProof/>
+                <w:webHidden/>
+              </w:rPr>
+              <w:t>38</w:t>
             </w:r>
             <w:r>
               <w:rPr>
@@ -914,13 +2894,13 @@
               <w:noProof/>
             </w:rPr>
           </w:pPr>
-          <w:hyperlink w:anchor="_Toc85723182" w:history="1">
+          <w:hyperlink w:anchor="_Toc227137670" w:history="1">
             <w:r>
               <w:rPr>
                 <w:rStyle w:val="Hiperhivatkozs"/>
                 <w:noProof/>
               </w:rPr>
-              <w:t>2.3</w:t>
+              <w:t>4.1</w:t>
             </w:r>
             <w:r>
               <w:rPr>
@@ -933,7 +2913,7 @@
                 <w:rStyle w:val="Hiperhivatkozs"/>
                 <w:noProof/>
               </w:rPr>
-              <w:t>3. A program telepítése</w:t>
+              <w:t>Önértékelés</w:t>
             </w:r>
             <w:r>
               <w:rPr>
@@ -954,7 +2934,7 @@
                 <w:noProof/>
                 <w:webHidden/>
               </w:rPr>
-              <w:instrText xml:space="preserve"> PAGEREF _Toc85723182 \h </w:instrText>
+              <w:instrText xml:space="preserve"> PAGEREF _Toc227137670 \h </w:instrText>
             </w:r>
             <w:r>
               <w:rPr>
@@ -974,7 +2954,7 @@
                 <w:noProof/>
                 <w:webHidden/>
               </w:rPr>
-              <w:t>4</w:t>
+              <w:t>38</w:t>
             </w:r>
             <w:r>
               <w:rPr>
@@ -996,13 +2976,13 @@
               <w:noProof/>
             </w:rPr>
           </w:pPr>
-          <w:hyperlink w:anchor="_Toc85723183" w:history="1">
+          <w:hyperlink w:anchor="_Toc227137671" w:history="1">
             <w:r>
               <w:rPr>
                 <w:rStyle w:val="Hiperhivatkozs"/>
                 <w:noProof/>
               </w:rPr>
-              <w:t>2.4</w:t>
+              <w:t>4.2</w:t>
             </w:r>
             <w:r>
               <w:rPr>
@@ -1015,7 +2995,7 @@
                 <w:rStyle w:val="Hiperhivatkozs"/>
                 <w:noProof/>
               </w:rPr>
-              <w:t>A program használatának a részletes leírása</w:t>
+              <w:t>Továbbfejlesztési lehetőségek</w:t>
             </w:r>
             <w:r>
               <w:rPr>
@@ -1036,7 +3016,7 @@
                 <w:noProof/>
                 <w:webHidden/>
               </w:rPr>
-              <w:instrText xml:space="preserve"> PAGEREF _Toc85723183 \h </w:instrText>
+              <w:instrText xml:space="preserve"> PAGEREF _Toc227137671 \h </w:instrText>
             </w:r>
             <w:r>
               <w:rPr>
@@ -1056,7 +3036,7 @@
                 <w:noProof/>
                 <w:webHidden/>
               </w:rPr>
-              <w:t>5</w:t>
+              <w:t>38</w:t>
             </w:r>
             <w:r>
               <w:rPr>
@@ -1078,13 +3058,13 @@
               <w:noProof/>
             </w:rPr>
           </w:pPr>
-          <w:hyperlink w:anchor="_Toc85723184" w:history="1">
+          <w:hyperlink w:anchor="_Toc227137672" w:history="1">
             <w:r>
               <w:rPr>
                 <w:rStyle w:val="Hiperhivatkozs"/>
                 <w:noProof/>
               </w:rPr>
-              <w:t>3</w:t>
+              <w:t>5</w:t>
             </w:r>
             <w:r>
               <w:rPr>
@@ -1097,7 +3077,7 @@
                 <w:rStyle w:val="Hiperhivatkozs"/>
                 <w:noProof/>
               </w:rPr>
-              <w:t>Fejlesztői dokumentáció</w:t>
+              <w:t>Felhasznált irodalom</w:t>
             </w:r>
             <w:r>
               <w:rPr>
@@ -1118,7 +3098,7 @@
                 <w:noProof/>
                 <w:webHidden/>
               </w:rPr>
-              <w:instrText xml:space="preserve"> PAGEREF _Toc85723184 \h </w:instrText>
+              <w:instrText xml:space="preserve"> PAGEREF _Toc227137672 \h </w:instrText>
             </w:r>
             <w:r>
               <w:rPr>
@@ -1138,335 +3118,7 @@
                 <w:noProof/>
                 <w:webHidden/>
               </w:rPr>
-              <w:t>6</w:t>
-            </w:r>
-            <w:r>
-              <w:rPr>
-                <w:noProof/>
-                <w:webHidden/>
-              </w:rPr>
-              <w:fldChar w:fldCharType="end"/>
-            </w:r>
-          </w:hyperlink>
-        </w:p>
-        <w:p>
-          <w:pPr>
-            <w:pStyle w:val="TJ2"/>
-            <w:tabs>
-              <w:tab w:val="left" w:pos="1100"/>
-              <w:tab w:val="right" w:leader="dot" w:pos="8720"/>
-            </w:tabs>
-            <w:rPr>
-              <w:noProof/>
-            </w:rPr>
-          </w:pPr>
-          <w:hyperlink w:anchor="_Toc85723185" w:history="1">
-            <w:r>
-              <w:rPr>
-                <w:rStyle w:val="Hiperhivatkozs"/>
-                <w:noProof/>
-              </w:rPr>
-              <w:t>3.1</w:t>
-            </w:r>
-            <w:r>
-              <w:rPr>
-                <w:noProof/>
-              </w:rPr>
-              <w:tab/>
-            </w:r>
-            <w:r>
-              <w:rPr>
-                <w:rStyle w:val="Hiperhivatkozs"/>
-                <w:noProof/>
-              </w:rPr>
-              <w:t>Az alkalmazott fejlesztői eszközök</w:t>
-            </w:r>
-            <w:r>
-              <w:rPr>
-                <w:noProof/>
-                <w:webHidden/>
-              </w:rPr>
-              <w:tab/>
-            </w:r>
-            <w:r>
-              <w:rPr>
-                <w:noProof/>
-                <w:webHidden/>
-              </w:rPr>
-              <w:fldChar w:fldCharType="begin"/>
-            </w:r>
-            <w:r>
-              <w:rPr>
-                <w:noProof/>
-                <w:webHidden/>
-              </w:rPr>
-              <w:instrText xml:space="preserve"> PAGEREF _Toc85723185 \h </w:instrText>
-            </w:r>
-            <w:r>
-              <w:rPr>
-                <w:noProof/>
-                <w:webHidden/>
-              </w:rPr>
-            </w:r>
-            <w:r>
-              <w:rPr>
-                <w:noProof/>
-                <w:webHidden/>
-              </w:rPr>
-              <w:fldChar w:fldCharType="separate"/>
-            </w:r>
-            <w:r>
-              <w:rPr>
-                <w:noProof/>
-                <w:webHidden/>
-              </w:rPr>
-              <w:t>6</w:t>
-            </w:r>
-            <w:r>
-              <w:rPr>
-                <w:noProof/>
-                <w:webHidden/>
-              </w:rPr>
-              <w:fldChar w:fldCharType="end"/>
-            </w:r>
-          </w:hyperlink>
-        </w:p>
-        <w:p>
-          <w:pPr>
-            <w:pStyle w:val="TJ2"/>
-            <w:tabs>
-              <w:tab w:val="left" w:pos="1100"/>
-              <w:tab w:val="right" w:leader="dot" w:pos="8720"/>
-            </w:tabs>
-            <w:rPr>
-              <w:noProof/>
-            </w:rPr>
-          </w:pPr>
-          <w:hyperlink w:anchor="_Toc85723186" w:history="1">
-            <w:r>
-              <w:rPr>
-                <w:rStyle w:val="Hiperhivatkozs"/>
-                <w:noProof/>
-              </w:rPr>
-              <w:t>3.2</w:t>
-            </w:r>
-            <w:r>
-              <w:rPr>
-                <w:noProof/>
-              </w:rPr>
-              <w:tab/>
-            </w:r>
-            <w:r>
-              <w:rPr>
-                <w:rStyle w:val="Hiperhivatkozs"/>
-                <w:noProof/>
-              </w:rPr>
-              <w:t>Adatmodell leírása</w:t>
-            </w:r>
-            <w:r>
-              <w:rPr>
-                <w:noProof/>
-                <w:webHidden/>
-              </w:rPr>
-              <w:tab/>
-            </w:r>
-            <w:r>
-              <w:rPr>
-                <w:noProof/>
-                <w:webHidden/>
-              </w:rPr>
-              <w:fldChar w:fldCharType="begin"/>
-            </w:r>
-            <w:r>
-              <w:rPr>
-                <w:noProof/>
-                <w:webHidden/>
-              </w:rPr>
-              <w:instrText xml:space="preserve"> PAGEREF _Toc85723186 \h </w:instrText>
-            </w:r>
-            <w:r>
-              <w:rPr>
-                <w:noProof/>
-                <w:webHidden/>
-              </w:rPr>
-            </w:r>
-            <w:r>
-              <w:rPr>
-                <w:noProof/>
-                <w:webHidden/>
-              </w:rPr>
-              <w:fldChar w:fldCharType="separate"/>
-            </w:r>
-            <w:r>
-              <w:rPr>
-                <w:noProof/>
-                <w:webHidden/>
-              </w:rPr>
-              <w:t>6</w:t>
-            </w:r>
-            <w:r>
-              <w:rPr>
-                <w:noProof/>
-                <w:webHidden/>
-              </w:rPr>
-              <w:fldChar w:fldCharType="end"/>
-            </w:r>
-          </w:hyperlink>
-        </w:p>
-        <w:p>
-          <w:pPr>
-            <w:pStyle w:val="TJ2"/>
-            <w:tabs>
-              <w:tab w:val="left" w:pos="1100"/>
-              <w:tab w:val="right" w:leader="dot" w:pos="8720"/>
-            </w:tabs>
-            <w:rPr>
-              <w:noProof/>
-            </w:rPr>
-          </w:pPr>
-          <w:hyperlink w:anchor="_Toc85723187" w:history="1">
-            <w:r>
-              <w:rPr>
-                <w:rStyle w:val="Hiperhivatkozs"/>
-                <w:noProof/>
-              </w:rPr>
-              <w:t>3.3</w:t>
-            </w:r>
-            <w:r>
-              <w:rPr>
-                <w:noProof/>
-              </w:rPr>
-              <w:tab/>
-            </w:r>
-            <w:r>
-              <w:rPr>
-                <w:rStyle w:val="Hiperhivatkozs"/>
-                <w:noProof/>
-              </w:rPr>
-              <w:t>Részletes feladatspecifikáció, algoritmusok</w:t>
-            </w:r>
-            <w:r>
-              <w:rPr>
-                <w:noProof/>
-                <w:webHidden/>
-              </w:rPr>
-              <w:tab/>
-            </w:r>
-            <w:r>
-              <w:rPr>
-                <w:noProof/>
-                <w:webHidden/>
-              </w:rPr>
-              <w:fldChar w:fldCharType="begin"/>
-            </w:r>
-            <w:r>
-              <w:rPr>
-                <w:noProof/>
-                <w:webHidden/>
-              </w:rPr>
-              <w:instrText xml:space="preserve"> PAGEREF _Toc85723187 \h </w:instrText>
-            </w:r>
-            <w:r>
-              <w:rPr>
-                <w:noProof/>
-                <w:webHidden/>
-              </w:rPr>
-            </w:r>
-            <w:r>
-              <w:rPr>
-                <w:noProof/>
-                <w:webHidden/>
-              </w:rPr>
-              <w:fldChar w:fldCharType="separate"/>
-            </w:r>
-            <w:r>
-              <w:rPr>
-                <w:noProof/>
-                <w:webHidden/>
-              </w:rPr>
-              <w:t>6</w:t>
-            </w:r>
-            <w:r>
-              <w:rPr>
-                <w:noProof/>
-                <w:webHidden/>
-              </w:rPr>
-              <w:fldChar w:fldCharType="end"/>
-            </w:r>
-          </w:hyperlink>
-        </w:p>
-        <w:p>
-          <w:pPr>
-            <w:pStyle w:val="TJ2"/>
-            <w:tabs>
-              <w:tab w:val="left" w:pos="1100"/>
-              <w:tab w:val="right" w:leader="dot" w:pos="8720"/>
-            </w:tabs>
-            <w:rPr>
-              <w:noProof/>
-            </w:rPr>
-          </w:pPr>
-          <w:hyperlink w:anchor="_Toc85723188" w:history="1">
-            <w:r>
-              <w:rPr>
-                <w:rStyle w:val="Hiperhivatkozs"/>
-                <w:noProof/>
-              </w:rPr>
-              <w:t>3.4</w:t>
-            </w:r>
-            <w:r>
-              <w:rPr>
-                <w:noProof/>
-              </w:rPr>
-              <w:tab/>
-            </w:r>
-            <w:r>
-              <w:rPr>
-                <w:rStyle w:val="Hiperhivatkozs"/>
-                <w:noProof/>
-              </w:rPr>
-              <w:t>Tesztelési dokumentáció</w:t>
-            </w:r>
-            <w:r>
-              <w:rPr>
-                <w:noProof/>
-                <w:webHidden/>
-              </w:rPr>
-              <w:tab/>
-            </w:r>
-            <w:r>
-              <w:rPr>
-                <w:noProof/>
-                <w:webHidden/>
-              </w:rPr>
-              <w:fldChar w:fldCharType="begin"/>
-            </w:r>
-            <w:r>
-              <w:rPr>
-                <w:noProof/>
-                <w:webHidden/>
-              </w:rPr>
-              <w:instrText xml:space="preserve"> PAGEREF _Toc85723188 \h </w:instrText>
-            </w:r>
-            <w:r>
-              <w:rPr>
-                <w:noProof/>
-                <w:webHidden/>
-              </w:rPr>
-            </w:r>
-            <w:r>
-              <w:rPr>
-                <w:noProof/>
-                <w:webHidden/>
-              </w:rPr>
-              <w:fldChar w:fldCharType="separate"/>
-            </w:r>
-            <w:r>
-              <w:rPr>
-                <w:noProof/>
-                <w:webHidden/>
-              </w:rPr>
-              <w:t>7</w:t>
+              <w:t>39</w:t>
             </w:r>
             <w:r>
               <w:rPr>
@@ -1488,13 +3140,13 @@
               <w:noProof/>
             </w:rPr>
           </w:pPr>
-          <w:hyperlink w:anchor="_Toc85723189" w:history="1">
+          <w:hyperlink w:anchor="_Toc227137673" w:history="1">
             <w:r>
               <w:rPr>
                 <w:rStyle w:val="Hiperhivatkozs"/>
                 <w:noProof/>
               </w:rPr>
-              <w:t>4</w:t>
+              <w:t>6</w:t>
             </w:r>
             <w:r>
               <w:rPr>
@@ -1507,7 +3159,7 @@
                 <w:rStyle w:val="Hiperhivatkozs"/>
                 <w:noProof/>
               </w:rPr>
-              <w:t>Összefoglalás</w:t>
+              <w:t>Fejlesztői napló</w:t>
             </w:r>
             <w:r>
               <w:rPr>
@@ -1528,7 +3180,7 @@
                 <w:noProof/>
                 <w:webHidden/>
               </w:rPr>
-              <w:instrText xml:space="preserve"> PAGEREF _Toc85723189 \h </w:instrText>
+              <w:instrText xml:space="preserve"> PAGEREF _Toc227137673 \h </w:instrText>
             </w:r>
             <w:r>
               <w:rPr>
@@ -1548,335 +3200,7 @@
                 <w:noProof/>
                 <w:webHidden/>
               </w:rPr>
-              <w:t>8</w:t>
-            </w:r>
-            <w:r>
-              <w:rPr>
-                <w:noProof/>
-                <w:webHidden/>
-              </w:rPr>
-              <w:fldChar w:fldCharType="end"/>
-            </w:r>
-          </w:hyperlink>
-        </w:p>
-        <w:p>
-          <w:pPr>
-            <w:pStyle w:val="TJ2"/>
-            <w:tabs>
-              <w:tab w:val="left" w:pos="1100"/>
-              <w:tab w:val="right" w:leader="dot" w:pos="8720"/>
-            </w:tabs>
-            <w:rPr>
-              <w:noProof/>
-            </w:rPr>
-          </w:pPr>
-          <w:hyperlink w:anchor="_Toc85723190" w:history="1">
-            <w:r>
-              <w:rPr>
-                <w:rStyle w:val="Hiperhivatkozs"/>
-                <w:noProof/>
-              </w:rPr>
-              <w:t>4.1</w:t>
-            </w:r>
-            <w:r>
-              <w:rPr>
-                <w:noProof/>
-              </w:rPr>
-              <w:tab/>
-            </w:r>
-            <w:r>
-              <w:rPr>
-                <w:rStyle w:val="Hiperhivatkozs"/>
-                <w:noProof/>
-              </w:rPr>
-              <w:t>Önértékelés</w:t>
-            </w:r>
-            <w:r>
-              <w:rPr>
-                <w:noProof/>
-                <w:webHidden/>
-              </w:rPr>
-              <w:tab/>
-            </w:r>
-            <w:r>
-              <w:rPr>
-                <w:noProof/>
-                <w:webHidden/>
-              </w:rPr>
-              <w:fldChar w:fldCharType="begin"/>
-            </w:r>
-            <w:r>
-              <w:rPr>
-                <w:noProof/>
-                <w:webHidden/>
-              </w:rPr>
-              <w:instrText xml:space="preserve"> PAGEREF _Toc85723190 \h </w:instrText>
-            </w:r>
-            <w:r>
-              <w:rPr>
-                <w:noProof/>
-                <w:webHidden/>
-              </w:rPr>
-            </w:r>
-            <w:r>
-              <w:rPr>
-                <w:noProof/>
-                <w:webHidden/>
-              </w:rPr>
-              <w:fldChar w:fldCharType="separate"/>
-            </w:r>
-            <w:r>
-              <w:rPr>
-                <w:noProof/>
-                <w:webHidden/>
-              </w:rPr>
-              <w:t>8</w:t>
-            </w:r>
-            <w:r>
-              <w:rPr>
-                <w:noProof/>
-                <w:webHidden/>
-              </w:rPr>
-              <w:fldChar w:fldCharType="end"/>
-            </w:r>
-          </w:hyperlink>
-        </w:p>
-        <w:p>
-          <w:pPr>
-            <w:pStyle w:val="TJ2"/>
-            <w:tabs>
-              <w:tab w:val="left" w:pos="1100"/>
-              <w:tab w:val="right" w:leader="dot" w:pos="8720"/>
-            </w:tabs>
-            <w:rPr>
-              <w:noProof/>
-            </w:rPr>
-          </w:pPr>
-          <w:hyperlink w:anchor="_Toc85723191" w:history="1">
-            <w:r>
-              <w:rPr>
-                <w:rStyle w:val="Hiperhivatkozs"/>
-                <w:noProof/>
-              </w:rPr>
-              <w:t>4.2</w:t>
-            </w:r>
-            <w:r>
-              <w:rPr>
-                <w:noProof/>
-              </w:rPr>
-              <w:tab/>
-            </w:r>
-            <w:r>
-              <w:rPr>
-                <w:rStyle w:val="Hiperhivatkozs"/>
-                <w:noProof/>
-              </w:rPr>
-              <w:t>Továbbfejlesztési lehetőségek</w:t>
-            </w:r>
-            <w:r>
-              <w:rPr>
-                <w:noProof/>
-                <w:webHidden/>
-              </w:rPr>
-              <w:tab/>
-            </w:r>
-            <w:r>
-              <w:rPr>
-                <w:noProof/>
-                <w:webHidden/>
-              </w:rPr>
-              <w:fldChar w:fldCharType="begin"/>
-            </w:r>
-            <w:r>
-              <w:rPr>
-                <w:noProof/>
-                <w:webHidden/>
-              </w:rPr>
-              <w:instrText xml:space="preserve"> PAGEREF _Toc85723191 \h </w:instrText>
-            </w:r>
-            <w:r>
-              <w:rPr>
-                <w:noProof/>
-                <w:webHidden/>
-              </w:rPr>
-            </w:r>
-            <w:r>
-              <w:rPr>
-                <w:noProof/>
-                <w:webHidden/>
-              </w:rPr>
-              <w:fldChar w:fldCharType="separate"/>
-            </w:r>
-            <w:r>
-              <w:rPr>
-                <w:noProof/>
-                <w:webHidden/>
-              </w:rPr>
-              <w:t>8</w:t>
-            </w:r>
-            <w:r>
-              <w:rPr>
-                <w:noProof/>
-                <w:webHidden/>
-              </w:rPr>
-              <w:fldChar w:fldCharType="end"/>
-            </w:r>
-          </w:hyperlink>
-        </w:p>
-        <w:p>
-          <w:pPr>
-            <w:pStyle w:val="TJ1"/>
-            <w:tabs>
-              <w:tab w:val="left" w:pos="880"/>
-              <w:tab w:val="right" w:leader="dot" w:pos="8720"/>
-            </w:tabs>
-            <w:rPr>
-              <w:noProof/>
-            </w:rPr>
-          </w:pPr>
-          <w:hyperlink w:anchor="_Toc85723192" w:history="1">
-            <w:r>
-              <w:rPr>
-                <w:rStyle w:val="Hiperhivatkozs"/>
-                <w:noProof/>
-              </w:rPr>
-              <w:t>5</w:t>
-            </w:r>
-            <w:r>
-              <w:rPr>
-                <w:noProof/>
-              </w:rPr>
-              <w:tab/>
-            </w:r>
-            <w:r>
-              <w:rPr>
-                <w:rStyle w:val="Hiperhivatkozs"/>
-                <w:noProof/>
-              </w:rPr>
-              <w:t>Felhasznált irodalom</w:t>
-            </w:r>
-            <w:r>
-              <w:rPr>
-                <w:noProof/>
-                <w:webHidden/>
-              </w:rPr>
-              <w:tab/>
-            </w:r>
-            <w:r>
-              <w:rPr>
-                <w:noProof/>
-                <w:webHidden/>
-              </w:rPr>
-              <w:fldChar w:fldCharType="begin"/>
-            </w:r>
-            <w:r>
-              <w:rPr>
-                <w:noProof/>
-                <w:webHidden/>
-              </w:rPr>
-              <w:instrText xml:space="preserve"> PAGEREF _Toc85723192 \h </w:instrText>
-            </w:r>
-            <w:r>
-              <w:rPr>
-                <w:noProof/>
-                <w:webHidden/>
-              </w:rPr>
-            </w:r>
-            <w:r>
-              <w:rPr>
-                <w:noProof/>
-                <w:webHidden/>
-              </w:rPr>
-              <w:fldChar w:fldCharType="separate"/>
-            </w:r>
-            <w:r>
-              <w:rPr>
-                <w:noProof/>
-                <w:webHidden/>
-              </w:rPr>
-              <w:t>9</w:t>
-            </w:r>
-            <w:r>
-              <w:rPr>
-                <w:noProof/>
-                <w:webHidden/>
-              </w:rPr>
-              <w:fldChar w:fldCharType="end"/>
-            </w:r>
-          </w:hyperlink>
-        </w:p>
-        <w:p>
-          <w:pPr>
-            <w:pStyle w:val="TJ1"/>
-            <w:tabs>
-              <w:tab w:val="left" w:pos="880"/>
-              <w:tab w:val="right" w:leader="dot" w:pos="8720"/>
-            </w:tabs>
-            <w:rPr>
-              <w:noProof/>
-            </w:rPr>
-          </w:pPr>
-          <w:hyperlink w:anchor="_Toc85723193" w:history="1">
-            <w:r>
-              <w:rPr>
-                <w:rStyle w:val="Hiperhivatkozs"/>
-                <w:noProof/>
-              </w:rPr>
-              <w:t>6</w:t>
-            </w:r>
-            <w:r>
-              <w:rPr>
-                <w:noProof/>
-              </w:rPr>
-              <w:tab/>
-            </w:r>
-            <w:r>
-              <w:rPr>
-                <w:rStyle w:val="Hiperhivatkozs"/>
-                <w:noProof/>
-              </w:rPr>
-              <w:t>Ábrajegyzék</w:t>
-            </w:r>
-            <w:r>
-              <w:rPr>
-                <w:noProof/>
-                <w:webHidden/>
-              </w:rPr>
-              <w:tab/>
-            </w:r>
-            <w:r>
-              <w:rPr>
-                <w:noProof/>
-                <w:webHidden/>
-              </w:rPr>
-              <w:fldChar w:fldCharType="begin"/>
-            </w:r>
-            <w:r>
-              <w:rPr>
-                <w:noProof/>
-                <w:webHidden/>
-              </w:rPr>
-              <w:instrText xml:space="preserve"> PAGEREF _Toc85723193 \h </w:instrText>
-            </w:r>
-            <w:r>
-              <w:rPr>
-                <w:noProof/>
-                <w:webHidden/>
-              </w:rPr>
-            </w:r>
-            <w:r>
-              <w:rPr>
-                <w:noProof/>
-                <w:webHidden/>
-              </w:rPr>
-              <w:fldChar w:fldCharType="separate"/>
-            </w:r>
-            <w:r>
-              <w:rPr>
-                <w:noProof/>
-                <w:webHidden/>
-              </w:rPr>
-              <w:t>10</w:t>
+              <w:t>40</w:t>
             </w:r>
             <w:r>
               <w:rPr>
@@ -1908,7 +3232,7 @@
         <w:pStyle w:val="Cmsor1"/>
       </w:pPr>
       <w:bookmarkStart w:id="0" w:name="_Toc473730742"/>
-      <w:bookmarkStart w:id="1" w:name="_Toc85723173"/>
+      <w:bookmarkStart w:id="1" w:name="_Toc227137637"/>
       <w:r>
         <w:lastRenderedPageBreak/>
         <w:t>Bevezetés</w:t>
@@ -1920,9 +3244,11 @@
       <w:pPr>
         <w:pStyle w:val="Cmsor2"/>
       </w:pPr>
+      <w:bookmarkStart w:id="2" w:name="_Toc227137638"/>
       <w:r>
         <w:t>Téma megfogalmazása</w:t>
       </w:r>
+      <w:bookmarkEnd w:id="2"/>
     </w:p>
     <w:p>
       <w:r>
@@ -1978,13 +3304,13 @@
       <w:pPr>
         <w:pStyle w:val="Cmsor2"/>
       </w:pPr>
-      <w:bookmarkStart w:id="2" w:name="_Toc473730745"/>
-      <w:bookmarkStart w:id="3" w:name="_Toc85723175"/>
+      <w:bookmarkStart w:id="3" w:name="_Toc473730745"/>
+      <w:bookmarkStart w:id="4" w:name="_Toc227137639"/>
       <w:r>
         <w:t>A felhasznált ismeretek</w:t>
       </w:r>
-      <w:bookmarkEnd w:id="2"/>
       <w:bookmarkEnd w:id="3"/>
+      <w:bookmarkEnd w:id="4"/>
     </w:p>
     <w:p>
       <w:pPr>
@@ -2102,11 +3428,11 @@
       <w:pPr>
         <w:pStyle w:val="Cmsor2"/>
       </w:pPr>
-      <w:bookmarkStart w:id="4" w:name="_Toc85723176"/>
+      <w:bookmarkStart w:id="5" w:name="_Toc227137640"/>
       <w:r>
         <w:t>A felhasznált szoftverek</w:t>
       </w:r>
-      <w:bookmarkEnd w:id="4"/>
+      <w:bookmarkEnd w:id="5"/>
     </w:p>
     <w:p>
       <w:r>
@@ -2343,14 +3669,14 @@
       <w:pPr>
         <w:pStyle w:val="Cmsor1"/>
       </w:pPr>
-      <w:bookmarkStart w:id="5" w:name="_Toc473730746"/>
-      <w:bookmarkStart w:id="6" w:name="_Toc85723177"/>
+      <w:bookmarkStart w:id="6" w:name="_Toc473730746"/>
+      <w:bookmarkStart w:id="7" w:name="_Toc227137641"/>
       <w:r>
         <w:lastRenderedPageBreak/>
         <w:t>Felhasználói dokumentáció</w:t>
       </w:r>
-      <w:bookmarkEnd w:id="5"/>
       <w:bookmarkEnd w:id="6"/>
+      <w:bookmarkEnd w:id="7"/>
     </w:p>
     <w:p>
       <w:pPr>
@@ -2535,23 +3861,23 @@
       <w:pPr>
         <w:pStyle w:val="Cmsor2"/>
       </w:pPr>
-      <w:bookmarkStart w:id="7" w:name="_Toc473730747"/>
-      <w:bookmarkStart w:id="8" w:name="_Toc85723179"/>
+      <w:bookmarkStart w:id="8" w:name="_Toc473730747"/>
+      <w:bookmarkStart w:id="9" w:name="_Toc227137642"/>
       <w:r>
         <w:t>Rendszerkövetelmények</w:t>
       </w:r>
-      <w:bookmarkEnd w:id="7"/>
       <w:bookmarkEnd w:id="8"/>
+      <w:bookmarkEnd w:id="9"/>
     </w:p>
     <w:p>
       <w:pPr>
         <w:pStyle w:val="Cmsor3"/>
       </w:pPr>
-      <w:bookmarkStart w:id="9" w:name="_Toc85723180"/>
+      <w:bookmarkStart w:id="10" w:name="_Toc227137643"/>
       <w:r>
         <w:t>Hardver követelmények</w:t>
       </w:r>
-      <w:bookmarkEnd w:id="9"/>
+      <w:bookmarkEnd w:id="10"/>
       <w:r>
         <w:t xml:space="preserve"> </w:t>
       </w:r>
@@ -3867,11 +5193,11 @@
       <w:pPr>
         <w:pStyle w:val="Cmsor3"/>
       </w:pPr>
-      <w:bookmarkStart w:id="10" w:name="_Toc85723181"/>
+      <w:bookmarkStart w:id="11" w:name="_Toc227137644"/>
       <w:r>
         <w:t>Szoftver követelmények</w:t>
       </w:r>
-      <w:bookmarkEnd w:id="10"/>
+      <w:bookmarkEnd w:id="11"/>
       <w:r>
         <w:t xml:space="preserve"> </w:t>
       </w:r>
@@ -5773,11 +7099,11 @@
       <w:pPr>
         <w:pStyle w:val="Cmsor2"/>
       </w:pPr>
-      <w:bookmarkStart w:id="11" w:name="_Toc85723182"/>
+      <w:bookmarkStart w:id="12" w:name="_Toc227137645"/>
       <w:r>
         <w:t>3. A program telepítése</w:t>
       </w:r>
-      <w:bookmarkEnd w:id="11"/>
+      <w:bookmarkEnd w:id="12"/>
       <w:r>
         <w:t xml:space="preserve"> </w:t>
       </w:r>
@@ -6644,25 +7970,23 @@
       <w:pPr>
         <w:pStyle w:val="Cmsor2"/>
       </w:pPr>
-      <w:bookmarkStart w:id="12" w:name="_Toc85723183"/>
+      <w:bookmarkStart w:id="13" w:name="_Toc227137646"/>
       <w:r>
         <w:t>A program használatának a részletes leírása</w:t>
       </w:r>
-      <w:bookmarkEnd w:id="12"/>
+      <w:bookmarkEnd w:id="13"/>
     </w:p>
     <w:p>
       <w:pPr>
         <w:spacing w:before="100" w:beforeAutospacing="1" w:after="100" w:afterAutospacing="1" w:line="240" w:lineRule="auto"/>
         <w:ind w:firstLine="0"/>
-        <w:jc w:val="left"/>
         <w:rPr>
           <w:rFonts w:eastAsia="Times New Roman" w:cs="Times New Roman"/>
           <w:szCs w:val="24"/>
           <w:lang w:eastAsia="hu-HU"/>
         </w:rPr>
       </w:pPr>
-      <w:bookmarkStart w:id="13" w:name="_Toc473730749"/>
-      <w:bookmarkStart w:id="14" w:name="_Toc85723184"/>
+      <w:bookmarkStart w:id="14" w:name="_Toc473730749"/>
       <w:r>
         <w:rPr>
           <w:rFonts w:eastAsia="Times New Roman" w:cs="Times New Roman"/>
@@ -6678,7 +8002,6 @@
       <w:pPr>
         <w:spacing w:before="100" w:beforeAutospacing="1" w:after="100" w:afterAutospacing="1" w:line="240" w:lineRule="auto"/>
         <w:ind w:firstLine="0"/>
-        <w:jc w:val="left"/>
         <w:rPr>
           <w:rFonts w:eastAsia="Times New Roman" w:cs="Times New Roman"/>
           <w:szCs w:val="24"/>
@@ -6716,7 +8039,6 @@
       <w:pPr>
         <w:spacing w:before="100" w:beforeAutospacing="1" w:after="100" w:afterAutospacing="1" w:line="240" w:lineRule="auto"/>
         <w:ind w:firstLine="0"/>
-        <w:jc w:val="left"/>
         <w:rPr>
           <w:rFonts w:eastAsia="Times New Roman" w:cs="Times New Roman"/>
           <w:szCs w:val="24"/>
@@ -6738,7 +8060,6 @@
       <w:pPr>
         <w:spacing w:before="100" w:beforeAutospacing="1" w:after="100" w:afterAutospacing="1" w:line="240" w:lineRule="auto"/>
         <w:ind w:firstLine="0"/>
-        <w:jc w:val="left"/>
         <w:rPr>
           <w:rFonts w:eastAsia="Times New Roman" w:cs="Times New Roman"/>
           <w:szCs w:val="24"/>
@@ -6758,7 +8079,6 @@
       <w:pPr>
         <w:spacing w:before="100" w:beforeAutospacing="1" w:after="100" w:afterAutospacing="1" w:line="240" w:lineRule="auto"/>
         <w:ind w:firstLine="0"/>
-        <w:jc w:val="left"/>
         <w:rPr>
           <w:rFonts w:eastAsia="Times New Roman" w:cs="Times New Roman"/>
           <w:b/>
@@ -6782,7 +8102,6 @@
       <w:pPr>
         <w:spacing w:before="100" w:beforeAutospacing="1" w:after="100" w:afterAutospacing="1" w:line="240" w:lineRule="auto"/>
         <w:ind w:firstLine="0"/>
-        <w:jc w:val="left"/>
         <w:rPr>
           <w:rFonts w:eastAsia="Times New Roman" w:cs="Times New Roman"/>
           <w:szCs w:val="24"/>
@@ -6794,7 +8113,6 @@
       <w:pPr>
         <w:spacing w:before="100" w:beforeAutospacing="1" w:after="100" w:afterAutospacing="1" w:line="240" w:lineRule="auto"/>
         <w:ind w:firstLine="0"/>
-        <w:jc w:val="left"/>
         <w:rPr>
           <w:rFonts w:eastAsia="Times New Roman" w:cs="Times New Roman"/>
           <w:szCs w:val="24"/>
@@ -6849,7 +8167,6 @@
       <w:pPr>
         <w:spacing w:before="100" w:beforeAutospacing="1" w:after="100" w:afterAutospacing="1" w:line="240" w:lineRule="auto"/>
         <w:ind w:firstLine="0"/>
-        <w:jc w:val="left"/>
         <w:rPr>
           <w:rFonts w:eastAsia="Times New Roman" w:cs="Times New Roman"/>
           <w:szCs w:val="24"/>
@@ -6869,7 +8186,6 @@
       <w:pPr>
         <w:spacing w:before="100" w:beforeAutospacing="1" w:after="100" w:afterAutospacing="1" w:line="240" w:lineRule="auto"/>
         <w:ind w:firstLine="0"/>
-        <w:jc w:val="left"/>
         <w:rPr>
           <w:rFonts w:eastAsia="Times New Roman" w:cs="Times New Roman"/>
           <w:b/>
@@ -6894,7 +8210,6 @@
       <w:pPr>
         <w:spacing w:before="100" w:beforeAutospacing="1" w:after="100" w:afterAutospacing="1" w:line="240" w:lineRule="auto"/>
         <w:ind w:firstLine="0"/>
-        <w:jc w:val="left"/>
         <w:rPr>
           <w:rFonts w:eastAsia="Times New Roman" w:cs="Times New Roman"/>
           <w:szCs w:val="24"/>
@@ -6959,7 +8274,6 @@
       <w:pPr>
         <w:spacing w:before="100" w:beforeAutospacing="1" w:after="100" w:afterAutospacing="1" w:line="240" w:lineRule="auto"/>
         <w:ind w:firstLine="0"/>
-        <w:jc w:val="left"/>
         <w:rPr>
           <w:rFonts w:eastAsia="Times New Roman" w:cs="Times New Roman"/>
           <w:szCs w:val="24"/>
@@ -7027,7 +8341,6 @@
       <w:pPr>
         <w:spacing w:before="100" w:beforeAutospacing="1" w:after="100" w:afterAutospacing="1" w:line="240" w:lineRule="auto"/>
         <w:ind w:firstLine="0"/>
-        <w:jc w:val="left"/>
         <w:rPr>
           <w:rFonts w:eastAsia="Times New Roman" w:cs="Times New Roman"/>
           <w:szCs w:val="24"/>
@@ -7047,7 +8360,6 @@
       <w:pPr>
         <w:spacing w:before="100" w:beforeAutospacing="1" w:after="100" w:afterAutospacing="1" w:line="240" w:lineRule="auto"/>
         <w:ind w:firstLine="0"/>
-        <w:jc w:val="left"/>
         <w:rPr>
           <w:rFonts w:eastAsia="Times New Roman" w:cs="Times New Roman"/>
           <w:szCs w:val="24"/>
@@ -7085,7 +8397,6 @@
       <w:pPr>
         <w:spacing w:before="100" w:beforeAutospacing="1" w:after="100" w:afterAutospacing="1" w:line="240" w:lineRule="auto"/>
         <w:ind w:firstLine="0"/>
-        <w:jc w:val="left"/>
         <w:rPr>
           <w:rFonts w:eastAsia="Times New Roman" w:cs="Times New Roman"/>
           <w:b/>
@@ -7109,7 +8420,6 @@
       <w:pPr>
         <w:spacing w:before="100" w:beforeAutospacing="1" w:after="100" w:afterAutospacing="1" w:line="240" w:lineRule="auto"/>
         <w:ind w:firstLine="0"/>
-        <w:jc w:val="left"/>
         <w:rPr>
           <w:rFonts w:eastAsia="Times New Roman" w:cs="Times New Roman"/>
           <w:szCs w:val="24"/>
@@ -7164,7 +8474,6 @@
       <w:pPr>
         <w:spacing w:before="100" w:beforeAutospacing="1" w:after="100" w:afterAutospacing="1" w:line="240" w:lineRule="auto"/>
         <w:ind w:firstLine="0"/>
-        <w:jc w:val="left"/>
         <w:rPr>
           <w:rFonts w:eastAsia="Times New Roman" w:cs="Times New Roman"/>
           <w:szCs w:val="24"/>
@@ -7217,7 +8526,6 @@
       <w:pPr>
         <w:spacing w:before="100" w:beforeAutospacing="1" w:after="100" w:afterAutospacing="1" w:line="240" w:lineRule="auto"/>
         <w:ind w:firstLine="0"/>
-        <w:jc w:val="left"/>
         <w:rPr>
           <w:rFonts w:eastAsia="Times New Roman" w:cs="Times New Roman"/>
           <w:b/>
@@ -7241,7 +8549,6 @@
       <w:pPr>
         <w:spacing w:before="100" w:beforeAutospacing="1" w:after="100" w:afterAutospacing="1" w:line="240" w:lineRule="auto"/>
         <w:ind w:firstLine="0"/>
-        <w:jc w:val="left"/>
         <w:rPr>
           <w:rFonts w:eastAsia="Times New Roman" w:cs="Times New Roman"/>
           <w:szCs w:val="24"/>
@@ -7296,7 +8603,6 @@
       <w:pPr>
         <w:spacing w:before="100" w:beforeAutospacing="1" w:after="100" w:afterAutospacing="1" w:line="240" w:lineRule="auto"/>
         <w:ind w:firstLine="0"/>
-        <w:jc w:val="left"/>
         <w:rPr>
           <w:rFonts w:eastAsia="Times New Roman" w:cs="Times New Roman"/>
           <w:szCs w:val="24"/>
@@ -7316,7 +8622,6 @@
       <w:pPr>
         <w:spacing w:before="100" w:beforeAutospacing="1" w:after="100" w:afterAutospacing="1" w:line="240" w:lineRule="auto"/>
         <w:ind w:firstLine="0"/>
-        <w:jc w:val="left"/>
         <w:rPr>
           <w:rFonts w:eastAsia="Times New Roman" w:cs="Times New Roman"/>
           <w:szCs w:val="24"/>
@@ -7338,7 +8643,6 @@
       <w:pPr>
         <w:spacing w:before="100" w:beforeAutospacing="1" w:after="100" w:afterAutospacing="1" w:line="240" w:lineRule="auto"/>
         <w:ind w:firstLine="0"/>
-        <w:jc w:val="left"/>
         <w:rPr>
           <w:rFonts w:eastAsia="Times New Roman" w:cs="Times New Roman"/>
           <w:szCs w:val="24"/>
@@ -7358,7 +8662,6 @@
       <w:pPr>
         <w:spacing w:before="100" w:beforeAutospacing="1" w:after="100" w:afterAutospacing="1" w:line="240" w:lineRule="auto"/>
         <w:ind w:firstLine="0"/>
-        <w:jc w:val="left"/>
         <w:rPr>
           <w:rFonts w:eastAsia="Times New Roman" w:cs="Times New Roman"/>
           <w:szCs w:val="24"/>
@@ -7380,7 +8683,6 @@
       <w:pPr>
         <w:spacing w:before="100" w:beforeAutospacing="1" w:after="100" w:afterAutospacing="1" w:line="240" w:lineRule="auto"/>
         <w:ind w:firstLine="0"/>
-        <w:jc w:val="left"/>
         <w:rPr>
           <w:rFonts w:eastAsia="Times New Roman" w:cs="Times New Roman"/>
           <w:szCs w:val="24"/>
@@ -7400,7 +8702,6 @@
       <w:pPr>
         <w:spacing w:before="100" w:beforeAutospacing="1" w:after="100" w:afterAutospacing="1" w:line="240" w:lineRule="auto"/>
         <w:ind w:firstLine="0"/>
-        <w:jc w:val="left"/>
         <w:rPr>
           <w:rFonts w:eastAsia="Times New Roman" w:cs="Times New Roman"/>
           <w:szCs w:val="24"/>
@@ -7422,7 +8723,6 @@
       <w:pPr>
         <w:spacing w:before="100" w:beforeAutospacing="1" w:after="100" w:afterAutospacing="1" w:line="240" w:lineRule="auto"/>
         <w:ind w:firstLine="0"/>
-        <w:jc w:val="left"/>
         <w:rPr>
           <w:rFonts w:eastAsia="Times New Roman" w:cs="Times New Roman"/>
           <w:szCs w:val="24"/>
@@ -7442,35 +8742,34 @@
       <w:pPr>
         <w:pStyle w:val="Cmsor1"/>
       </w:pPr>
+      <w:bookmarkStart w:id="15" w:name="_Toc227137647"/>
       <w:r>
         <w:lastRenderedPageBreak/>
         <w:t>Fejlesztői dokumentáció</w:t>
       </w:r>
-      <w:bookmarkEnd w:id="13"/>
       <w:bookmarkEnd w:id="14"/>
+      <w:bookmarkEnd w:id="15"/>
     </w:p>
     <w:p>
       <w:pPr>
         <w:pStyle w:val="Cmsor2"/>
       </w:pPr>
-      <w:bookmarkStart w:id="15" w:name="_Toc85723185"/>
+      <w:bookmarkStart w:id="16" w:name="_Toc227137648"/>
       <w:r>
         <w:t>Az alkalmazott fejlesztői eszközök</w:t>
       </w:r>
-      <w:bookmarkEnd w:id="15"/>
+      <w:bookmarkEnd w:id="16"/>
     </w:p>
     <w:p>
       <w:pPr>
         <w:spacing w:before="100" w:beforeAutospacing="1" w:after="100" w:afterAutospacing="1" w:line="240" w:lineRule="auto"/>
         <w:ind w:firstLine="0"/>
-        <w:jc w:val="left"/>
         <w:rPr>
           <w:rFonts w:eastAsia="Times New Roman" w:cs="Times New Roman"/>
           <w:szCs w:val="24"/>
           <w:lang w:eastAsia="hu-HU"/>
         </w:rPr>
       </w:pPr>
-      <w:bookmarkStart w:id="16" w:name="_Toc85723186"/>
       <w:r>
         <w:rPr>
           <w:rFonts w:eastAsia="Times New Roman" w:cs="Times New Roman"/>
@@ -7502,7 +8801,6 @@
       <w:pPr>
         <w:spacing w:before="100" w:beforeAutospacing="1" w:after="100" w:afterAutospacing="1" w:line="240" w:lineRule="auto"/>
         <w:ind w:firstLine="0"/>
-        <w:jc w:val="left"/>
         <w:rPr>
           <w:rFonts w:eastAsia="Times New Roman" w:cs="Times New Roman"/>
           <w:szCs w:val="24"/>
@@ -7576,7 +8874,6 @@
       <w:pPr>
         <w:spacing w:before="100" w:beforeAutospacing="1" w:after="100" w:afterAutospacing="1" w:line="240" w:lineRule="auto"/>
         <w:ind w:firstLine="0"/>
-        <w:jc w:val="left"/>
         <w:rPr>
           <w:rFonts w:eastAsia="Times New Roman" w:cs="Times New Roman"/>
           <w:szCs w:val="24"/>
@@ -7650,7 +8947,6 @@
       <w:pPr>
         <w:spacing w:before="100" w:beforeAutospacing="1" w:after="100" w:afterAutospacing="1" w:line="240" w:lineRule="auto"/>
         <w:ind w:firstLine="0"/>
-        <w:jc w:val="left"/>
         <w:rPr>
           <w:rFonts w:eastAsia="Times New Roman" w:cs="Times New Roman"/>
           <w:szCs w:val="24"/>
@@ -7706,7 +9002,6 @@
       <w:pPr>
         <w:spacing w:before="100" w:beforeAutospacing="1" w:after="100" w:afterAutospacing="1" w:line="240" w:lineRule="auto"/>
         <w:ind w:firstLine="0"/>
-        <w:jc w:val="left"/>
         <w:rPr>
           <w:rFonts w:eastAsia="Times New Roman" w:cs="Times New Roman"/>
           <w:szCs w:val="24"/>
@@ -7726,7 +9021,6 @@
       <w:pPr>
         <w:spacing w:before="100" w:beforeAutospacing="1" w:after="100" w:afterAutospacing="1" w:line="240" w:lineRule="auto"/>
         <w:ind w:firstLine="0"/>
-        <w:jc w:val="left"/>
         <w:rPr>
           <w:rFonts w:eastAsia="Times New Roman" w:cs="Times New Roman"/>
           <w:szCs w:val="24"/>
@@ -7746,7 +9040,6 @@
       <w:pPr>
         <w:spacing w:before="100" w:beforeAutospacing="1" w:after="100" w:afterAutospacing="1" w:line="240" w:lineRule="auto"/>
         <w:ind w:firstLine="0"/>
-        <w:jc w:val="left"/>
         <w:rPr>
           <w:rFonts w:eastAsia="Times New Roman" w:cs="Times New Roman"/>
           <w:szCs w:val="24"/>
@@ -7766,11 +9059,12 @@
       <w:pPr>
         <w:pStyle w:val="Cmsor2"/>
       </w:pPr>
+      <w:bookmarkStart w:id="17" w:name="_Toc227137649"/>
       <w:r>
         <w:lastRenderedPageBreak/>
         <w:t>Adatmodell leírása</w:t>
       </w:r>
-      <w:bookmarkEnd w:id="16"/>
+      <w:bookmarkEnd w:id="17"/>
     </w:p>
     <w:p>
       <w:r>
@@ -9315,11 +10609,11 @@
       <w:pPr>
         <w:pStyle w:val="Cmsor2"/>
       </w:pPr>
-      <w:bookmarkStart w:id="17" w:name="_Toc85723187"/>
+      <w:bookmarkStart w:id="18" w:name="_Toc227137650"/>
       <w:r>
         <w:t>Részletes feladatspecifikáció, algoritmusok</w:t>
       </w:r>
-      <w:bookmarkEnd w:id="17"/>
+      <w:bookmarkEnd w:id="18"/>
     </w:p>
     <w:p>
       <w:pPr>
@@ -9519,11 +10813,24 @@
       <w:pPr>
         <w:pStyle w:val="Cmsor2"/>
       </w:pPr>
-      <w:bookmarkStart w:id="18" w:name="_Toc85723188"/>
+      <w:bookmarkStart w:id="19" w:name="_Toc227137651"/>
       <w:r>
         <w:t>Tesztelési dokumentáció</w:t>
       </w:r>
-      <w:bookmarkEnd w:id="18"/>
+      <w:bookmarkEnd w:id="19"/>
+    </w:p>
+    <w:p>
+      <w:pPr>
+        <w:pStyle w:val="Cmsor3"/>
+      </w:pPr>
+      <w:bookmarkStart w:id="20" w:name="_Toc227137652"/>
+      <w:r>
+        <w:t>Email validáció tesztelés</w:t>
+      </w:r>
+      <w:bookmarkEnd w:id="20"/>
+      <w:r>
+        <w:t xml:space="preserve"> </w:t>
+      </w:r>
     </w:p>
     <w:p>
       <w:pPr>
@@ -9532,33 +10839,6 @@
           <w:szCs w:val="40"/>
         </w:rPr>
       </w:pPr>
-    </w:p>
-    <w:p>
-      <w:pPr>
-        <w:pStyle w:val="Cmsor1"/>
-        <w:numPr>
-          <w:ilvl w:val="0"/>
-          <w:numId w:val="0"/>
-        </w:numPr>
-        <w:spacing w:line="300" w:lineRule="atLeast"/>
-        <w:ind w:left="432" w:hanging="432"/>
-        <w:rPr>
-          <w:rStyle w:val="Kiemels2"/>
-          <w:rFonts w:ascii="Segoe UI" w:hAnsi="Segoe UI" w:cs="Segoe UI"/>
-          <w:b/>
-          <w:bCs/>
-        </w:rPr>
-      </w:pPr>
-      <w:r>
-        <w:rPr>
-          <w:rStyle w:val="Kiemels2"/>
-          <w:rFonts w:ascii="Segoe UI" w:hAnsi="Segoe UI" w:cs="Segoe UI"/>
-          <w:b/>
-          <w:bCs/>
-        </w:rPr>
-        <w:lastRenderedPageBreak/>
-        <w:t>EMAIL VALIDÁCIÓ TESZTELÉSE</w:t>
-      </w:r>
     </w:p>
     <w:p>
       <w:r>
@@ -9903,6 +11183,7 @@
           <w:sz w:val="21"/>
           <w:szCs w:val="21"/>
         </w:rPr>
+        <w:lastRenderedPageBreak/>
         <w:t xml:space="preserve">A </w:t>
       </w:r>
       <w:proofErr w:type="spellStart"/>
@@ -9928,7 +11209,6 @@
       <w:pPr>
         <w:spacing w:after="0" w:line="240" w:lineRule="auto"/>
         <w:ind w:firstLine="0"/>
-        <w:jc w:val="left"/>
         <w:rPr>
           <w:rFonts w:eastAsia="Times New Roman" w:cs="Times New Roman"/>
           <w:szCs w:val="24"/>
@@ -9966,7 +11246,6 @@
       <w:pPr>
         <w:spacing w:after="0" w:line="240" w:lineRule="auto"/>
         <w:ind w:firstLine="0"/>
-        <w:jc w:val="left"/>
         <w:rPr>
           <w:rFonts w:eastAsia="Times New Roman" w:cs="Times New Roman"/>
           <w:szCs w:val="24"/>
@@ -10022,7 +11301,6 @@
       <w:pPr>
         <w:spacing w:after="0" w:line="240" w:lineRule="auto"/>
         <w:ind w:firstLine="0"/>
-        <w:jc w:val="left"/>
         <w:rPr>
           <w:rFonts w:eastAsia="Times New Roman" w:cs="Times New Roman"/>
           <w:szCs w:val="24"/>
@@ -10078,7 +11356,6 @@
       <w:pPr>
         <w:spacing w:after="0" w:line="240" w:lineRule="auto"/>
         <w:ind w:firstLine="0"/>
-        <w:jc w:val="left"/>
         <w:rPr>
           <w:rFonts w:eastAsia="Times New Roman" w:cs="Times New Roman"/>
           <w:szCs w:val="24"/>
@@ -10098,7 +11375,6 @@
       <w:pPr>
         <w:spacing w:before="100" w:beforeAutospacing="1" w:after="100" w:afterAutospacing="1" w:line="300" w:lineRule="atLeast"/>
         <w:ind w:firstLine="0"/>
-        <w:jc w:val="left"/>
         <w:rPr>
           <w:rFonts w:ascii="Segoe UI" w:eastAsia="Times New Roman" w:hAnsi="Segoe UI" w:cs="Segoe UI"/>
           <w:sz w:val="21"/>
@@ -10143,7 +11419,6 @@
           <w:numId w:val="22"/>
         </w:numPr>
         <w:spacing w:before="100" w:beforeAutospacing="1" w:after="100" w:afterAutospacing="1" w:line="300" w:lineRule="atLeast"/>
-        <w:jc w:val="left"/>
         <w:rPr>
           <w:rFonts w:ascii="Segoe UI" w:eastAsia="Times New Roman" w:hAnsi="Segoe UI" w:cs="Segoe UI"/>
           <w:sz w:val="21"/>
@@ -10168,7 +11443,6 @@
           <w:numId w:val="22"/>
         </w:numPr>
         <w:spacing w:before="100" w:beforeAutospacing="1" w:after="100" w:afterAutospacing="1" w:line="300" w:lineRule="atLeast"/>
-        <w:jc w:val="left"/>
         <w:rPr>
           <w:rFonts w:ascii="Segoe UI" w:eastAsia="Times New Roman" w:hAnsi="Segoe UI" w:cs="Segoe UI"/>
           <w:sz w:val="21"/>
@@ -10211,7 +11485,6 @@
           <w:numId w:val="22"/>
         </w:numPr>
         <w:spacing w:before="100" w:beforeAutospacing="1" w:after="100" w:afterAutospacing="1" w:line="300" w:lineRule="atLeast"/>
-        <w:jc w:val="left"/>
         <w:rPr>
           <w:rFonts w:ascii="Segoe UI" w:eastAsia="Times New Roman" w:hAnsi="Segoe UI" w:cs="Segoe UI"/>
           <w:sz w:val="21"/>
@@ -10256,7 +11529,6 @@
           <w:numId w:val="22"/>
         </w:numPr>
         <w:spacing w:before="100" w:beforeAutospacing="1" w:after="100" w:afterAutospacing="1" w:line="300" w:lineRule="atLeast"/>
-        <w:jc w:val="left"/>
         <w:rPr>
           <w:rFonts w:ascii="Segoe UI" w:eastAsia="Times New Roman" w:hAnsi="Segoe UI" w:cs="Segoe UI"/>
           <w:sz w:val="21"/>
@@ -10321,7 +11593,6 @@
           <w:numId w:val="22"/>
         </w:numPr>
         <w:spacing w:before="100" w:beforeAutospacing="1" w:after="100" w:afterAutospacing="1" w:line="300" w:lineRule="atLeast"/>
-        <w:jc w:val="left"/>
         <w:rPr>
           <w:rFonts w:ascii="Segoe UI" w:eastAsia="Times New Roman" w:hAnsi="Segoe UI" w:cs="Segoe UI"/>
           <w:sz w:val="21"/>
@@ -10337,76 +11608,57 @@
           <w:lang w:eastAsia="hu-HU"/>
         </w:rPr>
         <w:t>ne legyen benne szóköz.</w:t>
+      </w:r>
+    </w:p>
+    <w:p>
+      <w:pPr>
+        <w:pStyle w:val="Cmsor4"/>
+        <w:rPr>
+          <w:rFonts w:eastAsia="Times New Roman"/>
+          <w:lang w:eastAsia="hu-HU"/>
+        </w:rPr>
+      </w:pPr>
+      <w:r>
+        <w:rPr>
+          <w:rFonts w:eastAsia="Times New Roman"/>
+          <w:lang w:eastAsia="hu-HU"/>
+        </w:rPr>
+        <w:t>Részletes tesztesetek</w:t>
       </w:r>
     </w:p>
     <w:p>
       <w:pPr>
         <w:spacing w:before="100" w:beforeAutospacing="1" w:after="100" w:afterAutospacing="1" w:line="300" w:lineRule="atLeast"/>
         <w:ind w:firstLine="0"/>
-        <w:jc w:val="left"/>
+        <w:rPr>
+          <w:rFonts w:ascii="Segoe UI" w:eastAsia="Times New Roman" w:hAnsi="Segoe UI" w:cs="Segoe UI"/>
+          <w:sz w:val="22"/>
+          <w:lang w:eastAsia="hu-HU"/>
+        </w:rPr>
+      </w:pPr>
+      <w:r>
         <w:rPr>
           <w:rFonts w:ascii="Segoe UI" w:eastAsia="Times New Roman" w:hAnsi="Segoe UI" w:cs="Segoe UI"/>
           <w:sz w:val="32"/>
           <w:szCs w:val="32"/>
           <w:lang w:eastAsia="hu-HU"/>
         </w:rPr>
-      </w:pPr>
-      <w:r>
-        <w:rPr>
-          <w:rFonts w:ascii="Segoe UI" w:eastAsia="Times New Roman" w:hAnsi="Segoe UI" w:cs="Segoe UI"/>
-          <w:sz w:val="32"/>
-          <w:szCs w:val="32"/>
-          <w:lang w:eastAsia="hu-HU"/>
-        </w:rPr>
-        <w:t>Részletes tesztesetek</w:t>
-      </w:r>
-    </w:p>
-    <w:p>
-      <w:pPr>
-        <w:spacing w:before="100" w:beforeAutospacing="1" w:after="100" w:afterAutospacing="1" w:line="300" w:lineRule="atLeast"/>
-        <w:ind w:firstLine="0"/>
-        <w:jc w:val="left"/>
+        <w:tab/>
+      </w:r>
+      <w:r>
         <w:rPr>
           <w:rFonts w:ascii="Segoe UI" w:eastAsia="Times New Roman" w:hAnsi="Segoe UI" w:cs="Segoe UI"/>
           <w:sz w:val="22"/>
           <w:lang w:eastAsia="hu-HU"/>
         </w:rPr>
-      </w:pPr>
-      <w:r>
-        <w:rPr>
-          <w:rFonts w:ascii="Segoe UI" w:eastAsia="Times New Roman" w:hAnsi="Segoe UI" w:cs="Segoe UI"/>
-          <w:sz w:val="32"/>
-          <w:szCs w:val="32"/>
-          <w:lang w:eastAsia="hu-HU"/>
-        </w:rPr>
-        <w:tab/>
-      </w:r>
-      <w:r>
-        <w:rPr>
-          <w:rFonts w:ascii="Segoe UI" w:eastAsia="Times New Roman" w:hAnsi="Segoe UI" w:cs="Segoe UI"/>
-          <w:sz w:val="22"/>
-          <w:lang w:eastAsia="hu-HU"/>
-        </w:rPr>
         <w:t>Érvényes email cím elfogadása</w:t>
       </w:r>
     </w:p>
     <w:p>
       <w:pPr>
-        <w:pStyle w:val="Cmsor3"/>
-        <w:numPr>
-          <w:ilvl w:val="0"/>
-          <w:numId w:val="0"/>
-        </w:numPr>
-        <w:spacing w:line="300" w:lineRule="atLeast"/>
-        <w:rPr>
-          <w:rFonts w:ascii="Segoe UI" w:hAnsi="Segoe UI" w:cs="Segoe UI"/>
-        </w:rPr>
-      </w:pPr>
-      <w:r>
-        <w:rPr>
-          <w:rFonts w:ascii="Segoe UI" w:hAnsi="Segoe UI" w:cs="Segoe UI"/>
-        </w:rPr>
-        <w:lastRenderedPageBreak/>
+        <w:pStyle w:val="Cmsor4"/>
+      </w:pPr>
+      <w:r>
         <w:t>Felhasználói tevékenység</w:t>
       </w:r>
     </w:p>
@@ -10544,7 +11796,6 @@
           <w:numId w:val="23"/>
         </w:numPr>
         <w:spacing w:before="100" w:beforeAutospacing="1" w:after="100" w:afterAutospacing="1" w:line="300" w:lineRule="atLeast"/>
-        <w:jc w:val="left"/>
         <w:rPr>
           <w:rFonts w:ascii="Segoe UI" w:hAnsi="Segoe UI" w:cs="Segoe UI"/>
           <w:sz w:val="21"/>
@@ -10566,7 +11817,6 @@
           <w:numId w:val="23"/>
         </w:numPr>
         <w:spacing w:before="100" w:beforeAutospacing="1" w:after="100" w:afterAutospacing="1" w:line="300" w:lineRule="atLeast"/>
-        <w:jc w:val="left"/>
         <w:rPr>
           <w:rFonts w:ascii="Segoe UI" w:hAnsi="Segoe UI" w:cs="Segoe UI"/>
           <w:sz w:val="21"/>
@@ -10583,22 +11833,13 @@
     </w:p>
     <w:p>
       <w:pPr>
-        <w:pStyle w:val="Cmsor3"/>
-        <w:numPr>
-          <w:ilvl w:val="0"/>
-          <w:numId w:val="0"/>
-        </w:numPr>
-        <w:spacing w:line="300" w:lineRule="atLeast"/>
-        <w:rPr>
-          <w:rFonts w:ascii="Segoe UI" w:hAnsi="Segoe UI" w:cs="Segoe UI"/>
+        <w:pStyle w:val="Cmsor4"/>
+        <w:rPr>
           <w:sz w:val="27"/>
           <w:szCs w:val="27"/>
         </w:rPr>
       </w:pPr>
       <w:r>
-        <w:rPr>
-          <w:rFonts w:ascii="Segoe UI" w:hAnsi="Segoe UI" w:cs="Segoe UI"/>
-        </w:rPr>
         <w:t>Program reakciója</w:t>
       </w:r>
     </w:p>
@@ -10731,22 +11972,13 @@
     </w:p>
     <w:p>
       <w:pPr>
-        <w:pStyle w:val="Cmsor3"/>
-        <w:numPr>
-          <w:ilvl w:val="0"/>
-          <w:numId w:val="0"/>
-        </w:numPr>
-        <w:spacing w:line="300" w:lineRule="atLeast"/>
-        <w:rPr>
-          <w:rFonts w:ascii="Segoe UI" w:hAnsi="Segoe UI" w:cs="Segoe UI"/>
+        <w:pStyle w:val="Cmsor4"/>
+        <w:rPr>
           <w:sz w:val="27"/>
           <w:szCs w:val="27"/>
         </w:rPr>
       </w:pPr>
       <w:r>
-        <w:rPr>
-          <w:rFonts w:ascii="Segoe UI" w:hAnsi="Segoe UI" w:cs="Segoe UI"/>
-        </w:rPr>
         <w:t>Kapott üzenet / eredmény</w:t>
       </w:r>
     </w:p>
@@ -10840,22 +12072,13 @@
     </w:p>
     <w:p>
       <w:pPr>
-        <w:pStyle w:val="Cmsor3"/>
-        <w:numPr>
-          <w:ilvl w:val="0"/>
-          <w:numId w:val="0"/>
-        </w:numPr>
-        <w:spacing w:line="300" w:lineRule="atLeast"/>
-        <w:rPr>
-          <w:rFonts w:ascii="Segoe UI" w:hAnsi="Segoe UI" w:cs="Segoe UI"/>
+        <w:pStyle w:val="Cmsor4"/>
+        <w:rPr>
           <w:sz w:val="27"/>
           <w:szCs w:val="27"/>
         </w:rPr>
       </w:pPr>
       <w:r>
-        <w:rPr>
-          <w:rFonts w:ascii="Segoe UI" w:hAnsi="Segoe UI" w:cs="Segoe UI"/>
-        </w:rPr>
         <w:t>Teendő</w:t>
       </w:r>
     </w:p>
@@ -10959,6 +12182,18 @@
         </w:rPr>
         <w:t>.</w:t>
       </w:r>
+    </w:p>
+    <w:p>
+      <w:pPr>
+        <w:spacing w:before="100" w:beforeAutospacing="1" w:after="100" w:afterAutospacing="1" w:line="300" w:lineRule="atLeast"/>
+        <w:ind w:left="360" w:firstLine="0"/>
+        <w:rPr>
+          <w:rFonts w:ascii="Segoe UI" w:eastAsia="Times New Roman" w:hAnsi="Segoe UI" w:cs="Segoe UI"/>
+          <w:sz w:val="21"/>
+          <w:szCs w:val="21"/>
+          <w:lang w:eastAsia="hu-HU"/>
+        </w:rPr>
+      </w:pPr>
     </w:p>
     <w:p>
       <w:pPr>
@@ -10982,18 +12217,13 @@
     </w:p>
     <w:p>
       <w:pPr>
-        <w:pStyle w:val="Cmsor2"/>
-        <w:numPr>
-          <w:ilvl w:val="0"/>
-          <w:numId w:val="0"/>
-        </w:numPr>
-        <w:spacing w:line="300" w:lineRule="atLeast"/>
-        <w:rPr>
-          <w:rFonts w:ascii="Segoe UI" w:hAnsi="Segoe UI" w:cs="Segoe UI"/>
+        <w:pStyle w:val="Cmsor3"/>
+        <w:rPr>
           <w:sz w:val="36"/>
           <w:szCs w:val="36"/>
         </w:rPr>
       </w:pPr>
+      <w:bookmarkStart w:id="21" w:name="_Toc227137653"/>
       <w:r>
         <w:rPr>
           <w:rStyle w:val="Kiemels2"/>
@@ -11001,26 +12231,16 @@
           <w:b/>
           <w:bCs/>
         </w:rPr>
+        <w:lastRenderedPageBreak/>
         <w:t>Hiányos email cím elutasítása</w:t>
       </w:r>
-    </w:p>
-    <w:p>
-      <w:pPr>
-        <w:pStyle w:val="Cmsor3"/>
-        <w:numPr>
-          <w:ilvl w:val="0"/>
-          <w:numId w:val="0"/>
-        </w:numPr>
-        <w:spacing w:line="300" w:lineRule="atLeast"/>
-        <w:ind w:left="720" w:hanging="720"/>
-        <w:rPr>
-          <w:rFonts w:ascii="Segoe UI" w:hAnsi="Segoe UI" w:cs="Segoe UI"/>
-        </w:rPr>
-      </w:pPr>
-      <w:r>
-        <w:rPr>
-          <w:rFonts w:ascii="Segoe UI" w:hAnsi="Segoe UI" w:cs="Segoe UI"/>
-        </w:rPr>
+      <w:bookmarkEnd w:id="21"/>
+    </w:p>
+    <w:p>
+      <w:pPr>
+        <w:pStyle w:val="Cmsor4"/>
+      </w:pPr>
+      <w:r>
         <w:t>Felhasználói tevékenység</w:t>
       </w:r>
     </w:p>
@@ -11122,7 +12342,6 @@
           <w:numId w:val="24"/>
         </w:numPr>
         <w:spacing w:before="100" w:beforeAutospacing="1" w:after="100" w:afterAutospacing="1" w:line="300" w:lineRule="atLeast"/>
-        <w:jc w:val="left"/>
         <w:rPr>
           <w:rFonts w:ascii="Segoe UI" w:hAnsi="Segoe UI" w:cs="Segoe UI"/>
           <w:sz w:val="21"/>
@@ -11148,23 +12367,13 @@
     </w:p>
     <w:p>
       <w:pPr>
-        <w:pStyle w:val="Cmsor3"/>
-        <w:numPr>
-          <w:ilvl w:val="0"/>
-          <w:numId w:val="0"/>
-        </w:numPr>
-        <w:spacing w:line="300" w:lineRule="atLeast"/>
-        <w:ind w:left="720" w:hanging="720"/>
-        <w:rPr>
-          <w:rFonts w:ascii="Segoe UI" w:hAnsi="Segoe UI" w:cs="Segoe UI"/>
+        <w:pStyle w:val="Cmsor4"/>
+        <w:rPr>
           <w:sz w:val="27"/>
           <w:szCs w:val="27"/>
         </w:rPr>
       </w:pPr>
       <w:r>
-        <w:rPr>
-          <w:rFonts w:ascii="Segoe UI" w:hAnsi="Segoe UI" w:cs="Segoe UI"/>
-        </w:rPr>
         <w:t>Program reakciója</w:t>
       </w:r>
     </w:p>
@@ -11261,23 +12470,13 @@
     </w:p>
     <w:p>
       <w:pPr>
-        <w:pStyle w:val="Cmsor3"/>
-        <w:numPr>
-          <w:ilvl w:val="0"/>
-          <w:numId w:val="0"/>
-        </w:numPr>
-        <w:spacing w:line="300" w:lineRule="atLeast"/>
-        <w:ind w:left="720" w:hanging="720"/>
-        <w:rPr>
-          <w:rFonts w:ascii="Segoe UI" w:hAnsi="Segoe UI" w:cs="Segoe UI"/>
+        <w:pStyle w:val="Cmsor4"/>
+        <w:rPr>
           <w:sz w:val="27"/>
           <w:szCs w:val="27"/>
         </w:rPr>
       </w:pPr>
       <w:r>
-        <w:rPr>
-          <w:rFonts w:ascii="Segoe UI" w:hAnsi="Segoe UI" w:cs="Segoe UI"/>
-        </w:rPr>
         <w:t>Kapott üzenet / eredmény</w:t>
       </w:r>
     </w:p>
@@ -11589,23 +12788,13 @@
     </w:p>
     <w:p>
       <w:pPr>
-        <w:pStyle w:val="Cmsor3"/>
-        <w:numPr>
-          <w:ilvl w:val="0"/>
-          <w:numId w:val="0"/>
-        </w:numPr>
-        <w:spacing w:line="300" w:lineRule="atLeast"/>
-        <w:ind w:left="720" w:hanging="720"/>
-        <w:rPr>
-          <w:rFonts w:ascii="Segoe UI" w:hAnsi="Segoe UI" w:cs="Segoe UI"/>
+        <w:pStyle w:val="Cmsor4"/>
+        <w:rPr>
           <w:sz w:val="27"/>
           <w:szCs w:val="27"/>
         </w:rPr>
       </w:pPr>
       <w:r>
-        <w:rPr>
-          <w:rFonts w:ascii="Segoe UI" w:hAnsi="Segoe UI" w:cs="Segoe UI"/>
-        </w:rPr>
         <w:t>Teendő</w:t>
       </w:r>
     </w:p>
@@ -11704,19 +12893,13 @@
     </w:p>
     <w:p>
       <w:pPr>
-        <w:pStyle w:val="Cmsor2"/>
-        <w:numPr>
-          <w:ilvl w:val="0"/>
-          <w:numId w:val="0"/>
-        </w:numPr>
-        <w:spacing w:line="300" w:lineRule="atLeast"/>
-        <w:ind w:left="576" w:hanging="576"/>
-        <w:rPr>
-          <w:rFonts w:ascii="Segoe UI" w:hAnsi="Segoe UI" w:cs="Segoe UI"/>
+        <w:pStyle w:val="Cmsor3"/>
+        <w:rPr>
           <w:sz w:val="36"/>
           <w:szCs w:val="36"/>
         </w:rPr>
       </w:pPr>
+      <w:bookmarkStart w:id="22" w:name="_Toc227137654"/>
       <w:r>
         <w:rPr>
           <w:rStyle w:val="Kiemels2"/>
@@ -11724,27 +12907,15 @@
           <w:b/>
           <w:bCs/>
         </w:rPr>
-        <w:lastRenderedPageBreak/>
         <w:t>Extrém hibás email („bolondbiztos” teszteset)</w:t>
       </w:r>
-    </w:p>
-    <w:p>
-      <w:pPr>
-        <w:pStyle w:val="Cmsor3"/>
-        <w:numPr>
-          <w:ilvl w:val="0"/>
-          <w:numId w:val="0"/>
-        </w:numPr>
-        <w:spacing w:line="300" w:lineRule="atLeast"/>
-        <w:ind w:left="720" w:hanging="720"/>
-        <w:rPr>
-          <w:rFonts w:ascii="Segoe UI" w:hAnsi="Segoe UI" w:cs="Segoe UI"/>
-        </w:rPr>
-      </w:pPr>
-      <w:r>
-        <w:rPr>
-          <w:rFonts w:ascii="Segoe UI" w:hAnsi="Segoe UI" w:cs="Segoe UI"/>
-        </w:rPr>
+      <w:bookmarkEnd w:id="22"/>
+    </w:p>
+    <w:p>
+      <w:pPr>
+        <w:pStyle w:val="Cmsor4"/>
+      </w:pPr>
+      <w:r>
         <w:t>Felhasználói tevékenység</w:t>
       </w:r>
     </w:p>
@@ -11900,7 +13071,6 @@
           <w:numId w:val="25"/>
         </w:numPr>
         <w:spacing w:before="100" w:beforeAutospacing="1" w:after="100" w:afterAutospacing="1" w:line="300" w:lineRule="atLeast"/>
-        <w:jc w:val="left"/>
         <w:rPr>
           <w:rFonts w:ascii="Segoe UI" w:hAnsi="Segoe UI" w:cs="Segoe UI"/>
           <w:sz w:val="21"/>
@@ -11926,23 +13096,13 @@
     </w:p>
     <w:p>
       <w:pPr>
-        <w:pStyle w:val="Cmsor3"/>
-        <w:numPr>
-          <w:ilvl w:val="0"/>
-          <w:numId w:val="0"/>
-        </w:numPr>
-        <w:spacing w:line="300" w:lineRule="atLeast"/>
-        <w:ind w:left="720" w:hanging="720"/>
-        <w:rPr>
-          <w:rFonts w:ascii="Segoe UI" w:hAnsi="Segoe UI" w:cs="Segoe UI"/>
+        <w:pStyle w:val="Cmsor4"/>
+        <w:rPr>
           <w:sz w:val="27"/>
           <w:szCs w:val="27"/>
         </w:rPr>
       </w:pPr>
       <w:r>
-        <w:rPr>
-          <w:rFonts w:ascii="Segoe UI" w:hAnsi="Segoe UI" w:cs="Segoe UI"/>
-        </w:rPr>
         <w:t>Program reakciója</w:t>
       </w:r>
     </w:p>
@@ -12071,23 +13231,13 @@
     </w:p>
     <w:p>
       <w:pPr>
-        <w:pStyle w:val="Cmsor3"/>
-        <w:numPr>
-          <w:ilvl w:val="0"/>
-          <w:numId w:val="0"/>
-        </w:numPr>
-        <w:spacing w:line="300" w:lineRule="atLeast"/>
-        <w:ind w:left="720" w:hanging="720"/>
-        <w:rPr>
-          <w:rFonts w:ascii="Segoe UI" w:hAnsi="Segoe UI" w:cs="Segoe UI"/>
+        <w:pStyle w:val="Cmsor4"/>
+        <w:rPr>
           <w:sz w:val="27"/>
           <w:szCs w:val="27"/>
         </w:rPr>
       </w:pPr>
       <w:r>
-        <w:rPr>
-          <w:rFonts w:ascii="Segoe UI" w:hAnsi="Segoe UI" w:cs="Segoe UI"/>
-        </w:rPr>
         <w:t>Kapott üzenet / eredmény</w:t>
       </w:r>
     </w:p>
@@ -12198,23 +13348,14 @@
     </w:p>
     <w:p>
       <w:pPr>
-        <w:pStyle w:val="Cmsor3"/>
-        <w:numPr>
-          <w:ilvl w:val="0"/>
-          <w:numId w:val="0"/>
-        </w:numPr>
-        <w:spacing w:line="300" w:lineRule="atLeast"/>
-        <w:ind w:left="720" w:hanging="720"/>
-        <w:rPr>
-          <w:rFonts w:ascii="Segoe UI" w:hAnsi="Segoe UI" w:cs="Segoe UI"/>
+        <w:pStyle w:val="Cmsor4"/>
+        <w:rPr>
           <w:sz w:val="27"/>
           <w:szCs w:val="27"/>
         </w:rPr>
       </w:pPr>
       <w:r>
-        <w:rPr>
-          <w:rFonts w:ascii="Segoe UI" w:hAnsi="Segoe UI" w:cs="Segoe UI"/>
-        </w:rPr>
+        <w:lastRenderedPageBreak/>
         <w:t>Teendő</w:t>
       </w:r>
     </w:p>
@@ -12331,7 +13472,6 @@
       <w:pPr>
         <w:spacing w:before="100" w:beforeAutospacing="1" w:after="100" w:afterAutospacing="1" w:line="300" w:lineRule="atLeast"/>
         <w:ind w:firstLine="0"/>
-        <w:jc w:val="left"/>
         <w:rPr>
           <w:rFonts w:ascii="Segoe UI" w:hAnsi="Segoe UI" w:cs="Segoe UI"/>
           <w:sz w:val="21"/>
@@ -12351,19 +13491,13 @@
     </w:p>
     <w:p>
       <w:pPr>
-        <w:pStyle w:val="Cmsor1"/>
-        <w:numPr>
-          <w:ilvl w:val="0"/>
-          <w:numId w:val="0"/>
-        </w:numPr>
-        <w:spacing w:line="300" w:lineRule="atLeast"/>
-        <w:ind w:left="432" w:hanging="432"/>
-        <w:rPr>
-          <w:rFonts w:ascii="Segoe UI" w:hAnsi="Segoe UI" w:cs="Segoe UI"/>
+        <w:pStyle w:val="Cmsor3"/>
+        <w:rPr>
           <w:sz w:val="48"/>
           <w:szCs w:val="48"/>
         </w:rPr>
       </w:pPr>
+      <w:bookmarkStart w:id="23" w:name="_Toc227137655"/>
       <w:r>
         <w:rPr>
           <w:rStyle w:val="Kiemels2"/>
@@ -12371,27 +13505,15 @@
           <w:b/>
           <w:bCs/>
         </w:rPr>
-        <w:lastRenderedPageBreak/>
         <w:t>Normál és extrém tesztesetek összefoglalása</w:t>
       </w:r>
-    </w:p>
-    <w:p>
-      <w:pPr>
-        <w:pStyle w:val="Cmsor3"/>
-        <w:numPr>
-          <w:ilvl w:val="0"/>
-          <w:numId w:val="0"/>
-        </w:numPr>
-        <w:spacing w:line="300" w:lineRule="atLeast"/>
-        <w:ind w:left="720" w:hanging="720"/>
-        <w:rPr>
-          <w:rFonts w:ascii="Segoe UI" w:hAnsi="Segoe UI" w:cs="Segoe UI"/>
-        </w:rPr>
-      </w:pPr>
-      <w:r>
-        <w:rPr>
-          <w:rFonts w:ascii="Segoe UI" w:hAnsi="Segoe UI" w:cs="Segoe UI"/>
-        </w:rPr>
+      <w:bookmarkEnd w:id="23"/>
+    </w:p>
+    <w:p>
+      <w:pPr>
+        <w:pStyle w:val="Cmsor4"/>
+      </w:pPr>
+      <w:r>
         <w:t>Normál tesztesetek</w:t>
       </w:r>
     </w:p>
@@ -12430,7 +13552,6 @@
           </w:tcPr>
           <w:p>
             <w:pPr>
-              <w:jc w:val="center"/>
               <w:rPr>
                 <w:rFonts w:cs="Times New Roman"/>
                 <w:b/>
@@ -12461,7 +13582,6 @@
           </w:tcPr>
           <w:p>
             <w:pPr>
-              <w:jc w:val="center"/>
               <w:rPr>
                 <w:b/>
                 <w:bCs/>
@@ -12494,9 +13614,6 @@
             <w:hideMark/>
           </w:tcPr>
           <w:p>
-            <w:pPr>
-              <w:jc w:val="left"/>
-            </w:pPr>
             <w:r>
               <w:rPr>
                 <w:rStyle w:val="HTML-kd"/>
@@ -12577,23 +13694,13 @@
     </w:tbl>
     <w:p>
       <w:pPr>
-        <w:pStyle w:val="Cmsor3"/>
-        <w:numPr>
-          <w:ilvl w:val="0"/>
-          <w:numId w:val="0"/>
-        </w:numPr>
-        <w:spacing w:line="300" w:lineRule="atLeast"/>
-        <w:ind w:left="720" w:hanging="720"/>
-        <w:rPr>
-          <w:rFonts w:ascii="Segoe UI" w:hAnsi="Segoe UI" w:cs="Segoe UI"/>
+        <w:pStyle w:val="Cmsor4"/>
+        <w:rPr>
           <w:sz w:val="27"/>
           <w:szCs w:val="27"/>
         </w:rPr>
       </w:pPr>
       <w:r>
-        <w:rPr>
-          <w:rFonts w:ascii="Segoe UI" w:hAnsi="Segoe UI" w:cs="Segoe UI"/>
-        </w:rPr>
         <w:t>Extrém (bolondbiztos) tesztesetek</w:t>
       </w:r>
     </w:p>
@@ -12633,7 +13740,6 @@
           </w:tcPr>
           <w:p>
             <w:pPr>
-              <w:jc w:val="center"/>
               <w:rPr>
                 <w:rFonts w:cs="Times New Roman"/>
                 <w:b/>
@@ -12664,7 +13770,6 @@
           </w:tcPr>
           <w:p>
             <w:pPr>
-              <w:jc w:val="center"/>
               <w:rPr>
                 <w:b/>
                 <w:bCs/>
@@ -12694,7 +13799,6 @@
           </w:tcPr>
           <w:p>
             <w:pPr>
-              <w:jc w:val="center"/>
               <w:rPr>
                 <w:b/>
                 <w:bCs/>
@@ -12706,90 +13810,6 @@
                 <w:bCs/>
               </w:rPr>
               <w:t>Megjegyzés</w:t>
-            </w:r>
-          </w:p>
-        </w:tc>
-      </w:tr>
-      <w:tr>
-        <w:trPr>
-          <w:tblCellSpacing w:w="15" w:type="dxa"/>
-        </w:trPr>
-        <w:tc>
-          <w:tcPr>
-            <w:tcW w:w="0" w:type="auto"/>
-            <w:tcBorders>
-              <w:top w:val="single" w:sz="6" w:space="0" w:color="E6E6E6"/>
-              <w:left w:val="single" w:sz="6" w:space="0" w:color="E6E6E6"/>
-              <w:bottom w:val="single" w:sz="6" w:space="0" w:color="E6E6E6"/>
-              <w:right w:val="single" w:sz="6" w:space="0" w:color="E6E6E6"/>
-            </w:tcBorders>
-            <w:vAlign w:val="center"/>
-            <w:hideMark/>
-          </w:tcPr>
-          <w:p>
-            <w:pPr>
-              <w:jc w:val="left"/>
-            </w:pPr>
-            <w:proofErr w:type="spellStart"/>
-            <w:r>
-              <w:rPr>
-                <w:rStyle w:val="HTML-kd"/>
-                <w:rFonts w:eastAsiaTheme="minorHAnsi"/>
-              </w:rPr>
-              <w:t>invalid</w:t>
-            </w:r>
-            <w:proofErr w:type="spellEnd"/>
-            <w:r>
-              <w:rPr>
-                <w:rStyle w:val="HTML-kd"/>
-                <w:rFonts w:eastAsiaTheme="minorHAnsi"/>
-              </w:rPr>
-              <w:t>-email</w:t>
-            </w:r>
-          </w:p>
-        </w:tc>
-        <w:tc>
-          <w:tcPr>
-            <w:tcW w:w="0" w:type="auto"/>
-            <w:tcBorders>
-              <w:top w:val="single" w:sz="6" w:space="0" w:color="E6E6E6"/>
-              <w:left w:val="single" w:sz="6" w:space="0" w:color="E6E6E6"/>
-              <w:bottom w:val="single" w:sz="6" w:space="0" w:color="E6E6E6"/>
-              <w:right w:val="single" w:sz="6" w:space="0" w:color="E6E6E6"/>
-            </w:tcBorders>
-            <w:vAlign w:val="center"/>
-            <w:hideMark/>
-          </w:tcPr>
-          <w:p>
-            <w:proofErr w:type="spellStart"/>
-            <w:r>
-              <w:t>false</w:t>
-            </w:r>
-            <w:proofErr w:type="spellEnd"/>
-          </w:p>
-        </w:tc>
-        <w:tc>
-          <w:tcPr>
-            <w:tcW w:w="0" w:type="auto"/>
-            <w:tcBorders>
-              <w:top w:val="single" w:sz="6" w:space="0" w:color="E6E6E6"/>
-              <w:left w:val="single" w:sz="6" w:space="0" w:color="E6E6E6"/>
-              <w:bottom w:val="single" w:sz="6" w:space="0" w:color="E6E6E6"/>
-              <w:right w:val="single" w:sz="6" w:space="0" w:color="E6E6E6"/>
-            </w:tcBorders>
-            <w:vAlign w:val="center"/>
-            <w:hideMark/>
-          </w:tcPr>
-          <w:p>
-            <w:r>
-              <w:t xml:space="preserve">nincs </w:t>
-            </w:r>
-            <w:r>
-              <w:rPr>
-                <w:rStyle w:val="HTML-kd"/>
-                <w:rFonts w:eastAsiaTheme="minorHAnsi"/>
-              </w:rPr>
-              <w:t>@</w:t>
             </w:r>
           </w:p>
         </w:tc>
@@ -12817,6 +13837,87 @@
                 <w:rStyle w:val="HTML-kd"/>
                 <w:rFonts w:eastAsiaTheme="minorHAnsi"/>
               </w:rPr>
+              <w:t>invalid</w:t>
+            </w:r>
+            <w:proofErr w:type="spellEnd"/>
+            <w:r>
+              <w:rPr>
+                <w:rStyle w:val="HTML-kd"/>
+                <w:rFonts w:eastAsiaTheme="minorHAnsi"/>
+              </w:rPr>
+              <w:t>-email</w:t>
+            </w:r>
+          </w:p>
+        </w:tc>
+        <w:tc>
+          <w:tcPr>
+            <w:tcW w:w="0" w:type="auto"/>
+            <w:tcBorders>
+              <w:top w:val="single" w:sz="6" w:space="0" w:color="E6E6E6"/>
+              <w:left w:val="single" w:sz="6" w:space="0" w:color="E6E6E6"/>
+              <w:bottom w:val="single" w:sz="6" w:space="0" w:color="E6E6E6"/>
+              <w:right w:val="single" w:sz="6" w:space="0" w:color="E6E6E6"/>
+            </w:tcBorders>
+            <w:vAlign w:val="center"/>
+            <w:hideMark/>
+          </w:tcPr>
+          <w:p>
+            <w:proofErr w:type="spellStart"/>
+            <w:r>
+              <w:t>false</w:t>
+            </w:r>
+            <w:proofErr w:type="spellEnd"/>
+          </w:p>
+        </w:tc>
+        <w:tc>
+          <w:tcPr>
+            <w:tcW w:w="0" w:type="auto"/>
+            <w:tcBorders>
+              <w:top w:val="single" w:sz="6" w:space="0" w:color="E6E6E6"/>
+              <w:left w:val="single" w:sz="6" w:space="0" w:color="E6E6E6"/>
+              <w:bottom w:val="single" w:sz="6" w:space="0" w:color="E6E6E6"/>
+              <w:right w:val="single" w:sz="6" w:space="0" w:color="E6E6E6"/>
+            </w:tcBorders>
+            <w:vAlign w:val="center"/>
+            <w:hideMark/>
+          </w:tcPr>
+          <w:p>
+            <w:r>
+              <w:t xml:space="preserve">nincs </w:t>
+            </w:r>
+            <w:r>
+              <w:rPr>
+                <w:rStyle w:val="HTML-kd"/>
+                <w:rFonts w:eastAsiaTheme="minorHAnsi"/>
+              </w:rPr>
+              <w:t>@</w:t>
+            </w:r>
+          </w:p>
+        </w:tc>
+      </w:tr>
+      <w:tr>
+        <w:trPr>
+          <w:tblCellSpacing w:w="15" w:type="dxa"/>
+        </w:trPr>
+        <w:tc>
+          <w:tcPr>
+            <w:tcW w:w="0" w:type="auto"/>
+            <w:tcBorders>
+              <w:top w:val="single" w:sz="6" w:space="0" w:color="E6E6E6"/>
+              <w:left w:val="single" w:sz="6" w:space="0" w:color="E6E6E6"/>
+              <w:bottom w:val="single" w:sz="6" w:space="0" w:color="E6E6E6"/>
+              <w:right w:val="single" w:sz="6" w:space="0" w:color="E6E6E6"/>
+            </w:tcBorders>
+            <w:vAlign w:val="center"/>
+            <w:hideMark/>
+          </w:tcPr>
+          <w:p>
+            <w:proofErr w:type="spellStart"/>
+            <w:r>
+              <w:rPr>
+                <w:rStyle w:val="HTML-kd"/>
+                <w:rFonts w:eastAsiaTheme="minorHAnsi"/>
+              </w:rPr>
               <w:t>user</w:t>
             </w:r>
             <w:proofErr w:type="spellEnd"/>
@@ -13028,19 +14129,13 @@
     </w:p>
     <w:p>
       <w:pPr>
-        <w:pStyle w:val="Cmsor1"/>
-        <w:numPr>
-          <w:ilvl w:val="0"/>
-          <w:numId w:val="0"/>
-        </w:numPr>
-        <w:spacing w:line="300" w:lineRule="atLeast"/>
-        <w:ind w:left="432" w:hanging="432"/>
-        <w:rPr>
-          <w:rFonts w:ascii="Segoe UI" w:hAnsi="Segoe UI" w:cs="Segoe UI"/>
+        <w:pStyle w:val="Cmsor3"/>
+        <w:rPr>
           <w:sz w:val="48"/>
           <w:szCs w:val="48"/>
         </w:rPr>
       </w:pPr>
+      <w:bookmarkStart w:id="24" w:name="_Toc227137656"/>
       <w:r>
         <w:rPr>
           <w:rStyle w:val="Kiemels2"/>
@@ -13048,41 +14143,23 @@
           <w:b/>
           <w:bCs/>
         </w:rPr>
-        <w:lastRenderedPageBreak/>
         <w:t>Feltárt hibák, hiányosságok</w:t>
       </w:r>
-    </w:p>
-    <w:p>
-      <w:pPr>
-        <w:pStyle w:val="Cmsor3"/>
-        <w:numPr>
-          <w:ilvl w:val="0"/>
-          <w:numId w:val="0"/>
-        </w:numPr>
-        <w:spacing w:line="300" w:lineRule="atLeast"/>
-        <w:ind w:left="720" w:hanging="720"/>
-        <w:rPr>
-          <w:rFonts w:ascii="Segoe UI" w:hAnsi="Segoe UI" w:cs="Segoe UI"/>
-        </w:rPr>
-      </w:pPr>
-      <w:r>
-        <w:rPr>
-          <w:rFonts w:ascii="Segoe UI" w:hAnsi="Segoe UI" w:cs="Segoe UI"/>
-        </w:rPr>
+      <w:bookmarkEnd w:id="24"/>
+    </w:p>
+    <w:p>
+      <w:pPr>
+        <w:pStyle w:val="Cmsor4"/>
+      </w:pPr>
+      <w:r>
         <w:t xml:space="preserve"> A </w:t>
       </w:r>
       <w:proofErr w:type="spellStart"/>
       <w:r>
-        <w:rPr>
-          <w:rFonts w:ascii="Segoe UI" w:hAnsi="Segoe UI" w:cs="Segoe UI"/>
-        </w:rPr>
         <w:t>regex</w:t>
       </w:r>
       <w:proofErr w:type="spellEnd"/>
       <w:r>
-        <w:rPr>
-          <w:rFonts w:ascii="Segoe UI" w:hAnsi="Segoe UI" w:cs="Segoe UI"/>
-        </w:rPr>
         <w:t xml:space="preserve"> túl egyszerű</w:t>
       </w:r>
     </w:p>
@@ -13176,7 +14253,6 @@
           <w:numId w:val="26"/>
         </w:numPr>
         <w:spacing w:before="100" w:beforeAutospacing="1" w:after="100" w:afterAutospacing="1" w:line="300" w:lineRule="atLeast"/>
-        <w:jc w:val="left"/>
         <w:rPr>
           <w:rFonts w:ascii="Segoe UI" w:hAnsi="Segoe UI" w:cs="Segoe UI"/>
           <w:sz w:val="21"/>
@@ -13206,7 +14282,6 @@
           <w:numId w:val="26"/>
         </w:numPr>
         <w:spacing w:before="100" w:beforeAutospacing="1" w:after="100" w:afterAutospacing="1" w:line="300" w:lineRule="atLeast"/>
-        <w:jc w:val="left"/>
         <w:rPr>
           <w:rFonts w:ascii="Segoe UI" w:hAnsi="Segoe UI" w:cs="Segoe UI"/>
           <w:sz w:val="21"/>
@@ -13239,7 +14314,6 @@
           <w:numId w:val="26"/>
         </w:numPr>
         <w:spacing w:before="100" w:beforeAutospacing="1" w:after="100" w:afterAutospacing="1" w:line="300" w:lineRule="atLeast"/>
-        <w:jc w:val="left"/>
         <w:rPr>
           <w:rFonts w:ascii="Segoe UI" w:hAnsi="Segoe UI" w:cs="Segoe UI"/>
           <w:sz w:val="21"/>
@@ -13280,23 +14354,13 @@
     </w:p>
     <w:p>
       <w:pPr>
-        <w:pStyle w:val="Cmsor3"/>
-        <w:numPr>
-          <w:ilvl w:val="0"/>
-          <w:numId w:val="0"/>
-        </w:numPr>
-        <w:spacing w:line="300" w:lineRule="atLeast"/>
-        <w:ind w:left="720" w:hanging="720"/>
-        <w:rPr>
-          <w:rFonts w:ascii="Segoe UI" w:hAnsi="Segoe UI" w:cs="Segoe UI"/>
+        <w:pStyle w:val="Cmsor4"/>
+        <w:rPr>
           <w:sz w:val="27"/>
           <w:szCs w:val="27"/>
         </w:rPr>
       </w:pPr>
       <w:r>
-        <w:rPr>
-          <w:rFonts w:ascii="Segoe UI" w:hAnsi="Segoe UI" w:cs="Segoe UI"/>
-        </w:rPr>
         <w:t>Nincs magyarázó hibakód</w:t>
       </w:r>
     </w:p>
@@ -13483,23 +14547,14 @@
     </w:p>
     <w:p>
       <w:pPr>
-        <w:pStyle w:val="Cmsor3"/>
-        <w:numPr>
-          <w:ilvl w:val="0"/>
-          <w:numId w:val="0"/>
-        </w:numPr>
-        <w:spacing w:line="300" w:lineRule="atLeast"/>
-        <w:ind w:left="720" w:hanging="720"/>
-        <w:rPr>
-          <w:rFonts w:ascii="Segoe UI" w:hAnsi="Segoe UI" w:cs="Segoe UI"/>
+        <w:pStyle w:val="Cmsor4"/>
+        <w:rPr>
           <w:sz w:val="27"/>
           <w:szCs w:val="27"/>
         </w:rPr>
       </w:pPr>
       <w:r>
-        <w:rPr>
-          <w:rFonts w:ascii="Segoe UI" w:hAnsi="Segoe UI" w:cs="Segoe UI"/>
-        </w:rPr>
+        <w:lastRenderedPageBreak/>
         <w:t>Nincs veszélyes karakter ellenőrzés</w:t>
       </w:r>
     </w:p>
@@ -13666,17 +14721,9 @@
     </w:p>
     <w:p>
       <w:pPr>
-        <w:pStyle w:val="Cmsor1"/>
-        <w:numPr>
-          <w:ilvl w:val="0"/>
-          <w:numId w:val="0"/>
-        </w:numPr>
-        <w:spacing w:line="300" w:lineRule="atLeast"/>
-        <w:ind w:left="432" w:hanging="432"/>
-        <w:rPr>
-          <w:rFonts w:ascii="Segoe UI" w:hAnsi="Segoe UI" w:cs="Segoe UI"/>
-        </w:rPr>
-      </w:pPr>
+        <w:pStyle w:val="Cmsor3"/>
+      </w:pPr>
+      <w:bookmarkStart w:id="25" w:name="_Toc227137657"/>
       <w:r>
         <w:rPr>
           <w:rStyle w:val="Kiemels2"/>
@@ -13684,9 +14731,9 @@
           <w:b/>
           <w:bCs/>
         </w:rPr>
-        <w:lastRenderedPageBreak/>
         <w:t>MESSAGE VALIDÁCIÓ TESZTELÉSE</w:t>
       </w:r>
+      <w:bookmarkEnd w:id="25"/>
     </w:p>
     <w:p>
       <w:pPr>
@@ -13848,7 +14895,6 @@
           <w:numId w:val="27"/>
         </w:numPr>
         <w:spacing w:before="100" w:beforeAutospacing="1" w:after="100" w:afterAutospacing="1" w:line="300" w:lineRule="atLeast"/>
-        <w:jc w:val="left"/>
         <w:rPr>
           <w:rFonts w:ascii="Segoe UI" w:hAnsi="Segoe UI" w:cs="Segoe UI"/>
           <w:sz w:val="21"/>
@@ -13871,7 +14917,6 @@
           <w:numId w:val="27"/>
         </w:numPr>
         <w:spacing w:before="100" w:beforeAutospacing="1" w:after="100" w:afterAutospacing="1" w:line="300" w:lineRule="atLeast"/>
-        <w:jc w:val="left"/>
         <w:rPr>
           <w:rFonts w:ascii="Segoe UI" w:hAnsi="Segoe UI" w:cs="Segoe UI"/>
           <w:sz w:val="21"/>
@@ -13894,7 +14939,6 @@
           <w:numId w:val="27"/>
         </w:numPr>
         <w:spacing w:before="100" w:beforeAutospacing="1" w:after="100" w:afterAutospacing="1" w:line="300" w:lineRule="atLeast"/>
-        <w:jc w:val="left"/>
         <w:rPr>
           <w:rFonts w:ascii="Segoe UI" w:hAnsi="Segoe UI" w:cs="Segoe UI"/>
           <w:sz w:val="21"/>
@@ -13917,7 +14961,6 @@
           <w:numId w:val="27"/>
         </w:numPr>
         <w:spacing w:before="100" w:beforeAutospacing="1" w:after="100" w:afterAutospacing="1" w:line="300" w:lineRule="atLeast"/>
-        <w:jc w:val="left"/>
         <w:rPr>
           <w:rFonts w:ascii="Segoe UI" w:hAnsi="Segoe UI" w:cs="Segoe UI"/>
           <w:sz w:val="21"/>
@@ -13984,7 +15027,6 @@
       <w:pPr>
         <w:spacing w:after="0" w:line="240" w:lineRule="auto"/>
         <w:ind w:firstLine="0"/>
-        <w:jc w:val="left"/>
         <w:rPr>
           <w:rFonts w:eastAsia="Times New Roman" w:cs="Times New Roman"/>
           <w:szCs w:val="24"/>
@@ -14014,7 +15056,6 @@
       <w:pPr>
         <w:spacing w:after="0" w:line="240" w:lineRule="auto"/>
         <w:ind w:firstLine="0"/>
-        <w:jc w:val="left"/>
         <w:rPr>
           <w:rFonts w:eastAsia="Times New Roman" w:cs="Times New Roman"/>
           <w:szCs w:val="24"/>
@@ -14054,7 +15095,6 @@
       <w:pPr>
         <w:spacing w:after="0" w:line="240" w:lineRule="auto"/>
         <w:ind w:firstLine="0"/>
-        <w:jc w:val="left"/>
         <w:rPr>
           <w:rFonts w:eastAsia="Times New Roman" w:cs="Times New Roman"/>
           <w:szCs w:val="24"/>
@@ -14112,7 +15152,6 @@
       <w:pPr>
         <w:spacing w:after="0" w:line="240" w:lineRule="auto"/>
         <w:ind w:firstLine="0"/>
-        <w:jc w:val="left"/>
         <w:rPr>
           <w:rFonts w:eastAsia="Times New Roman" w:cs="Times New Roman"/>
           <w:szCs w:val="24"/>
@@ -14170,7 +15209,6 @@
       <w:pPr>
         <w:spacing w:after="0" w:line="240" w:lineRule="auto"/>
         <w:ind w:firstLine="0"/>
-        <w:jc w:val="left"/>
         <w:rPr>
           <w:rFonts w:eastAsia="Times New Roman" w:cs="Times New Roman"/>
           <w:szCs w:val="24"/>
@@ -14200,7 +15238,6 @@
       <w:pPr>
         <w:spacing w:after="0" w:line="240" w:lineRule="auto"/>
         <w:ind w:firstLine="0"/>
-        <w:jc w:val="left"/>
         <w:rPr>
           <w:rFonts w:eastAsia="Times New Roman" w:cs="Times New Roman"/>
           <w:szCs w:val="24"/>
@@ -14238,17 +15275,9 @@
     </w:p>
     <w:p>
       <w:pPr>
-        <w:pStyle w:val="Cmsor1"/>
-        <w:numPr>
-          <w:ilvl w:val="0"/>
-          <w:numId w:val="0"/>
-        </w:numPr>
-        <w:spacing w:line="300" w:lineRule="atLeast"/>
-        <w:ind w:left="432" w:hanging="432"/>
-        <w:rPr>
-          <w:rFonts w:ascii="Segoe UI" w:hAnsi="Segoe UI" w:cs="Segoe UI"/>
-        </w:rPr>
-      </w:pPr>
+        <w:pStyle w:val="Cmsor3"/>
+      </w:pPr>
+      <w:bookmarkStart w:id="26" w:name="_Toc227137658"/>
       <w:r>
         <w:rPr>
           <w:rStyle w:val="Kiemels2"/>
@@ -14259,47 +15288,25 @@
         <w:lastRenderedPageBreak/>
         <w:t>Részletes tesztesetek</w:t>
       </w:r>
-    </w:p>
-    <w:p>
-      <w:pPr>
-        <w:pStyle w:val="Cmsor2"/>
-        <w:numPr>
-          <w:ilvl w:val="0"/>
-          <w:numId w:val="0"/>
-        </w:numPr>
-        <w:spacing w:line="300" w:lineRule="atLeast"/>
-        <w:ind w:left="576" w:hanging="576"/>
-        <w:rPr>
-          <w:rFonts w:ascii="Segoe UI" w:hAnsi="Segoe UI" w:cs="Segoe UI"/>
-        </w:rPr>
+      <w:bookmarkEnd w:id="26"/>
+    </w:p>
+    <w:p>
+      <w:pPr>
+        <w:pStyle w:val="Cmsor4"/>
       </w:pPr>
       <w:r>
         <w:rPr>
           <w:rStyle w:val="Kiemels2"/>
           <w:rFonts w:ascii="Segoe UI" w:hAnsi="Segoe UI" w:cs="Segoe UI"/>
-          <w:b/>
-          <w:bCs/>
         </w:rPr>
         <w:t>Érvényes üzenet elfogadása</w:t>
       </w:r>
     </w:p>
     <w:p>
       <w:pPr>
-        <w:pStyle w:val="Cmsor3"/>
-        <w:numPr>
-          <w:ilvl w:val="0"/>
-          <w:numId w:val="0"/>
-        </w:numPr>
-        <w:spacing w:line="300" w:lineRule="atLeast"/>
-        <w:ind w:left="720" w:hanging="720"/>
-        <w:rPr>
-          <w:rFonts w:ascii="Segoe UI" w:hAnsi="Segoe UI" w:cs="Segoe UI"/>
-        </w:rPr>
-      </w:pPr>
-      <w:r>
-        <w:rPr>
-          <w:rFonts w:ascii="Segoe UI" w:hAnsi="Segoe UI" w:cs="Segoe UI"/>
-        </w:rPr>
+        <w:pStyle w:val="Cmsor4"/>
+      </w:pPr>
+      <w:r>
         <w:t>Felhasználói tevékenység</w:t>
       </w:r>
     </w:p>
@@ -14401,7 +15408,6 @@
           <w:numId w:val="28"/>
         </w:numPr>
         <w:spacing w:before="100" w:beforeAutospacing="1" w:after="100" w:afterAutospacing="1" w:line="300" w:lineRule="atLeast"/>
-        <w:jc w:val="left"/>
         <w:rPr>
           <w:rFonts w:ascii="Segoe UI" w:hAnsi="Segoe UI" w:cs="Segoe UI"/>
           <w:sz w:val="21"/>
@@ -14423,7 +15429,6 @@
           <w:numId w:val="28"/>
         </w:numPr>
         <w:spacing w:before="100" w:beforeAutospacing="1" w:after="100" w:afterAutospacing="1" w:line="300" w:lineRule="atLeast"/>
-        <w:jc w:val="left"/>
         <w:rPr>
           <w:rFonts w:ascii="Segoe UI" w:hAnsi="Segoe UI" w:cs="Segoe UI"/>
           <w:sz w:val="21"/>
@@ -14472,23 +15477,13 @@
     </w:p>
     <w:p>
       <w:pPr>
-        <w:pStyle w:val="Cmsor3"/>
-        <w:numPr>
-          <w:ilvl w:val="0"/>
-          <w:numId w:val="0"/>
-        </w:numPr>
-        <w:spacing w:line="300" w:lineRule="atLeast"/>
-        <w:ind w:left="720" w:hanging="720"/>
-        <w:rPr>
-          <w:rFonts w:ascii="Segoe UI" w:hAnsi="Segoe UI" w:cs="Segoe UI"/>
+        <w:pStyle w:val="Cmsor4"/>
+        <w:rPr>
           <w:sz w:val="27"/>
           <w:szCs w:val="27"/>
         </w:rPr>
       </w:pPr>
       <w:r>
-        <w:rPr>
-          <w:rFonts w:ascii="Segoe UI" w:hAnsi="Segoe UI" w:cs="Segoe UI"/>
-        </w:rPr>
         <w:t>Program reakciója</w:t>
       </w:r>
     </w:p>
@@ -14585,23 +15580,13 @@
     </w:p>
     <w:p>
       <w:pPr>
-        <w:pStyle w:val="Cmsor3"/>
-        <w:numPr>
-          <w:ilvl w:val="0"/>
-          <w:numId w:val="0"/>
-        </w:numPr>
-        <w:spacing w:line="300" w:lineRule="atLeast"/>
-        <w:ind w:left="720" w:hanging="720"/>
-        <w:rPr>
-          <w:rFonts w:ascii="Segoe UI" w:hAnsi="Segoe UI" w:cs="Segoe UI"/>
+        <w:pStyle w:val="Cmsor4"/>
+        <w:rPr>
           <w:sz w:val="27"/>
           <w:szCs w:val="27"/>
         </w:rPr>
       </w:pPr>
       <w:r>
-        <w:rPr>
-          <w:rFonts w:ascii="Segoe UI" w:hAnsi="Segoe UI" w:cs="Segoe UI"/>
-        </w:rPr>
         <w:t>Kapott üzenet</w:t>
       </w:r>
     </w:p>
@@ -14676,23 +15661,13 @@
     </w:p>
     <w:p>
       <w:pPr>
-        <w:pStyle w:val="Cmsor3"/>
-        <w:numPr>
-          <w:ilvl w:val="0"/>
-          <w:numId w:val="0"/>
-        </w:numPr>
-        <w:spacing w:line="300" w:lineRule="atLeast"/>
-        <w:ind w:left="720" w:hanging="720"/>
-        <w:rPr>
-          <w:rFonts w:ascii="Segoe UI" w:hAnsi="Segoe UI" w:cs="Segoe UI"/>
+        <w:pStyle w:val="Cmsor4"/>
+        <w:rPr>
           <w:sz w:val="27"/>
           <w:szCs w:val="27"/>
         </w:rPr>
       </w:pPr>
       <w:r>
-        <w:rPr>
-          <w:rFonts w:ascii="Segoe UI" w:hAnsi="Segoe UI" w:cs="Segoe UI"/>
-        </w:rPr>
         <w:t>Teendő</w:t>
       </w:r>
     </w:p>
@@ -14801,19 +15776,13 @@
     </w:p>
     <w:p>
       <w:pPr>
-        <w:pStyle w:val="Cmsor2"/>
-        <w:numPr>
-          <w:ilvl w:val="0"/>
-          <w:numId w:val="0"/>
-        </w:numPr>
-        <w:spacing w:line="300" w:lineRule="atLeast"/>
-        <w:ind w:left="576" w:hanging="576"/>
-        <w:rPr>
-          <w:rFonts w:ascii="Segoe UI" w:hAnsi="Segoe UI" w:cs="Segoe UI"/>
+        <w:pStyle w:val="Cmsor3"/>
+        <w:rPr>
           <w:sz w:val="36"/>
           <w:szCs w:val="36"/>
         </w:rPr>
       </w:pPr>
+      <w:bookmarkStart w:id="27" w:name="_Toc227137659"/>
       <w:r>
         <w:rPr>
           <w:rStyle w:val="Kiemels2"/>
@@ -14823,24 +15792,13 @@
         </w:rPr>
         <w:t>Üres vagy szóközös üzenet elutasítása</w:t>
       </w:r>
-    </w:p>
-    <w:p>
-      <w:pPr>
-        <w:pStyle w:val="Cmsor3"/>
-        <w:numPr>
-          <w:ilvl w:val="0"/>
-          <w:numId w:val="0"/>
-        </w:numPr>
-        <w:spacing w:line="300" w:lineRule="atLeast"/>
-        <w:ind w:left="720" w:hanging="720"/>
-        <w:rPr>
-          <w:rFonts w:ascii="Segoe UI" w:hAnsi="Segoe UI" w:cs="Segoe UI"/>
-        </w:rPr>
-      </w:pPr>
-      <w:r>
-        <w:rPr>
-          <w:rFonts w:ascii="Segoe UI" w:hAnsi="Segoe UI" w:cs="Segoe UI"/>
-        </w:rPr>
+      <w:bookmarkEnd w:id="27"/>
+    </w:p>
+    <w:p>
+      <w:pPr>
+        <w:pStyle w:val="Cmsor4"/>
+      </w:pPr>
+      <w:r>
         <w:t>Felhasználói tevékenység</w:t>
       </w:r>
     </w:p>
@@ -14942,7 +15900,6 @@
           <w:numId w:val="29"/>
         </w:numPr>
         <w:spacing w:before="100" w:beforeAutospacing="1" w:after="100" w:afterAutospacing="1" w:line="300" w:lineRule="atLeast"/>
-        <w:jc w:val="left"/>
         <w:rPr>
           <w:rFonts w:ascii="Segoe UI" w:hAnsi="Segoe UI" w:cs="Segoe UI"/>
           <w:sz w:val="21"/>
@@ -14964,7 +15921,6 @@
           <w:numId w:val="29"/>
         </w:numPr>
         <w:spacing w:before="100" w:beforeAutospacing="1" w:after="100" w:afterAutospacing="1" w:line="300" w:lineRule="atLeast"/>
-        <w:jc w:val="left"/>
         <w:rPr>
           <w:rFonts w:ascii="Segoe UI" w:hAnsi="Segoe UI" w:cs="Segoe UI"/>
           <w:sz w:val="21"/>
@@ -14981,23 +15937,13 @@
     </w:p>
     <w:p>
       <w:pPr>
-        <w:pStyle w:val="Cmsor3"/>
-        <w:numPr>
-          <w:ilvl w:val="0"/>
-          <w:numId w:val="0"/>
-        </w:numPr>
-        <w:spacing w:line="300" w:lineRule="atLeast"/>
-        <w:ind w:left="720" w:hanging="720"/>
-        <w:rPr>
-          <w:rFonts w:ascii="Segoe UI" w:hAnsi="Segoe UI" w:cs="Segoe UI"/>
+        <w:pStyle w:val="Cmsor4"/>
+        <w:rPr>
           <w:sz w:val="27"/>
           <w:szCs w:val="27"/>
         </w:rPr>
       </w:pPr>
       <w:r>
-        <w:rPr>
-          <w:rFonts w:ascii="Segoe UI" w:hAnsi="Segoe UI" w:cs="Segoe UI"/>
-        </w:rPr>
         <w:t>Program reakciója</w:t>
       </w:r>
     </w:p>
@@ -15094,23 +16040,13 @@
     </w:p>
     <w:p>
       <w:pPr>
-        <w:pStyle w:val="Cmsor3"/>
-        <w:numPr>
-          <w:ilvl w:val="0"/>
-          <w:numId w:val="0"/>
-        </w:numPr>
-        <w:spacing w:line="300" w:lineRule="atLeast"/>
-        <w:ind w:left="720" w:hanging="720"/>
-        <w:rPr>
-          <w:rFonts w:ascii="Segoe UI" w:hAnsi="Segoe UI" w:cs="Segoe UI"/>
+        <w:pStyle w:val="Cmsor4"/>
+        <w:rPr>
           <w:sz w:val="27"/>
           <w:szCs w:val="27"/>
         </w:rPr>
       </w:pPr>
       <w:r>
-        <w:rPr>
-          <w:rFonts w:ascii="Segoe UI" w:hAnsi="Segoe UI" w:cs="Segoe UI"/>
-        </w:rPr>
         <w:t>Kapott kimenet</w:t>
       </w:r>
     </w:p>
@@ -15133,23 +16069,14 @@
     </w:p>
     <w:p>
       <w:pPr>
-        <w:pStyle w:val="Cmsor3"/>
-        <w:numPr>
-          <w:ilvl w:val="0"/>
-          <w:numId w:val="0"/>
-        </w:numPr>
-        <w:spacing w:line="300" w:lineRule="atLeast"/>
-        <w:ind w:left="720" w:hanging="720"/>
-        <w:rPr>
-          <w:rFonts w:ascii="Segoe UI" w:hAnsi="Segoe UI" w:cs="Segoe UI"/>
+        <w:pStyle w:val="Cmsor4"/>
+        <w:rPr>
           <w:sz w:val="27"/>
           <w:szCs w:val="27"/>
         </w:rPr>
       </w:pPr>
       <w:r>
-        <w:rPr>
-          <w:rFonts w:ascii="Segoe UI" w:hAnsi="Segoe UI" w:cs="Segoe UI"/>
-        </w:rPr>
+        <w:lastRenderedPageBreak/>
         <w:t>Teendő</w:t>
       </w:r>
     </w:p>
@@ -15266,19 +16193,13 @@
     </w:p>
     <w:p>
       <w:pPr>
-        <w:pStyle w:val="Cmsor2"/>
-        <w:numPr>
-          <w:ilvl w:val="0"/>
-          <w:numId w:val="0"/>
-        </w:numPr>
-        <w:spacing w:line="300" w:lineRule="atLeast"/>
-        <w:ind w:left="576" w:hanging="576"/>
-        <w:rPr>
-          <w:rFonts w:ascii="Segoe UI" w:hAnsi="Segoe UI" w:cs="Segoe UI"/>
+        <w:pStyle w:val="Cmsor3"/>
+        <w:rPr>
           <w:sz w:val="36"/>
           <w:szCs w:val="36"/>
         </w:rPr>
       </w:pPr>
+      <w:bookmarkStart w:id="28" w:name="_Toc227137660"/>
       <w:r>
         <w:rPr>
           <w:rStyle w:val="Kiemels2"/>
@@ -15286,26 +16207,15 @@
           <w:b/>
           <w:bCs/>
         </w:rPr>
-        <w:lastRenderedPageBreak/>
         <w:t>Extrém hosszú üzenet (500+ karakter)</w:t>
       </w:r>
-    </w:p>
-    <w:p>
-      <w:pPr>
-        <w:pStyle w:val="Cmsor3"/>
-        <w:numPr>
-          <w:ilvl w:val="0"/>
-          <w:numId w:val="0"/>
-        </w:numPr>
-        <w:spacing w:line="300" w:lineRule="atLeast"/>
-        <w:rPr>
-          <w:rFonts w:ascii="Segoe UI" w:hAnsi="Segoe UI" w:cs="Segoe UI"/>
-        </w:rPr>
-      </w:pPr>
-      <w:r>
-        <w:rPr>
-          <w:rFonts w:ascii="Segoe UI" w:hAnsi="Segoe UI" w:cs="Segoe UI"/>
-        </w:rPr>
+      <w:bookmarkEnd w:id="28"/>
+    </w:p>
+    <w:p>
+      <w:pPr>
+        <w:pStyle w:val="Cmsor4"/>
+      </w:pPr>
+      <w:r>
         <w:t>Felhasználói tevékenység</w:t>
       </w:r>
     </w:p>
@@ -15420,23 +16330,13 @@
     </w:p>
     <w:p>
       <w:pPr>
-        <w:pStyle w:val="Cmsor3"/>
-        <w:numPr>
-          <w:ilvl w:val="0"/>
-          <w:numId w:val="0"/>
-        </w:numPr>
-        <w:spacing w:line="300" w:lineRule="atLeast"/>
-        <w:ind w:left="720" w:hanging="720"/>
-        <w:rPr>
-          <w:rFonts w:ascii="Segoe UI" w:hAnsi="Segoe UI" w:cs="Segoe UI"/>
+        <w:pStyle w:val="Cmsor4"/>
+        <w:rPr>
           <w:sz w:val="27"/>
           <w:szCs w:val="27"/>
         </w:rPr>
       </w:pPr>
       <w:r>
-        <w:rPr>
-          <w:rFonts w:ascii="Segoe UI" w:hAnsi="Segoe UI" w:cs="Segoe UI"/>
-        </w:rPr>
         <w:t>Program reakciója</w:t>
       </w:r>
     </w:p>
@@ -15533,23 +16433,13 @@
     </w:p>
     <w:p>
       <w:pPr>
-        <w:pStyle w:val="Cmsor3"/>
-        <w:numPr>
-          <w:ilvl w:val="0"/>
-          <w:numId w:val="0"/>
-        </w:numPr>
-        <w:spacing w:line="300" w:lineRule="atLeast"/>
-        <w:ind w:left="720" w:hanging="720"/>
-        <w:rPr>
-          <w:rFonts w:ascii="Segoe UI" w:hAnsi="Segoe UI" w:cs="Segoe UI"/>
+        <w:pStyle w:val="Cmsor4"/>
+        <w:rPr>
           <w:sz w:val="27"/>
           <w:szCs w:val="27"/>
         </w:rPr>
       </w:pPr>
       <w:r>
-        <w:rPr>
-          <w:rFonts w:ascii="Segoe UI" w:hAnsi="Segoe UI" w:cs="Segoe UI"/>
-        </w:rPr>
         <w:t>Kapott kimenet</w:t>
       </w:r>
     </w:p>
@@ -15572,23 +16462,13 @@
     </w:p>
     <w:p>
       <w:pPr>
-        <w:pStyle w:val="Cmsor3"/>
-        <w:numPr>
-          <w:ilvl w:val="0"/>
-          <w:numId w:val="0"/>
-        </w:numPr>
-        <w:spacing w:line="300" w:lineRule="atLeast"/>
-        <w:ind w:left="720" w:hanging="720"/>
-        <w:rPr>
-          <w:rFonts w:ascii="Segoe UI" w:hAnsi="Segoe UI" w:cs="Segoe UI"/>
+        <w:pStyle w:val="Cmsor4"/>
+        <w:rPr>
           <w:sz w:val="27"/>
           <w:szCs w:val="27"/>
         </w:rPr>
       </w:pPr>
       <w:r>
-        <w:rPr>
-          <w:rFonts w:ascii="Segoe UI" w:hAnsi="Segoe UI" w:cs="Segoe UI"/>
-        </w:rPr>
         <w:t>Teendő</w:t>
       </w:r>
     </w:p>
@@ -15697,19 +16577,13 @@
     </w:p>
     <w:p>
       <w:pPr>
-        <w:pStyle w:val="Cmsor2"/>
-        <w:numPr>
-          <w:ilvl w:val="0"/>
-          <w:numId w:val="0"/>
-        </w:numPr>
-        <w:spacing w:line="300" w:lineRule="atLeast"/>
-        <w:ind w:left="576" w:hanging="576"/>
-        <w:rPr>
-          <w:rFonts w:ascii="Segoe UI" w:hAnsi="Segoe UI" w:cs="Segoe UI"/>
+        <w:pStyle w:val="Cmsor3"/>
+        <w:rPr>
           <w:sz w:val="36"/>
           <w:szCs w:val="36"/>
         </w:rPr>
       </w:pPr>
+      <w:bookmarkStart w:id="29" w:name="_Toc227137661"/>
       <w:r>
         <w:rPr>
           <w:rStyle w:val="Kiemels2"/>
@@ -15719,24 +16593,13 @@
         </w:rPr>
         <w:t>Hibás típus (null vagy szám)</w:t>
       </w:r>
-    </w:p>
-    <w:p>
-      <w:pPr>
-        <w:pStyle w:val="Cmsor3"/>
-        <w:numPr>
-          <w:ilvl w:val="0"/>
-          <w:numId w:val="0"/>
-        </w:numPr>
-        <w:spacing w:line="300" w:lineRule="atLeast"/>
-        <w:ind w:left="720" w:hanging="720"/>
-        <w:rPr>
-          <w:rFonts w:ascii="Segoe UI" w:hAnsi="Segoe UI" w:cs="Segoe UI"/>
-        </w:rPr>
-      </w:pPr>
-      <w:r>
-        <w:rPr>
-          <w:rFonts w:ascii="Segoe UI" w:hAnsi="Segoe UI" w:cs="Segoe UI"/>
-        </w:rPr>
+      <w:bookmarkEnd w:id="29"/>
+    </w:p>
+    <w:p>
+      <w:pPr>
+        <w:pStyle w:val="Cmsor4"/>
+      </w:pPr>
+      <w:r>
         <w:t>Felhasználói tevékenység</w:t>
       </w:r>
     </w:p>
@@ -15887,23 +16750,13 @@
     </w:p>
     <w:p>
       <w:pPr>
-        <w:pStyle w:val="Cmsor3"/>
-        <w:numPr>
-          <w:ilvl w:val="0"/>
-          <w:numId w:val="0"/>
-        </w:numPr>
-        <w:spacing w:line="300" w:lineRule="atLeast"/>
-        <w:ind w:left="720" w:hanging="720"/>
-        <w:rPr>
-          <w:rFonts w:ascii="Segoe UI" w:hAnsi="Segoe UI" w:cs="Segoe UI"/>
+        <w:pStyle w:val="Cmsor4"/>
+        <w:rPr>
           <w:sz w:val="27"/>
           <w:szCs w:val="27"/>
         </w:rPr>
       </w:pPr>
       <w:r>
-        <w:rPr>
-          <w:rFonts w:ascii="Segoe UI" w:hAnsi="Segoe UI" w:cs="Segoe UI"/>
-        </w:rPr>
         <w:t>Program reakciója</w:t>
       </w:r>
     </w:p>
@@ -15982,23 +16835,13 @@
     </w:p>
     <w:p>
       <w:pPr>
-        <w:pStyle w:val="Cmsor3"/>
-        <w:numPr>
-          <w:ilvl w:val="0"/>
-          <w:numId w:val="0"/>
-        </w:numPr>
-        <w:spacing w:line="300" w:lineRule="atLeast"/>
-        <w:ind w:left="720" w:hanging="720"/>
-        <w:rPr>
-          <w:rFonts w:ascii="Segoe UI" w:hAnsi="Segoe UI" w:cs="Segoe UI"/>
+        <w:pStyle w:val="Cmsor4"/>
+        <w:rPr>
           <w:sz w:val="27"/>
           <w:szCs w:val="27"/>
         </w:rPr>
       </w:pPr>
       <w:r>
-        <w:rPr>
-          <w:rFonts w:ascii="Segoe UI" w:hAnsi="Segoe UI" w:cs="Segoe UI"/>
-        </w:rPr>
         <w:t>Kimenet</w:t>
       </w:r>
     </w:p>
@@ -16021,23 +16864,13 @@
     </w:p>
     <w:p>
       <w:pPr>
-        <w:pStyle w:val="Cmsor3"/>
-        <w:numPr>
-          <w:ilvl w:val="0"/>
-          <w:numId w:val="0"/>
-        </w:numPr>
-        <w:spacing w:line="300" w:lineRule="atLeast"/>
-        <w:ind w:left="720" w:hanging="720"/>
-        <w:rPr>
-          <w:rFonts w:ascii="Segoe UI" w:hAnsi="Segoe UI" w:cs="Segoe UI"/>
+        <w:pStyle w:val="Cmsor4"/>
+        <w:rPr>
           <w:sz w:val="27"/>
           <w:szCs w:val="27"/>
         </w:rPr>
       </w:pPr>
       <w:r>
-        <w:rPr>
-          <w:rFonts w:ascii="Segoe UI" w:hAnsi="Segoe UI" w:cs="Segoe UI"/>
-        </w:rPr>
         <w:t>Teendő</w:t>
       </w:r>
     </w:p>
@@ -16129,6 +16962,7 @@
           <w:sz w:val="21"/>
           <w:szCs w:val="21"/>
         </w:rPr>
+        <w:lastRenderedPageBreak/>
         <w:pict w14:anchorId="61E1CEEE">
           <v:rect id="_x0000_i1033" style="width:0;height:1.5pt" o:hralign="center" o:hrstd="t" o:hr="t" fillcolor="#a0a0a0" stroked="f"/>
         </w:pict>
@@ -16136,19 +16970,13 @@
     </w:p>
     <w:p>
       <w:pPr>
-        <w:pStyle w:val="Cmsor1"/>
-        <w:numPr>
-          <w:ilvl w:val="0"/>
-          <w:numId w:val="0"/>
-        </w:numPr>
-        <w:spacing w:line="300" w:lineRule="atLeast"/>
-        <w:ind w:left="432" w:hanging="432"/>
-        <w:rPr>
-          <w:rFonts w:ascii="Segoe UI" w:hAnsi="Segoe UI" w:cs="Segoe UI"/>
+        <w:pStyle w:val="Cmsor3"/>
+        <w:rPr>
           <w:sz w:val="48"/>
           <w:szCs w:val="48"/>
         </w:rPr>
       </w:pPr>
+      <w:bookmarkStart w:id="30" w:name="_Toc227137662"/>
       <w:r>
         <w:rPr>
           <w:rStyle w:val="Kiemels2"/>
@@ -16156,27 +16984,15 @@
           <w:b/>
           <w:bCs/>
         </w:rPr>
-        <w:lastRenderedPageBreak/>
         <w:t>Normál és extrém tesztesetek táblázata</w:t>
       </w:r>
-    </w:p>
-    <w:p>
-      <w:pPr>
-        <w:pStyle w:val="Cmsor3"/>
-        <w:numPr>
-          <w:ilvl w:val="0"/>
-          <w:numId w:val="0"/>
-        </w:numPr>
-        <w:spacing w:line="300" w:lineRule="atLeast"/>
-        <w:ind w:left="720" w:hanging="720"/>
-        <w:rPr>
-          <w:rFonts w:ascii="Segoe UI" w:hAnsi="Segoe UI" w:cs="Segoe UI"/>
-        </w:rPr>
-      </w:pPr>
-      <w:r>
-        <w:rPr>
-          <w:rFonts w:ascii="Segoe UI" w:hAnsi="Segoe UI" w:cs="Segoe UI"/>
-        </w:rPr>
+      <w:bookmarkEnd w:id="30"/>
+    </w:p>
+    <w:p>
+      <w:pPr>
+        <w:pStyle w:val="Cmsor4"/>
+      </w:pPr>
+      <w:r>
         <w:t>Normál esetek</w:t>
       </w:r>
     </w:p>
@@ -16215,7 +17031,6 @@
           </w:tcPr>
           <w:p>
             <w:pPr>
-              <w:jc w:val="center"/>
               <w:rPr>
                 <w:rFonts w:cs="Times New Roman"/>
                 <w:b/>
@@ -16246,7 +17061,6 @@
           </w:tcPr>
           <w:p>
             <w:pPr>
-              <w:jc w:val="center"/>
               <w:rPr>
                 <w:b/>
                 <w:bCs/>
@@ -16279,9 +17093,6 @@
             <w:hideMark/>
           </w:tcPr>
           <w:p>
-            <w:pPr>
-              <w:jc w:val="left"/>
-            </w:pPr>
             <w:r>
               <w:rPr>
                 <w:rStyle w:val="HTML-kd"/>
@@ -16394,22 +17205,13 @@
     </w:tbl>
     <w:p>
       <w:pPr>
-        <w:pStyle w:val="Cmsor3"/>
-        <w:numPr>
-          <w:ilvl w:val="0"/>
-          <w:numId w:val="0"/>
-        </w:numPr>
-        <w:spacing w:line="300" w:lineRule="atLeast"/>
-        <w:rPr>
-          <w:rFonts w:ascii="Segoe UI" w:hAnsi="Segoe UI" w:cs="Segoe UI"/>
+        <w:pStyle w:val="Cmsor4"/>
+        <w:rPr>
           <w:sz w:val="27"/>
           <w:szCs w:val="27"/>
         </w:rPr>
       </w:pPr>
       <w:r>
-        <w:rPr>
-          <w:rFonts w:ascii="Segoe UI" w:hAnsi="Segoe UI" w:cs="Segoe UI"/>
-        </w:rPr>
         <w:t>Extrém esetek</w:t>
       </w:r>
     </w:p>
@@ -16449,7 +17251,6 @@
           </w:tcPr>
           <w:p>
             <w:pPr>
-              <w:jc w:val="center"/>
               <w:rPr>
                 <w:rFonts w:cs="Times New Roman"/>
                 <w:b/>
@@ -16480,7 +17281,6 @@
           </w:tcPr>
           <w:p>
             <w:pPr>
-              <w:jc w:val="center"/>
               <w:rPr>
                 <w:b/>
                 <w:bCs/>
@@ -16510,7 +17310,6 @@
           </w:tcPr>
           <w:p>
             <w:pPr>
-              <w:jc w:val="center"/>
               <w:rPr>
                 <w:b/>
                 <w:bCs/>
@@ -16543,9 +17342,6 @@
             <w:hideMark/>
           </w:tcPr>
           <w:p>
-            <w:pPr>
-              <w:jc w:val="left"/>
-            </w:pPr>
             <w:r>
               <w:rPr>
                 <w:rStyle w:val="HTML-kd"/>
@@ -16902,15 +17698,8 @@
     </w:p>
     <w:p>
       <w:pPr>
-        <w:pStyle w:val="Cmsor1"/>
-        <w:numPr>
-          <w:ilvl w:val="0"/>
-          <w:numId w:val="0"/>
-        </w:numPr>
-        <w:spacing w:line="300" w:lineRule="atLeast"/>
-        <w:ind w:left="432" w:hanging="432"/>
-        <w:rPr>
-          <w:rFonts w:ascii="Segoe UI" w:hAnsi="Segoe UI" w:cs="Segoe UI"/>
+        <w:pStyle w:val="Cmsor4"/>
+        <w:rPr>
           <w:sz w:val="48"/>
           <w:szCs w:val="48"/>
         </w:rPr>
@@ -16919,31 +17708,187 @@
         <w:rPr>
           <w:rStyle w:val="Kiemels2"/>
           <w:rFonts w:ascii="Segoe UI" w:hAnsi="Segoe UI" w:cs="Segoe UI"/>
+        </w:rPr>
+        <w:t>Feltárt hibák</w:t>
+      </w:r>
+    </w:p>
+    <w:p>
+      <w:pPr>
+        <w:pStyle w:val="Cmsor4"/>
+      </w:pPr>
+      <w:r>
+        <w:t>Nem vizsgál tiltott karaktereket</w:t>
+      </w:r>
+    </w:p>
+    <w:p>
+      <w:pPr>
+        <w:pStyle w:val="NormlWeb"/>
+        <w:spacing w:line="300" w:lineRule="atLeast"/>
+        <w:rPr>
+          <w:rFonts w:ascii="Segoe UI" w:hAnsi="Segoe UI" w:cs="Segoe UI"/>
+          <w:sz w:val="21"/>
+          <w:szCs w:val="21"/>
+        </w:rPr>
+      </w:pPr>
+      <w:r>
+        <w:rPr>
+          <w:rFonts w:ascii="Segoe UI" w:hAnsi="Segoe UI" w:cs="Segoe UI"/>
+          <w:sz w:val="21"/>
+          <w:szCs w:val="21"/>
+        </w:rPr>
+        <w:t xml:space="preserve">HTML, SQL injection </w:t>
+      </w:r>
+      <w:proofErr w:type="spellStart"/>
+      <w:r>
+        <w:rPr>
+          <w:rFonts w:ascii="Segoe UI" w:hAnsi="Segoe UI" w:cs="Segoe UI"/>
+          <w:sz w:val="21"/>
+          <w:szCs w:val="21"/>
+        </w:rPr>
+        <w:t>stb</w:t>
+      </w:r>
+      <w:proofErr w:type="spellEnd"/>
+      <w:r>
+        <w:rPr>
+          <w:rFonts w:ascii="Segoe UI" w:hAnsi="Segoe UI" w:cs="Segoe UI"/>
+          <w:sz w:val="21"/>
+          <w:szCs w:val="21"/>
+        </w:rPr>
+        <w:t>.</w:t>
+      </w:r>
+    </w:p>
+    <w:p>
+      <w:pPr>
+        <w:pStyle w:val="Cmsor4"/>
+        <w:rPr>
+          <w:sz w:val="27"/>
+          <w:szCs w:val="27"/>
+        </w:rPr>
+      </w:pPr>
+      <w:r>
+        <w:t xml:space="preserve"> Boolean visszatérési érték → kevés információ</w:t>
+      </w:r>
+    </w:p>
+    <w:p>
+      <w:pPr>
+        <w:pStyle w:val="NormlWeb"/>
+        <w:spacing w:line="300" w:lineRule="atLeast"/>
+        <w:rPr>
+          <w:rFonts w:ascii="Segoe UI" w:hAnsi="Segoe UI" w:cs="Segoe UI"/>
+          <w:sz w:val="21"/>
+          <w:szCs w:val="21"/>
+        </w:rPr>
+      </w:pPr>
+      <w:proofErr w:type="spellStart"/>
+      <w:r>
+        <w:rPr>
+          <w:rFonts w:ascii="Segoe UI" w:hAnsi="Segoe UI" w:cs="Segoe UI"/>
+          <w:sz w:val="21"/>
+          <w:szCs w:val="21"/>
+        </w:rPr>
+        <w:t>Nem</w:t>
+      </w:r>
+      <w:proofErr w:type="spellEnd"/>
+      <w:r>
+        <w:rPr>
+          <w:rFonts w:ascii="Segoe UI" w:hAnsi="Segoe UI" w:cs="Segoe UI"/>
+          <w:sz w:val="21"/>
+          <w:szCs w:val="21"/>
+        </w:rPr>
+        <w:t xml:space="preserve"> </w:t>
+      </w:r>
+      <w:proofErr w:type="spellStart"/>
+      <w:r>
+        <w:rPr>
+          <w:rFonts w:ascii="Segoe UI" w:hAnsi="Segoe UI" w:cs="Segoe UI"/>
+          <w:sz w:val="21"/>
+          <w:szCs w:val="21"/>
+        </w:rPr>
+        <w:t>derül</w:t>
+      </w:r>
+      <w:proofErr w:type="spellEnd"/>
+      <w:r>
+        <w:rPr>
+          <w:rFonts w:ascii="Segoe UI" w:hAnsi="Segoe UI" w:cs="Segoe UI"/>
+          <w:sz w:val="21"/>
+          <w:szCs w:val="21"/>
+        </w:rPr>
+        <w:t xml:space="preserve"> ki, </w:t>
+      </w:r>
+      <w:proofErr w:type="spellStart"/>
+      <w:r>
+        <w:rPr>
+          <w:rFonts w:ascii="Segoe UI" w:hAnsi="Segoe UI" w:cs="Segoe UI"/>
+          <w:sz w:val="21"/>
+          <w:szCs w:val="21"/>
+        </w:rPr>
+        <w:t>miért</w:t>
+      </w:r>
+      <w:proofErr w:type="spellEnd"/>
+      <w:r>
+        <w:rPr>
+          <w:rFonts w:ascii="Segoe UI" w:hAnsi="Segoe UI" w:cs="Segoe UI"/>
+          <w:sz w:val="21"/>
+          <w:szCs w:val="21"/>
+        </w:rPr>
+        <w:t xml:space="preserve"> </w:t>
+      </w:r>
+      <w:proofErr w:type="spellStart"/>
+      <w:r>
+        <w:rPr>
+          <w:rFonts w:ascii="Segoe UI" w:hAnsi="Segoe UI" w:cs="Segoe UI"/>
+          <w:sz w:val="21"/>
+          <w:szCs w:val="21"/>
+        </w:rPr>
+        <w:t>hibás</w:t>
+      </w:r>
+      <w:proofErr w:type="spellEnd"/>
+      <w:r>
+        <w:rPr>
+          <w:rFonts w:ascii="Segoe UI" w:hAnsi="Segoe UI" w:cs="Segoe UI"/>
+          <w:sz w:val="21"/>
+          <w:szCs w:val="21"/>
+        </w:rPr>
+        <w:t>.</w:t>
+      </w:r>
+    </w:p>
+    <w:p>
+      <w:pPr>
+        <w:pStyle w:val="NormlWeb"/>
+        <w:spacing w:line="300" w:lineRule="atLeast"/>
+        <w:rPr>
+          <w:rFonts w:ascii="Segoe UI" w:hAnsi="Segoe UI" w:cs="Segoe UI"/>
+          <w:sz w:val="21"/>
+          <w:szCs w:val="21"/>
+        </w:rPr>
+      </w:pPr>
+    </w:p>
+    <w:p>
+      <w:pPr>
+        <w:pStyle w:val="Cmsor3"/>
+      </w:pPr>
+      <w:bookmarkStart w:id="31" w:name="_Toc227137663"/>
+      <w:r>
+        <w:rPr>
+          <w:rStyle w:val="Kiemels2"/>
+          <w:rFonts w:ascii="Segoe UI" w:hAnsi="Segoe UI" w:cs="Segoe UI"/>
           <w:b/>
           <w:bCs/>
         </w:rPr>
-        <w:lastRenderedPageBreak/>
-        <w:t>Feltárt hibák</w:t>
-      </w:r>
-    </w:p>
-    <w:p>
-      <w:pPr>
-        <w:pStyle w:val="Cmsor3"/>
-        <w:numPr>
-          <w:ilvl w:val="0"/>
-          <w:numId w:val="0"/>
-        </w:numPr>
-        <w:spacing w:line="300" w:lineRule="atLeast"/>
-        <w:ind w:left="720" w:hanging="720"/>
-        <w:rPr>
-          <w:rFonts w:ascii="Segoe UI" w:hAnsi="Segoe UI" w:cs="Segoe UI"/>
-        </w:rPr>
-      </w:pPr>
-      <w:r>
-        <w:rPr>
-          <w:rFonts w:ascii="Segoe UI" w:hAnsi="Segoe UI" w:cs="Segoe UI"/>
-        </w:rPr>
-        <w:t>Nem vizsgál tiltott karaktereket</w:t>
+        <w:t>Tesztelési módszerek</w:t>
+      </w:r>
+      <w:bookmarkEnd w:id="31"/>
+    </w:p>
+    <w:p>
+      <w:pPr>
+        <w:pStyle w:val="Cmsor4"/>
+      </w:pPr>
+      <w:r>
+        <w:t>Fekete</w:t>
+      </w:r>
+      <w:r>
+        <w:noBreakHyphen/>
+        <w:t>doboz tesztelés</w:t>
       </w:r>
     </w:p>
     <w:p>
@@ -16962,16 +17907,160 @@
           <w:sz w:val="21"/>
           <w:szCs w:val="21"/>
         </w:rPr>
-        <w:t xml:space="preserve">HTML, SQL injection </w:t>
-      </w:r>
-      <w:proofErr w:type="spellStart"/>
-      <w:r>
-        <w:rPr>
-          <w:rFonts w:ascii="Segoe UI" w:hAnsi="Segoe UI" w:cs="Segoe UI"/>
-          <w:sz w:val="21"/>
-          <w:szCs w:val="21"/>
-        </w:rPr>
-        <w:t>stb</w:t>
+        <w:t xml:space="preserve">A </w:t>
+      </w:r>
+      <w:proofErr w:type="spellStart"/>
+      <w:r>
+        <w:rPr>
+          <w:rFonts w:ascii="Segoe UI" w:hAnsi="Segoe UI" w:cs="Segoe UI"/>
+          <w:sz w:val="21"/>
+          <w:szCs w:val="21"/>
+        </w:rPr>
+        <w:t>teszteket</w:t>
+      </w:r>
+      <w:proofErr w:type="spellEnd"/>
+      <w:r>
+        <w:rPr>
+          <w:rFonts w:ascii="Segoe UI" w:hAnsi="Segoe UI" w:cs="Segoe UI"/>
+          <w:sz w:val="21"/>
+          <w:szCs w:val="21"/>
+        </w:rPr>
+        <w:t xml:space="preserve"> </w:t>
+      </w:r>
+      <w:proofErr w:type="spellStart"/>
+      <w:r>
+        <w:rPr>
+          <w:rFonts w:ascii="Segoe UI" w:hAnsi="Segoe UI" w:cs="Segoe UI"/>
+          <w:sz w:val="21"/>
+          <w:szCs w:val="21"/>
+        </w:rPr>
+        <w:t>úgy</w:t>
+      </w:r>
+      <w:proofErr w:type="spellEnd"/>
+      <w:r>
+        <w:rPr>
+          <w:rFonts w:ascii="Segoe UI" w:hAnsi="Segoe UI" w:cs="Segoe UI"/>
+          <w:sz w:val="21"/>
+          <w:szCs w:val="21"/>
+        </w:rPr>
+        <w:t xml:space="preserve"> </w:t>
+      </w:r>
+      <w:proofErr w:type="spellStart"/>
+      <w:r>
+        <w:rPr>
+          <w:rFonts w:ascii="Segoe UI" w:hAnsi="Segoe UI" w:cs="Segoe UI"/>
+          <w:sz w:val="21"/>
+          <w:szCs w:val="21"/>
+        </w:rPr>
+        <w:t>írtuk</w:t>
+      </w:r>
+      <w:proofErr w:type="spellEnd"/>
+      <w:r>
+        <w:rPr>
+          <w:rFonts w:ascii="Segoe UI" w:hAnsi="Segoe UI" w:cs="Segoe UI"/>
+          <w:sz w:val="21"/>
+          <w:szCs w:val="21"/>
+        </w:rPr>
+        <w:t xml:space="preserve">, </w:t>
+      </w:r>
+      <w:proofErr w:type="spellStart"/>
+      <w:r>
+        <w:rPr>
+          <w:rFonts w:ascii="Segoe UI" w:hAnsi="Segoe UI" w:cs="Segoe UI"/>
+          <w:sz w:val="21"/>
+          <w:szCs w:val="21"/>
+        </w:rPr>
+        <w:t>hogy</w:t>
+      </w:r>
+      <w:proofErr w:type="spellEnd"/>
+      <w:r>
+        <w:rPr>
+          <w:rFonts w:ascii="Segoe UI" w:hAnsi="Segoe UI" w:cs="Segoe UI"/>
+          <w:sz w:val="21"/>
+          <w:szCs w:val="21"/>
+        </w:rPr>
+        <w:t xml:space="preserve"> </w:t>
+      </w:r>
+      <w:proofErr w:type="spellStart"/>
+      <w:r>
+        <w:rPr>
+          <w:rFonts w:ascii="Segoe UI" w:hAnsi="Segoe UI" w:cs="Segoe UI"/>
+          <w:sz w:val="21"/>
+          <w:szCs w:val="21"/>
+        </w:rPr>
+        <w:t>csak</w:t>
+      </w:r>
+      <w:proofErr w:type="spellEnd"/>
+      <w:r>
+        <w:rPr>
+          <w:rFonts w:ascii="Segoe UI" w:hAnsi="Segoe UI" w:cs="Segoe UI"/>
+          <w:sz w:val="21"/>
+          <w:szCs w:val="21"/>
+        </w:rPr>
+        <w:t xml:space="preserve"> a </w:t>
+      </w:r>
+      <w:proofErr w:type="spellStart"/>
+      <w:r>
+        <w:rPr>
+          <w:rFonts w:ascii="Segoe UI" w:hAnsi="Segoe UI" w:cs="Segoe UI"/>
+          <w:sz w:val="21"/>
+          <w:szCs w:val="21"/>
+        </w:rPr>
+        <w:t>bemenet</w:t>
+      </w:r>
+      <w:proofErr w:type="spellEnd"/>
+      <w:r>
+        <w:rPr>
+          <w:rFonts w:ascii="Segoe UI" w:hAnsi="Segoe UI" w:cs="Segoe UI"/>
+          <w:sz w:val="21"/>
+          <w:szCs w:val="21"/>
+        </w:rPr>
+        <w:t xml:space="preserve"> </w:t>
+      </w:r>
+      <w:proofErr w:type="spellStart"/>
+      <w:r>
+        <w:rPr>
+          <w:rFonts w:ascii="Segoe UI" w:hAnsi="Segoe UI" w:cs="Segoe UI"/>
+          <w:sz w:val="21"/>
+          <w:szCs w:val="21"/>
+        </w:rPr>
+        <w:t>és</w:t>
+      </w:r>
+      <w:proofErr w:type="spellEnd"/>
+      <w:r>
+        <w:rPr>
+          <w:rFonts w:ascii="Segoe UI" w:hAnsi="Segoe UI" w:cs="Segoe UI"/>
+          <w:sz w:val="21"/>
+          <w:szCs w:val="21"/>
+        </w:rPr>
+        <w:t xml:space="preserve"> a </w:t>
+      </w:r>
+      <w:proofErr w:type="spellStart"/>
+      <w:r>
+        <w:rPr>
+          <w:rFonts w:ascii="Segoe UI" w:hAnsi="Segoe UI" w:cs="Segoe UI"/>
+          <w:sz w:val="21"/>
+          <w:szCs w:val="21"/>
+        </w:rPr>
+        <w:t>kimenet</w:t>
+      </w:r>
+      <w:proofErr w:type="spellEnd"/>
+      <w:r>
+        <w:rPr>
+          <w:rFonts w:ascii="Segoe UI" w:hAnsi="Segoe UI" w:cs="Segoe UI"/>
+          <w:sz w:val="21"/>
+          <w:szCs w:val="21"/>
+        </w:rPr>
+        <w:t xml:space="preserve"> </w:t>
+      </w:r>
+      <w:proofErr w:type="spellStart"/>
+      <w:r>
+        <w:rPr>
+          <w:rFonts w:ascii="Segoe UI" w:hAnsi="Segoe UI" w:cs="Segoe UI"/>
+          <w:sz w:val="21"/>
+          <w:szCs w:val="21"/>
+        </w:rPr>
+        <w:t>számítson</w:t>
       </w:r>
       <w:proofErr w:type="spellEnd"/>
       <w:r>
@@ -16985,377 +18074,17 @@
     </w:p>
     <w:p>
       <w:pPr>
-        <w:pStyle w:val="Cmsor3"/>
-        <w:numPr>
-          <w:ilvl w:val="0"/>
-          <w:numId w:val="0"/>
-        </w:numPr>
-        <w:spacing w:line="300" w:lineRule="atLeast"/>
-        <w:ind w:left="720" w:hanging="720"/>
-        <w:rPr>
-          <w:rFonts w:ascii="Segoe UI" w:hAnsi="Segoe UI" w:cs="Segoe UI"/>
-          <w:sz w:val="27"/>
-          <w:szCs w:val="27"/>
-        </w:rPr>
-      </w:pPr>
-      <w:r>
-        <w:rPr>
-          <w:rFonts w:ascii="Segoe UI" w:hAnsi="Segoe UI" w:cs="Segoe UI"/>
-        </w:rPr>
-        <w:t xml:space="preserve"> Boolean visszatérési érték → kevés információ</w:t>
-      </w:r>
-    </w:p>
-    <w:p>
-      <w:pPr>
-        <w:pStyle w:val="NormlWeb"/>
-        <w:spacing w:line="300" w:lineRule="atLeast"/>
-        <w:rPr>
-          <w:rFonts w:ascii="Segoe UI" w:hAnsi="Segoe UI" w:cs="Segoe UI"/>
-          <w:sz w:val="21"/>
-          <w:szCs w:val="21"/>
-        </w:rPr>
-      </w:pPr>
-      <w:proofErr w:type="spellStart"/>
-      <w:r>
-        <w:rPr>
-          <w:rFonts w:ascii="Segoe UI" w:hAnsi="Segoe UI" w:cs="Segoe UI"/>
-          <w:sz w:val="21"/>
-          <w:szCs w:val="21"/>
-        </w:rPr>
-        <w:t>Nem</w:t>
-      </w:r>
-      <w:proofErr w:type="spellEnd"/>
-      <w:r>
-        <w:rPr>
-          <w:rFonts w:ascii="Segoe UI" w:hAnsi="Segoe UI" w:cs="Segoe UI"/>
-          <w:sz w:val="21"/>
-          <w:szCs w:val="21"/>
-        </w:rPr>
-        <w:t xml:space="preserve"> </w:t>
-      </w:r>
-      <w:proofErr w:type="spellStart"/>
-      <w:r>
-        <w:rPr>
-          <w:rFonts w:ascii="Segoe UI" w:hAnsi="Segoe UI" w:cs="Segoe UI"/>
-          <w:sz w:val="21"/>
-          <w:szCs w:val="21"/>
-        </w:rPr>
-        <w:t>derül</w:t>
-      </w:r>
-      <w:proofErr w:type="spellEnd"/>
-      <w:r>
-        <w:rPr>
-          <w:rFonts w:ascii="Segoe UI" w:hAnsi="Segoe UI" w:cs="Segoe UI"/>
-          <w:sz w:val="21"/>
-          <w:szCs w:val="21"/>
-        </w:rPr>
-        <w:t xml:space="preserve"> ki, </w:t>
-      </w:r>
-      <w:proofErr w:type="spellStart"/>
-      <w:r>
-        <w:rPr>
-          <w:rFonts w:ascii="Segoe UI" w:hAnsi="Segoe UI" w:cs="Segoe UI"/>
-          <w:sz w:val="21"/>
-          <w:szCs w:val="21"/>
-        </w:rPr>
-        <w:t>miért</w:t>
-      </w:r>
-      <w:proofErr w:type="spellEnd"/>
-      <w:r>
-        <w:rPr>
-          <w:rFonts w:ascii="Segoe UI" w:hAnsi="Segoe UI" w:cs="Segoe UI"/>
-          <w:sz w:val="21"/>
-          <w:szCs w:val="21"/>
-        </w:rPr>
-        <w:t xml:space="preserve"> </w:t>
-      </w:r>
-      <w:proofErr w:type="spellStart"/>
-      <w:r>
-        <w:rPr>
-          <w:rFonts w:ascii="Segoe UI" w:hAnsi="Segoe UI" w:cs="Segoe UI"/>
-          <w:sz w:val="21"/>
-          <w:szCs w:val="21"/>
-        </w:rPr>
-        <w:t>hibás</w:t>
-      </w:r>
-      <w:proofErr w:type="spellEnd"/>
-      <w:r>
-        <w:rPr>
-          <w:rFonts w:ascii="Segoe UI" w:hAnsi="Segoe UI" w:cs="Segoe UI"/>
-          <w:sz w:val="21"/>
-          <w:szCs w:val="21"/>
-        </w:rPr>
-        <w:t>.</w:t>
-      </w:r>
-    </w:p>
-    <w:p>
-      <w:pPr>
-        <w:pStyle w:val="NormlWeb"/>
-        <w:spacing w:line="300" w:lineRule="atLeast"/>
-        <w:rPr>
-          <w:rFonts w:ascii="Segoe UI" w:hAnsi="Segoe UI" w:cs="Segoe UI"/>
-          <w:sz w:val="21"/>
-          <w:szCs w:val="21"/>
-        </w:rPr>
-      </w:pPr>
-    </w:p>
-    <w:p>
-      <w:pPr>
-        <w:pStyle w:val="Cmsor1"/>
-        <w:numPr>
-          <w:ilvl w:val="0"/>
-          <w:numId w:val="0"/>
-        </w:numPr>
-        <w:spacing w:line="300" w:lineRule="atLeast"/>
-        <w:ind w:left="432"/>
-        <w:rPr>
-          <w:rFonts w:ascii="Segoe UI" w:hAnsi="Segoe UI" w:cs="Segoe UI"/>
-        </w:rPr>
-      </w:pPr>
-      <w:r>
-        <w:rPr>
-          <w:rStyle w:val="Kiemels2"/>
-          <w:rFonts w:ascii="Segoe UI" w:hAnsi="Segoe UI" w:cs="Segoe UI"/>
-          <w:b/>
-          <w:bCs/>
-        </w:rPr>
-        <w:lastRenderedPageBreak/>
-        <w:t>Tesztelési módszerek</w:t>
-      </w:r>
-    </w:p>
-    <w:p>
-      <w:pPr>
-        <w:pStyle w:val="Cmsor2"/>
-        <w:numPr>
-          <w:ilvl w:val="0"/>
-          <w:numId w:val="0"/>
-        </w:numPr>
-        <w:spacing w:line="300" w:lineRule="atLeast"/>
-        <w:ind w:left="576" w:hanging="576"/>
-        <w:rPr>
-          <w:rFonts w:ascii="Segoe UI" w:hAnsi="Segoe UI" w:cs="Segoe UI"/>
-        </w:rPr>
-      </w:pPr>
-      <w:r>
-        <w:rPr>
-          <w:rFonts w:ascii="Segoe UI" w:hAnsi="Segoe UI" w:cs="Segoe UI"/>
-        </w:rPr>
-        <w:t>Fekete</w:t>
-      </w:r>
-      <w:r>
-        <w:rPr>
-          <w:rFonts w:ascii="Segoe UI" w:hAnsi="Segoe UI" w:cs="Segoe UI"/>
-        </w:rPr>
-        <w:noBreakHyphen/>
-        <w:t>doboz tesztelés</w:t>
-      </w:r>
-    </w:p>
-    <w:p>
-      <w:pPr>
-        <w:pStyle w:val="NormlWeb"/>
-        <w:spacing w:line="300" w:lineRule="atLeast"/>
-        <w:rPr>
-          <w:rFonts w:ascii="Segoe UI" w:hAnsi="Segoe UI" w:cs="Segoe UI"/>
-          <w:sz w:val="21"/>
-          <w:szCs w:val="21"/>
-        </w:rPr>
-      </w:pPr>
-      <w:r>
-        <w:rPr>
-          <w:rFonts w:ascii="Segoe UI" w:hAnsi="Segoe UI" w:cs="Segoe UI"/>
-          <w:sz w:val="21"/>
-          <w:szCs w:val="21"/>
-        </w:rPr>
-        <w:t xml:space="preserve">A </w:t>
-      </w:r>
-      <w:proofErr w:type="spellStart"/>
-      <w:r>
-        <w:rPr>
-          <w:rFonts w:ascii="Segoe UI" w:hAnsi="Segoe UI" w:cs="Segoe UI"/>
-          <w:sz w:val="21"/>
-          <w:szCs w:val="21"/>
-        </w:rPr>
-        <w:t>teszteket</w:t>
-      </w:r>
-      <w:proofErr w:type="spellEnd"/>
-      <w:r>
-        <w:rPr>
-          <w:rFonts w:ascii="Segoe UI" w:hAnsi="Segoe UI" w:cs="Segoe UI"/>
-          <w:sz w:val="21"/>
-          <w:szCs w:val="21"/>
-        </w:rPr>
-        <w:t xml:space="preserve"> </w:t>
-      </w:r>
-      <w:proofErr w:type="spellStart"/>
-      <w:r>
-        <w:rPr>
-          <w:rFonts w:ascii="Segoe UI" w:hAnsi="Segoe UI" w:cs="Segoe UI"/>
-          <w:sz w:val="21"/>
-          <w:szCs w:val="21"/>
-        </w:rPr>
-        <w:t>úgy</w:t>
-      </w:r>
-      <w:proofErr w:type="spellEnd"/>
-      <w:r>
-        <w:rPr>
-          <w:rFonts w:ascii="Segoe UI" w:hAnsi="Segoe UI" w:cs="Segoe UI"/>
-          <w:sz w:val="21"/>
-          <w:szCs w:val="21"/>
-        </w:rPr>
-        <w:t xml:space="preserve"> </w:t>
-      </w:r>
-      <w:proofErr w:type="spellStart"/>
-      <w:r>
-        <w:rPr>
-          <w:rFonts w:ascii="Segoe UI" w:hAnsi="Segoe UI" w:cs="Segoe UI"/>
-          <w:sz w:val="21"/>
-          <w:szCs w:val="21"/>
-        </w:rPr>
-        <w:t>írtuk</w:t>
-      </w:r>
-      <w:proofErr w:type="spellEnd"/>
-      <w:r>
-        <w:rPr>
-          <w:rFonts w:ascii="Segoe UI" w:hAnsi="Segoe UI" w:cs="Segoe UI"/>
-          <w:sz w:val="21"/>
-          <w:szCs w:val="21"/>
-        </w:rPr>
-        <w:t xml:space="preserve">, </w:t>
-      </w:r>
-      <w:proofErr w:type="spellStart"/>
-      <w:r>
-        <w:rPr>
-          <w:rFonts w:ascii="Segoe UI" w:hAnsi="Segoe UI" w:cs="Segoe UI"/>
-          <w:sz w:val="21"/>
-          <w:szCs w:val="21"/>
-        </w:rPr>
-        <w:t>hogy</w:t>
-      </w:r>
-      <w:proofErr w:type="spellEnd"/>
-      <w:r>
-        <w:rPr>
-          <w:rFonts w:ascii="Segoe UI" w:hAnsi="Segoe UI" w:cs="Segoe UI"/>
-          <w:sz w:val="21"/>
-          <w:szCs w:val="21"/>
-        </w:rPr>
-        <w:t xml:space="preserve"> </w:t>
-      </w:r>
-      <w:proofErr w:type="spellStart"/>
-      <w:r>
-        <w:rPr>
-          <w:rFonts w:ascii="Segoe UI" w:hAnsi="Segoe UI" w:cs="Segoe UI"/>
-          <w:sz w:val="21"/>
-          <w:szCs w:val="21"/>
-        </w:rPr>
-        <w:t>csak</w:t>
-      </w:r>
-      <w:proofErr w:type="spellEnd"/>
-      <w:r>
-        <w:rPr>
-          <w:rFonts w:ascii="Segoe UI" w:hAnsi="Segoe UI" w:cs="Segoe UI"/>
-          <w:sz w:val="21"/>
-          <w:szCs w:val="21"/>
-        </w:rPr>
-        <w:t xml:space="preserve"> a </w:t>
-      </w:r>
-      <w:proofErr w:type="spellStart"/>
-      <w:r>
-        <w:rPr>
-          <w:rFonts w:ascii="Segoe UI" w:hAnsi="Segoe UI" w:cs="Segoe UI"/>
-          <w:sz w:val="21"/>
-          <w:szCs w:val="21"/>
-        </w:rPr>
-        <w:t>bemenet</w:t>
-      </w:r>
-      <w:proofErr w:type="spellEnd"/>
-      <w:r>
-        <w:rPr>
-          <w:rFonts w:ascii="Segoe UI" w:hAnsi="Segoe UI" w:cs="Segoe UI"/>
-          <w:sz w:val="21"/>
-          <w:szCs w:val="21"/>
-        </w:rPr>
-        <w:t xml:space="preserve"> </w:t>
-      </w:r>
-      <w:proofErr w:type="spellStart"/>
-      <w:r>
-        <w:rPr>
-          <w:rFonts w:ascii="Segoe UI" w:hAnsi="Segoe UI" w:cs="Segoe UI"/>
-          <w:sz w:val="21"/>
-          <w:szCs w:val="21"/>
-        </w:rPr>
-        <w:t>és</w:t>
-      </w:r>
-      <w:proofErr w:type="spellEnd"/>
-      <w:r>
-        <w:rPr>
-          <w:rFonts w:ascii="Segoe UI" w:hAnsi="Segoe UI" w:cs="Segoe UI"/>
-          <w:sz w:val="21"/>
-          <w:szCs w:val="21"/>
-        </w:rPr>
-        <w:t xml:space="preserve"> a </w:t>
-      </w:r>
-      <w:proofErr w:type="spellStart"/>
-      <w:r>
-        <w:rPr>
-          <w:rFonts w:ascii="Segoe UI" w:hAnsi="Segoe UI" w:cs="Segoe UI"/>
-          <w:sz w:val="21"/>
-          <w:szCs w:val="21"/>
-        </w:rPr>
-        <w:t>kimenet</w:t>
-      </w:r>
-      <w:proofErr w:type="spellEnd"/>
-      <w:r>
-        <w:rPr>
-          <w:rFonts w:ascii="Segoe UI" w:hAnsi="Segoe UI" w:cs="Segoe UI"/>
-          <w:sz w:val="21"/>
-          <w:szCs w:val="21"/>
-        </w:rPr>
-        <w:t xml:space="preserve"> </w:t>
-      </w:r>
-      <w:proofErr w:type="spellStart"/>
-      <w:r>
-        <w:rPr>
-          <w:rFonts w:ascii="Segoe UI" w:hAnsi="Segoe UI" w:cs="Segoe UI"/>
-          <w:sz w:val="21"/>
-          <w:szCs w:val="21"/>
-        </w:rPr>
-        <w:t>számítson</w:t>
-      </w:r>
-      <w:proofErr w:type="spellEnd"/>
-      <w:r>
-        <w:rPr>
-          <w:rFonts w:ascii="Segoe UI" w:hAnsi="Segoe UI" w:cs="Segoe UI"/>
-          <w:sz w:val="21"/>
-          <w:szCs w:val="21"/>
-        </w:rPr>
-        <w:t>.</w:t>
-      </w:r>
-    </w:p>
-    <w:p>
-      <w:pPr>
-        <w:pStyle w:val="Cmsor2"/>
-        <w:numPr>
-          <w:ilvl w:val="0"/>
-          <w:numId w:val="0"/>
-        </w:numPr>
-        <w:spacing w:line="300" w:lineRule="atLeast"/>
-        <w:ind w:left="576" w:hanging="576"/>
-        <w:rPr>
-          <w:rFonts w:ascii="Segoe UI" w:hAnsi="Segoe UI" w:cs="Segoe UI"/>
+        <w:pStyle w:val="Cmsor4"/>
+        <w:rPr>
           <w:sz w:val="36"/>
           <w:szCs w:val="36"/>
         </w:rPr>
       </w:pPr>
       <w:r>
-        <w:rPr>
-          <w:rFonts w:ascii="Segoe UI" w:hAnsi="Segoe UI" w:cs="Segoe UI"/>
-        </w:rPr>
+        <w:lastRenderedPageBreak/>
         <w:t>Fehér</w:t>
       </w:r>
       <w:r>
-        <w:rPr>
-          <w:rFonts w:ascii="Segoe UI" w:hAnsi="Segoe UI" w:cs="Segoe UI"/>
-        </w:rPr>
         <w:noBreakHyphen/>
         <w:t>doboz tesztelés</w:t>
       </w:r>
@@ -17414,7 +18143,6 @@
           <w:numId w:val="30"/>
         </w:numPr>
         <w:spacing w:before="100" w:beforeAutospacing="1" w:after="100" w:afterAutospacing="1" w:line="300" w:lineRule="atLeast"/>
-        <w:jc w:val="left"/>
         <w:rPr>
           <w:rFonts w:ascii="Segoe UI" w:hAnsi="Segoe UI" w:cs="Segoe UI"/>
           <w:sz w:val="21"/>
@@ -17455,7 +18183,6 @@
           <w:numId w:val="30"/>
         </w:numPr>
         <w:spacing w:before="100" w:beforeAutospacing="1" w:after="100" w:afterAutospacing="1" w:line="300" w:lineRule="atLeast"/>
-        <w:jc w:val="left"/>
         <w:rPr>
           <w:rFonts w:ascii="Segoe UI" w:hAnsi="Segoe UI" w:cs="Segoe UI"/>
           <w:sz w:val="21"/>
@@ -17496,7 +18223,6 @@
           <w:numId w:val="30"/>
         </w:numPr>
         <w:spacing w:before="100" w:beforeAutospacing="1" w:after="100" w:afterAutospacing="1" w:line="300" w:lineRule="atLeast"/>
-        <w:jc w:val="left"/>
         <w:rPr>
           <w:rFonts w:ascii="Segoe UI" w:hAnsi="Segoe UI" w:cs="Segoe UI"/>
           <w:sz w:val="21"/>
@@ -17617,7 +18343,6 @@
       <w:pPr>
         <w:spacing w:after="0" w:line="300" w:lineRule="atLeast"/>
         <w:ind w:firstLine="0"/>
-        <w:jc w:val="left"/>
         <w:rPr>
           <w:rFonts w:ascii="Segoe UI" w:eastAsia="Times New Roman" w:hAnsi="Segoe UI" w:cs="Segoe UI"/>
           <w:sz w:val="21"/>
@@ -17679,7 +18404,6 @@
       <w:pPr>
         <w:spacing w:before="100" w:beforeAutospacing="1" w:after="100" w:afterAutospacing="1" w:line="300" w:lineRule="atLeast"/>
         <w:ind w:firstLine="0"/>
-        <w:jc w:val="left"/>
         <w:rPr>
           <w:rFonts w:ascii="Segoe UI" w:eastAsia="Times New Roman" w:hAnsi="Segoe UI" w:cs="Segoe UI"/>
           <w:sz w:val="21"/>
@@ -17694,7 +18418,6 @@
           <w:szCs w:val="21"/>
           <w:lang w:eastAsia="hu-HU"/>
         </w:rPr>
-        <w:lastRenderedPageBreak/>
         <w:t xml:space="preserve">Ez a teszt már nem egyetlen függvényt vizsgál, hanem </w:t>
       </w:r>
       <w:r>
@@ -17752,7 +18475,6 @@
       <w:pPr>
         <w:spacing w:before="100" w:beforeAutospacing="1" w:after="100" w:afterAutospacing="1" w:line="300" w:lineRule="atLeast"/>
         <w:ind w:firstLine="0"/>
-        <w:jc w:val="left"/>
         <w:rPr>
           <w:rFonts w:ascii="Segoe UI" w:eastAsia="Times New Roman" w:hAnsi="Segoe UI" w:cs="Segoe UI"/>
           <w:sz w:val="21"/>
@@ -17767,6 +18489,7 @@
           <w:szCs w:val="21"/>
           <w:lang w:eastAsia="hu-HU"/>
         </w:rPr>
+        <w:lastRenderedPageBreak/>
         <w:t>A cél:</w:t>
       </w:r>
     </w:p>
@@ -17777,7 +18500,6 @@
           <w:numId w:val="31"/>
         </w:numPr>
         <w:spacing w:before="100" w:beforeAutospacing="1" w:after="100" w:afterAutospacing="1" w:line="300" w:lineRule="atLeast"/>
-        <w:jc w:val="left"/>
         <w:rPr>
           <w:rFonts w:ascii="Segoe UI" w:eastAsia="Times New Roman" w:hAnsi="Segoe UI" w:cs="Segoe UI"/>
           <w:sz w:val="21"/>
@@ -17880,7 +18602,6 @@
           <w:numId w:val="31"/>
         </w:numPr>
         <w:spacing w:before="100" w:beforeAutospacing="1" w:after="100" w:afterAutospacing="1" w:line="300" w:lineRule="atLeast"/>
-        <w:jc w:val="left"/>
         <w:rPr>
           <w:rFonts w:ascii="Segoe UI" w:eastAsia="Times New Roman" w:hAnsi="Segoe UI" w:cs="Segoe UI"/>
           <w:sz w:val="21"/>
@@ -17925,7 +18646,6 @@
           <w:numId w:val="31"/>
         </w:numPr>
         <w:spacing w:before="100" w:beforeAutospacing="1" w:after="100" w:afterAutospacing="1" w:line="300" w:lineRule="atLeast"/>
-        <w:jc w:val="left"/>
         <w:rPr>
           <w:rFonts w:ascii="Segoe UI" w:eastAsia="Times New Roman" w:hAnsi="Segoe UI" w:cs="Segoe UI"/>
           <w:sz w:val="21"/>
@@ -17947,7 +18667,6 @@
       <w:pPr>
         <w:spacing w:before="100" w:beforeAutospacing="1" w:after="100" w:afterAutospacing="1" w:line="300" w:lineRule="atLeast"/>
         <w:ind w:firstLine="0"/>
-        <w:jc w:val="left"/>
         <w:rPr>
           <w:rFonts w:ascii="Segoe UI" w:eastAsia="Times New Roman" w:hAnsi="Segoe UI" w:cs="Segoe UI"/>
           <w:sz w:val="21"/>
@@ -17969,7 +18688,6 @@
       <w:pPr>
         <w:spacing w:after="0" w:line="240" w:lineRule="auto"/>
         <w:ind w:firstLine="0"/>
-        <w:jc w:val="left"/>
         <w:rPr>
           <w:rFonts w:eastAsia="Times New Roman" w:cs="Times New Roman"/>
           <w:szCs w:val="24"/>
@@ -18045,7 +18763,6 @@
       <w:pPr>
         <w:spacing w:after="0" w:line="240" w:lineRule="auto"/>
         <w:ind w:firstLine="0"/>
-        <w:jc w:val="left"/>
         <w:rPr>
           <w:rFonts w:eastAsia="Times New Roman" w:cs="Times New Roman"/>
           <w:szCs w:val="24"/>
@@ -18057,7 +18774,6 @@
       <w:pPr>
         <w:spacing w:after="0" w:line="240" w:lineRule="auto"/>
         <w:ind w:firstLine="0"/>
-        <w:jc w:val="left"/>
         <w:rPr>
           <w:rFonts w:eastAsia="Times New Roman" w:cs="Times New Roman"/>
           <w:szCs w:val="24"/>
@@ -18195,7 +18911,6 @@
       <w:pPr>
         <w:spacing w:after="0" w:line="240" w:lineRule="auto"/>
         <w:ind w:firstLine="0"/>
-        <w:jc w:val="left"/>
         <w:rPr>
           <w:rFonts w:eastAsia="Times New Roman" w:cs="Times New Roman"/>
           <w:szCs w:val="24"/>
@@ -18269,7 +18984,6 @@
       <w:pPr>
         <w:spacing w:after="0" w:line="240" w:lineRule="auto"/>
         <w:ind w:firstLine="0"/>
-        <w:jc w:val="left"/>
         <w:rPr>
           <w:rFonts w:eastAsia="Times New Roman" w:cs="Times New Roman"/>
           <w:szCs w:val="24"/>
@@ -18335,7 +19049,6 @@
       <w:pPr>
         <w:spacing w:after="0" w:line="240" w:lineRule="auto"/>
         <w:ind w:firstLine="0"/>
-        <w:jc w:val="left"/>
         <w:rPr>
           <w:rFonts w:eastAsia="Times New Roman" w:cs="Times New Roman"/>
           <w:szCs w:val="24"/>
@@ -18347,7 +19060,6 @@
       <w:pPr>
         <w:spacing w:after="0" w:line="240" w:lineRule="auto"/>
         <w:ind w:firstLine="0"/>
-        <w:jc w:val="left"/>
         <w:rPr>
           <w:rFonts w:eastAsia="Times New Roman" w:cs="Times New Roman"/>
           <w:szCs w:val="24"/>
@@ -18431,7 +19143,6 @@
       <w:pPr>
         <w:spacing w:after="0" w:line="240" w:lineRule="auto"/>
         <w:ind w:firstLine="0"/>
-        <w:jc w:val="left"/>
         <w:rPr>
           <w:rFonts w:eastAsia="Times New Roman" w:cs="Times New Roman"/>
           <w:szCs w:val="24"/>
@@ -18487,7 +19198,6 @@
       <w:pPr>
         <w:spacing w:after="0" w:line="240" w:lineRule="auto"/>
         <w:ind w:firstLine="0"/>
-        <w:jc w:val="left"/>
         <w:rPr>
           <w:rFonts w:eastAsia="Times New Roman" w:cs="Times New Roman"/>
           <w:szCs w:val="24"/>
@@ -18599,7 +19309,6 @@
       <w:pPr>
         <w:spacing w:after="0" w:line="240" w:lineRule="auto"/>
         <w:ind w:firstLine="0"/>
-        <w:jc w:val="left"/>
         <w:rPr>
           <w:rFonts w:eastAsia="Times New Roman" w:cs="Times New Roman"/>
           <w:szCs w:val="24"/>
@@ -18619,7 +19328,6 @@
       <w:pPr>
         <w:spacing w:after="0" w:line="240" w:lineRule="auto"/>
         <w:ind w:firstLine="0"/>
-        <w:jc w:val="left"/>
         <w:rPr>
           <w:rFonts w:eastAsia="Times New Roman" w:cs="Times New Roman"/>
           <w:szCs w:val="24"/>
@@ -18639,7 +19347,6 @@
       <w:pPr>
         <w:spacing w:after="0" w:line="240" w:lineRule="auto"/>
         <w:ind w:firstLine="0"/>
-        <w:jc w:val="left"/>
         <w:rPr>
           <w:rFonts w:eastAsia="Times New Roman" w:cs="Times New Roman"/>
           <w:szCs w:val="24"/>
@@ -18651,7 +19358,6 @@
       <w:pPr>
         <w:spacing w:after="0" w:line="240" w:lineRule="auto"/>
         <w:ind w:firstLine="0"/>
-        <w:jc w:val="left"/>
         <w:rPr>
           <w:rFonts w:eastAsia="Times New Roman" w:cs="Times New Roman"/>
           <w:szCs w:val="24"/>
@@ -18789,7 +19495,6 @@
       <w:pPr>
         <w:spacing w:after="0" w:line="240" w:lineRule="auto"/>
         <w:ind w:firstLine="0"/>
-        <w:jc w:val="left"/>
         <w:rPr>
           <w:rFonts w:eastAsia="Times New Roman" w:cs="Times New Roman"/>
           <w:szCs w:val="24"/>
@@ -18863,7 +19568,6 @@
       <w:pPr>
         <w:spacing w:after="0" w:line="240" w:lineRule="auto"/>
         <w:ind w:firstLine="0"/>
-        <w:jc w:val="left"/>
         <w:rPr>
           <w:rFonts w:eastAsia="Times New Roman" w:cs="Times New Roman"/>
           <w:szCs w:val="24"/>
@@ -18947,7 +19651,6 @@
       <w:pPr>
         <w:spacing w:after="0" w:line="240" w:lineRule="auto"/>
         <w:ind w:firstLine="0"/>
-        <w:jc w:val="left"/>
         <w:rPr>
           <w:rFonts w:eastAsia="Times New Roman" w:cs="Times New Roman"/>
           <w:szCs w:val="24"/>
@@ -18959,7 +19662,6 @@
       <w:pPr>
         <w:spacing w:after="0" w:line="240" w:lineRule="auto"/>
         <w:ind w:firstLine="0"/>
-        <w:jc w:val="left"/>
         <w:rPr>
           <w:rFonts w:eastAsia="Times New Roman" w:cs="Times New Roman"/>
           <w:szCs w:val="24"/>
@@ -19017,7 +19719,6 @@
       <w:pPr>
         <w:spacing w:after="0" w:line="240" w:lineRule="auto"/>
         <w:ind w:firstLine="0"/>
-        <w:jc w:val="left"/>
         <w:rPr>
           <w:rFonts w:eastAsia="Times New Roman" w:cs="Times New Roman"/>
           <w:szCs w:val="24"/>
@@ -19101,7 +19802,6 @@
       <w:pPr>
         <w:spacing w:after="0" w:line="240" w:lineRule="auto"/>
         <w:ind w:firstLine="0"/>
-        <w:jc w:val="left"/>
         <w:rPr>
           <w:rFonts w:eastAsia="Times New Roman" w:cs="Times New Roman"/>
           <w:szCs w:val="24"/>
@@ -19113,7 +19813,6 @@
       <w:pPr>
         <w:spacing w:after="0" w:line="240" w:lineRule="auto"/>
         <w:ind w:firstLine="0"/>
-        <w:jc w:val="left"/>
         <w:rPr>
           <w:rFonts w:eastAsia="Times New Roman" w:cs="Times New Roman"/>
           <w:szCs w:val="24"/>
@@ -19187,7 +19886,6 @@
       <w:pPr>
         <w:spacing w:after="0" w:line="240" w:lineRule="auto"/>
         <w:ind w:firstLine="0"/>
-        <w:jc w:val="left"/>
         <w:rPr>
           <w:rFonts w:eastAsia="Times New Roman" w:cs="Times New Roman"/>
           <w:szCs w:val="24"/>
@@ -19271,7 +19969,6 @@
       <w:pPr>
         <w:spacing w:after="0" w:line="240" w:lineRule="auto"/>
         <w:ind w:firstLine="0"/>
-        <w:jc w:val="left"/>
         <w:rPr>
           <w:rFonts w:eastAsia="Times New Roman" w:cs="Times New Roman"/>
           <w:szCs w:val="24"/>
@@ -19283,7 +19980,6 @@
       <w:pPr>
         <w:spacing w:after="0" w:line="240" w:lineRule="auto"/>
         <w:ind w:firstLine="0"/>
-        <w:jc w:val="left"/>
         <w:rPr>
           <w:rFonts w:eastAsia="Times New Roman" w:cs="Times New Roman"/>
           <w:szCs w:val="24"/>
@@ -19367,7 +20063,6 @@
       <w:pPr>
         <w:spacing w:after="0" w:line="240" w:lineRule="auto"/>
         <w:ind w:firstLine="0"/>
-        <w:jc w:val="left"/>
         <w:rPr>
           <w:rFonts w:eastAsia="Times New Roman" w:cs="Times New Roman"/>
           <w:szCs w:val="24"/>
@@ -19387,7 +20082,6 @@
       <w:pPr>
         <w:spacing w:after="0" w:line="240" w:lineRule="auto"/>
         <w:ind w:firstLine="0"/>
-        <w:jc w:val="left"/>
         <w:rPr>
           <w:rFonts w:eastAsia="Times New Roman" w:cs="Times New Roman"/>
           <w:szCs w:val="24"/>
@@ -19407,7 +20101,6 @@
       <w:pPr>
         <w:spacing w:after="0" w:line="240" w:lineRule="auto"/>
         <w:ind w:firstLine="0"/>
-        <w:jc w:val="left"/>
         <w:rPr>
           <w:rFonts w:eastAsia="Times New Roman" w:cs="Times New Roman"/>
           <w:szCs w:val="24"/>
@@ -19419,7 +20112,6 @@
       <w:pPr>
         <w:spacing w:after="0" w:line="240" w:lineRule="auto"/>
         <w:ind w:firstLine="0"/>
-        <w:jc w:val="left"/>
         <w:rPr>
           <w:rFonts w:eastAsia="Times New Roman" w:cs="Times New Roman"/>
           <w:szCs w:val="24"/>
@@ -19439,7 +20131,6 @@
       <w:pPr>
         <w:spacing w:after="0" w:line="300" w:lineRule="atLeast"/>
         <w:ind w:firstLine="0"/>
-        <w:jc w:val="left"/>
         <w:rPr>
           <w:rFonts w:ascii="Segoe UI" w:eastAsia="Times New Roman" w:hAnsi="Segoe UI" w:cs="Segoe UI"/>
           <w:sz w:val="21"/>
@@ -19450,17 +20141,9 @@
     </w:p>
     <w:p>
       <w:pPr>
-        <w:pStyle w:val="Cmsor1"/>
-        <w:numPr>
-          <w:ilvl w:val="0"/>
-          <w:numId w:val="0"/>
-        </w:numPr>
-        <w:spacing w:line="300" w:lineRule="atLeast"/>
-        <w:ind w:left="432" w:hanging="432"/>
-        <w:rPr>
-          <w:rFonts w:ascii="Segoe UI" w:hAnsi="Segoe UI" w:cs="Segoe UI"/>
-        </w:rPr>
-      </w:pPr>
+        <w:pStyle w:val="Cmsor3"/>
+      </w:pPr>
+      <w:bookmarkStart w:id="32" w:name="_Toc227137664"/>
       <w:r>
         <w:rPr>
           <w:rStyle w:val="Kiemels2"/>
@@ -19468,23 +20151,15 @@
           <w:b/>
           <w:bCs/>
         </w:rPr>
-        <w:lastRenderedPageBreak/>
         <w:t>Részletes integrációs tesztesetek</w:t>
       </w:r>
-    </w:p>
-    <w:p>
-      <w:pPr>
-        <w:pStyle w:val="Cmsor2"/>
-        <w:numPr>
-          <w:ilvl w:val="0"/>
-          <w:numId w:val="0"/>
-        </w:numPr>
-        <w:spacing w:line="300" w:lineRule="atLeast"/>
-        <w:ind w:left="576" w:hanging="576"/>
-        <w:rPr>
-          <w:rFonts w:ascii="Segoe UI" w:hAnsi="Segoe UI" w:cs="Segoe UI"/>
-        </w:rPr>
-      </w:pPr>
+      <w:bookmarkEnd w:id="32"/>
+    </w:p>
+    <w:p>
+      <w:pPr>
+        <w:pStyle w:val="Cmsor3"/>
+      </w:pPr>
+      <w:bookmarkStart w:id="33" w:name="_Toc227137665"/>
       <w:r>
         <w:rPr>
           <w:rStyle w:val="Kiemels2"/>
@@ -19514,24 +20189,13 @@
         </w:rPr>
         <w:t xml:space="preserve"> lekérdezése</w:t>
       </w:r>
-    </w:p>
-    <w:p>
-      <w:pPr>
-        <w:pStyle w:val="Cmsor3"/>
-        <w:numPr>
-          <w:ilvl w:val="0"/>
-          <w:numId w:val="0"/>
-        </w:numPr>
-        <w:spacing w:line="300" w:lineRule="atLeast"/>
-        <w:ind w:left="720" w:hanging="720"/>
-        <w:rPr>
-          <w:rFonts w:ascii="Segoe UI" w:hAnsi="Segoe UI" w:cs="Segoe UI"/>
-        </w:rPr>
-      </w:pPr>
-      <w:r>
-        <w:rPr>
-          <w:rFonts w:ascii="Segoe UI" w:hAnsi="Segoe UI" w:cs="Segoe UI"/>
-        </w:rPr>
+      <w:bookmarkEnd w:id="33"/>
+    </w:p>
+    <w:p>
+      <w:pPr>
+        <w:pStyle w:val="Cmsor4"/>
+      </w:pPr>
+      <w:r>
         <w:t>Felhasználói tevékenység</w:t>
       </w:r>
     </w:p>
@@ -19630,6 +20294,7 @@
       <w:pPr>
         <w:pStyle w:val="HTML-kntformzott"/>
         <w:spacing w:line="300" w:lineRule="atLeast"/>
+        <w:jc w:val="both"/>
         <w:rPr>
           <w:rStyle w:val="HTML-kd"/>
         </w:rPr>
@@ -19651,23 +20316,14 @@
     </w:p>
     <w:p>
       <w:pPr>
-        <w:pStyle w:val="Cmsor3"/>
-        <w:numPr>
-          <w:ilvl w:val="0"/>
-          <w:numId w:val="0"/>
-        </w:numPr>
-        <w:spacing w:line="300" w:lineRule="atLeast"/>
-        <w:ind w:left="720" w:hanging="720"/>
-        <w:rPr>
-          <w:rFonts w:ascii="Segoe UI" w:hAnsi="Segoe UI" w:cs="Segoe UI"/>
+        <w:pStyle w:val="Cmsor4"/>
+        <w:rPr>
           <w:sz w:val="27"/>
           <w:szCs w:val="27"/>
         </w:rPr>
       </w:pPr>
       <w:r>
-        <w:rPr>
-          <w:rFonts w:ascii="Segoe UI" w:hAnsi="Segoe UI" w:cs="Segoe UI"/>
-        </w:rPr>
+        <w:lastRenderedPageBreak/>
         <w:t>Program reakciója</w:t>
       </w:r>
     </w:p>
@@ -19715,7 +20371,6 @@
           <w:numId w:val="32"/>
         </w:numPr>
         <w:spacing w:before="100" w:beforeAutospacing="1" w:after="100" w:afterAutospacing="1" w:line="300" w:lineRule="atLeast"/>
-        <w:jc w:val="left"/>
         <w:rPr>
           <w:rFonts w:ascii="Segoe UI" w:hAnsi="Segoe UI" w:cs="Segoe UI"/>
           <w:sz w:val="21"/>
@@ -19755,7 +20410,6 @@
           <w:numId w:val="32"/>
         </w:numPr>
         <w:spacing w:before="100" w:beforeAutospacing="1" w:after="100" w:afterAutospacing="1" w:line="300" w:lineRule="atLeast"/>
-        <w:jc w:val="left"/>
         <w:rPr>
           <w:rFonts w:ascii="Segoe UI" w:hAnsi="Segoe UI" w:cs="Segoe UI"/>
           <w:sz w:val="21"/>
@@ -19796,7 +20450,6 @@
           <w:numId w:val="32"/>
         </w:numPr>
         <w:spacing w:before="100" w:beforeAutospacing="1" w:after="100" w:afterAutospacing="1" w:line="300" w:lineRule="atLeast"/>
-        <w:jc w:val="left"/>
         <w:rPr>
           <w:rFonts w:ascii="Segoe UI" w:hAnsi="Segoe UI" w:cs="Segoe UI"/>
           <w:sz w:val="21"/>
@@ -19814,23 +20467,13 @@
     </w:p>
     <w:p>
       <w:pPr>
-        <w:pStyle w:val="Cmsor3"/>
-        <w:numPr>
-          <w:ilvl w:val="0"/>
-          <w:numId w:val="0"/>
-        </w:numPr>
-        <w:spacing w:line="300" w:lineRule="atLeast"/>
-        <w:ind w:left="720" w:hanging="720"/>
-        <w:rPr>
-          <w:rFonts w:ascii="Segoe UI" w:hAnsi="Segoe UI" w:cs="Segoe UI"/>
+        <w:pStyle w:val="Cmsor4"/>
+        <w:rPr>
           <w:sz w:val="27"/>
           <w:szCs w:val="27"/>
         </w:rPr>
       </w:pPr>
       <w:r>
-        <w:rPr>
-          <w:rFonts w:ascii="Segoe UI" w:hAnsi="Segoe UI" w:cs="Segoe UI"/>
-        </w:rPr>
         <w:t>Teszt elvárása</w:t>
       </w:r>
     </w:p>
@@ -19968,7 +20611,6 @@
           <w:numId w:val="33"/>
         </w:numPr>
         <w:spacing w:before="100" w:beforeAutospacing="1" w:after="100" w:afterAutospacing="1" w:line="300" w:lineRule="atLeast"/>
-        <w:jc w:val="left"/>
         <w:rPr>
           <w:rFonts w:ascii="Segoe UI" w:hAnsi="Segoe UI" w:cs="Segoe UI"/>
           <w:sz w:val="21"/>
@@ -20000,7 +20642,6 @@
           <w:numId w:val="33"/>
         </w:numPr>
         <w:spacing w:before="100" w:beforeAutospacing="1" w:after="100" w:afterAutospacing="1" w:line="300" w:lineRule="atLeast"/>
-        <w:jc w:val="left"/>
         <w:rPr>
           <w:rFonts w:ascii="Segoe UI" w:hAnsi="Segoe UI" w:cs="Segoe UI"/>
           <w:sz w:val="21"/>
@@ -20075,23 +20716,13 @@
     </w:p>
     <w:p>
       <w:pPr>
-        <w:pStyle w:val="Cmsor3"/>
-        <w:numPr>
-          <w:ilvl w:val="0"/>
-          <w:numId w:val="0"/>
-        </w:numPr>
-        <w:spacing w:line="300" w:lineRule="atLeast"/>
-        <w:ind w:left="360"/>
-        <w:rPr>
-          <w:rFonts w:ascii="Segoe UI" w:hAnsi="Segoe UI" w:cs="Segoe UI"/>
+        <w:pStyle w:val="Cmsor4"/>
+        <w:rPr>
           <w:sz w:val="27"/>
           <w:szCs w:val="27"/>
         </w:rPr>
       </w:pPr>
       <w:r>
-        <w:rPr>
-          <w:rFonts w:ascii="Segoe UI" w:hAnsi="Segoe UI" w:cs="Segoe UI"/>
-        </w:rPr>
         <w:t>Teendők</w:t>
       </w:r>
     </w:p>
@@ -20102,7 +20733,6 @@
           <w:numId w:val="34"/>
         </w:numPr>
         <w:spacing w:before="100" w:beforeAutospacing="1" w:after="100" w:afterAutospacing="1" w:line="300" w:lineRule="atLeast"/>
-        <w:jc w:val="left"/>
         <w:rPr>
           <w:rFonts w:ascii="Segoe UI" w:hAnsi="Segoe UI" w:cs="Segoe UI"/>
           <w:sz w:val="21"/>
@@ -20125,7 +20755,6 @@
           <w:numId w:val="34"/>
         </w:numPr>
         <w:spacing w:before="100" w:beforeAutospacing="1" w:after="100" w:afterAutospacing="1" w:line="300" w:lineRule="atLeast"/>
-        <w:jc w:val="left"/>
         <w:rPr>
           <w:rFonts w:ascii="Segoe UI" w:hAnsi="Segoe UI" w:cs="Segoe UI"/>
           <w:sz w:val="21"/>
@@ -20161,17 +20790,9 @@
     </w:p>
     <w:p>
       <w:pPr>
-        <w:pStyle w:val="Cmsor2"/>
-        <w:numPr>
-          <w:ilvl w:val="0"/>
-          <w:numId w:val="0"/>
-        </w:numPr>
-        <w:spacing w:line="300" w:lineRule="atLeast"/>
-        <w:ind w:left="576" w:hanging="576"/>
-        <w:rPr>
-          <w:rFonts w:ascii="Segoe UI" w:hAnsi="Segoe UI" w:cs="Segoe UI"/>
-        </w:rPr>
-      </w:pPr>
+        <w:pStyle w:val="Cmsor3"/>
+      </w:pPr>
+      <w:bookmarkStart w:id="34" w:name="_Toc227137666"/>
       <w:r>
         <w:rPr>
           <w:rStyle w:val="Kiemels2"/>
@@ -20191,6 +20812,7 @@
         </w:rPr>
         <w:t>skilljei</w:t>
       </w:r>
+      <w:bookmarkEnd w:id="34"/>
       <w:proofErr w:type="spellEnd"/>
     </w:p>
     <w:p>
@@ -20373,23 +20995,13 @@
     </w:p>
     <w:p>
       <w:pPr>
-        <w:pStyle w:val="Cmsor3"/>
-        <w:numPr>
-          <w:ilvl w:val="0"/>
-          <w:numId w:val="0"/>
-        </w:numPr>
-        <w:spacing w:line="300" w:lineRule="atLeast"/>
-        <w:ind w:left="720" w:hanging="720"/>
-        <w:rPr>
-          <w:rFonts w:ascii="Segoe UI" w:hAnsi="Segoe UI" w:cs="Segoe UI"/>
+        <w:pStyle w:val="Cmsor4"/>
+        <w:rPr>
           <w:sz w:val="27"/>
           <w:szCs w:val="27"/>
         </w:rPr>
       </w:pPr>
       <w:r>
-        <w:rPr>
-          <w:rFonts w:ascii="Segoe UI" w:hAnsi="Segoe UI" w:cs="Segoe UI"/>
-        </w:rPr>
         <w:t>Felhasználói tevékenység</w:t>
       </w:r>
     </w:p>
@@ -20400,7 +21012,6 @@
           <w:numId w:val="35"/>
         </w:numPr>
         <w:spacing w:before="100" w:beforeAutospacing="1" w:after="100" w:afterAutospacing="1" w:line="300" w:lineRule="atLeast"/>
-        <w:jc w:val="left"/>
         <w:rPr>
           <w:rFonts w:ascii="Segoe UI" w:hAnsi="Segoe UI" w:cs="Segoe UI"/>
           <w:sz w:val="21"/>
@@ -20420,6 +21031,7 @@
       <w:pPr>
         <w:pStyle w:val="HTML-kntformzott"/>
         <w:spacing w:line="300" w:lineRule="atLeast"/>
+        <w:jc w:val="both"/>
         <w:rPr>
           <w:rStyle w:val="HTML-kd"/>
         </w:rPr>
@@ -20460,7 +21072,6 @@
           <w:numId w:val="36"/>
         </w:numPr>
         <w:spacing w:before="100" w:beforeAutospacing="1" w:after="100" w:afterAutospacing="1" w:line="300" w:lineRule="atLeast"/>
-        <w:jc w:val="left"/>
         <w:rPr>
           <w:rFonts w:ascii="Segoe UI" w:hAnsi="Segoe UI" w:cs="Segoe UI"/>
           <w:sz w:val="21"/>
@@ -20498,6 +21109,7 @@
       <w:pPr>
         <w:pStyle w:val="HTML-kntformzott"/>
         <w:spacing w:line="300" w:lineRule="atLeast"/>
+        <w:jc w:val="both"/>
         <w:rPr>
           <w:rStyle w:val="HTML-kd"/>
         </w:rPr>
@@ -20539,23 +21151,13 @@
     </w:p>
     <w:p>
       <w:pPr>
-        <w:pStyle w:val="Cmsor3"/>
-        <w:numPr>
-          <w:ilvl w:val="0"/>
-          <w:numId w:val="0"/>
-        </w:numPr>
-        <w:spacing w:line="300" w:lineRule="atLeast"/>
-        <w:ind w:left="720" w:hanging="720"/>
-        <w:rPr>
-          <w:rFonts w:ascii="Segoe UI" w:hAnsi="Segoe UI" w:cs="Segoe UI"/>
+        <w:pStyle w:val="Cmsor4"/>
+        <w:rPr>
           <w:sz w:val="27"/>
           <w:szCs w:val="27"/>
         </w:rPr>
       </w:pPr>
       <w:r>
-        <w:rPr>
-          <w:rFonts w:ascii="Segoe UI" w:hAnsi="Segoe UI" w:cs="Segoe UI"/>
-        </w:rPr>
         <w:t>Program reakciója</w:t>
       </w:r>
     </w:p>
@@ -20606,20 +21208,18 @@
           <w:numId w:val="37"/>
         </w:numPr>
         <w:spacing w:before="100" w:beforeAutospacing="1" w:after="100" w:afterAutospacing="1" w:line="300" w:lineRule="atLeast"/>
-        <w:jc w:val="left"/>
-        <w:rPr>
-          <w:rFonts w:ascii="Segoe UI" w:hAnsi="Segoe UI" w:cs="Segoe UI"/>
-          <w:sz w:val="21"/>
-          <w:szCs w:val="21"/>
-        </w:rPr>
-      </w:pPr>
-      <w:r>
-        <w:rPr>
-          <w:rFonts w:ascii="Segoe UI" w:hAnsi="Segoe UI" w:cs="Segoe UI"/>
-          <w:sz w:val="21"/>
-          <w:szCs w:val="21"/>
-        </w:rPr>
-        <w:lastRenderedPageBreak/>
+        <w:rPr>
+          <w:rFonts w:ascii="Segoe UI" w:hAnsi="Segoe UI" w:cs="Segoe UI"/>
+          <w:sz w:val="21"/>
+          <w:szCs w:val="21"/>
+        </w:rPr>
+      </w:pPr>
+      <w:r>
+        <w:rPr>
+          <w:rFonts w:ascii="Segoe UI" w:hAnsi="Segoe UI" w:cs="Segoe UI"/>
+          <w:sz w:val="21"/>
+          <w:szCs w:val="21"/>
+        </w:rPr>
         <w:t xml:space="preserve">a backend előveszi az </w:t>
       </w:r>
       <w:proofErr w:type="spellStart"/>
@@ -20648,7 +21248,6 @@
           <w:numId w:val="37"/>
         </w:numPr>
         <w:spacing w:before="100" w:beforeAutospacing="1" w:after="100" w:afterAutospacing="1" w:line="300" w:lineRule="atLeast"/>
-        <w:jc w:val="left"/>
         <w:rPr>
           <w:rFonts w:ascii="Segoe UI" w:hAnsi="Segoe UI" w:cs="Segoe UI"/>
           <w:sz w:val="21"/>
@@ -20731,7 +21330,6 @@
           <w:numId w:val="38"/>
         </w:numPr>
         <w:spacing w:before="100" w:beforeAutospacing="1" w:after="100" w:afterAutospacing="1" w:line="300" w:lineRule="atLeast"/>
-        <w:jc w:val="left"/>
         <w:rPr>
           <w:rFonts w:ascii="Segoe UI" w:hAnsi="Segoe UI" w:cs="Segoe UI"/>
           <w:sz w:val="21"/>
@@ -20790,41 +21388,31 @@
           <w:numId w:val="38"/>
         </w:numPr>
         <w:spacing w:before="100" w:beforeAutospacing="1" w:after="100" w:afterAutospacing="1" w:line="300" w:lineRule="atLeast"/>
-        <w:jc w:val="left"/>
-        <w:rPr>
-          <w:rFonts w:ascii="Segoe UI" w:hAnsi="Segoe UI" w:cs="Segoe UI"/>
-          <w:sz w:val="21"/>
-          <w:szCs w:val="21"/>
-        </w:rPr>
-      </w:pPr>
-      <w:r>
-        <w:rPr>
-          <w:rFonts w:ascii="Segoe UI" w:hAnsi="Segoe UI" w:cs="Segoe UI"/>
-          <w:sz w:val="21"/>
-          <w:szCs w:val="21"/>
-        </w:rPr>
+        <w:rPr>
+          <w:rFonts w:ascii="Segoe UI" w:hAnsi="Segoe UI" w:cs="Segoe UI"/>
+          <w:sz w:val="21"/>
+          <w:szCs w:val="21"/>
+        </w:rPr>
+      </w:pPr>
+      <w:r>
+        <w:rPr>
+          <w:rFonts w:ascii="Segoe UI" w:hAnsi="Segoe UI" w:cs="Segoe UI"/>
+          <w:sz w:val="21"/>
+          <w:szCs w:val="21"/>
+        </w:rPr>
+        <w:lastRenderedPageBreak/>
         <w:t>visszaad 200-at vagy hiba esetén 500-at.</w:t>
       </w:r>
     </w:p>
     <w:p>
       <w:pPr>
-        <w:pStyle w:val="Cmsor3"/>
-        <w:numPr>
-          <w:ilvl w:val="0"/>
-          <w:numId w:val="0"/>
-        </w:numPr>
-        <w:spacing w:line="300" w:lineRule="atLeast"/>
-        <w:ind w:left="720" w:hanging="720"/>
-        <w:rPr>
-          <w:rFonts w:ascii="Segoe UI" w:hAnsi="Segoe UI" w:cs="Segoe UI"/>
+        <w:pStyle w:val="Cmsor4"/>
+        <w:rPr>
           <w:sz w:val="27"/>
           <w:szCs w:val="27"/>
         </w:rPr>
       </w:pPr>
       <w:r>
-        <w:rPr>
-          <w:rFonts w:ascii="Segoe UI" w:hAnsi="Segoe UI" w:cs="Segoe UI"/>
-        </w:rPr>
         <w:t>Teszt elvárása</w:t>
       </w:r>
     </w:p>
@@ -20923,6 +21511,7 @@
       <w:pPr>
         <w:pStyle w:val="HTML-kntformzott"/>
         <w:spacing w:line="300" w:lineRule="atLeast"/>
+        <w:jc w:val="both"/>
         <w:rPr>
           <w:rStyle w:val="HTML-kd"/>
         </w:rPr>
@@ -20950,23 +21539,13 @@
     </w:p>
     <w:p>
       <w:pPr>
-        <w:pStyle w:val="Cmsor3"/>
-        <w:numPr>
-          <w:ilvl w:val="0"/>
-          <w:numId w:val="0"/>
-        </w:numPr>
-        <w:spacing w:line="300" w:lineRule="atLeast"/>
-        <w:ind w:left="720" w:hanging="720"/>
-        <w:rPr>
-          <w:rFonts w:ascii="Segoe UI" w:hAnsi="Segoe UI" w:cs="Segoe UI"/>
+        <w:pStyle w:val="Cmsor4"/>
+        <w:rPr>
           <w:sz w:val="27"/>
           <w:szCs w:val="27"/>
         </w:rPr>
       </w:pPr>
       <w:r>
-        <w:rPr>
-          <w:rFonts w:ascii="Segoe UI" w:hAnsi="Segoe UI" w:cs="Segoe UI"/>
-        </w:rPr>
         <w:t>Teendők</w:t>
       </w:r>
     </w:p>
@@ -20977,7 +21556,6 @@
           <w:numId w:val="39"/>
         </w:numPr>
         <w:spacing w:before="100" w:beforeAutospacing="1" w:after="100" w:afterAutospacing="1" w:line="300" w:lineRule="atLeast"/>
-        <w:jc w:val="left"/>
         <w:rPr>
           <w:rFonts w:ascii="Segoe UI" w:hAnsi="Segoe UI" w:cs="Segoe UI"/>
           <w:sz w:val="21"/>
@@ -21045,7 +21623,6 @@
           <w:numId w:val="39"/>
         </w:numPr>
         <w:spacing w:before="100" w:beforeAutospacing="1" w:after="100" w:afterAutospacing="1" w:line="300" w:lineRule="atLeast"/>
-        <w:jc w:val="left"/>
         <w:rPr>
           <w:rFonts w:ascii="Segoe UI" w:hAnsi="Segoe UI" w:cs="Segoe UI"/>
           <w:sz w:val="21"/>
@@ -21102,19 +21679,13 @@
     </w:p>
     <w:p>
       <w:pPr>
-        <w:pStyle w:val="Cmsor1"/>
-        <w:numPr>
-          <w:ilvl w:val="0"/>
-          <w:numId w:val="0"/>
-        </w:numPr>
-        <w:spacing w:line="300" w:lineRule="atLeast"/>
-        <w:ind w:left="432" w:hanging="432"/>
-        <w:rPr>
-          <w:rFonts w:ascii="Segoe UI" w:hAnsi="Segoe UI" w:cs="Segoe UI"/>
+        <w:pStyle w:val="Cmsor3"/>
+        <w:rPr>
           <w:sz w:val="48"/>
           <w:szCs w:val="48"/>
         </w:rPr>
       </w:pPr>
+      <w:bookmarkStart w:id="35" w:name="_Toc227137667"/>
       <w:r>
         <w:rPr>
           <w:rStyle w:val="Kiemels2"/>
@@ -21122,27 +21693,15 @@
           <w:b/>
           <w:bCs/>
         </w:rPr>
-        <w:lastRenderedPageBreak/>
         <w:t>Integrációs teszt — normál és extrém tesztesetek</w:t>
       </w:r>
-    </w:p>
-    <w:p>
-      <w:pPr>
-        <w:pStyle w:val="Cmsor2"/>
-        <w:numPr>
-          <w:ilvl w:val="0"/>
-          <w:numId w:val="0"/>
-        </w:numPr>
-        <w:spacing w:line="300" w:lineRule="atLeast"/>
-        <w:ind w:left="576" w:hanging="576"/>
-        <w:rPr>
-          <w:rFonts w:ascii="Segoe UI" w:hAnsi="Segoe UI" w:cs="Segoe UI"/>
-        </w:rPr>
-      </w:pPr>
-      <w:r>
-        <w:rPr>
-          <w:rFonts w:ascii="Segoe UI" w:hAnsi="Segoe UI" w:cs="Segoe UI"/>
-        </w:rPr>
+      <w:bookmarkEnd w:id="35"/>
+    </w:p>
+    <w:p>
+      <w:pPr>
+        <w:pStyle w:val="Cmsor4"/>
+      </w:pPr>
+      <w:r>
         <w:t>Normál esetek</w:t>
       </w:r>
     </w:p>
@@ -21181,7 +21740,6 @@
           </w:tcPr>
           <w:p>
             <w:pPr>
-              <w:jc w:val="center"/>
               <w:rPr>
                 <w:rFonts w:cs="Times New Roman"/>
                 <w:b/>
@@ -21212,7 +21770,6 @@
           </w:tcPr>
           <w:p>
             <w:pPr>
-              <w:jc w:val="center"/>
               <w:rPr>
                 <w:b/>
                 <w:bCs/>
@@ -21245,9 +21802,6 @@
             <w:hideMark/>
           </w:tcPr>
           <w:p>
-            <w:pPr>
-              <w:jc w:val="left"/>
-            </w:pPr>
             <w:r>
               <w:rPr>
                 <w:rStyle w:val="HTML-kd"/>
@@ -21511,23 +22065,13 @@
     </w:p>
     <w:p>
       <w:pPr>
-        <w:pStyle w:val="Cmsor2"/>
-        <w:numPr>
-          <w:ilvl w:val="0"/>
-          <w:numId w:val="0"/>
-        </w:numPr>
-        <w:spacing w:line="300" w:lineRule="atLeast"/>
-        <w:ind w:left="576" w:hanging="576"/>
-        <w:rPr>
-          <w:rFonts w:ascii="Segoe UI" w:hAnsi="Segoe UI" w:cs="Segoe UI"/>
+        <w:pStyle w:val="Cmsor4"/>
+        <w:rPr>
           <w:sz w:val="36"/>
           <w:szCs w:val="36"/>
         </w:rPr>
       </w:pPr>
       <w:r>
-        <w:rPr>
-          <w:rFonts w:ascii="Segoe UI" w:hAnsi="Segoe UI" w:cs="Segoe UI"/>
-        </w:rPr>
         <w:t>Extrém (bolondbiztos) esetek</w:t>
       </w:r>
     </w:p>
@@ -21567,7 +22111,6 @@
           </w:tcPr>
           <w:p>
             <w:pPr>
-              <w:jc w:val="center"/>
               <w:rPr>
                 <w:rFonts w:cs="Times New Roman"/>
                 <w:b/>
@@ -21598,7 +22141,6 @@
           </w:tcPr>
           <w:p>
             <w:pPr>
-              <w:jc w:val="center"/>
               <w:rPr>
                 <w:b/>
                 <w:bCs/>
@@ -21628,7 +22170,6 @@
           </w:tcPr>
           <w:p>
             <w:pPr>
-              <w:jc w:val="center"/>
               <w:rPr>
                 <w:b/>
                 <w:bCs/>
@@ -21661,9 +22202,6 @@
             <w:hideMark/>
           </w:tcPr>
           <w:p>
-            <w:pPr>
-              <w:jc w:val="left"/>
-            </w:pPr>
             <w:r>
               <w:t>Üres felhasználói lista</w:t>
             </w:r>
@@ -22096,6 +22634,7 @@
           <w:sz w:val="21"/>
           <w:szCs w:val="21"/>
         </w:rPr>
+        <w:lastRenderedPageBreak/>
         <w:pict w14:anchorId="4E9FB61A">
           <v:rect id="_x0000_i1037" style="width:0;height:1.5pt" o:hralign="center" o:hrstd="t" o:hr="t" fillcolor="#a0a0a0" stroked="f"/>
         </w:pict>
@@ -22103,15 +22642,8 @@
     </w:p>
     <w:p>
       <w:pPr>
-        <w:pStyle w:val="Cmsor1"/>
-        <w:numPr>
-          <w:ilvl w:val="0"/>
-          <w:numId w:val="0"/>
-        </w:numPr>
-        <w:spacing w:line="300" w:lineRule="atLeast"/>
-        <w:ind w:left="432" w:hanging="432"/>
-        <w:rPr>
-          <w:rFonts w:ascii="Segoe UI" w:hAnsi="Segoe UI" w:cs="Segoe UI"/>
+        <w:pStyle w:val="Cmsor4"/>
+        <w:rPr>
           <w:sz w:val="48"/>
           <w:szCs w:val="48"/>
         </w:rPr>
@@ -22120,30 +22652,15 @@
         <w:rPr>
           <w:rStyle w:val="Kiemels2"/>
           <w:rFonts w:ascii="Segoe UI" w:hAnsi="Segoe UI" w:cs="Segoe UI"/>
-          <w:b/>
-          <w:bCs/>
-        </w:rPr>
-        <w:lastRenderedPageBreak/>
+        </w:rPr>
         <w:t>A tesztelés során kiderült hibák</w:t>
       </w:r>
     </w:p>
     <w:p>
       <w:pPr>
-        <w:pStyle w:val="Cmsor2"/>
-        <w:numPr>
-          <w:ilvl w:val="0"/>
-          <w:numId w:val="0"/>
-        </w:numPr>
-        <w:spacing w:line="300" w:lineRule="atLeast"/>
-        <w:ind w:left="576" w:hanging="576"/>
-        <w:rPr>
-          <w:rFonts w:ascii="Segoe UI" w:hAnsi="Segoe UI" w:cs="Segoe UI"/>
-        </w:rPr>
-      </w:pPr>
-      <w:r>
-        <w:rPr>
-          <w:rFonts w:ascii="Segoe UI" w:hAnsi="Segoe UI" w:cs="Segoe UI"/>
-        </w:rPr>
+        <w:pStyle w:val="Cmsor4"/>
+      </w:pPr>
+      <w:r>
         <w:t>A teszt elfogadja a 200 és 500 válaszkódokat is</w:t>
       </w:r>
     </w:p>
@@ -22255,7 +22772,6 @@
           <w:numId w:val="40"/>
         </w:numPr>
         <w:spacing w:before="100" w:beforeAutospacing="1" w:after="100" w:afterAutospacing="1" w:line="300" w:lineRule="atLeast"/>
-        <w:jc w:val="left"/>
         <w:rPr>
           <w:rFonts w:ascii="Segoe UI" w:hAnsi="Segoe UI" w:cs="Segoe UI"/>
           <w:sz w:val="21"/>
@@ -22286,7 +22802,6 @@
           <w:numId w:val="40"/>
         </w:numPr>
         <w:spacing w:before="100" w:beforeAutospacing="1" w:after="100" w:afterAutospacing="1" w:line="300" w:lineRule="atLeast"/>
-        <w:jc w:val="left"/>
         <w:rPr>
           <w:rFonts w:ascii="Segoe UI" w:hAnsi="Segoe UI" w:cs="Segoe UI"/>
           <w:sz w:val="21"/>
@@ -22350,37 +22865,21 @@
     </w:p>
     <w:p>
       <w:pPr>
-        <w:pStyle w:val="Cmsor2"/>
-        <w:numPr>
-          <w:ilvl w:val="0"/>
-          <w:numId w:val="0"/>
-        </w:numPr>
-        <w:spacing w:line="300" w:lineRule="atLeast"/>
-        <w:ind w:left="576" w:hanging="576"/>
-        <w:rPr>
-          <w:rFonts w:ascii="Segoe UI" w:hAnsi="Segoe UI" w:cs="Segoe UI"/>
+        <w:pStyle w:val="Cmsor4"/>
+        <w:rPr>
           <w:sz w:val="36"/>
           <w:szCs w:val="36"/>
         </w:rPr>
       </w:pPr>
       <w:r>
-        <w:rPr>
-          <w:rFonts w:ascii="Segoe UI" w:hAnsi="Segoe UI" w:cs="Segoe UI"/>
-        </w:rPr>
         <w:t xml:space="preserve">A teszt NEM ellenőrzi a </w:t>
       </w:r>
       <w:proofErr w:type="spellStart"/>
       <w:r>
-        <w:rPr>
-          <w:rFonts w:ascii="Segoe UI" w:hAnsi="Segoe UI" w:cs="Segoe UI"/>
-        </w:rPr>
         <w:t>user-skillek</w:t>
       </w:r>
       <w:proofErr w:type="spellEnd"/>
       <w:r>
-        <w:rPr>
-          <w:rFonts w:ascii="Segoe UI" w:hAnsi="Segoe UI" w:cs="Segoe UI"/>
-        </w:rPr>
         <w:t xml:space="preserve"> típusát</w:t>
       </w:r>
     </w:p>
@@ -22474,7 +22973,6 @@
           <w:numId w:val="41"/>
         </w:numPr>
         <w:spacing w:before="100" w:beforeAutospacing="1" w:after="100" w:afterAutospacing="1" w:line="300" w:lineRule="atLeast"/>
-        <w:jc w:val="left"/>
         <w:rPr>
           <w:rFonts w:ascii="Segoe UI" w:hAnsi="Segoe UI" w:cs="Segoe UI"/>
           <w:sz w:val="21"/>
@@ -22497,7 +22995,6 @@
           <w:numId w:val="41"/>
         </w:numPr>
         <w:spacing w:before="100" w:beforeAutospacing="1" w:after="100" w:afterAutospacing="1" w:line="300" w:lineRule="atLeast"/>
-        <w:jc w:val="left"/>
         <w:rPr>
           <w:rFonts w:ascii="Segoe UI" w:hAnsi="Segoe UI" w:cs="Segoe UI"/>
           <w:sz w:val="21"/>
@@ -22554,36 +23051,21 @@
     </w:p>
     <w:p>
       <w:pPr>
-        <w:pStyle w:val="Cmsor2"/>
-        <w:numPr>
-          <w:ilvl w:val="0"/>
-          <w:numId w:val="0"/>
-        </w:numPr>
-        <w:spacing w:line="300" w:lineRule="atLeast"/>
-        <w:rPr>
-          <w:rFonts w:ascii="Segoe UI" w:hAnsi="Segoe UI" w:cs="Segoe UI"/>
+        <w:pStyle w:val="Cmsor4"/>
+        <w:rPr>
           <w:sz w:val="36"/>
           <w:szCs w:val="36"/>
         </w:rPr>
       </w:pPr>
       <w:r>
-        <w:rPr>
-          <w:rFonts w:ascii="Segoe UI" w:hAnsi="Segoe UI" w:cs="Segoe UI"/>
-        </w:rPr>
         <w:t xml:space="preserve">Nincs ellenőrizve, hogy a </w:t>
       </w:r>
       <w:proofErr w:type="spellStart"/>
       <w:r>
-        <w:rPr>
-          <w:rFonts w:ascii="Segoe UI" w:hAnsi="Segoe UI" w:cs="Segoe UI"/>
-        </w:rPr>
         <w:t>user</w:t>
       </w:r>
       <w:proofErr w:type="spellEnd"/>
       <w:r>
-        <w:rPr>
-          <w:rFonts w:ascii="Segoe UI" w:hAnsi="Segoe UI" w:cs="Segoe UI"/>
-        </w:rPr>
         <w:t xml:space="preserve"> ID létezik</w:t>
       </w:r>
     </w:p>
@@ -22663,7 +23145,6 @@
           <w:numId w:val="42"/>
         </w:numPr>
         <w:spacing w:before="100" w:beforeAutospacing="1" w:after="100" w:afterAutospacing="1" w:line="300" w:lineRule="atLeast"/>
-        <w:jc w:val="left"/>
         <w:rPr>
           <w:rFonts w:ascii="Segoe UI" w:hAnsi="Segoe UI" w:cs="Segoe UI"/>
           <w:sz w:val="21"/>
@@ -22704,7 +23185,6 @@
           <w:numId w:val="42"/>
         </w:numPr>
         <w:spacing w:before="100" w:beforeAutospacing="1" w:after="100" w:afterAutospacing="1" w:line="300" w:lineRule="atLeast"/>
-        <w:jc w:val="left"/>
         <w:rPr>
           <w:rFonts w:ascii="Segoe UI" w:hAnsi="Segoe UI" w:cs="Segoe UI"/>
           <w:sz w:val="21"/>
@@ -22727,7 +23207,6 @@
           <w:numId w:val="42"/>
         </w:numPr>
         <w:spacing w:before="100" w:beforeAutospacing="1" w:after="100" w:afterAutospacing="1" w:line="300" w:lineRule="atLeast"/>
-        <w:jc w:val="left"/>
         <w:rPr>
           <w:rFonts w:ascii="Segoe UI" w:hAnsi="Segoe UI" w:cs="Segoe UI"/>
           <w:sz w:val="21"/>
@@ -22766,19 +23245,13 @@
     </w:p>
     <w:p>
       <w:pPr>
-        <w:pStyle w:val="Cmsor1"/>
-        <w:numPr>
-          <w:ilvl w:val="0"/>
-          <w:numId w:val="0"/>
-        </w:numPr>
-        <w:spacing w:line="300" w:lineRule="atLeast"/>
-        <w:ind w:left="432" w:hanging="432"/>
-        <w:rPr>
-          <w:rFonts w:ascii="Segoe UI" w:hAnsi="Segoe UI" w:cs="Segoe UI"/>
+        <w:pStyle w:val="Cmsor3"/>
+        <w:rPr>
           <w:sz w:val="48"/>
           <w:szCs w:val="48"/>
         </w:rPr>
       </w:pPr>
+      <w:bookmarkStart w:id="36" w:name="_Toc227137668"/>
       <w:r>
         <w:rPr>
           <w:rStyle w:val="Kiemels2"/>
@@ -22786,33 +23259,18 @@
           <w:b/>
           <w:bCs/>
         </w:rPr>
-        <w:lastRenderedPageBreak/>
         <w:t>Tesztelési módszerek</w:t>
       </w:r>
-    </w:p>
-    <w:p>
-      <w:pPr>
-        <w:pStyle w:val="Cmsor2"/>
-        <w:numPr>
-          <w:ilvl w:val="0"/>
-          <w:numId w:val="0"/>
-        </w:numPr>
-        <w:spacing w:line="300" w:lineRule="atLeast"/>
-        <w:ind w:left="576" w:hanging="576"/>
-        <w:rPr>
-          <w:rFonts w:ascii="Segoe UI" w:hAnsi="Segoe UI" w:cs="Segoe UI"/>
-        </w:rPr>
-      </w:pPr>
-      <w:r>
-        <w:rPr>
-          <w:rFonts w:ascii="Segoe UI" w:hAnsi="Segoe UI" w:cs="Segoe UI"/>
-        </w:rPr>
+      <w:bookmarkEnd w:id="36"/>
+    </w:p>
+    <w:p>
+      <w:pPr>
+        <w:pStyle w:val="Cmsor4"/>
+      </w:pPr>
+      <w:r>
         <w:t xml:space="preserve"> Fekete</w:t>
       </w:r>
       <w:r>
-        <w:rPr>
-          <w:rFonts w:ascii="Segoe UI" w:hAnsi="Segoe UI" w:cs="Segoe UI"/>
-        </w:rPr>
         <w:noBreakHyphen/>
         <w:t>doboz teszt</w:t>
       </w:r>
@@ -22879,7 +23337,6 @@
           <w:numId w:val="43"/>
         </w:numPr>
         <w:spacing w:before="100" w:beforeAutospacing="1" w:after="100" w:afterAutospacing="1" w:line="300" w:lineRule="atLeast"/>
-        <w:jc w:val="left"/>
         <w:rPr>
           <w:rFonts w:ascii="Segoe UI" w:hAnsi="Segoe UI" w:cs="Segoe UI"/>
           <w:sz w:val="21"/>
@@ -22902,7 +23359,6 @@
           <w:numId w:val="43"/>
         </w:numPr>
         <w:spacing w:before="100" w:beforeAutospacing="1" w:after="100" w:afterAutospacing="1" w:line="300" w:lineRule="atLeast"/>
-        <w:jc w:val="left"/>
         <w:rPr>
           <w:rFonts w:ascii="Segoe UI" w:hAnsi="Segoe UI" w:cs="Segoe UI"/>
           <w:sz w:val="21"/>
@@ -23003,29 +23459,16 @@
     </w:p>
     <w:p>
       <w:pPr>
-        <w:pStyle w:val="Cmsor2"/>
-        <w:numPr>
-          <w:ilvl w:val="0"/>
-          <w:numId w:val="0"/>
-        </w:numPr>
-        <w:spacing w:line="300" w:lineRule="atLeast"/>
-        <w:ind w:left="576" w:hanging="576"/>
-        <w:rPr>
-          <w:rFonts w:ascii="Segoe UI" w:hAnsi="Segoe UI" w:cs="Segoe UI"/>
+        <w:pStyle w:val="Cmsor4"/>
+        <w:rPr>
           <w:sz w:val="36"/>
           <w:szCs w:val="36"/>
         </w:rPr>
       </w:pPr>
       <w:r>
-        <w:rPr>
-          <w:rFonts w:ascii="Segoe UI" w:hAnsi="Segoe UI" w:cs="Segoe UI"/>
-        </w:rPr>
         <w:t>Fehér</w:t>
       </w:r>
       <w:r>
-        <w:rPr>
-          <w:rFonts w:ascii="Segoe UI" w:hAnsi="Segoe UI" w:cs="Segoe UI"/>
-        </w:rPr>
         <w:noBreakHyphen/>
         <w:t>doboz teszt</w:t>
       </w:r>
@@ -23102,19 +23545,19 @@
           <w:numId w:val="44"/>
         </w:numPr>
         <w:spacing w:before="100" w:beforeAutospacing="1" w:after="100" w:afterAutospacing="1" w:line="300" w:lineRule="atLeast"/>
-        <w:jc w:val="left"/>
-        <w:rPr>
-          <w:rFonts w:ascii="Segoe UI" w:hAnsi="Segoe UI" w:cs="Segoe UI"/>
-          <w:sz w:val="21"/>
-          <w:szCs w:val="21"/>
-        </w:rPr>
-      </w:pPr>
-      <w:r>
-        <w:rPr>
-          <w:rFonts w:ascii="Segoe UI" w:hAnsi="Segoe UI" w:cs="Segoe UI"/>
-          <w:sz w:val="21"/>
-          <w:szCs w:val="21"/>
-        </w:rPr>
+        <w:rPr>
+          <w:rFonts w:ascii="Segoe UI" w:hAnsi="Segoe UI" w:cs="Segoe UI"/>
+          <w:sz w:val="21"/>
+          <w:szCs w:val="21"/>
+        </w:rPr>
+      </w:pPr>
+      <w:r>
+        <w:rPr>
+          <w:rFonts w:ascii="Segoe UI" w:hAnsi="Segoe UI" w:cs="Segoe UI"/>
+          <w:sz w:val="21"/>
+          <w:szCs w:val="21"/>
+        </w:rPr>
+        <w:lastRenderedPageBreak/>
         <w:t xml:space="preserve">a </w:t>
       </w:r>
       <w:proofErr w:type="spellStart"/>
@@ -23143,7 +23586,6 @@
           <w:numId w:val="44"/>
         </w:numPr>
         <w:spacing w:before="100" w:beforeAutospacing="1" w:after="100" w:afterAutospacing="1" w:line="300" w:lineRule="atLeast"/>
-        <w:jc w:val="left"/>
         <w:rPr>
           <w:rFonts w:ascii="Segoe UI" w:hAnsi="Segoe UI" w:cs="Segoe UI"/>
           <w:sz w:val="21"/>
@@ -23166,7 +23608,6 @@
           <w:numId w:val="44"/>
         </w:numPr>
         <w:spacing w:before="100" w:beforeAutospacing="1" w:after="100" w:afterAutospacing="1" w:line="300" w:lineRule="atLeast"/>
-        <w:jc w:val="left"/>
         <w:rPr>
           <w:rFonts w:ascii="Segoe UI" w:hAnsi="Segoe UI" w:cs="Segoe UI"/>
           <w:sz w:val="21"/>
@@ -23287,7 +23728,6 @@
       <w:pPr>
         <w:spacing w:after="0" w:line="300" w:lineRule="atLeast"/>
         <w:ind w:firstLine="0"/>
-        <w:jc w:val="left"/>
         <w:rPr>
           <w:rFonts w:ascii="Segoe UI" w:eastAsia="Times New Roman" w:hAnsi="Segoe UI" w:cs="Segoe UI"/>
           <w:sz w:val="21"/>
@@ -23300,22 +23740,22 @@
       <w:pPr>
         <w:pStyle w:val="Cmsor1"/>
       </w:pPr>
-      <w:bookmarkStart w:id="19" w:name="_Toc85723189"/>
+      <w:bookmarkStart w:id="37" w:name="_Toc227137669"/>
       <w:r>
         <w:lastRenderedPageBreak/>
         <w:t>Összefoglalás</w:t>
       </w:r>
-      <w:bookmarkEnd w:id="19"/>
+      <w:bookmarkEnd w:id="37"/>
     </w:p>
     <w:p>
       <w:pPr>
         <w:pStyle w:val="Cmsor2"/>
       </w:pPr>
-      <w:bookmarkStart w:id="20" w:name="_Toc85723190"/>
+      <w:bookmarkStart w:id="38" w:name="_Toc227137670"/>
       <w:r>
         <w:t>Önértékelés</w:t>
       </w:r>
-      <w:bookmarkEnd w:id="20"/>
+      <w:bookmarkEnd w:id="38"/>
     </w:p>
     <w:p>
       <w:r>
@@ -23323,6 +23763,14 @@
       </w:r>
     </w:p>
     <w:p>
+      <w:pPr>
+        <w:ind w:firstLine="0"/>
+      </w:pPr>
+      <w:r>
+        <w:t>Novák Eszter:</w:t>
+      </w:r>
+    </w:p>
+    <w:p>
       <w:r>
         <w:t xml:space="preserve">A fejlesztés során több kihívással is szembesültem. Nehézséget jelentett a frontend és a backend közötti kommunikáció megértése és helyes megvalósítása, valamint a </w:t>
       </w:r>
@@ -23336,27 +23784,87 @@
       </w:r>
     </w:p>
     <w:p>
-      <w:r>
-        <w:t xml:space="preserve">A projekt során jelentős fejlődést értem el. A JavaScript használatában magabiztosabbá váltam, különösen a backend fejlesztés területén, amelyet kifejezetten élvezetesnek találtam. Emellett a </w:t>
-      </w:r>
-      <w:proofErr w:type="spellStart"/>
-      <w:r>
-        <w:t>React</w:t>
-      </w:r>
-      <w:proofErr w:type="spellEnd"/>
-      <w:r>
-        <w:t xml:space="preserve"> használatában is sokat fejlődtem, és jobban átlátom az alkalmazások felépítését és működését. A projekt hozzájárult ahhoz, hogy magabiztosabban mozogjak a webfejlesztés területén.</w:t>
-      </w:r>
-    </w:p>
+      <w:pPr>
+        <w:ind w:firstLine="0"/>
+      </w:pPr>
+      <w:proofErr w:type="spellStart"/>
+      <w:r>
+        <w:t>Pallaga</w:t>
+      </w:r>
+      <w:proofErr w:type="spellEnd"/>
+      <w:r>
+        <w:t xml:space="preserve"> Pál:</w:t>
+      </w:r>
+    </w:p>
+    <w:p>
+      <w:pPr>
+        <w:ind w:firstLine="0"/>
+      </w:pPr>
+      <w:r>
+        <w:tab/>
+        <w:t>A munkamenetem a felelőségeim terén egyszerűnek találtam, az igazi kihívás számomra a frontendben rejlett mikor azon is dolgoztam, legfőképp annak a formázásában és a többiek munkájának kiegészítésében voltak nagyobb nehézségeim, mivel ezekben a terekben szebb munkát tudtak kiadni a kezükből, mint én.</w:t>
+      </w:r>
+    </w:p>
+    <w:p>
+      <w:pPr>
+        <w:ind w:firstLine="0"/>
+      </w:pPr>
+      <w:r>
+        <w:t xml:space="preserve">Szabó Hubertusz: </w:t>
+      </w:r>
+    </w:p>
+    <w:p>
+      <w:pPr>
+        <w:ind w:firstLine="0"/>
+      </w:pPr>
+      <w:r>
+        <w:tab/>
+        <w:t>A mestermunka elkészítése során a csapatm</w:t>
+      </w:r>
+      <w:r>
+        <w:t>u</w:t>
+      </w:r>
+      <w:r>
+        <w:t xml:space="preserve">nkára vagyok a </w:t>
+      </w:r>
+      <w:proofErr w:type="gramStart"/>
+      <w:r>
+        <w:t>legbüszkébb ,</w:t>
+      </w:r>
+      <w:proofErr w:type="gramEnd"/>
+      <w:r>
+        <w:t xml:space="preserve"> az elején voltak problémák de egy csapatként megtudtuk oldani. </w:t>
+      </w:r>
+      <w:r>
+        <w:t xml:space="preserve"> Nekem főképpen a frontend jelentett </w:t>
+      </w:r>
+      <w:proofErr w:type="gramStart"/>
+      <w:r>
+        <w:t>nehézséget</w:t>
+      </w:r>
+      <w:proofErr w:type="gramEnd"/>
+      <w:r>
+        <w:t xml:space="preserve"> de a sok gyakorlás után már minden problémám megszűnt és képes voltam működő képesre csinálni a feladatomat. De az is nagy segítség </w:t>
+      </w:r>
+      <w:proofErr w:type="gramStart"/>
+      <w:r>
+        <w:t>volt</w:t>
+      </w:r>
+      <w:proofErr w:type="gramEnd"/>
+      <w:r>
+        <w:t xml:space="preserve"> hogy ha bármi féle problémám volt a csapattársaimhoz fordultam.</w:t>
+      </w:r>
+    </w:p>
+    <w:p/>
     <w:p>
       <w:pPr>
         <w:pStyle w:val="Cmsor2"/>
       </w:pPr>
-      <w:bookmarkStart w:id="21" w:name="_Toc85723191"/>
+      <w:bookmarkStart w:id="39" w:name="_Toc227137671"/>
       <w:r>
         <w:t>Továbbfejlesztési lehetőségek</w:t>
       </w:r>
-      <w:bookmarkEnd w:id="21"/>
+      <w:bookmarkEnd w:id="39"/>
     </w:p>
     <w:p>
       <w:pPr>
@@ -23431,14 +23939,14 @@
       <w:pPr>
         <w:pStyle w:val="Cmsor1"/>
       </w:pPr>
-      <w:bookmarkStart w:id="22" w:name="_Toc473730753"/>
-      <w:bookmarkStart w:id="23" w:name="_Toc85723192"/>
+      <w:bookmarkStart w:id="40" w:name="_Toc473730753"/>
+      <w:bookmarkStart w:id="41" w:name="_Toc227137672"/>
       <w:r>
         <w:lastRenderedPageBreak/>
         <w:t>Felhasznált irodalom</w:t>
       </w:r>
-      <w:bookmarkEnd w:id="22"/>
-      <w:bookmarkEnd w:id="23"/>
+      <w:bookmarkEnd w:id="40"/>
+      <w:bookmarkEnd w:id="41"/>
     </w:p>
     <w:p>
       <w:proofErr w:type="spellStart"/>
@@ -23479,15 +23987,13 @@
       </w:r>
       <w:proofErr w:type="spellEnd"/>
       <w:r>
-        <w:t xml:space="preserve"> = nagyobb kód esetén elrejtett hiba keresés </w:t>
-      </w:r>
-      <w:proofErr w:type="spellStart"/>
-      <w:r>
-        <w:t>segitség</w:t>
-      </w:r>
-      <w:proofErr w:type="spellEnd"/>
-      <w:r>
-        <w:t xml:space="preserve"> csapattárkódjának megértésében: </w:t>
+        <w:t xml:space="preserve"> = nagyobb kód esetén elrejtett hiba keresés seg</w:t>
+      </w:r>
+      <w:r>
+        <w:t>í</w:t>
+      </w:r>
+      <w:r>
+        <w:t xml:space="preserve">tség csapattárkódjának megértésében: </w:t>
       </w:r>
       <w:r>
         <w:t>https://cursor.com/agents</w:t>
@@ -23529,141 +24035,28 @@
     </w:p>
     <w:p>
       <w:pPr>
+        <w:rPr>
+          <w:color w:val="EE0000"/>
+        </w:rPr>
+      </w:pPr>
+    </w:p>
+    <w:p>
+      <w:pPr>
+        <w:rPr>
+          <w:color w:val="EE0000"/>
+        </w:rPr>
+      </w:pPr>
+    </w:p>
+    <w:p>
+      <w:pPr>
         <w:pStyle w:val="Cmsor1"/>
       </w:pPr>
-      <w:bookmarkStart w:id="24" w:name="_Toc85723193"/>
-      <w:r>
-        <w:lastRenderedPageBreak/>
-        <w:t>Ábrajegyzék</w:t>
-      </w:r>
-      <w:bookmarkEnd w:id="24"/>
-    </w:p>
-    <w:p>
-      <w:pPr>
-        <w:pStyle w:val="brajegyzk"/>
-        <w:tabs>
-          <w:tab w:val="right" w:leader="dot" w:pos="8720"/>
-        </w:tabs>
-        <w:rPr>
-          <w:rFonts w:asciiTheme="minorHAnsi" w:eastAsiaTheme="minorEastAsia" w:hAnsiTheme="minorHAnsi" w:cstheme="minorBidi"/>
-          <w:noProof/>
-          <w:color w:val="EE0000"/>
-          <w:sz w:val="22"/>
-          <w:lang w:eastAsia="hu-HU"/>
-        </w:rPr>
-      </w:pPr>
-      <w:r>
-        <w:rPr>
-          <w:color w:val="EE0000"/>
-        </w:rPr>
-        <w:fldChar w:fldCharType="begin"/>
-      </w:r>
-      <w:r>
-        <w:rPr>
-          <w:color w:val="EE0000"/>
-        </w:rPr>
-        <w:instrText xml:space="preserve"> TOC \h \z \c "kép" </w:instrText>
-      </w:r>
-      <w:r>
-        <w:rPr>
-          <w:color w:val="EE0000"/>
-        </w:rPr>
-        <w:fldChar w:fldCharType="separate"/>
-      </w:r>
-      <w:hyperlink w:anchor="_Toc63250394" w:history="1">
-        <w:r>
-          <w:rPr>
-            <w:rStyle w:val="Hiperhivatkozs"/>
-            <w:noProof/>
-            <w:color w:val="EE0000"/>
-          </w:rPr>
-          <w:t>1. kép Ez a módosító ablak a programban</w:t>
-        </w:r>
-        <w:r>
-          <w:rPr>
-            <w:noProof/>
-            <w:webHidden/>
-            <w:color w:val="EE0000"/>
-          </w:rPr>
-          <w:tab/>
-        </w:r>
-        <w:r>
-          <w:rPr>
-            <w:noProof/>
-            <w:webHidden/>
-            <w:color w:val="EE0000"/>
-          </w:rPr>
-          <w:fldChar w:fldCharType="begin"/>
-        </w:r>
-        <w:r>
-          <w:rPr>
-            <w:noProof/>
-            <w:webHidden/>
-            <w:color w:val="EE0000"/>
-          </w:rPr>
-          <w:instrText xml:space="preserve"> PAGEREF _Toc63250394 \h </w:instrText>
-        </w:r>
-        <w:r>
-          <w:rPr>
-            <w:noProof/>
-            <w:webHidden/>
-            <w:color w:val="EE0000"/>
-          </w:rPr>
-        </w:r>
-        <w:r>
-          <w:rPr>
-            <w:noProof/>
-            <w:webHidden/>
-            <w:color w:val="EE0000"/>
-          </w:rPr>
-          <w:fldChar w:fldCharType="separate"/>
-        </w:r>
-        <w:r>
-          <w:rPr>
-            <w:noProof/>
-            <w:webHidden/>
-            <w:color w:val="EE0000"/>
-          </w:rPr>
-          <w:t>5</w:t>
-        </w:r>
-        <w:r>
-          <w:rPr>
-            <w:noProof/>
-            <w:webHidden/>
-            <w:color w:val="EE0000"/>
-          </w:rPr>
-          <w:fldChar w:fldCharType="end"/>
-        </w:r>
-      </w:hyperlink>
-    </w:p>
-    <w:p>
-      <w:pPr>
-        <w:rPr>
-          <w:color w:val="EE0000"/>
-        </w:rPr>
-      </w:pPr>
-      <w:r>
-        <w:rPr>
-          <w:color w:val="EE0000"/>
-        </w:rPr>
-        <w:fldChar w:fldCharType="end"/>
-      </w:r>
-    </w:p>
-    <w:p>
-      <w:pPr>
-        <w:rPr>
-          <w:color w:val="EE0000"/>
-        </w:rPr>
-      </w:pPr>
-    </w:p>
-    <w:p>
-      <w:pPr>
-        <w:pStyle w:val="Cmsor1"/>
-      </w:pPr>
+      <w:bookmarkStart w:id="42" w:name="_Toc227137673"/>
       <w:r>
         <w:lastRenderedPageBreak/>
         <w:t>Fejlesztői napló</w:t>
       </w:r>
+      <w:bookmarkEnd w:id="42"/>
     </w:p>
     <w:p>
       <w:r>
@@ -25316,27 +25709,14 @@
     <w:pPr>
       <w:pStyle w:val="llb"/>
     </w:pPr>
-    <w:r>
-      <w:fldChar w:fldCharType="begin"/>
-    </w:r>
-    <w:r>
-      <w:instrText>DATE   \* MERGEFORMAT</w:instrText>
-    </w:r>
-    <w:r>
-      <w:fldChar w:fldCharType="separate"/>
-    </w:r>
-    <w:r>
-      <w:rPr>
-        <w:noProof/>
-      </w:rPr>
-      <w:t>2026. 04. 14.</w:t>
-    </w:r>
-    <w:r>
-      <w:rPr>
-        <w:noProof/>
-      </w:rPr>
-      <w:fldChar w:fldCharType="end"/>
-    </w:r>
+    <w:fldSimple w:instr="DATE   \* MERGEFORMAT">
+      <w:r>
+        <w:rPr>
+          <w:noProof/>
+        </w:rPr>
+        <w:t>2026. 04. 15.</w:t>
+      </w:r>
+    </w:fldSimple>
     <w:r>
       <w:tab/>
     </w:r>
@@ -25430,7 +25810,7 @@
 <w:numbering xmlns:wpc="http://schemas.microsoft.com/office/word/2010/wordprocessingCanvas" xmlns:cx="http://schemas.microsoft.com/office/drawing/2014/chartex" xmlns:cx1="http://schemas.microsoft.com/office/drawing/2015/9/8/chartex" xmlns:cx2="http://schemas.microsoft.com/office/drawing/2015/10/21/chartex" xmlns:cx3="http://schemas.microsoft.com/office/drawing/2016/5/9/chartex" xmlns:cx4="http://schemas.microsoft.com/office/drawing/2016/5/10/chartex" xmlns:cx5="http://schemas.microsoft.com/office/drawing/2016/5/11/chartex" xmlns:cx6="http://schemas.microsoft.com/office/drawing/2016/5/12/chartex" xmlns:cx7="http://schemas.microsoft.com/office/drawing/2016/5/13/chartex" xmlns:cx8="http://schemas.microsoft.com/office/drawing/2016/5/14/chartex" xmlns:mc="http://schemas.openxmlformats.org/markup-compatibility/2006" xmlns:aink="http://schemas.microsoft.com/office/drawing/2016/ink" xmlns:am3d="http://schemas.microsoft.com/office/drawing/2017/model3d" xmlns:o="urn:schemas-microsoft-com:office:office" xmlns:r="http://schemas.openxmlformats.org/officeDocument/2006/relationships" xmlns:m="http://schemas.openxmlformats.org/officeDocument/2006/math" xmlns:v="urn:schemas-microsoft-com:vml" xmlns:wp14="http://schemas.microsoft.com/office/word/2010/wordprocessingDrawing" xmlns:wp="http://schemas.openxmlformats.org/drawingml/2006/wordprocessingDrawing" xmlns:w10="urn:schemas-microsoft-com:office:word" xmlns:w="http://schemas.openxmlformats.org/wordprocessingml/2006/main" xmlns:w14="http://schemas.microsoft.com/office/word/2010/wordml" xmlns:w15="http://schemas.microsoft.com/office/word/2012/wordml" xmlns:w16cex="http://schemas.microsoft.com/office/word/2018/wordml/cex" xmlns:w16cid="http://schemas.microsoft.com/office/word/2016/wordml/cid" xmlns:w16="http://schemas.microsoft.com/office/word/2018/wordml" xmlns:w16sdtdh="http://schemas.microsoft.com/office/word/2020/wordml/sdtdatahash" xmlns:w16se="http://schemas.microsoft.com/office/word/2015/wordml/symex" xmlns:wpg="http://schemas.microsoft.com/office/word/2010/wordprocessingGroup" xmlns:wpi="http://schemas.microsoft.com/office/word/2010/wordprocessingInk" xmlns:wne="http://schemas.microsoft.com/office/word/2006/wordml" xmlns:wps="http://schemas.microsoft.com/office/word/2010/wordprocessingShape" mc:Ignorable="w14 w15 w16se w16cid w16 w16cex w16sdtdh wp14">
   <w:numPicBullet w:numPicBulletId="0">
     <w:pict>
-      <v:rect id="_x0000_i1068" style="width:0;height:1.5pt" o:hralign="center" o:bullet="t" o:hrstd="t" o:hr="t" fillcolor="#a0a0a0" stroked="f"/>
+      <v:rect id="_x0000_i1438" style="width:0;height:1.5pt" o:hralign="center" o:bullet="t" o:hrstd="t" o:hr="t" fillcolor="#a0a0a0" stroked="f"/>
     </w:pict>
   </w:numPicBullet>
   <w:abstractNum w:abstractNumId="0" w15:restartNumberingAfterBreak="0">
@@ -31767,7 +32147,6 @@
     <w:next w:val="Norml"/>
     <w:link w:val="Cmsor4Char"/>
     <w:uiPriority w:val="9"/>
-    <w:semiHidden/>
     <w:unhideWhenUsed/>
     <w:qFormat/>
     <w:rsid w:val="00AC7CA9"/>
@@ -32197,7 +32576,6 @@
     <w:basedOn w:val="Bekezdsalapbettpusa"/>
     <w:link w:val="Cmsor4"/>
     <w:uiPriority w:val="9"/>
-    <w:semiHidden/>
     <w:rsid w:val="00AC7CA9"/>
     <w:rPr>
       <w:rFonts w:asciiTheme="majorHAnsi" w:eastAsiaTheme="majorEastAsia" w:hAnsiTheme="majorHAnsi" w:cstheme="majorBidi"/>
@@ -32832,6 +33210,10 @@
 </file>
 
 <file path=customXml/item1.xml><?xml version="1.0" encoding="utf-8"?>
+<b:Sources xmlns:b="http://schemas.openxmlformats.org/officeDocument/2006/bibliography" xmlns="http://schemas.openxmlformats.org/officeDocument/2006/bibliography" SelectedStyle="\APA.XSL" StyleName="APA"/>
+</file>
+
+<file path=customXml/item2.xml><?xml version="1.0" encoding="utf-8"?>
 <ct:contentTypeSchema xmlns:ct="http://schemas.microsoft.com/office/2006/metadata/contentType" xmlns:ma="http://schemas.microsoft.com/office/2006/metadata/properties/metaAttributes" ct:_="" ma:_="" ma:contentTypeName="Dokumentum" ma:contentTypeID="0x010100A68ACE93D0DEBA4D8A5EE55AD7C8D291" ma:contentTypeVersion="3" ma:contentTypeDescription="Új dokumentum létrehozása." ma:contentTypeScope="" ma:versionID="306e3e948f7c6538380991c7913d797e">
   <xsd:schema xmlns:xsd="http://www.w3.org/2001/XMLSchema" xmlns:xs="http://www.w3.org/2001/XMLSchema" xmlns:p="http://schemas.microsoft.com/office/2006/metadata/properties" xmlns:ns2="a844e43c-7e76-4acb-9af9-f15a5b731b5e" targetNamespace="http://schemas.microsoft.com/office/2006/metadata/properties" ma:root="true" ma:fieldsID="a3373e347bfa58f57c9cdc15c562ff66" ns2:_="">
     <xsd:import namespace="a844e43c-7e76-4acb-9af9-f15a5b731b5e"/>
@@ -32969,17 +33351,7 @@
 </ct:contentTypeSchema>
 </file>
 
-<file path=customXml/item2.xml><?xml version="1.0" encoding="utf-8"?>
-<b:Sources xmlns:b="http://schemas.openxmlformats.org/officeDocument/2006/bibliography" xmlns="http://schemas.openxmlformats.org/officeDocument/2006/bibliography" SelectedStyle="\APA.XSL" StyleName="APA"/>
-</file>
-
 <file path=customXml/item3.xml><?xml version="1.0" encoding="utf-8"?>
-<p:properties xmlns:p="http://schemas.microsoft.com/office/2006/metadata/properties" xmlns:xsi="http://www.w3.org/2001/XMLSchema-instance" xmlns:pc="http://schemas.microsoft.com/office/infopath/2007/PartnerControls">
-  <documentManagement/>
-</p:properties>
-</file>
-
-<file path=customXml/item4.xml><?xml version="1.0" encoding="utf-8"?>
 <?mso-contentType ?>
 <FormTemplates xmlns="http://schemas.microsoft.com/sharepoint/v3/contenttype/forms">
   <Display>DocumentLibraryForm</Display>
@@ -32988,7 +33360,21 @@
 </FormTemplates>
 </file>
 
+<file path=customXml/item4.xml><?xml version="1.0" encoding="utf-8"?>
+<p:properties xmlns:p="http://schemas.microsoft.com/office/2006/metadata/properties" xmlns:xsi="http://www.w3.org/2001/XMLSchema-instance" xmlns:pc="http://schemas.microsoft.com/office/infopath/2007/PartnerControls">
+  <documentManagement/>
+</p:properties>
+</file>
+
 <file path=customXml/itemProps1.xml><?xml version="1.0" encoding="utf-8"?>
+<ds:datastoreItem xmlns:ds="http://schemas.openxmlformats.org/officeDocument/2006/customXml" ds:itemID="{31D8A198-B5FD-41D1-8F98-20D226CAF475}">
+  <ds:schemaRefs>
+    <ds:schemaRef ds:uri="http://schemas.openxmlformats.org/officeDocument/2006/bibliography"/>
+  </ds:schemaRefs>
+</ds:datastoreItem>
+</file>
+
+<file path=customXml/itemProps2.xml><?xml version="1.0" encoding="utf-8"?>
 <ds:datastoreItem xmlns:ds="http://schemas.openxmlformats.org/officeDocument/2006/customXml" ds:itemID="{0E404F72-D640-4AE1-9959-EF8B47D93A94}">
   <ds:schemaRefs>
     <ds:schemaRef ds:uri="http://schemas.microsoft.com/office/2006/metadata/contentType"/>
@@ -33006,27 +33392,19 @@
 </ds:datastoreItem>
 </file>
 
-<file path=customXml/itemProps2.xml><?xml version="1.0" encoding="utf-8"?>
-<ds:datastoreItem xmlns:ds="http://schemas.openxmlformats.org/officeDocument/2006/customXml" ds:itemID="{31D8A198-B5FD-41D1-8F98-20D226CAF475}">
+<file path=customXml/itemProps3.xml><?xml version="1.0" encoding="utf-8"?>
+<ds:datastoreItem xmlns:ds="http://schemas.openxmlformats.org/officeDocument/2006/customXml" ds:itemID="{49E9CE2F-4863-430F-A73B-CD3063AB172E}">
   <ds:schemaRefs>
-    <ds:schemaRef ds:uri="http://schemas.openxmlformats.org/officeDocument/2006/bibliography"/>
+    <ds:schemaRef ds:uri="http://schemas.microsoft.com/sharepoint/v3/contenttype/forms"/>
   </ds:schemaRefs>
 </ds:datastoreItem>
 </file>
 
-<file path=customXml/itemProps3.xml><?xml version="1.0" encoding="utf-8"?>
+<file path=customXml/itemProps4.xml><?xml version="1.0" encoding="utf-8"?>
 <ds:datastoreItem xmlns:ds="http://schemas.openxmlformats.org/officeDocument/2006/customXml" ds:itemID="{4683CF39-CBC1-469A-88EA-F31417A0D119}">
   <ds:schemaRefs>
     <ds:schemaRef ds:uri="http://schemas.microsoft.com/office/2006/metadata/properties"/>
     <ds:schemaRef ds:uri="http://schemas.microsoft.com/office/infopath/2007/PartnerControls"/>
   </ds:schemaRefs>
 </ds:datastoreItem>
-</file>
-
-<file path=customXml/itemProps4.xml><?xml version="1.0" encoding="utf-8"?>
-<ds:datastoreItem xmlns:ds="http://schemas.openxmlformats.org/officeDocument/2006/customXml" ds:itemID="{49E9CE2F-4863-430F-A73B-CD3063AB172E}">
-  <ds:schemaRefs>
-    <ds:schemaRef ds:uri="http://schemas.microsoft.com/sharepoint/v3/contenttype/forms"/>
-  </ds:schemaRefs>
-</ds:datastoreItem>
 </file>